--- a/docs/input_parameter_summary.docx
+++ b/docs/input_parameter_summary.docx
@@ -5,7 +5,8 @@
     <w:tbl>
       <w:tblPr>
         <w:tblStyle w:val="TableGrid"/>
-        <w:tblW w:w="9072" w:type="dxa"/>
+        <w:tblpPr w:leftFromText="180" w:rightFromText="180" w:vertAnchor="page" w:horzAnchor="margin" w:tblpY="2530"/>
+        <w:tblW w:w="8931" w:type="dxa"/>
         <w:tblBorders>
           <w:top w:val="none" w:sz="0" w:space="0" w:color="auto"/>
           <w:left w:val="none" w:sz="0" w:space="0" w:color="auto"/>
@@ -21,8 +22,8 @@
         <w:gridCol w:w="2250"/>
         <w:gridCol w:w="1294"/>
         <w:gridCol w:w="1701"/>
-        <w:gridCol w:w="2126"/>
-        <w:gridCol w:w="1701"/>
+        <w:gridCol w:w="2552"/>
+        <w:gridCol w:w="1134"/>
       </w:tblGrid>
       <w:tr>
         <w:tc>
@@ -105,7 +106,7 @@
         </w:tc>
         <w:tc>
           <w:tcPr>
-            <w:tcW w:w="2126" w:type="dxa"/>
+            <w:tcW w:w="2552" w:type="dxa"/>
             <w:tcBorders>
               <w:top w:val="single" w:sz="4" w:space="0" w:color="auto"/>
               <w:bottom w:val="single" w:sz="4" w:space="0" w:color="auto"/>
@@ -131,7 +132,7 @@
         </w:tc>
         <w:tc>
           <w:tcPr>
-            <w:tcW w:w="1701" w:type="dxa"/>
+            <w:tcW w:w="1134" w:type="dxa"/>
             <w:tcBorders>
               <w:top w:val="single" w:sz="4" w:space="0" w:color="auto"/>
               <w:bottom w:val="single" w:sz="4" w:space="0" w:color="auto"/>
@@ -218,7 +219,7 @@
         </w:tc>
         <w:tc>
           <w:tcPr>
-            <w:tcW w:w="2126" w:type="dxa"/>
+            <w:tcW w:w="2552" w:type="dxa"/>
             <w:tcBorders>
               <w:top w:val="single" w:sz="4" w:space="0" w:color="auto"/>
             </w:tcBorders>
@@ -235,7 +236,7 @@
         </w:tc>
         <w:tc>
           <w:tcPr>
-            <w:tcW w:w="1701" w:type="dxa"/>
+            <w:tcW w:w="1134" w:type="dxa"/>
             <w:tcBorders>
               <w:top w:val="single" w:sz="4" w:space="0" w:color="auto"/>
             </w:tcBorders>
@@ -315,13 +316,21 @@
                 <w:sz w:val="18"/>
                 <w:szCs w:val="18"/>
               </w:rPr>
-              <w:t>0.043-0.051</w:t>
-            </w:r>
-          </w:p>
-        </w:tc>
-        <w:tc>
-          <w:tcPr>
-            <w:tcW w:w="2126" w:type="dxa"/>
+              <w:t>0.043-0.0</w:t>
+            </w:r>
+            <w:r>
+              <w:rPr>
+                <w:rFonts w:ascii="Arial" w:hAnsi="Arial" w:cs="Arial"/>
+                <w:sz w:val="18"/>
+                <w:szCs w:val="18"/>
+              </w:rPr>
+              <w:t>49</w:t>
+            </w:r>
+          </w:p>
+        </w:tc>
+        <w:tc>
+          <w:tcPr>
+            <w:tcW w:w="2552" w:type="dxa"/>
           </w:tcPr>
           <w:p>
             <w:pPr>
@@ -347,46 +356,93 @@
                 <w:sz w:val="18"/>
                 <w:szCs w:val="18"/>
               </w:rPr>
-              <w:t>628.4,</w:t>
-            </w:r>
-          </w:p>
-          <w:p>
-            <w:pPr>
-              <w:rPr>
-                <w:rFonts w:ascii="Arial" w:hAnsi="Arial" w:cs="Arial"/>
-                <w:sz w:val="18"/>
-                <w:szCs w:val="18"/>
-              </w:rPr>
-            </w:pPr>
-            <w:r>
-              <w:rPr>
-                <w:rFonts w:ascii="Arial" w:hAnsi="Arial" w:cs="Arial"/>
-                <w:sz w:val="18"/>
-                <w:szCs w:val="18"/>
-              </w:rPr>
-              <w:t>12944.5)</w:t>
-            </w:r>
-          </w:p>
-        </w:tc>
-        <w:tc>
-          <w:tcPr>
-            <w:tcW w:w="1701" w:type="dxa"/>
-          </w:tcPr>
-          <w:p>
-            <w:pPr>
-              <w:rPr>
-                <w:rFonts w:ascii="Arial" w:hAnsi="Arial" w:cs="Arial"/>
-                <w:sz w:val="18"/>
-                <w:szCs w:val="18"/>
-              </w:rPr>
-            </w:pPr>
-            <w:r>
-              <w:rPr>
-                <w:rFonts w:ascii="Arial" w:hAnsi="Arial" w:cs="Arial"/>
-                <w:sz w:val="18"/>
-                <w:szCs w:val="18"/>
-              </w:rPr>
-              <w:t>Bolt et al.</w:t>
+              <w:t>389.9</w:t>
+            </w:r>
+            <w:r>
+              <w:rPr>
+                <w:rFonts w:ascii="Arial" w:hAnsi="Arial" w:cs="Arial"/>
+                <w:sz w:val="18"/>
+                <w:szCs w:val="18"/>
+              </w:rPr>
+              <w:t>,</w:t>
+            </w:r>
+          </w:p>
+          <w:p>
+            <w:pPr>
+              <w:rPr>
+                <w:rFonts w:ascii="Arial" w:hAnsi="Arial" w:cs="Arial"/>
+                <w:sz w:val="18"/>
+                <w:szCs w:val="18"/>
+              </w:rPr>
+            </w:pPr>
+            <w:r>
+              <w:rPr>
+                <w:rFonts w:ascii="Arial" w:hAnsi="Arial" w:cs="Arial"/>
+                <w:sz w:val="18"/>
+                <w:szCs w:val="18"/>
+              </w:rPr>
+              <w:t>8377.2</w:t>
+            </w:r>
+            <w:r>
+              <w:rPr>
+                <w:rFonts w:ascii="Arial" w:hAnsi="Arial" w:cs="Arial"/>
+                <w:sz w:val="18"/>
+                <w:szCs w:val="18"/>
+              </w:rPr>
+              <w:t>)</w:t>
+            </w:r>
+          </w:p>
+        </w:tc>
+        <w:tc>
+          <w:tcPr>
+            <w:tcW w:w="1134" w:type="dxa"/>
+          </w:tcPr>
+          <w:p>
+            <w:pPr>
+              <w:rPr>
+                <w:rFonts w:ascii="Arial" w:hAnsi="Arial" w:cs="Arial"/>
+                <w:sz w:val="18"/>
+                <w:szCs w:val="18"/>
+              </w:rPr>
+            </w:pPr>
+            <w:r>
+              <w:rPr>
+                <w:rFonts w:ascii="Arial" w:hAnsi="Arial" w:cs="Arial"/>
+                <w:sz w:val="18"/>
+                <w:szCs w:val="18"/>
+              </w:rPr>
+              <w:fldChar w:fldCharType="begin"/>
+            </w:r>
+            <w:r>
+              <w:rPr>
+                <w:rFonts w:ascii="Arial" w:hAnsi="Arial" w:cs="Arial"/>
+                <w:sz w:val="18"/>
+                <w:szCs w:val="18"/>
+              </w:rPr>
+              <w:instrText xml:space="preserve"> ADDIN ZOTERO_ITEM CSL_CITATION {"citationID":"HZGoj22x","properties":{"formattedCitation":"(1)","plainCitation":"(1)","noteIndex":0},"citationItems":[{"id":206,"uris":["http://zotero.org/users/10269583/items/ZLBK2T5Z"],"itemData":{"id":206,"type":"article","abstract":"Norovirus is one of the most common gastrointestinal pathogens and causes substantial morbidity and mortality worldwide. A serious consequence can be acute kidney injury (AKI), characterised by a rapid deterioration of kidney function. A quarter of all inpatients have AKI, which is associated with an increased risk of mortality. This study aimed to quantify the contribution of norovirus community transmission to AKI hospitalisations in England and its attributable cost. We developed an age-structured deterministic compartmental dynamic transmission model for norovirus. We used a Bayesian approach to fit the model to multiple electronic health data sources, including hospitalisations and primary care records for AKI and gastroenteritis, as well as laboratory-confirmed norovirus surveillance data in England, from 2013-2019. We used Markov Chain Monte Carlo to estimate the effect of norovirus incidence on community-acquired AKI hospitalisations. We estimate 25.4% (95% CrI: 17.9-36.3%) of norovirus infections in people aged 65 years and above were linked to community-acquired AKI hospitalisations, amounting to 793,229 (95% CrI: 557,125-1,130,593) hospitalisations between 2013-2019. This represents 16.3% (95% CrI: 11.4-23.2%) of community acquired AKI hospitalisations in people aged 65 years and above over this period. The economic healthcare cost associated with norovirus-linked AKI admissions was estimated to be on average £343 million annually. Gastroenteritis has previously been identified as an important risk factor for AKI in vulnerable patients. Our results suggest norovirus incidence in the community plays an important role in driving AKI hospitalisations in individuals aged 65 years and above. This is the first population-level estimate of the prevalence of norovirus infections linked to hospitalisations for AKI, and the comparable seasonal patterns between the two. This presents a substantial economic burden on the healthcare system and AKI hospitalisation should be an important consideration when evaluating future norovirus vaccines.","DOI":"10.1101/2024.10.24.24316053","language":"en","license":"http://creativecommons.org/licenses/by/4.0/","source":"Infectious Diseases (except HIV/AIDS)","title":"Quantifying the impact of norovirus transmission in the community on acute kidney injury hospitalisations in England: a mathematical modelling study","title-short":"Quantifying the impact of norovirus transmission in the community on acute kidney injury hospitalisations in England","URL":"http://medrxiv.org/lookup/doi/10.1101/2024.10.24.24316053","author":[{"family":"Bolt","given":"Hikaru"},{"family":"Gupte","given":"Pratik R"},{"family":"Douglas","given":"Amy"},{"family":"Sadmann","given":"Frank G"},{"family":"Tomlinson","given":"Laurie A"},{"family":"Eggo","given":"Rosalind M"}],"accessed":{"date-parts":[["2024",11,11]]},"issued":{"date-parts":[["2024",10,24]]}}}],"schema":"https://github.com/citation-style-language/schema/raw/master/csl-citation.json"} </w:instrText>
+            </w:r>
+            <w:r>
+              <w:rPr>
+                <w:rFonts w:ascii="Arial" w:hAnsi="Arial" w:cs="Arial"/>
+                <w:sz w:val="18"/>
+                <w:szCs w:val="18"/>
+              </w:rPr>
+              <w:fldChar w:fldCharType="separate"/>
+            </w:r>
+            <w:r>
+              <w:rPr>
+                <w:rFonts w:ascii="Arial" w:hAnsi="Arial" w:cs="Arial"/>
+                <w:sz w:val="18"/>
+              </w:rPr>
+              <w:t>(1)</w:t>
+            </w:r>
+            <w:r>
+              <w:rPr>
+                <w:rFonts w:ascii="Arial" w:hAnsi="Arial" w:cs="Arial"/>
+                <w:sz w:val="18"/>
+                <w:szCs w:val="18"/>
+              </w:rPr>
+              <w:fldChar w:fldCharType="end"/>
             </w:r>
           </w:p>
         </w:tc>
@@ -433,7 +489,15 @@
                 <w:sz w:val="18"/>
                 <w:szCs w:val="18"/>
               </w:rPr>
-              <w:t>0.035</w:t>
+              <w:t>0.0</w:t>
+            </w:r>
+            <w:r>
+              <w:rPr>
+                <w:rFonts w:ascii="Arial" w:hAnsi="Arial" w:cs="Arial"/>
+                <w:sz w:val="18"/>
+                <w:szCs w:val="18"/>
+              </w:rPr>
+              <w:t>44</w:t>
             </w:r>
           </w:p>
         </w:tc>
@@ -455,13 +519,37 @@
                 <w:sz w:val="18"/>
                 <w:szCs w:val="18"/>
               </w:rPr>
-              <w:t>0.032-0.039</w:t>
-            </w:r>
-          </w:p>
-        </w:tc>
-        <w:tc>
-          <w:tcPr>
-            <w:tcW w:w="2126" w:type="dxa"/>
+              <w:t>0.0</w:t>
+            </w:r>
+            <w:r>
+              <w:rPr>
+                <w:rFonts w:ascii="Arial" w:hAnsi="Arial" w:cs="Arial"/>
+                <w:sz w:val="18"/>
+                <w:szCs w:val="18"/>
+              </w:rPr>
+              <w:t>40</w:t>
+            </w:r>
+            <w:r>
+              <w:rPr>
+                <w:rFonts w:ascii="Arial" w:hAnsi="Arial" w:cs="Arial"/>
+                <w:sz w:val="18"/>
+                <w:szCs w:val="18"/>
+              </w:rPr>
+              <w:t>-0.</w:t>
+            </w:r>
+            <w:r>
+              <w:rPr>
+                <w:rFonts w:ascii="Arial" w:hAnsi="Arial" w:cs="Arial"/>
+                <w:sz w:val="18"/>
+                <w:szCs w:val="18"/>
+              </w:rPr>
+              <w:t>049</w:t>
+            </w:r>
+          </w:p>
+        </w:tc>
+        <w:tc>
+          <w:tcPr>
+            <w:tcW w:w="2552" w:type="dxa"/>
           </w:tcPr>
           <w:p>
             <w:pPr>
@@ -487,46 +575,93 @@
                 <w:sz w:val="18"/>
                 <w:szCs w:val="18"/>
               </w:rPr>
-              <w:t xml:space="preserve">452.4, </w:t>
-            </w:r>
-          </w:p>
-          <w:p>
-            <w:pPr>
-              <w:rPr>
-                <w:rFonts w:ascii="Arial" w:hAnsi="Arial" w:cs="Arial"/>
-                <w:sz w:val="18"/>
-                <w:szCs w:val="18"/>
-              </w:rPr>
-            </w:pPr>
-            <w:r>
-              <w:rPr>
-                <w:rFonts w:ascii="Arial" w:hAnsi="Arial" w:cs="Arial"/>
-                <w:sz w:val="18"/>
-                <w:szCs w:val="18"/>
-              </w:rPr>
-              <w:t>12376.3)</w:t>
-            </w:r>
-          </w:p>
-        </w:tc>
-        <w:tc>
-          <w:tcPr>
-            <w:tcW w:w="1701" w:type="dxa"/>
-          </w:tcPr>
-          <w:p>
-            <w:pPr>
-              <w:rPr>
-                <w:rFonts w:ascii="Arial" w:hAnsi="Arial" w:cs="Arial"/>
-                <w:sz w:val="18"/>
-                <w:szCs w:val="18"/>
-              </w:rPr>
-            </w:pPr>
-            <w:r>
-              <w:rPr>
-                <w:rFonts w:ascii="Arial" w:hAnsi="Arial" w:cs="Arial"/>
-                <w:sz w:val="18"/>
-                <w:szCs w:val="18"/>
-              </w:rPr>
-              <w:t>Bolt et al.</w:t>
+              <w:t>389.9</w:t>
+            </w:r>
+            <w:r>
+              <w:rPr>
+                <w:rFonts w:ascii="Arial" w:hAnsi="Arial" w:cs="Arial"/>
+                <w:sz w:val="18"/>
+                <w:szCs w:val="18"/>
+              </w:rPr>
+              <w:t xml:space="preserve">, </w:t>
+            </w:r>
+          </w:p>
+          <w:p>
+            <w:pPr>
+              <w:rPr>
+                <w:rFonts w:ascii="Arial" w:hAnsi="Arial" w:cs="Arial"/>
+                <w:sz w:val="18"/>
+                <w:szCs w:val="18"/>
+              </w:rPr>
+            </w:pPr>
+            <w:r>
+              <w:rPr>
+                <w:rFonts w:ascii="Arial" w:hAnsi="Arial" w:cs="Arial"/>
+                <w:sz w:val="18"/>
+                <w:szCs w:val="18"/>
+              </w:rPr>
+              <w:t>8377.2</w:t>
+            </w:r>
+            <w:r>
+              <w:rPr>
+                <w:rFonts w:ascii="Arial" w:hAnsi="Arial" w:cs="Arial"/>
+                <w:sz w:val="18"/>
+                <w:szCs w:val="18"/>
+              </w:rPr>
+              <w:t>)</w:t>
+            </w:r>
+          </w:p>
+        </w:tc>
+        <w:tc>
+          <w:tcPr>
+            <w:tcW w:w="1134" w:type="dxa"/>
+          </w:tcPr>
+          <w:p>
+            <w:pPr>
+              <w:rPr>
+                <w:rFonts w:ascii="Arial" w:hAnsi="Arial" w:cs="Arial"/>
+                <w:sz w:val="18"/>
+                <w:szCs w:val="18"/>
+              </w:rPr>
+            </w:pPr>
+            <w:r>
+              <w:rPr>
+                <w:rFonts w:ascii="Arial" w:hAnsi="Arial" w:cs="Arial"/>
+                <w:sz w:val="18"/>
+                <w:szCs w:val="18"/>
+              </w:rPr>
+              <w:fldChar w:fldCharType="begin"/>
+            </w:r>
+            <w:r>
+              <w:rPr>
+                <w:rFonts w:ascii="Arial" w:hAnsi="Arial" w:cs="Arial"/>
+                <w:sz w:val="18"/>
+                <w:szCs w:val="18"/>
+              </w:rPr>
+              <w:instrText xml:space="preserve"> ADDIN ZOTERO_ITEM CSL_CITATION {"citationID":"IWN0qtCB","properties":{"formattedCitation":"(1)","plainCitation":"(1)","noteIndex":0},"citationItems":[{"id":206,"uris":["http://zotero.org/users/10269583/items/ZLBK2T5Z"],"itemData":{"id":206,"type":"article","abstract":"Norovirus is one of the most common gastrointestinal pathogens and causes substantial morbidity and mortality worldwide. A serious consequence can be acute kidney injury (AKI), characterised by a rapid deterioration of kidney function. A quarter of all inpatients have AKI, which is associated with an increased risk of mortality. This study aimed to quantify the contribution of norovirus community transmission to AKI hospitalisations in England and its attributable cost. We developed an age-structured deterministic compartmental dynamic transmission model for norovirus. We used a Bayesian approach to fit the model to multiple electronic health data sources, including hospitalisations and primary care records for AKI and gastroenteritis, as well as laboratory-confirmed norovirus surveillance data in England, from 2013-2019. We used Markov Chain Monte Carlo to estimate the effect of norovirus incidence on community-acquired AKI hospitalisations. We estimate 25.4% (95% CrI: 17.9-36.3%) of norovirus infections in people aged 65 years and above were linked to community-acquired AKI hospitalisations, amounting to 793,229 (95% CrI: 557,125-1,130,593) hospitalisations between 2013-2019. This represents 16.3% (95% CrI: 11.4-23.2%) of community acquired AKI hospitalisations in people aged 65 years and above over this period. The economic healthcare cost associated with norovirus-linked AKI admissions was estimated to be on average £343 million annually. Gastroenteritis has previously been identified as an important risk factor for AKI in vulnerable patients. Our results suggest norovirus incidence in the community plays an important role in driving AKI hospitalisations in individuals aged 65 years and above. This is the first population-level estimate of the prevalence of norovirus infections linked to hospitalisations for AKI, and the comparable seasonal patterns between the two. This presents a substantial economic burden on the healthcare system and AKI hospitalisation should be an important consideration when evaluating future norovirus vaccines.","DOI":"10.1101/2024.10.24.24316053","language":"en","license":"http://creativecommons.org/licenses/by/4.0/","source":"Infectious Diseases (except HIV/AIDS)","title":"Quantifying the impact of norovirus transmission in the community on acute kidney injury hospitalisations in England: a mathematical modelling study","title-short":"Quantifying the impact of norovirus transmission in the community on acute kidney injury hospitalisations in England","URL":"http://medrxiv.org/lookup/doi/10.1101/2024.10.24.24316053","author":[{"family":"Bolt","given":"Hikaru"},{"family":"Gupte","given":"Pratik R"},{"family":"Douglas","given":"Amy"},{"family":"Sadmann","given":"Frank G"},{"family":"Tomlinson","given":"Laurie A"},{"family":"Eggo","given":"Rosalind M"}],"accessed":{"date-parts":[["2024",11,11]]},"issued":{"date-parts":[["2024",10,24]]}}}],"schema":"https://github.com/citation-style-language/schema/raw/master/csl-citation.json"} </w:instrText>
+            </w:r>
+            <w:r>
+              <w:rPr>
+                <w:rFonts w:ascii="Arial" w:hAnsi="Arial" w:cs="Arial"/>
+                <w:sz w:val="18"/>
+                <w:szCs w:val="18"/>
+              </w:rPr>
+              <w:fldChar w:fldCharType="separate"/>
+            </w:r>
+            <w:r>
+              <w:rPr>
+                <w:rFonts w:ascii="Arial" w:hAnsi="Arial" w:cs="Arial"/>
+                <w:sz w:val="18"/>
+              </w:rPr>
+              <w:t>(1)</w:t>
+            </w:r>
+            <w:r>
+              <w:rPr>
+                <w:rFonts w:ascii="Arial" w:hAnsi="Arial" w:cs="Arial"/>
+                <w:sz w:val="18"/>
+                <w:szCs w:val="18"/>
+              </w:rPr>
+              <w:fldChar w:fldCharType="end"/>
             </w:r>
           </w:p>
         </w:tc>
@@ -601,7 +736,7 @@
         </w:tc>
         <w:tc>
           <w:tcPr>
-            <w:tcW w:w="2126" w:type="dxa"/>
+            <w:tcW w:w="2552" w:type="dxa"/>
           </w:tcPr>
           <w:p>
             <w:pPr>
@@ -627,29 +762,84 @@
                 <w:sz w:val="18"/>
                 <w:szCs w:val="18"/>
               </w:rPr>
-              <w:t>15234.64, 416794.8)</w:t>
-            </w:r>
-          </w:p>
-        </w:tc>
-        <w:tc>
-          <w:tcPr>
-            <w:tcW w:w="1701" w:type="dxa"/>
-          </w:tcPr>
-          <w:p>
-            <w:pPr>
-              <w:rPr>
-                <w:rFonts w:ascii="Arial" w:hAnsi="Arial" w:cs="Arial"/>
-                <w:sz w:val="18"/>
-                <w:szCs w:val="18"/>
-              </w:rPr>
-            </w:pPr>
-            <w:r>
-              <w:rPr>
-                <w:rFonts w:ascii="Arial" w:hAnsi="Arial" w:cs="Arial"/>
-                <w:sz w:val="18"/>
-                <w:szCs w:val="18"/>
-              </w:rPr>
-              <w:t>O’Brien et al.</w:t>
+              <w:t>15.3</w:t>
+            </w:r>
+            <w:r>
+              <w:rPr>
+                <w:rFonts w:ascii="Arial" w:hAnsi="Arial" w:cs="Arial"/>
+                <w:sz w:val="18"/>
+                <w:szCs w:val="18"/>
+              </w:rPr>
+              <w:t xml:space="preserve">, </w:t>
+            </w:r>
+            <w:r>
+              <w:rPr>
+                <w:rFonts w:ascii="Arial" w:hAnsi="Arial" w:cs="Arial"/>
+                <w:sz w:val="18"/>
+                <w:szCs w:val="18"/>
+              </w:rPr>
+              <w:t>13937.7</w:t>
+            </w:r>
+            <w:r>
+              <w:rPr>
+                <w:rFonts w:ascii="Arial" w:hAnsi="Arial" w:cs="Arial"/>
+                <w:sz w:val="18"/>
+                <w:szCs w:val="18"/>
+              </w:rPr>
+              <w:t>)</w:t>
+            </w:r>
+          </w:p>
+        </w:tc>
+        <w:tc>
+          <w:tcPr>
+            <w:tcW w:w="1134" w:type="dxa"/>
+          </w:tcPr>
+          <w:p>
+            <w:pPr>
+              <w:rPr>
+                <w:rFonts w:ascii="Arial" w:hAnsi="Arial" w:cs="Arial"/>
+                <w:sz w:val="18"/>
+                <w:szCs w:val="18"/>
+              </w:rPr>
+            </w:pPr>
+            <w:r>
+              <w:rPr>
+                <w:rFonts w:ascii="Arial" w:hAnsi="Arial" w:cs="Arial"/>
+                <w:sz w:val="18"/>
+                <w:szCs w:val="18"/>
+              </w:rPr>
+              <w:fldChar w:fldCharType="begin"/>
+            </w:r>
+            <w:r>
+              <w:rPr>
+                <w:rFonts w:ascii="Arial" w:hAnsi="Arial" w:cs="Arial"/>
+                <w:sz w:val="18"/>
+                <w:szCs w:val="18"/>
+              </w:rPr>
+              <w:instrText xml:space="preserve"> ADDIN ZOTERO_ITEM CSL_CITATION {"citationID":"uSqwy1me","properties":{"formattedCitation":"(2)","plainCitation":"(2)","noteIndex":0},"citationItems":[{"id":250,"uris":["http://zotero.org/users/10269583/items/B9HAW2XI"],"itemData":{"id":250,"type":"article-journal","container-title":"Journal of Infectious Diseases","DOI":"10.1093/infdis/jiv411","ISSN":"0022-1899, 1537-6613","issue":"suppl 1","journalAbbreviation":"J Infect Dis.","language":"en","page":"S15-S18","source":"DOI.org (Crossref)","title":"Age-Specific Incidence Rates for Norovirus in the Community and Presenting to Primary Healthcare Facilities in the United Kingdom","volume":"213","author":[{"family":"O'Brien","given":"Sarah J."},{"family":"Donaldson","given":"Anna L."},{"family":"Iturriza-Gomara","given":"Miren"},{"family":"Tam","given":"Clarence C."}],"issued":{"date-parts":[["2016",2,1]]}}}],"schema":"https://github.com/citation-style-language/schema/raw/master/csl-citation.json"} </w:instrText>
+            </w:r>
+            <w:r>
+              <w:rPr>
+                <w:rFonts w:ascii="Arial" w:hAnsi="Arial" w:cs="Arial"/>
+                <w:sz w:val="18"/>
+                <w:szCs w:val="18"/>
+              </w:rPr>
+              <w:fldChar w:fldCharType="separate"/>
+            </w:r>
+            <w:r>
+              <w:rPr>
+                <w:rFonts w:ascii="Arial" w:hAnsi="Arial" w:cs="Arial"/>
+                <w:sz w:val="18"/>
+              </w:rPr>
+              <w:t>(2)</w:t>
+            </w:r>
+            <w:r>
+              <w:rPr>
+                <w:rFonts w:ascii="Arial" w:hAnsi="Arial" w:cs="Arial"/>
+                <w:sz w:val="18"/>
+                <w:szCs w:val="18"/>
+              </w:rPr>
+              <w:fldChar w:fldCharType="end"/>
             </w:r>
           </w:p>
         </w:tc>
@@ -724,7 +914,7 @@
         </w:tc>
         <w:tc>
           <w:tcPr>
-            <w:tcW w:w="2126" w:type="dxa"/>
+            <w:tcW w:w="2552" w:type="dxa"/>
           </w:tcPr>
           <w:p>
             <w:pPr>
@@ -756,23 +946,54 @@
         </w:tc>
         <w:tc>
           <w:tcPr>
-            <w:tcW w:w="1701" w:type="dxa"/>
-          </w:tcPr>
-          <w:p>
-            <w:pPr>
-              <w:rPr>
-                <w:rFonts w:ascii="Arial" w:hAnsi="Arial" w:cs="Arial"/>
-                <w:sz w:val="18"/>
-                <w:szCs w:val="18"/>
-              </w:rPr>
-            </w:pPr>
-            <w:r>
-              <w:rPr>
-                <w:rFonts w:ascii="Arial" w:hAnsi="Arial" w:cs="Arial"/>
-                <w:sz w:val="18"/>
-                <w:szCs w:val="18"/>
-              </w:rPr>
-              <w:t>O’Brien et al.</w:t>
+            <w:tcW w:w="1134" w:type="dxa"/>
+          </w:tcPr>
+          <w:p>
+            <w:pPr>
+              <w:rPr>
+                <w:rFonts w:ascii="Arial" w:hAnsi="Arial" w:cs="Arial"/>
+                <w:sz w:val="18"/>
+                <w:szCs w:val="18"/>
+              </w:rPr>
+            </w:pPr>
+            <w:r>
+              <w:rPr>
+                <w:rFonts w:ascii="Arial" w:hAnsi="Arial" w:cs="Arial"/>
+                <w:sz w:val="18"/>
+                <w:szCs w:val="18"/>
+              </w:rPr>
+              <w:fldChar w:fldCharType="begin"/>
+            </w:r>
+            <w:r>
+              <w:rPr>
+                <w:rFonts w:ascii="Arial" w:hAnsi="Arial" w:cs="Arial"/>
+                <w:sz w:val="18"/>
+                <w:szCs w:val="18"/>
+              </w:rPr>
+              <w:instrText xml:space="preserve"> ADDIN ZOTERO_ITEM CSL_CITATION {"citationID":"hkA4dwA6","properties":{"formattedCitation":"(2)","plainCitation":"(2)","noteIndex":0},"citationItems":[{"id":250,"uris":["http://zotero.org/users/10269583/items/B9HAW2XI"],"itemData":{"id":250,"type":"article-journal","container-title":"Journal of Infectious Diseases","DOI":"10.1093/infdis/jiv411","ISSN":"0022-1899, 1537-6613","issue":"suppl 1","journalAbbreviation":"J Infect Dis.","language":"en","page":"S15-S18","source":"DOI.org (Crossref)","title":"Age-Specific Incidence Rates for Norovirus in the Community and Presenting to Primary Healthcare Facilities in the United Kingdom","volume":"213","author":[{"family":"O'Brien","given":"Sarah J."},{"family":"Donaldson","given":"Anna L."},{"family":"Iturriza-Gomara","given":"Miren"},{"family":"Tam","given":"Clarence C."}],"issued":{"date-parts":[["2016",2,1]]}}}],"schema":"https://github.com/citation-style-language/schema/raw/master/csl-citation.json"} </w:instrText>
+            </w:r>
+            <w:r>
+              <w:rPr>
+                <w:rFonts w:ascii="Arial" w:hAnsi="Arial" w:cs="Arial"/>
+                <w:sz w:val="18"/>
+                <w:szCs w:val="18"/>
+              </w:rPr>
+              <w:fldChar w:fldCharType="separate"/>
+            </w:r>
+            <w:r>
+              <w:rPr>
+                <w:rFonts w:ascii="Arial" w:hAnsi="Arial" w:cs="Arial"/>
+                <w:sz w:val="18"/>
+              </w:rPr>
+              <w:t>(2)</w:t>
+            </w:r>
+            <w:r>
+              <w:rPr>
+                <w:rFonts w:ascii="Arial" w:hAnsi="Arial" w:cs="Arial"/>
+                <w:sz w:val="18"/>
+                <w:szCs w:val="18"/>
+              </w:rPr>
+              <w:fldChar w:fldCharType="end"/>
             </w:r>
           </w:p>
         </w:tc>
@@ -798,6 +1019,14 @@
               </w:rPr>
               <w:t>Norovirus hospitalisation</w:t>
             </w:r>
+            <w:r>
+              <w:rPr>
+                <w:rFonts w:ascii="Arial" w:hAnsi="Arial" w:cs="Arial"/>
+                <w:sz w:val="18"/>
+                <w:szCs w:val="18"/>
+              </w:rPr>
+              <w:t xml:space="preserve"> (annual)</w:t>
+            </w:r>
           </w:p>
         </w:tc>
         <w:tc>
@@ -830,21 +1059,21 @@
         </w:tc>
         <w:tc>
           <w:tcPr>
-            <w:tcW w:w="2126" w:type="dxa"/>
-          </w:tcPr>
-          <w:p>
-            <w:pPr>
-              <w:rPr>
-                <w:rFonts w:ascii="Arial" w:hAnsi="Arial" w:cs="Arial"/>
-                <w:sz w:val="18"/>
-                <w:szCs w:val="18"/>
-              </w:rPr>
-            </w:pPr>
-          </w:p>
-        </w:tc>
-        <w:tc>
-          <w:tcPr>
-            <w:tcW w:w="1701" w:type="dxa"/>
+            <w:tcW w:w="2552" w:type="dxa"/>
+          </w:tcPr>
+          <w:p>
+            <w:pPr>
+              <w:rPr>
+                <w:rFonts w:ascii="Arial" w:hAnsi="Arial" w:cs="Arial"/>
+                <w:sz w:val="18"/>
+                <w:szCs w:val="18"/>
+              </w:rPr>
+            </w:pPr>
+          </w:p>
+        </w:tc>
+        <w:tc>
+          <w:tcPr>
+            <w:tcW w:w="1134" w:type="dxa"/>
           </w:tcPr>
           <w:p>
             <w:pPr>
@@ -927,7 +1156,7 @@
         </w:tc>
         <w:tc>
           <w:tcPr>
-            <w:tcW w:w="2126" w:type="dxa"/>
+            <w:tcW w:w="2552" w:type="dxa"/>
           </w:tcPr>
           <w:p>
             <w:pPr>
@@ -959,33 +1188,54 @@
         </w:tc>
         <w:tc>
           <w:tcPr>
-            <w:tcW w:w="1701" w:type="dxa"/>
-          </w:tcPr>
-          <w:p>
-            <w:pPr>
-              <w:rPr>
-                <w:rFonts w:ascii="Arial" w:hAnsi="Arial" w:cs="Arial"/>
-                <w:sz w:val="18"/>
-                <w:szCs w:val="18"/>
-              </w:rPr>
-            </w:pPr>
-            <w:proofErr w:type="spellStart"/>
-            <w:r>
-              <w:rPr>
-                <w:rFonts w:ascii="Arial" w:hAnsi="Arial" w:cs="Arial"/>
-                <w:sz w:val="18"/>
-                <w:szCs w:val="18"/>
-              </w:rPr>
-              <w:t>Verstraeten</w:t>
-            </w:r>
-            <w:proofErr w:type="spellEnd"/>
-            <w:r>
-              <w:rPr>
-                <w:rFonts w:ascii="Arial" w:hAnsi="Arial" w:cs="Arial"/>
-                <w:sz w:val="18"/>
-                <w:szCs w:val="18"/>
-              </w:rPr>
-              <w:t xml:space="preserve"> at al.</w:t>
+            <w:tcW w:w="1134" w:type="dxa"/>
+          </w:tcPr>
+          <w:p>
+            <w:pPr>
+              <w:rPr>
+                <w:rFonts w:ascii="Arial" w:hAnsi="Arial" w:cs="Arial"/>
+                <w:sz w:val="18"/>
+                <w:szCs w:val="18"/>
+              </w:rPr>
+            </w:pPr>
+            <w:r>
+              <w:rPr>
+                <w:rFonts w:ascii="Arial" w:hAnsi="Arial" w:cs="Arial"/>
+                <w:sz w:val="18"/>
+                <w:szCs w:val="18"/>
+              </w:rPr>
+              <w:fldChar w:fldCharType="begin"/>
+            </w:r>
+            <w:r>
+              <w:rPr>
+                <w:rFonts w:ascii="Arial" w:hAnsi="Arial" w:cs="Arial"/>
+                <w:sz w:val="18"/>
+                <w:szCs w:val="18"/>
+              </w:rPr>
+              <w:instrText xml:space="preserve"> ADDIN ZOTERO_ITEM CSL_CITATION {"citationID":"aKINk1w7","properties":{"formattedCitation":"(3)","plainCitation":"(3)","noteIndex":0},"citationItems":[{"id":213,"uris":["http://zotero.org/users/10269583/items/JN8M3YH6"],"itemData":{"id":213,"type":"article-journal","container-title":"The Journal of Infectious Diseases","DOI":"10.1093/infdis/jix410","ISSN":"0022-1899, 1537-6613","issue":"8","language":"en","page":"957-965","source":"DOI.org (Crossref)","title":"Estimating the Burden of Medically Attended Norovirus Gastroenteritis: Modeling Linked Primary Care and Hospitalization Datasets","title-short":"Estimating the Burden of Medically Attended Norovirus Gastroenteritis","volume":"216","author":[{"family":"Verstraeten","given":"Thomas"},{"family":"Cattaert","given":"Tom"},{"family":"Harris","given":"John"},{"family":"Lopman","given":"Ben"},{"family":"Tam","given":"Clarence C"},{"family":"Ferreira","given":"Germano"}],"issued":{"date-parts":[["2017",11,15]]}}}],"schema":"https://github.com/citation-style-language/schema/raw/master/csl-citation.json"} </w:instrText>
+            </w:r>
+            <w:r>
+              <w:rPr>
+                <w:rFonts w:ascii="Arial" w:hAnsi="Arial" w:cs="Arial"/>
+                <w:sz w:val="18"/>
+                <w:szCs w:val="18"/>
+              </w:rPr>
+              <w:fldChar w:fldCharType="separate"/>
+            </w:r>
+            <w:r>
+              <w:rPr>
+                <w:rFonts w:ascii="Arial" w:hAnsi="Arial" w:cs="Arial"/>
+                <w:sz w:val="18"/>
+              </w:rPr>
+              <w:t>(3)</w:t>
+            </w:r>
+            <w:r>
+              <w:rPr>
+                <w:rFonts w:ascii="Arial" w:hAnsi="Arial" w:cs="Arial"/>
+                <w:sz w:val="18"/>
+                <w:szCs w:val="18"/>
+              </w:rPr>
+              <w:fldChar w:fldCharType="end"/>
             </w:r>
           </w:p>
         </w:tc>
@@ -1060,7 +1310,7 @@
         </w:tc>
         <w:tc>
           <w:tcPr>
-            <w:tcW w:w="2126" w:type="dxa"/>
+            <w:tcW w:w="2552" w:type="dxa"/>
           </w:tcPr>
           <w:p>
             <w:pPr>
@@ -1092,33 +1342,54 @@
         </w:tc>
         <w:tc>
           <w:tcPr>
-            <w:tcW w:w="1701" w:type="dxa"/>
-          </w:tcPr>
-          <w:p>
-            <w:pPr>
-              <w:rPr>
-                <w:rFonts w:ascii="Arial" w:hAnsi="Arial" w:cs="Arial"/>
-                <w:sz w:val="18"/>
-                <w:szCs w:val="18"/>
-              </w:rPr>
-            </w:pPr>
-            <w:proofErr w:type="spellStart"/>
-            <w:r>
-              <w:rPr>
-                <w:rFonts w:ascii="Arial" w:hAnsi="Arial" w:cs="Arial"/>
-                <w:sz w:val="18"/>
-                <w:szCs w:val="18"/>
-              </w:rPr>
-              <w:t>Verstraeten</w:t>
-            </w:r>
-            <w:proofErr w:type="spellEnd"/>
-            <w:r>
-              <w:rPr>
-                <w:rFonts w:ascii="Arial" w:hAnsi="Arial" w:cs="Arial"/>
-                <w:sz w:val="18"/>
-                <w:szCs w:val="18"/>
-              </w:rPr>
-              <w:t xml:space="preserve"> at al.</w:t>
+            <w:tcW w:w="1134" w:type="dxa"/>
+          </w:tcPr>
+          <w:p>
+            <w:pPr>
+              <w:rPr>
+                <w:rFonts w:ascii="Arial" w:hAnsi="Arial" w:cs="Arial"/>
+                <w:sz w:val="18"/>
+                <w:szCs w:val="18"/>
+              </w:rPr>
+            </w:pPr>
+            <w:r>
+              <w:rPr>
+                <w:rFonts w:ascii="Arial" w:hAnsi="Arial" w:cs="Arial"/>
+                <w:sz w:val="18"/>
+                <w:szCs w:val="18"/>
+              </w:rPr>
+              <w:fldChar w:fldCharType="begin"/>
+            </w:r>
+            <w:r>
+              <w:rPr>
+                <w:rFonts w:ascii="Arial" w:hAnsi="Arial" w:cs="Arial"/>
+                <w:sz w:val="18"/>
+                <w:szCs w:val="18"/>
+              </w:rPr>
+              <w:instrText xml:space="preserve"> ADDIN ZOTERO_ITEM CSL_CITATION {"citationID":"POrBDoRf","properties":{"formattedCitation":"(3)","plainCitation":"(3)","noteIndex":0},"citationItems":[{"id":213,"uris":["http://zotero.org/users/10269583/items/JN8M3YH6"],"itemData":{"id":213,"type":"article-journal","container-title":"The Journal of Infectious Diseases","DOI":"10.1093/infdis/jix410","ISSN":"0022-1899, 1537-6613","issue":"8","language":"en","page":"957-965","source":"DOI.org (Crossref)","title":"Estimating the Burden of Medically Attended Norovirus Gastroenteritis: Modeling Linked Primary Care and Hospitalization Datasets","title-short":"Estimating the Burden of Medically Attended Norovirus Gastroenteritis","volume":"216","author":[{"family":"Verstraeten","given":"Thomas"},{"family":"Cattaert","given":"Tom"},{"family":"Harris","given":"John"},{"family":"Lopman","given":"Ben"},{"family":"Tam","given":"Clarence C"},{"family":"Ferreira","given":"Germano"}],"issued":{"date-parts":[["2017",11,15]]}}}],"schema":"https://github.com/citation-style-language/schema/raw/master/csl-citation.json"} </w:instrText>
+            </w:r>
+            <w:r>
+              <w:rPr>
+                <w:rFonts w:ascii="Arial" w:hAnsi="Arial" w:cs="Arial"/>
+                <w:sz w:val="18"/>
+                <w:szCs w:val="18"/>
+              </w:rPr>
+              <w:fldChar w:fldCharType="separate"/>
+            </w:r>
+            <w:r>
+              <w:rPr>
+                <w:rFonts w:ascii="Arial" w:hAnsi="Arial" w:cs="Arial"/>
+                <w:sz w:val="18"/>
+              </w:rPr>
+              <w:t>(3)</w:t>
+            </w:r>
+            <w:r>
+              <w:rPr>
+                <w:rFonts w:ascii="Arial" w:hAnsi="Arial" w:cs="Arial"/>
+                <w:sz w:val="18"/>
+                <w:szCs w:val="18"/>
+              </w:rPr>
+              <w:fldChar w:fldCharType="end"/>
             </w:r>
           </w:p>
         </w:tc>
@@ -1193,7 +1464,7 @@
         </w:tc>
         <w:tc>
           <w:tcPr>
-            <w:tcW w:w="2126" w:type="dxa"/>
+            <w:tcW w:w="2552" w:type="dxa"/>
           </w:tcPr>
           <w:p>
             <w:pPr>
@@ -1219,56 +1490,60 @@
                 <w:sz w:val="18"/>
                 <w:szCs w:val="18"/>
               </w:rPr>
-              <w:t xml:space="preserve">61.4, </w:t>
-            </w:r>
-          </w:p>
-          <w:p>
-            <w:pPr>
-              <w:rPr>
-                <w:rFonts w:ascii="Arial" w:hAnsi="Arial" w:cs="Arial"/>
-                <w:sz w:val="18"/>
-                <w:szCs w:val="18"/>
-              </w:rPr>
-            </w:pPr>
-            <w:r>
-              <w:rPr>
-                <w:rFonts w:ascii="Arial" w:hAnsi="Arial" w:cs="Arial"/>
-                <w:sz w:val="18"/>
-                <w:szCs w:val="18"/>
-              </w:rPr>
-              <w:t>236282.2)</w:t>
-            </w:r>
-          </w:p>
-        </w:tc>
-        <w:tc>
-          <w:tcPr>
-            <w:tcW w:w="1701" w:type="dxa"/>
-          </w:tcPr>
-          <w:p>
-            <w:pPr>
-              <w:rPr>
-                <w:rFonts w:ascii="Arial" w:hAnsi="Arial" w:cs="Arial"/>
-                <w:sz w:val="18"/>
-                <w:szCs w:val="18"/>
-              </w:rPr>
-            </w:pPr>
-            <w:proofErr w:type="spellStart"/>
-            <w:r>
-              <w:rPr>
-                <w:rFonts w:ascii="Arial" w:hAnsi="Arial" w:cs="Arial"/>
-                <w:sz w:val="18"/>
-                <w:szCs w:val="18"/>
-              </w:rPr>
-              <w:t>Verstraeten</w:t>
-            </w:r>
-            <w:proofErr w:type="spellEnd"/>
-            <w:r>
-              <w:rPr>
-                <w:rFonts w:ascii="Arial" w:hAnsi="Arial" w:cs="Arial"/>
-                <w:sz w:val="18"/>
-                <w:szCs w:val="18"/>
-              </w:rPr>
-              <w:t xml:space="preserve"> at al.</w:t>
+              <w:t>61.4, 236282.2)</w:t>
+            </w:r>
+          </w:p>
+        </w:tc>
+        <w:tc>
+          <w:tcPr>
+            <w:tcW w:w="1134" w:type="dxa"/>
+          </w:tcPr>
+          <w:p>
+            <w:pPr>
+              <w:rPr>
+                <w:rFonts w:ascii="Arial" w:hAnsi="Arial" w:cs="Arial"/>
+                <w:sz w:val="18"/>
+                <w:szCs w:val="18"/>
+              </w:rPr>
+            </w:pPr>
+            <w:r>
+              <w:rPr>
+                <w:rFonts w:ascii="Arial" w:hAnsi="Arial" w:cs="Arial"/>
+                <w:sz w:val="18"/>
+                <w:szCs w:val="18"/>
+              </w:rPr>
+              <w:fldChar w:fldCharType="begin"/>
+            </w:r>
+            <w:r>
+              <w:rPr>
+                <w:rFonts w:ascii="Arial" w:hAnsi="Arial" w:cs="Arial"/>
+                <w:sz w:val="18"/>
+                <w:szCs w:val="18"/>
+              </w:rPr>
+              <w:instrText xml:space="preserve"> ADDIN ZOTERO_ITEM CSL_CITATION {"citationID":"X8dhy0dq","properties":{"formattedCitation":"(3)","plainCitation":"(3)","noteIndex":0},"citationItems":[{"id":213,"uris":["http://zotero.org/users/10269583/items/JN8M3YH6"],"itemData":{"id":213,"type":"article-journal","container-title":"The Journal of Infectious Diseases","DOI":"10.1093/infdis/jix410","ISSN":"0022-1899, 1537-6613","issue":"8","language":"en","page":"957-965","source":"DOI.org (Crossref)","title":"Estimating the Burden of Medically Attended Norovirus Gastroenteritis: Modeling Linked Primary Care and Hospitalization Datasets","title-short":"Estimating the Burden of Medically Attended Norovirus Gastroenteritis","volume":"216","author":[{"family":"Verstraeten","given":"Thomas"},{"family":"Cattaert","given":"Tom"},{"family":"Harris","given":"John"},{"family":"Lopman","given":"Ben"},{"family":"Tam","given":"Clarence C"},{"family":"Ferreira","given":"Germano"}],"issued":{"date-parts":[["2017",11,15]]}}}],"schema":"https://github.com/citation-style-language/schema/raw/master/csl-citation.json"} </w:instrText>
+            </w:r>
+            <w:r>
+              <w:rPr>
+                <w:rFonts w:ascii="Arial" w:hAnsi="Arial" w:cs="Arial"/>
+                <w:sz w:val="18"/>
+                <w:szCs w:val="18"/>
+              </w:rPr>
+              <w:fldChar w:fldCharType="separate"/>
+            </w:r>
+            <w:r>
+              <w:rPr>
+                <w:rFonts w:ascii="Arial" w:hAnsi="Arial" w:cs="Arial"/>
+                <w:sz w:val="18"/>
+              </w:rPr>
+              <w:t>(3)</w:t>
+            </w:r>
+            <w:r>
+              <w:rPr>
+                <w:rFonts w:ascii="Arial" w:hAnsi="Arial" w:cs="Arial"/>
+                <w:sz w:val="18"/>
+                <w:szCs w:val="18"/>
+              </w:rPr>
+              <w:fldChar w:fldCharType="end"/>
             </w:r>
           </w:p>
         </w:tc>
@@ -1323,7 +1598,7 @@
                 <w:sz w:val="18"/>
                 <w:szCs w:val="18"/>
               </w:rPr>
-              <w:t>68</w:t>
+              <w:t>37</w:t>
             </w:r>
           </w:p>
         </w:tc>
@@ -1345,13 +1620,37 @@
                 <w:sz w:val="18"/>
                 <w:szCs w:val="18"/>
               </w:rPr>
-              <w:t>0.033-0.114</w:t>
-            </w:r>
-          </w:p>
-        </w:tc>
-        <w:tc>
-          <w:tcPr>
-            <w:tcW w:w="2126" w:type="dxa"/>
+              <w:t>0.0</w:t>
+            </w:r>
+            <w:r>
+              <w:rPr>
+                <w:rFonts w:ascii="Arial" w:hAnsi="Arial" w:cs="Arial"/>
+                <w:sz w:val="18"/>
+                <w:szCs w:val="18"/>
+              </w:rPr>
+              <w:t>27</w:t>
+            </w:r>
+            <w:r>
+              <w:rPr>
+                <w:rFonts w:ascii="Arial" w:hAnsi="Arial" w:cs="Arial"/>
+                <w:sz w:val="18"/>
+                <w:szCs w:val="18"/>
+              </w:rPr>
+              <w:t>-0.</w:t>
+            </w:r>
+            <w:r>
+              <w:rPr>
+                <w:rFonts w:ascii="Arial" w:hAnsi="Arial" w:cs="Arial"/>
+                <w:sz w:val="18"/>
+                <w:szCs w:val="18"/>
+              </w:rPr>
+              <w:t>048</w:t>
+            </w:r>
+          </w:p>
+        </w:tc>
+        <w:tc>
+          <w:tcPr>
+            <w:tcW w:w="2552" w:type="dxa"/>
           </w:tcPr>
           <w:p>
             <w:pPr>
@@ -1377,29 +1676,84 @@
                 <w:sz w:val="18"/>
                 <w:szCs w:val="18"/>
               </w:rPr>
-              <w:t>10.7, 142)</w:t>
-            </w:r>
-          </w:p>
-        </w:tc>
-        <w:tc>
-          <w:tcPr>
-            <w:tcW w:w="1701" w:type="dxa"/>
-          </w:tcPr>
-          <w:p>
-            <w:pPr>
-              <w:rPr>
-                <w:rFonts w:ascii="Arial" w:hAnsi="Arial" w:cs="Arial"/>
-                <w:sz w:val="18"/>
-                <w:szCs w:val="18"/>
-              </w:rPr>
-            </w:pPr>
-            <w:r>
-              <w:rPr>
-                <w:rFonts w:ascii="Arial" w:hAnsi="Arial" w:cs="Arial"/>
-                <w:sz w:val="18"/>
-                <w:szCs w:val="18"/>
-              </w:rPr>
-              <w:t>Bolt et al.</w:t>
+              <w:t>44.4</w:t>
+            </w:r>
+            <w:r>
+              <w:rPr>
+                <w:rFonts w:ascii="Arial" w:hAnsi="Arial" w:cs="Arial"/>
+                <w:sz w:val="18"/>
+                <w:szCs w:val="18"/>
+              </w:rPr>
+              <w:t xml:space="preserve">, </w:t>
+            </w:r>
+            <w:r>
+              <w:rPr>
+                <w:rFonts w:ascii="Arial" w:hAnsi="Arial" w:cs="Arial"/>
+                <w:sz w:val="18"/>
+                <w:szCs w:val="18"/>
+              </w:rPr>
+              <w:t>1143.3</w:t>
+            </w:r>
+            <w:r>
+              <w:rPr>
+                <w:rFonts w:ascii="Arial" w:hAnsi="Arial" w:cs="Arial"/>
+                <w:sz w:val="18"/>
+                <w:szCs w:val="18"/>
+              </w:rPr>
+              <w:t>)</w:t>
+            </w:r>
+          </w:p>
+        </w:tc>
+        <w:tc>
+          <w:tcPr>
+            <w:tcW w:w="1134" w:type="dxa"/>
+          </w:tcPr>
+          <w:p>
+            <w:pPr>
+              <w:rPr>
+                <w:rFonts w:ascii="Arial" w:hAnsi="Arial" w:cs="Arial"/>
+                <w:sz w:val="18"/>
+                <w:szCs w:val="18"/>
+              </w:rPr>
+            </w:pPr>
+            <w:r>
+              <w:rPr>
+                <w:rFonts w:ascii="Arial" w:hAnsi="Arial" w:cs="Arial"/>
+                <w:sz w:val="18"/>
+                <w:szCs w:val="18"/>
+              </w:rPr>
+              <w:fldChar w:fldCharType="begin"/>
+            </w:r>
+            <w:r>
+              <w:rPr>
+                <w:rFonts w:ascii="Arial" w:hAnsi="Arial" w:cs="Arial"/>
+                <w:sz w:val="18"/>
+                <w:szCs w:val="18"/>
+              </w:rPr>
+              <w:instrText xml:space="preserve"> ADDIN ZOTERO_ITEM CSL_CITATION {"citationID":"umdB35oS","properties":{"formattedCitation":"(1)","plainCitation":"(1)","noteIndex":0},"citationItems":[{"id":206,"uris":["http://zotero.org/users/10269583/items/ZLBK2T5Z"],"itemData":{"id":206,"type":"article","abstract":"Norovirus is one of the most common gastrointestinal pathogens and causes substantial morbidity and mortality worldwide. A serious consequence can be acute kidney injury (AKI), characterised by a rapid deterioration of kidney function. A quarter of all inpatients have AKI, which is associated with an increased risk of mortality. This study aimed to quantify the contribution of norovirus community transmission to AKI hospitalisations in England and its attributable cost. We developed an age-structured deterministic compartmental dynamic transmission model for norovirus. We used a Bayesian approach to fit the model to multiple electronic health data sources, including hospitalisations and primary care records for AKI and gastroenteritis, as well as laboratory-confirmed norovirus surveillance data in England, from 2013-2019. We used Markov Chain Monte Carlo to estimate the effect of norovirus incidence on community-acquired AKI hospitalisations. We estimate 25.4% (95% CrI: 17.9-36.3%) of norovirus infections in people aged 65 years and above were linked to community-acquired AKI hospitalisations, amounting to 793,229 (95% CrI: 557,125-1,130,593) hospitalisations between 2013-2019. This represents 16.3% (95% CrI: 11.4-23.2%) of community acquired AKI hospitalisations in people aged 65 years and above over this period. The economic healthcare cost associated with norovirus-linked AKI admissions was estimated to be on average £343 million annually. Gastroenteritis has previously been identified as an important risk factor for AKI in vulnerable patients. Our results suggest norovirus incidence in the community plays an important role in driving AKI hospitalisations in individuals aged 65 years and above. This is the first population-level estimate of the prevalence of norovirus infections linked to hospitalisations for AKI, and the comparable seasonal patterns between the two. This presents a substantial economic burden on the healthcare system and AKI hospitalisation should be an important consideration when evaluating future norovirus vaccines.","DOI":"10.1101/2024.10.24.24316053","language":"en","license":"http://creativecommons.org/licenses/by/4.0/","source":"Infectious Diseases (except HIV/AIDS)","title":"Quantifying the impact of norovirus transmission in the community on acute kidney injury hospitalisations in England: a mathematical modelling study","title-short":"Quantifying the impact of norovirus transmission in the community on acute kidney injury hospitalisations in England","URL":"http://medrxiv.org/lookup/doi/10.1101/2024.10.24.24316053","author":[{"family":"Bolt","given":"Hikaru"},{"family":"Gupte","given":"Pratik R"},{"family":"Douglas","given":"Amy"},{"family":"Sadmann","given":"Frank G"},{"family":"Tomlinson","given":"Laurie A"},{"family":"Eggo","given":"Rosalind M"}],"accessed":{"date-parts":[["2024",11,11]]},"issued":{"date-parts":[["2024",10,24]]}}}],"schema":"https://github.com/citation-style-language/schema/raw/master/csl-citation.json"} </w:instrText>
+            </w:r>
+            <w:r>
+              <w:rPr>
+                <w:rFonts w:ascii="Arial" w:hAnsi="Arial" w:cs="Arial"/>
+                <w:sz w:val="18"/>
+                <w:szCs w:val="18"/>
+              </w:rPr>
+              <w:fldChar w:fldCharType="separate"/>
+            </w:r>
+            <w:r>
+              <w:rPr>
+                <w:rFonts w:ascii="Arial" w:hAnsi="Arial" w:cs="Arial"/>
+                <w:sz w:val="18"/>
+              </w:rPr>
+              <w:t>(1)</w:t>
+            </w:r>
+            <w:r>
+              <w:rPr>
+                <w:rFonts w:ascii="Arial" w:hAnsi="Arial" w:cs="Arial"/>
+                <w:sz w:val="18"/>
+                <w:szCs w:val="18"/>
+              </w:rPr>
+              <w:fldChar w:fldCharType="end"/>
             </w:r>
           </w:p>
         </w:tc>
@@ -1425,6 +1779,14 @@
               </w:rPr>
               <w:t>Acute kidney injury hospitalisation</w:t>
             </w:r>
+            <w:r>
+              <w:rPr>
+                <w:rFonts w:ascii="Arial" w:hAnsi="Arial" w:cs="Arial"/>
+                <w:sz w:val="18"/>
+                <w:szCs w:val="18"/>
+              </w:rPr>
+              <w:t xml:space="preserve"> (annual)</w:t>
+            </w:r>
           </w:p>
         </w:tc>
         <w:tc>
@@ -1457,21 +1819,21 @@
         </w:tc>
         <w:tc>
           <w:tcPr>
-            <w:tcW w:w="2126" w:type="dxa"/>
-          </w:tcPr>
-          <w:p>
-            <w:pPr>
-              <w:rPr>
-                <w:rFonts w:ascii="Arial" w:hAnsi="Arial" w:cs="Arial"/>
-                <w:sz w:val="18"/>
-                <w:szCs w:val="18"/>
-              </w:rPr>
-            </w:pPr>
-          </w:p>
-        </w:tc>
-        <w:tc>
-          <w:tcPr>
-            <w:tcW w:w="1701" w:type="dxa"/>
+            <w:tcW w:w="2552" w:type="dxa"/>
+          </w:tcPr>
+          <w:p>
+            <w:pPr>
+              <w:rPr>
+                <w:rFonts w:ascii="Arial" w:hAnsi="Arial" w:cs="Arial"/>
+                <w:sz w:val="18"/>
+                <w:szCs w:val="18"/>
+              </w:rPr>
+            </w:pPr>
+          </w:p>
+        </w:tc>
+        <w:tc>
+          <w:tcPr>
+            <w:tcW w:w="1134" w:type="dxa"/>
           </w:tcPr>
           <w:p>
             <w:pPr>
@@ -1546,7 +1908,7 @@
         </w:tc>
         <w:tc>
           <w:tcPr>
-            <w:tcW w:w="2126" w:type="dxa"/>
+            <w:tcW w:w="2552" w:type="dxa"/>
           </w:tcPr>
           <w:p>
             <w:pPr>
@@ -1568,7 +1930,7 @@
         </w:tc>
         <w:tc>
           <w:tcPr>
-            <w:tcW w:w="1701" w:type="dxa"/>
+            <w:tcW w:w="1134" w:type="dxa"/>
           </w:tcPr>
           <w:p>
             <w:pPr>
@@ -1651,7 +2013,7 @@
         </w:tc>
         <w:tc>
           <w:tcPr>
-            <w:tcW w:w="2126" w:type="dxa"/>
+            <w:tcW w:w="2552" w:type="dxa"/>
           </w:tcPr>
           <w:p>
             <w:pPr>
@@ -1673,7 +2035,7 @@
         </w:tc>
         <w:tc>
           <w:tcPr>
-            <w:tcW w:w="1701" w:type="dxa"/>
+            <w:tcW w:w="1134" w:type="dxa"/>
           </w:tcPr>
           <w:p>
             <w:pPr>
@@ -1756,7 +2118,7 @@
         </w:tc>
         <w:tc>
           <w:tcPr>
-            <w:tcW w:w="2126" w:type="dxa"/>
+            <w:tcW w:w="2552" w:type="dxa"/>
           </w:tcPr>
           <w:p>
             <w:pPr>
@@ -1778,7 +2140,7 @@
         </w:tc>
         <w:tc>
           <w:tcPr>
-            <w:tcW w:w="1701" w:type="dxa"/>
+            <w:tcW w:w="1134" w:type="dxa"/>
           </w:tcPr>
           <w:p>
             <w:pPr>
@@ -1841,7 +2203,15 @@
                 <w:sz w:val="18"/>
                 <w:szCs w:val="18"/>
               </w:rPr>
-              <w:t>0.258</w:t>
+              <w:t>0.</w:t>
+            </w:r>
+            <w:r>
+              <w:rPr>
+                <w:rFonts w:ascii="Arial" w:hAnsi="Arial" w:cs="Arial"/>
+                <w:sz w:val="18"/>
+                <w:szCs w:val="18"/>
+              </w:rPr>
+              <w:t>126</w:t>
             </w:r>
           </w:p>
         </w:tc>
@@ -1863,13 +2233,37 @@
                 <w:sz w:val="18"/>
                 <w:szCs w:val="18"/>
               </w:rPr>
-              <w:t>0.179-0.363</w:t>
-            </w:r>
-          </w:p>
-        </w:tc>
-        <w:tc>
-          <w:tcPr>
-            <w:tcW w:w="2126" w:type="dxa"/>
+              <w:t>0.</w:t>
+            </w:r>
+            <w:r>
+              <w:rPr>
+                <w:rFonts w:ascii="Arial" w:hAnsi="Arial" w:cs="Arial"/>
+                <w:sz w:val="18"/>
+                <w:szCs w:val="18"/>
+              </w:rPr>
+              <w:t>075</w:t>
+            </w:r>
+            <w:r>
+              <w:rPr>
+                <w:rFonts w:ascii="Arial" w:hAnsi="Arial" w:cs="Arial"/>
+                <w:sz w:val="18"/>
+                <w:szCs w:val="18"/>
+              </w:rPr>
+              <w:t>-0.</w:t>
+            </w:r>
+            <w:r>
+              <w:rPr>
+                <w:rFonts w:ascii="Arial" w:hAnsi="Arial" w:cs="Arial"/>
+                <w:sz w:val="18"/>
+                <w:szCs w:val="18"/>
+              </w:rPr>
+              <w:t>180</w:t>
+            </w:r>
+          </w:p>
+        </w:tc>
+        <w:tc>
+          <w:tcPr>
+            <w:tcW w:w="2552" w:type="dxa"/>
           </w:tcPr>
           <w:p>
             <w:pPr>
@@ -1895,29 +2289,84 @@
                 <w:sz w:val="18"/>
                 <w:szCs w:val="18"/>
               </w:rPr>
-              <w:t>22.2, 63.8)</w:t>
-            </w:r>
-          </w:p>
-        </w:tc>
-        <w:tc>
-          <w:tcPr>
-            <w:tcW w:w="1701" w:type="dxa"/>
-          </w:tcPr>
-          <w:p>
-            <w:pPr>
-              <w:rPr>
-                <w:rFonts w:ascii="Arial" w:hAnsi="Arial" w:cs="Arial"/>
-                <w:sz w:val="18"/>
-                <w:szCs w:val="18"/>
-              </w:rPr>
-            </w:pPr>
-            <w:r>
-              <w:rPr>
-                <w:rFonts w:ascii="Arial" w:hAnsi="Arial" w:cs="Arial"/>
-                <w:sz w:val="18"/>
-                <w:szCs w:val="18"/>
-              </w:rPr>
-              <w:t>Bolt et al.</w:t>
+              <w:t>19.2</w:t>
+            </w:r>
+            <w:r>
+              <w:rPr>
+                <w:rFonts w:ascii="Arial" w:hAnsi="Arial" w:cs="Arial"/>
+                <w:sz w:val="18"/>
+                <w:szCs w:val="18"/>
+              </w:rPr>
+              <w:t xml:space="preserve">, </w:t>
+            </w:r>
+            <w:r>
+              <w:rPr>
+                <w:rFonts w:ascii="Arial" w:hAnsi="Arial" w:cs="Arial"/>
+                <w:sz w:val="18"/>
+                <w:szCs w:val="18"/>
+              </w:rPr>
+              <w:t>133.4</w:t>
+            </w:r>
+            <w:r>
+              <w:rPr>
+                <w:rFonts w:ascii="Arial" w:hAnsi="Arial" w:cs="Arial"/>
+                <w:sz w:val="18"/>
+                <w:szCs w:val="18"/>
+              </w:rPr>
+              <w:t>)</w:t>
+            </w:r>
+          </w:p>
+        </w:tc>
+        <w:tc>
+          <w:tcPr>
+            <w:tcW w:w="1134" w:type="dxa"/>
+          </w:tcPr>
+          <w:p>
+            <w:pPr>
+              <w:rPr>
+                <w:rFonts w:ascii="Arial" w:hAnsi="Arial" w:cs="Arial"/>
+                <w:sz w:val="18"/>
+                <w:szCs w:val="18"/>
+              </w:rPr>
+            </w:pPr>
+            <w:r>
+              <w:rPr>
+                <w:rFonts w:ascii="Arial" w:hAnsi="Arial" w:cs="Arial"/>
+                <w:sz w:val="18"/>
+                <w:szCs w:val="18"/>
+              </w:rPr>
+              <w:fldChar w:fldCharType="begin"/>
+            </w:r>
+            <w:r>
+              <w:rPr>
+                <w:rFonts w:ascii="Arial" w:hAnsi="Arial" w:cs="Arial"/>
+                <w:sz w:val="18"/>
+                <w:szCs w:val="18"/>
+              </w:rPr>
+              <w:instrText xml:space="preserve"> ADDIN ZOTERO_ITEM CSL_CITATION {"citationID":"Ileng9oH","properties":{"formattedCitation":"(1)","plainCitation":"(1)","noteIndex":0},"citationItems":[{"id":206,"uris":["http://zotero.org/users/10269583/items/ZLBK2T5Z"],"itemData":{"id":206,"type":"article","abstract":"Norovirus is one of the most common gastrointestinal pathogens and causes substantial morbidity and mortality worldwide. A serious consequence can be acute kidney injury (AKI), characterised by a rapid deterioration of kidney function. A quarter of all inpatients have AKI, which is associated with an increased risk of mortality. This study aimed to quantify the contribution of norovirus community transmission to AKI hospitalisations in England and its attributable cost. We developed an age-structured deterministic compartmental dynamic transmission model for norovirus. We used a Bayesian approach to fit the model to multiple electronic health data sources, including hospitalisations and primary care records for AKI and gastroenteritis, as well as laboratory-confirmed norovirus surveillance data in England, from 2013-2019. We used Markov Chain Monte Carlo to estimate the effect of norovirus incidence on community-acquired AKI hospitalisations. We estimate 25.4% (95% CrI: 17.9-36.3%) of norovirus infections in people aged 65 years and above were linked to community-acquired AKI hospitalisations, amounting to 793,229 (95% CrI: 557,125-1,130,593) hospitalisations between 2013-2019. This represents 16.3% (95% CrI: 11.4-23.2%) of community acquired AKI hospitalisations in people aged 65 years and above over this period. The economic healthcare cost associated with norovirus-linked AKI admissions was estimated to be on average £343 million annually. Gastroenteritis has previously been identified as an important risk factor for AKI in vulnerable patients. Our results suggest norovirus incidence in the community plays an important role in driving AKI hospitalisations in individuals aged 65 years and above. This is the first population-level estimate of the prevalence of norovirus infections linked to hospitalisations for AKI, and the comparable seasonal patterns between the two. This presents a substantial economic burden on the healthcare system and AKI hospitalisation should be an important consideration when evaluating future norovirus vaccines.","DOI":"10.1101/2024.10.24.24316053","language":"en","license":"http://creativecommons.org/licenses/by/4.0/","source":"Infectious Diseases (except HIV/AIDS)","title":"Quantifying the impact of norovirus transmission in the community on acute kidney injury hospitalisations in England: a mathematical modelling study","title-short":"Quantifying the impact of norovirus transmission in the community on acute kidney injury hospitalisations in England","URL":"http://medrxiv.org/lookup/doi/10.1101/2024.10.24.24316053","author":[{"family":"Bolt","given":"Hikaru"},{"family":"Gupte","given":"Pratik R"},{"family":"Douglas","given":"Amy"},{"family":"Sadmann","given":"Frank G"},{"family":"Tomlinson","given":"Laurie A"},{"family":"Eggo","given":"Rosalind M"}],"accessed":{"date-parts":[["2024",11,11]]},"issued":{"date-parts":[["2024",10,24]]}}}],"schema":"https://github.com/citation-style-language/schema/raw/master/csl-citation.json"} </w:instrText>
+            </w:r>
+            <w:r>
+              <w:rPr>
+                <w:rFonts w:ascii="Arial" w:hAnsi="Arial" w:cs="Arial"/>
+                <w:sz w:val="18"/>
+                <w:szCs w:val="18"/>
+              </w:rPr>
+              <w:fldChar w:fldCharType="separate"/>
+            </w:r>
+            <w:r>
+              <w:rPr>
+                <w:rFonts w:ascii="Arial" w:hAnsi="Arial" w:cs="Arial"/>
+                <w:sz w:val="18"/>
+              </w:rPr>
+              <w:t>(1)</w:t>
+            </w:r>
+            <w:r>
+              <w:rPr>
+                <w:rFonts w:ascii="Arial" w:hAnsi="Arial" w:cs="Arial"/>
+                <w:sz w:val="18"/>
+                <w:szCs w:val="18"/>
+              </w:rPr>
+              <w:fldChar w:fldCharType="end"/>
             </w:r>
           </w:p>
         </w:tc>
@@ -1975,21 +2424,21 @@
         </w:tc>
         <w:tc>
           <w:tcPr>
-            <w:tcW w:w="2126" w:type="dxa"/>
-          </w:tcPr>
-          <w:p>
-            <w:pPr>
-              <w:rPr>
-                <w:rFonts w:ascii="Arial" w:hAnsi="Arial" w:cs="Arial"/>
-                <w:sz w:val="18"/>
-                <w:szCs w:val="18"/>
-              </w:rPr>
-            </w:pPr>
-          </w:p>
-        </w:tc>
-        <w:tc>
-          <w:tcPr>
-            <w:tcW w:w="1701" w:type="dxa"/>
+            <w:tcW w:w="2552" w:type="dxa"/>
+          </w:tcPr>
+          <w:p>
+            <w:pPr>
+              <w:rPr>
+                <w:rFonts w:ascii="Arial" w:hAnsi="Arial" w:cs="Arial"/>
+                <w:sz w:val="18"/>
+                <w:szCs w:val="18"/>
+              </w:rPr>
+            </w:pPr>
+          </w:p>
+        </w:tc>
+        <w:tc>
+          <w:tcPr>
+            <w:tcW w:w="1134" w:type="dxa"/>
           </w:tcPr>
           <w:p>
             <w:pPr>
@@ -2072,7 +2521,7 @@
         </w:tc>
         <w:tc>
           <w:tcPr>
-            <w:tcW w:w="2126" w:type="dxa"/>
+            <w:tcW w:w="2552" w:type="dxa"/>
           </w:tcPr>
           <w:p>
             <w:pPr>
@@ -2128,23 +2577,54 @@
         </w:tc>
         <w:tc>
           <w:tcPr>
-            <w:tcW w:w="1701" w:type="dxa"/>
-          </w:tcPr>
-          <w:p>
-            <w:pPr>
-              <w:rPr>
-                <w:rFonts w:ascii="Arial" w:hAnsi="Arial" w:cs="Arial"/>
-                <w:sz w:val="18"/>
-                <w:szCs w:val="18"/>
-              </w:rPr>
-            </w:pPr>
-            <w:r>
-              <w:rPr>
-                <w:rFonts w:ascii="Arial" w:hAnsi="Arial" w:cs="Arial"/>
-                <w:sz w:val="18"/>
-                <w:szCs w:val="18"/>
-              </w:rPr>
-              <w:t>Bartsch et al.</w:t>
+            <w:tcW w:w="1134" w:type="dxa"/>
+          </w:tcPr>
+          <w:p>
+            <w:pPr>
+              <w:rPr>
+                <w:rFonts w:ascii="Arial" w:hAnsi="Arial" w:cs="Arial"/>
+                <w:sz w:val="18"/>
+                <w:szCs w:val="18"/>
+              </w:rPr>
+            </w:pPr>
+            <w:r>
+              <w:rPr>
+                <w:rFonts w:ascii="Arial" w:hAnsi="Arial" w:cs="Arial"/>
+                <w:sz w:val="18"/>
+                <w:szCs w:val="18"/>
+              </w:rPr>
+              <w:fldChar w:fldCharType="begin"/>
+            </w:r>
+            <w:r>
+              <w:rPr>
+                <w:rFonts w:ascii="Arial" w:hAnsi="Arial" w:cs="Arial"/>
+                <w:sz w:val="18"/>
+                <w:szCs w:val="18"/>
+              </w:rPr>
+              <w:instrText xml:space="preserve"> ADDIN ZOTERO_ITEM CSL_CITATION {"citationID":"NnHm5lhB","properties":{"formattedCitation":"(4)","plainCitation":"(4)","noteIndex":0},"citationItems":[{"id":200,"uris":["http://zotero.org/users/10269583/items/YNWXDKLK"],"itemData":{"id":200,"type":"article-journal","container-title":"American Journal of Preventive Medicine","DOI":"10.1016/j.amepre.2020.10.022","ISSN":"07493797","issue":"3","journalAbbreviation":"American Journal of Preventive Medicine","language":"en","page":"360-368","source":"DOI.org (Crossref)","title":"Potential Clinical and Economic Value of Norovirus Vaccination in the Community Setting","volume":"60","author":[{"family":"Bartsch","given":"Sarah M."},{"family":"O'Shea","given":"Kelly J."},{"family":"Wedlock","given":"Patrick T."},{"family":"Ferguson","given":"Marie C."},{"family":"Siegmund","given":"Sheryl S."},{"family":"Lee","given":"Bruce Y."}],"issued":{"date-parts":[["2021",3]]}}}],"schema":"https://github.com/citation-style-language/schema/raw/master/csl-citation.json"} </w:instrText>
+            </w:r>
+            <w:r>
+              <w:rPr>
+                <w:rFonts w:ascii="Arial" w:hAnsi="Arial" w:cs="Arial"/>
+                <w:sz w:val="18"/>
+                <w:szCs w:val="18"/>
+              </w:rPr>
+              <w:fldChar w:fldCharType="separate"/>
+            </w:r>
+            <w:r>
+              <w:rPr>
+                <w:rFonts w:ascii="Arial" w:hAnsi="Arial" w:cs="Arial"/>
+                <w:sz w:val="18"/>
+              </w:rPr>
+              <w:t>(4)</w:t>
+            </w:r>
+            <w:r>
+              <w:rPr>
+                <w:rFonts w:ascii="Arial" w:hAnsi="Arial" w:cs="Arial"/>
+                <w:sz w:val="18"/>
+                <w:szCs w:val="18"/>
+              </w:rPr>
+              <w:fldChar w:fldCharType="end"/>
             </w:r>
           </w:p>
         </w:tc>
@@ -2235,7 +2715,7 @@
         </w:tc>
         <w:tc>
           <w:tcPr>
-            <w:tcW w:w="2126" w:type="dxa"/>
+            <w:tcW w:w="2552" w:type="dxa"/>
           </w:tcPr>
           <w:p>
             <w:pPr>
@@ -2291,23 +2771,54 @@
         </w:tc>
         <w:tc>
           <w:tcPr>
-            <w:tcW w:w="1701" w:type="dxa"/>
-          </w:tcPr>
-          <w:p>
-            <w:pPr>
-              <w:rPr>
-                <w:rFonts w:ascii="Arial" w:hAnsi="Arial" w:cs="Arial"/>
-                <w:sz w:val="18"/>
-                <w:szCs w:val="18"/>
-              </w:rPr>
-            </w:pPr>
-            <w:r>
-              <w:rPr>
-                <w:rFonts w:ascii="Arial" w:hAnsi="Arial" w:cs="Arial"/>
-                <w:sz w:val="18"/>
-                <w:szCs w:val="18"/>
-              </w:rPr>
-              <w:t>Bartsch et al.</w:t>
+            <w:tcW w:w="1134" w:type="dxa"/>
+          </w:tcPr>
+          <w:p>
+            <w:pPr>
+              <w:rPr>
+                <w:rFonts w:ascii="Arial" w:hAnsi="Arial" w:cs="Arial"/>
+                <w:sz w:val="18"/>
+                <w:szCs w:val="18"/>
+              </w:rPr>
+            </w:pPr>
+            <w:r>
+              <w:rPr>
+                <w:rFonts w:ascii="Arial" w:hAnsi="Arial" w:cs="Arial"/>
+                <w:sz w:val="18"/>
+                <w:szCs w:val="18"/>
+              </w:rPr>
+              <w:fldChar w:fldCharType="begin"/>
+            </w:r>
+            <w:r>
+              <w:rPr>
+                <w:rFonts w:ascii="Arial" w:hAnsi="Arial" w:cs="Arial"/>
+                <w:sz w:val="18"/>
+                <w:szCs w:val="18"/>
+              </w:rPr>
+              <w:instrText xml:space="preserve"> ADDIN ZOTERO_ITEM CSL_CITATION {"citationID":"Fuk4zEiz","properties":{"formattedCitation":"(4)","plainCitation":"(4)","noteIndex":0},"citationItems":[{"id":200,"uris":["http://zotero.org/users/10269583/items/YNWXDKLK"],"itemData":{"id":200,"type":"article-journal","container-title":"American Journal of Preventive Medicine","DOI":"10.1016/j.amepre.2020.10.022","ISSN":"07493797","issue":"3","journalAbbreviation":"American Journal of Preventive Medicine","language":"en","page":"360-368","source":"DOI.org (Crossref)","title":"Potential Clinical and Economic Value of Norovirus Vaccination in the Community Setting","volume":"60","author":[{"family":"Bartsch","given":"Sarah M."},{"family":"O'Shea","given":"Kelly J."},{"family":"Wedlock","given":"Patrick T."},{"family":"Ferguson","given":"Marie C."},{"family":"Siegmund","given":"Sheryl S."},{"family":"Lee","given":"Bruce Y."}],"issued":{"date-parts":[["2021",3]]}}}],"schema":"https://github.com/citation-style-language/schema/raw/master/csl-citation.json"} </w:instrText>
+            </w:r>
+            <w:r>
+              <w:rPr>
+                <w:rFonts w:ascii="Arial" w:hAnsi="Arial" w:cs="Arial"/>
+                <w:sz w:val="18"/>
+                <w:szCs w:val="18"/>
+              </w:rPr>
+              <w:fldChar w:fldCharType="separate"/>
+            </w:r>
+            <w:r>
+              <w:rPr>
+                <w:rFonts w:ascii="Arial" w:hAnsi="Arial" w:cs="Arial"/>
+                <w:sz w:val="18"/>
+              </w:rPr>
+              <w:t>(4)</w:t>
+            </w:r>
+            <w:r>
+              <w:rPr>
+                <w:rFonts w:ascii="Arial" w:hAnsi="Arial" w:cs="Arial"/>
+                <w:sz w:val="18"/>
+                <w:szCs w:val="18"/>
+              </w:rPr>
+              <w:fldChar w:fldCharType="end"/>
             </w:r>
           </w:p>
         </w:tc>
@@ -2382,7 +2893,7 @@
         </w:tc>
         <w:tc>
           <w:tcPr>
-            <w:tcW w:w="2126" w:type="dxa"/>
+            <w:tcW w:w="2552" w:type="dxa"/>
           </w:tcPr>
           <w:p>
             <w:pPr>
@@ -2414,23 +2925,54 @@
         </w:tc>
         <w:tc>
           <w:tcPr>
-            <w:tcW w:w="1701" w:type="dxa"/>
-          </w:tcPr>
-          <w:p>
-            <w:pPr>
-              <w:rPr>
-                <w:rFonts w:ascii="Arial" w:hAnsi="Arial" w:cs="Arial"/>
-                <w:sz w:val="18"/>
-                <w:szCs w:val="18"/>
-              </w:rPr>
-            </w:pPr>
-            <w:r>
-              <w:rPr>
-                <w:rFonts w:ascii="Arial" w:hAnsi="Arial" w:cs="Arial"/>
-                <w:sz w:val="18"/>
-                <w:szCs w:val="18"/>
-              </w:rPr>
-              <w:t>Bartsch et al.</w:t>
+            <w:tcW w:w="1134" w:type="dxa"/>
+          </w:tcPr>
+          <w:p>
+            <w:pPr>
+              <w:rPr>
+                <w:rFonts w:ascii="Arial" w:hAnsi="Arial" w:cs="Arial"/>
+                <w:sz w:val="18"/>
+                <w:szCs w:val="18"/>
+              </w:rPr>
+            </w:pPr>
+            <w:r>
+              <w:rPr>
+                <w:rFonts w:ascii="Arial" w:hAnsi="Arial" w:cs="Arial"/>
+                <w:sz w:val="18"/>
+                <w:szCs w:val="18"/>
+              </w:rPr>
+              <w:fldChar w:fldCharType="begin"/>
+            </w:r>
+            <w:r>
+              <w:rPr>
+                <w:rFonts w:ascii="Arial" w:hAnsi="Arial" w:cs="Arial"/>
+                <w:sz w:val="18"/>
+                <w:szCs w:val="18"/>
+              </w:rPr>
+              <w:instrText xml:space="preserve"> ADDIN ZOTERO_ITEM CSL_CITATION {"citationID":"KdTnFalz","properties":{"formattedCitation":"(4)","plainCitation":"(4)","noteIndex":0},"citationItems":[{"id":200,"uris":["http://zotero.org/users/10269583/items/YNWXDKLK"],"itemData":{"id":200,"type":"article-journal","container-title":"American Journal of Preventive Medicine","DOI":"10.1016/j.amepre.2020.10.022","ISSN":"07493797","issue":"3","journalAbbreviation":"American Journal of Preventive Medicine","language":"en","page":"360-368","source":"DOI.org (Crossref)","title":"Potential Clinical and Economic Value of Norovirus Vaccination in the Community Setting","volume":"60","author":[{"family":"Bartsch","given":"Sarah M."},{"family":"O'Shea","given":"Kelly J."},{"family":"Wedlock","given":"Patrick T."},{"family":"Ferguson","given":"Marie C."},{"family":"Siegmund","given":"Sheryl S."},{"family":"Lee","given":"Bruce Y."}],"issued":{"date-parts":[["2021",3]]}}}],"schema":"https://github.com/citation-style-language/schema/raw/master/csl-citation.json"} </w:instrText>
+            </w:r>
+            <w:r>
+              <w:rPr>
+                <w:rFonts w:ascii="Arial" w:hAnsi="Arial" w:cs="Arial"/>
+                <w:sz w:val="18"/>
+                <w:szCs w:val="18"/>
+              </w:rPr>
+              <w:fldChar w:fldCharType="separate"/>
+            </w:r>
+            <w:r>
+              <w:rPr>
+                <w:rFonts w:ascii="Arial" w:hAnsi="Arial" w:cs="Arial"/>
+                <w:sz w:val="18"/>
+              </w:rPr>
+              <w:t>(4)</w:t>
+            </w:r>
+            <w:r>
+              <w:rPr>
+                <w:rFonts w:ascii="Arial" w:hAnsi="Arial" w:cs="Arial"/>
+                <w:sz w:val="18"/>
+                <w:szCs w:val="18"/>
+              </w:rPr>
+              <w:fldChar w:fldCharType="end"/>
             </w:r>
           </w:p>
         </w:tc>
@@ -2521,7 +3063,7 @@
         </w:tc>
         <w:tc>
           <w:tcPr>
-            <w:tcW w:w="2126" w:type="dxa"/>
+            <w:tcW w:w="2552" w:type="dxa"/>
           </w:tcPr>
           <w:p>
             <w:pPr>
@@ -2577,23 +3119,54 @@
         </w:tc>
         <w:tc>
           <w:tcPr>
-            <w:tcW w:w="1701" w:type="dxa"/>
-          </w:tcPr>
-          <w:p>
-            <w:pPr>
-              <w:rPr>
-                <w:rFonts w:ascii="Arial" w:hAnsi="Arial" w:cs="Arial"/>
-                <w:sz w:val="18"/>
-                <w:szCs w:val="18"/>
-              </w:rPr>
-            </w:pPr>
-            <w:r>
-              <w:rPr>
-                <w:rFonts w:ascii="Arial" w:hAnsi="Arial" w:cs="Arial"/>
-                <w:sz w:val="18"/>
-                <w:szCs w:val="18"/>
-              </w:rPr>
-              <w:t>Bartsch et al.</w:t>
+            <w:tcW w:w="1134" w:type="dxa"/>
+          </w:tcPr>
+          <w:p>
+            <w:pPr>
+              <w:rPr>
+                <w:rFonts w:ascii="Arial" w:hAnsi="Arial" w:cs="Arial"/>
+                <w:sz w:val="18"/>
+                <w:szCs w:val="18"/>
+              </w:rPr>
+            </w:pPr>
+            <w:r>
+              <w:rPr>
+                <w:rFonts w:ascii="Arial" w:hAnsi="Arial" w:cs="Arial"/>
+                <w:sz w:val="18"/>
+                <w:szCs w:val="18"/>
+              </w:rPr>
+              <w:fldChar w:fldCharType="begin"/>
+            </w:r>
+            <w:r>
+              <w:rPr>
+                <w:rFonts w:ascii="Arial" w:hAnsi="Arial" w:cs="Arial"/>
+                <w:sz w:val="18"/>
+                <w:szCs w:val="18"/>
+              </w:rPr>
+              <w:instrText xml:space="preserve"> ADDIN ZOTERO_ITEM CSL_CITATION {"citationID":"kp1bllky","properties":{"formattedCitation":"(4)","plainCitation":"(4)","noteIndex":0},"citationItems":[{"id":200,"uris":["http://zotero.org/users/10269583/items/YNWXDKLK"],"itemData":{"id":200,"type":"article-journal","container-title":"American Journal of Preventive Medicine","DOI":"10.1016/j.amepre.2020.10.022","ISSN":"07493797","issue":"3","journalAbbreviation":"American Journal of Preventive Medicine","language":"en","page":"360-368","source":"DOI.org (Crossref)","title":"Potential Clinical and Economic Value of Norovirus Vaccination in the Community Setting","volume":"60","author":[{"family":"Bartsch","given":"Sarah M."},{"family":"O'Shea","given":"Kelly J."},{"family":"Wedlock","given":"Patrick T."},{"family":"Ferguson","given":"Marie C."},{"family":"Siegmund","given":"Sheryl S."},{"family":"Lee","given":"Bruce Y."}],"issued":{"date-parts":[["2021",3]]}}}],"schema":"https://github.com/citation-style-language/schema/raw/master/csl-citation.json"} </w:instrText>
+            </w:r>
+            <w:r>
+              <w:rPr>
+                <w:rFonts w:ascii="Arial" w:hAnsi="Arial" w:cs="Arial"/>
+                <w:sz w:val="18"/>
+                <w:szCs w:val="18"/>
+              </w:rPr>
+              <w:fldChar w:fldCharType="separate"/>
+            </w:r>
+            <w:r>
+              <w:rPr>
+                <w:rFonts w:ascii="Arial" w:hAnsi="Arial" w:cs="Arial"/>
+                <w:sz w:val="18"/>
+              </w:rPr>
+              <w:t>(4)</w:t>
+            </w:r>
+            <w:r>
+              <w:rPr>
+                <w:rFonts w:ascii="Arial" w:hAnsi="Arial" w:cs="Arial"/>
+                <w:sz w:val="18"/>
+                <w:szCs w:val="18"/>
+              </w:rPr>
+              <w:fldChar w:fldCharType="end"/>
             </w:r>
           </w:p>
         </w:tc>
@@ -2651,21 +3224,21 @@
         </w:tc>
         <w:tc>
           <w:tcPr>
-            <w:tcW w:w="2126" w:type="dxa"/>
-          </w:tcPr>
-          <w:p>
-            <w:pPr>
-              <w:rPr>
-                <w:rFonts w:ascii="Arial" w:hAnsi="Arial" w:cs="Arial"/>
-                <w:sz w:val="18"/>
-                <w:szCs w:val="18"/>
-              </w:rPr>
-            </w:pPr>
-          </w:p>
-        </w:tc>
-        <w:tc>
-          <w:tcPr>
-            <w:tcW w:w="1701" w:type="dxa"/>
+            <w:tcW w:w="2552" w:type="dxa"/>
+          </w:tcPr>
+          <w:p>
+            <w:pPr>
+              <w:rPr>
+                <w:rFonts w:ascii="Arial" w:hAnsi="Arial" w:cs="Arial"/>
+                <w:sz w:val="18"/>
+                <w:szCs w:val="18"/>
+              </w:rPr>
+            </w:pPr>
+          </w:p>
+        </w:tc>
+        <w:tc>
+          <w:tcPr>
+            <w:tcW w:w="1134" w:type="dxa"/>
           </w:tcPr>
           <w:p>
             <w:pPr>
@@ -2751,13 +3324,21 @@
                 <w:sz w:val="18"/>
                 <w:szCs w:val="18"/>
               </w:rPr>
-              <w:t>0.02-0.18</w:t>
-            </w:r>
-          </w:p>
-        </w:tc>
-        <w:tc>
-          <w:tcPr>
-            <w:tcW w:w="2126" w:type="dxa"/>
+              <w:t>0.02-0.1</w:t>
+            </w:r>
+            <w:r>
+              <w:rPr>
+                <w:rFonts w:ascii="Arial" w:hAnsi="Arial" w:cs="Arial"/>
+                <w:sz w:val="18"/>
+                <w:szCs w:val="18"/>
+              </w:rPr>
+              <w:t>2</w:t>
+            </w:r>
+          </w:p>
+        </w:tc>
+        <w:tc>
+          <w:tcPr>
+            <w:tcW w:w="2552" w:type="dxa"/>
           </w:tcPr>
           <w:p>
             <w:pPr>
@@ -2789,23 +3370,54 @@
         </w:tc>
         <w:tc>
           <w:tcPr>
-            <w:tcW w:w="1701" w:type="dxa"/>
-          </w:tcPr>
-          <w:p>
-            <w:pPr>
-              <w:rPr>
-                <w:rFonts w:ascii="Arial" w:hAnsi="Arial" w:cs="Arial"/>
-                <w:sz w:val="18"/>
-                <w:szCs w:val="18"/>
-              </w:rPr>
-            </w:pPr>
-            <w:r>
-              <w:rPr>
-                <w:rFonts w:ascii="Arial" w:hAnsi="Arial" w:cs="Arial"/>
-                <w:sz w:val="18"/>
-                <w:szCs w:val="18"/>
-              </w:rPr>
-              <w:t>UK Renal Registry</w:t>
+            <w:tcW w:w="1134" w:type="dxa"/>
+          </w:tcPr>
+          <w:p>
+            <w:pPr>
+              <w:rPr>
+                <w:rFonts w:ascii="Arial" w:hAnsi="Arial" w:cs="Arial"/>
+                <w:sz w:val="18"/>
+                <w:szCs w:val="18"/>
+              </w:rPr>
+            </w:pPr>
+            <w:r>
+              <w:rPr>
+                <w:rFonts w:ascii="Arial" w:hAnsi="Arial" w:cs="Arial"/>
+                <w:sz w:val="18"/>
+                <w:szCs w:val="18"/>
+              </w:rPr>
+              <w:fldChar w:fldCharType="begin"/>
+            </w:r>
+            <w:r>
+              <w:rPr>
+                <w:rFonts w:ascii="Arial" w:hAnsi="Arial" w:cs="Arial"/>
+                <w:sz w:val="18"/>
+                <w:szCs w:val="18"/>
+              </w:rPr>
+              <w:instrText xml:space="preserve"> ADDIN ZOTERO_ITEM CSL_CITATION {"citationID":"s0nOlGAQ","properties":{"formattedCitation":"(5)","plainCitation":"(5)","noteIndex":0},"citationItems":[{"id":252,"uris":["http://zotero.org/users/10269583/items/NY3IAX2F"],"itemData":{"id":252,"type":"report","title":"Acute kidney injury (AKI) in England – a report on the nationwide collection of AKI warning test scores from 2022.","author":[{"family":"UK Renal Registry","given":""}],"issued":{"date-parts":[["2023"]]}}}],"schema":"https://github.com/citation-style-language/schema/raw/master/csl-citation.json"} </w:instrText>
+            </w:r>
+            <w:r>
+              <w:rPr>
+                <w:rFonts w:ascii="Arial" w:hAnsi="Arial" w:cs="Arial"/>
+                <w:sz w:val="18"/>
+                <w:szCs w:val="18"/>
+              </w:rPr>
+              <w:fldChar w:fldCharType="separate"/>
+            </w:r>
+            <w:r>
+              <w:rPr>
+                <w:rFonts w:ascii="Arial" w:hAnsi="Arial" w:cs="Arial"/>
+                <w:sz w:val="18"/>
+              </w:rPr>
+              <w:t>(5)</w:t>
+            </w:r>
+            <w:r>
+              <w:rPr>
+                <w:rFonts w:ascii="Arial" w:hAnsi="Arial" w:cs="Arial"/>
+                <w:sz w:val="18"/>
+                <w:szCs w:val="18"/>
+              </w:rPr>
+              <w:fldChar w:fldCharType="end"/>
             </w:r>
           </w:p>
         </w:tc>
@@ -2883,13 +3495,21 @@
                 <w:sz w:val="18"/>
                 <w:szCs w:val="18"/>
               </w:rPr>
-              <w:t>0.02-0.18</w:t>
-            </w:r>
-          </w:p>
-        </w:tc>
-        <w:tc>
-          <w:tcPr>
-            <w:tcW w:w="2126" w:type="dxa"/>
+              <w:t>0.02-0.1</w:t>
+            </w:r>
+            <w:r>
+              <w:rPr>
+                <w:rFonts w:ascii="Arial" w:hAnsi="Arial" w:cs="Arial"/>
+                <w:sz w:val="18"/>
+                <w:szCs w:val="18"/>
+              </w:rPr>
+              <w:t>2</w:t>
+            </w:r>
+          </w:p>
+        </w:tc>
+        <w:tc>
+          <w:tcPr>
+            <w:tcW w:w="2552" w:type="dxa"/>
           </w:tcPr>
           <w:p>
             <w:pPr>
@@ -2921,23 +3541,54 @@
         </w:tc>
         <w:tc>
           <w:tcPr>
-            <w:tcW w:w="1701" w:type="dxa"/>
-          </w:tcPr>
-          <w:p>
-            <w:pPr>
-              <w:rPr>
-                <w:rFonts w:ascii="Arial" w:hAnsi="Arial" w:cs="Arial"/>
-                <w:sz w:val="18"/>
-                <w:szCs w:val="18"/>
-              </w:rPr>
-            </w:pPr>
-            <w:r>
-              <w:rPr>
-                <w:rFonts w:ascii="Arial" w:hAnsi="Arial" w:cs="Arial"/>
-                <w:sz w:val="18"/>
-                <w:szCs w:val="18"/>
-              </w:rPr>
-              <w:t>UK Renal Registry</w:t>
+            <w:tcW w:w="1134" w:type="dxa"/>
+          </w:tcPr>
+          <w:p>
+            <w:pPr>
+              <w:rPr>
+                <w:rFonts w:ascii="Arial" w:hAnsi="Arial" w:cs="Arial"/>
+                <w:sz w:val="18"/>
+                <w:szCs w:val="18"/>
+              </w:rPr>
+            </w:pPr>
+            <w:r>
+              <w:rPr>
+                <w:rFonts w:ascii="Arial" w:hAnsi="Arial" w:cs="Arial"/>
+                <w:sz w:val="18"/>
+                <w:szCs w:val="18"/>
+              </w:rPr>
+              <w:fldChar w:fldCharType="begin"/>
+            </w:r>
+            <w:r>
+              <w:rPr>
+                <w:rFonts w:ascii="Arial" w:hAnsi="Arial" w:cs="Arial"/>
+                <w:sz w:val="18"/>
+                <w:szCs w:val="18"/>
+              </w:rPr>
+              <w:instrText xml:space="preserve"> ADDIN ZOTERO_ITEM CSL_CITATION {"citationID":"qpv3uSsN","properties":{"formattedCitation":"(5)","plainCitation":"(5)","noteIndex":0},"citationItems":[{"id":252,"uris":["http://zotero.org/users/10269583/items/NY3IAX2F"],"itemData":{"id":252,"type":"report","title":"Acute kidney injury (AKI) in England – a report on the nationwide collection of AKI warning test scores from 2022.","author":[{"family":"UK Renal Registry","given":""}],"issued":{"date-parts":[["2023"]]}}}],"schema":"https://github.com/citation-style-language/schema/raw/master/csl-citation.json"} </w:instrText>
+            </w:r>
+            <w:r>
+              <w:rPr>
+                <w:rFonts w:ascii="Arial" w:hAnsi="Arial" w:cs="Arial"/>
+                <w:sz w:val="18"/>
+                <w:szCs w:val="18"/>
+              </w:rPr>
+              <w:fldChar w:fldCharType="separate"/>
+            </w:r>
+            <w:r>
+              <w:rPr>
+                <w:rFonts w:ascii="Arial" w:hAnsi="Arial" w:cs="Arial"/>
+                <w:sz w:val="18"/>
+              </w:rPr>
+              <w:t>(5)</w:t>
+            </w:r>
+            <w:r>
+              <w:rPr>
+                <w:rFonts w:ascii="Arial" w:hAnsi="Arial" w:cs="Arial"/>
+                <w:sz w:val="18"/>
+                <w:szCs w:val="18"/>
+              </w:rPr>
+              <w:fldChar w:fldCharType="end"/>
             </w:r>
           </w:p>
         </w:tc>
@@ -3021,7 +3672,7 @@
         </w:tc>
         <w:tc>
           <w:tcPr>
-            <w:tcW w:w="2126" w:type="dxa"/>
+            <w:tcW w:w="2552" w:type="dxa"/>
           </w:tcPr>
           <w:p>
             <w:pPr>
@@ -3053,23 +3704,54 @@
         </w:tc>
         <w:tc>
           <w:tcPr>
-            <w:tcW w:w="1701" w:type="dxa"/>
-          </w:tcPr>
-          <w:p>
-            <w:pPr>
-              <w:rPr>
-                <w:rFonts w:ascii="Arial" w:hAnsi="Arial" w:cs="Arial"/>
-                <w:sz w:val="18"/>
-                <w:szCs w:val="18"/>
-              </w:rPr>
-            </w:pPr>
-            <w:r>
-              <w:rPr>
-                <w:rFonts w:ascii="Arial" w:hAnsi="Arial" w:cs="Arial"/>
-                <w:sz w:val="18"/>
-                <w:szCs w:val="18"/>
-              </w:rPr>
-              <w:t>UK Renal Registry</w:t>
+            <w:tcW w:w="1134" w:type="dxa"/>
+          </w:tcPr>
+          <w:p>
+            <w:pPr>
+              <w:rPr>
+                <w:rFonts w:ascii="Arial" w:hAnsi="Arial" w:cs="Arial"/>
+                <w:sz w:val="18"/>
+                <w:szCs w:val="18"/>
+              </w:rPr>
+            </w:pPr>
+            <w:r>
+              <w:rPr>
+                <w:rFonts w:ascii="Arial" w:hAnsi="Arial" w:cs="Arial"/>
+                <w:sz w:val="18"/>
+                <w:szCs w:val="18"/>
+              </w:rPr>
+              <w:fldChar w:fldCharType="begin"/>
+            </w:r>
+            <w:r>
+              <w:rPr>
+                <w:rFonts w:ascii="Arial" w:hAnsi="Arial" w:cs="Arial"/>
+                <w:sz w:val="18"/>
+                <w:szCs w:val="18"/>
+              </w:rPr>
+              <w:instrText xml:space="preserve"> ADDIN ZOTERO_ITEM CSL_CITATION {"citationID":"zU1wmm3C","properties":{"formattedCitation":"(5)","plainCitation":"(5)","noteIndex":0},"citationItems":[{"id":252,"uris":["http://zotero.org/users/10269583/items/NY3IAX2F"],"itemData":{"id":252,"type":"report","title":"Acute kidney injury (AKI) in England – a report on the nationwide collection of AKI warning test scores from 2022.","author":[{"family":"UK Renal Registry","given":""}],"issued":{"date-parts":[["2023"]]}}}],"schema":"https://github.com/citation-style-language/schema/raw/master/csl-citation.json"} </w:instrText>
+            </w:r>
+            <w:r>
+              <w:rPr>
+                <w:rFonts w:ascii="Arial" w:hAnsi="Arial" w:cs="Arial"/>
+                <w:sz w:val="18"/>
+                <w:szCs w:val="18"/>
+              </w:rPr>
+              <w:fldChar w:fldCharType="separate"/>
+            </w:r>
+            <w:r>
+              <w:rPr>
+                <w:rFonts w:ascii="Arial" w:hAnsi="Arial" w:cs="Arial"/>
+                <w:sz w:val="18"/>
+              </w:rPr>
+              <w:t>(5)</w:t>
+            </w:r>
+            <w:r>
+              <w:rPr>
+                <w:rFonts w:ascii="Arial" w:hAnsi="Arial" w:cs="Arial"/>
+                <w:sz w:val="18"/>
+                <w:szCs w:val="18"/>
+              </w:rPr>
+              <w:fldChar w:fldCharType="end"/>
             </w:r>
           </w:p>
         </w:tc>
@@ -3164,21 +3846,13 @@
                 <w:sz w:val="18"/>
                 <w:szCs w:val="18"/>
               </w:rPr>
-              <w:t>8</w:t>
-            </w:r>
-            <w:r>
-              <w:rPr>
-                <w:rFonts w:ascii="Arial" w:hAnsi="Arial" w:cs="Arial"/>
-                <w:sz w:val="18"/>
-                <w:szCs w:val="18"/>
-              </w:rPr>
               <w:t>45</w:t>
             </w:r>
           </w:p>
         </w:tc>
         <w:tc>
           <w:tcPr>
-            <w:tcW w:w="2126" w:type="dxa"/>
+            <w:tcW w:w="2552" w:type="dxa"/>
             <w:tcBorders>
               <w:bottom w:val="single" w:sz="4" w:space="0" w:color="auto"/>
             </w:tcBorders>
@@ -3213,7 +3887,7 @@
         </w:tc>
         <w:tc>
           <w:tcPr>
-            <w:tcW w:w="1701" w:type="dxa"/>
+            <w:tcW w:w="1134" w:type="dxa"/>
             <w:tcBorders>
               <w:bottom w:val="single" w:sz="4" w:space="0" w:color="auto"/>
             </w:tcBorders>
@@ -3232,12 +3906,148 @@
                 <w:sz w:val="18"/>
                 <w:szCs w:val="18"/>
               </w:rPr>
-              <w:t>UK Renal Registry</w:t>
+              <w:fldChar w:fldCharType="begin"/>
+            </w:r>
+            <w:r>
+              <w:rPr>
+                <w:rFonts w:ascii="Arial" w:hAnsi="Arial" w:cs="Arial"/>
+                <w:sz w:val="18"/>
+                <w:szCs w:val="18"/>
+              </w:rPr>
+              <w:instrText xml:space="preserve"> ADDIN ZOTERO_ITEM CSL_CITATION {"citationID":"zzXBqZuf","properties":{"formattedCitation":"(5)","plainCitation":"(5)","noteIndex":0},"citationItems":[{"id":252,"uris":["http://zotero.org/users/10269583/items/NY3IAX2F"],"itemData":{"id":252,"type":"report","title":"Acute kidney injury (AKI) in England – a report on the nationwide collection of AKI warning test scores from 2022.","author":[{"family":"UK Renal Registry","given":""}],"issued":{"date-parts":[["2023"]]}}}],"schema":"https://github.com/citation-style-language/schema/raw/master/csl-citation.json"} </w:instrText>
+            </w:r>
+            <w:r>
+              <w:rPr>
+                <w:rFonts w:ascii="Arial" w:hAnsi="Arial" w:cs="Arial"/>
+                <w:sz w:val="18"/>
+                <w:szCs w:val="18"/>
+              </w:rPr>
+              <w:fldChar w:fldCharType="separate"/>
+            </w:r>
+            <w:r>
+              <w:rPr>
+                <w:rFonts w:ascii="Arial" w:hAnsi="Arial" w:cs="Arial"/>
+                <w:sz w:val="18"/>
+              </w:rPr>
+              <w:t>(5)</w:t>
+            </w:r>
+            <w:r>
+              <w:rPr>
+                <w:rFonts w:ascii="Arial" w:hAnsi="Arial" w:cs="Arial"/>
+                <w:sz w:val="18"/>
+                <w:szCs w:val="18"/>
+              </w:rPr>
+              <w:fldChar w:fldCharType="end"/>
             </w:r>
           </w:p>
         </w:tc>
       </w:tr>
     </w:tbl>
+    <w:p>
+      <w:pPr>
+        <w:rPr>
+          <w:rFonts w:ascii="Arial" w:hAnsi="Arial" w:cs="Arial"/>
+          <w:sz w:val="20"/>
+          <w:szCs w:val="20"/>
+        </w:rPr>
+      </w:pPr>
+      <w:r>
+        <w:rPr>
+          <w:rFonts w:ascii="Arial" w:hAnsi="Arial" w:cs="Arial"/>
+          <w:sz w:val="20"/>
+          <w:szCs w:val="20"/>
+        </w:rPr>
+        <w:t xml:space="preserve">Supplement Table 1: </w:t>
+      </w:r>
+      <w:r>
+        <w:rPr>
+          <w:rFonts w:ascii="Arial" w:hAnsi="Arial" w:cs="Arial"/>
+          <w:sz w:val="20"/>
+          <w:szCs w:val="20"/>
+        </w:rPr>
+        <w:t xml:space="preserve">Input parameters for </w:t>
+      </w:r>
+      <w:r>
+        <w:rPr>
+          <w:rFonts w:ascii="Arial" w:hAnsi="Arial" w:cs="Arial"/>
+          <w:sz w:val="20"/>
+          <w:szCs w:val="20"/>
+        </w:rPr>
+        <w:t xml:space="preserve">probability of </w:t>
+      </w:r>
+      <w:r>
+        <w:rPr>
+          <w:rFonts w:ascii="Arial" w:hAnsi="Arial" w:cs="Arial"/>
+          <w:sz w:val="20"/>
+          <w:szCs w:val="20"/>
+        </w:rPr>
+        <w:t>health o</w:t>
+      </w:r>
+      <w:r>
+        <w:rPr>
+          <w:rFonts w:ascii="Arial" w:hAnsi="Arial" w:cs="Arial"/>
+          <w:sz w:val="20"/>
+          <w:szCs w:val="20"/>
+        </w:rPr>
+        <w:t>utcome</w:t>
+      </w:r>
+      <w:r>
+        <w:rPr>
+          <w:rFonts w:ascii="Arial" w:hAnsi="Arial" w:cs="Arial"/>
+          <w:sz w:val="20"/>
+          <w:szCs w:val="20"/>
+        </w:rPr>
+        <w:t xml:space="preserve">s of </w:t>
+      </w:r>
+      <w:r>
+        <w:rPr>
+          <w:rFonts w:ascii="Arial" w:hAnsi="Arial" w:cs="Arial"/>
+          <w:sz w:val="20"/>
+          <w:szCs w:val="20"/>
+        </w:rPr>
+        <w:t xml:space="preserve">GP attendance, </w:t>
+      </w:r>
+      <w:r>
+        <w:rPr>
+          <w:rFonts w:ascii="Arial" w:hAnsi="Arial" w:cs="Arial"/>
+          <w:sz w:val="20"/>
+          <w:szCs w:val="20"/>
+        </w:rPr>
+        <w:t>hospitalisation due to norovirus, hospitalisation due to norovirus induced AKI</w:t>
+      </w:r>
+      <w:r>
+        <w:rPr>
+          <w:rFonts w:ascii="Arial" w:hAnsi="Arial" w:cs="Arial"/>
+          <w:sz w:val="20"/>
+          <w:szCs w:val="20"/>
+        </w:rPr>
+        <w:t xml:space="preserve">, </w:t>
+      </w:r>
+      <w:r>
+        <w:rPr>
+          <w:rFonts w:ascii="Arial" w:hAnsi="Arial" w:cs="Arial"/>
+          <w:sz w:val="20"/>
+          <w:szCs w:val="20"/>
+        </w:rPr>
+        <w:t xml:space="preserve">mortality due to norovirus, and mortality due to norovirus induced AKI, </w:t>
+      </w:r>
+      <w:r>
+        <w:rPr>
+          <w:rFonts w:ascii="Arial" w:hAnsi="Arial" w:cs="Arial"/>
+          <w:sz w:val="20"/>
+          <w:szCs w:val="20"/>
+        </w:rPr>
+        <w:t>stratified by age</w:t>
+      </w:r>
+      <w:r>
+        <w:rPr>
+          <w:rFonts w:ascii="Arial" w:hAnsi="Arial" w:cs="Arial"/>
+          <w:sz w:val="20"/>
+          <w:szCs w:val="20"/>
+        </w:rPr>
+        <w:t>.</w:t>
+      </w:r>
+    </w:p>
     <w:p>
       <w:pPr>
         <w:rPr>
@@ -3369,19 +4179,125 @@
         </w:rPr>
         <w:t>0.45)</w:t>
       </w:r>
+    </w:p>
+    <w:p>
+      <w:pPr>
+        <w:rPr>
+          <w:rFonts w:ascii="Arial" w:hAnsi="Arial" w:cs="Arial"/>
+          <w:sz w:val="20"/>
+          <w:szCs w:val="20"/>
+        </w:rPr>
+      </w:pPr>
+    </w:p>
+    <w:p>
+      <w:pPr>
+        <w:rPr>
+          <w:rFonts w:ascii="Arial" w:hAnsi="Arial" w:cs="Arial"/>
+          <w:sz w:val="20"/>
+          <w:szCs w:val="20"/>
+        </w:rPr>
+      </w:pPr>
+    </w:p>
+    <w:p>
+      <w:pPr>
+        <w:rPr>
+          <w:rFonts w:ascii="Arial" w:hAnsi="Arial" w:cs="Arial"/>
+          <w:sz w:val="20"/>
+          <w:szCs w:val="20"/>
+        </w:rPr>
+      </w:pPr>
+    </w:p>
+    <w:p>
+      <w:pPr>
+        <w:rPr>
+          <w:rFonts w:ascii="Arial" w:hAnsi="Arial" w:cs="Arial"/>
+          <w:sz w:val="20"/>
+          <w:szCs w:val="20"/>
+        </w:rPr>
+      </w:pPr>
+    </w:p>
+    <w:p>
+      <w:pPr>
+        <w:rPr>
+          <w:rFonts w:ascii="Arial" w:hAnsi="Arial" w:cs="Arial"/>
+          <w:sz w:val="20"/>
+          <w:szCs w:val="20"/>
+        </w:rPr>
+      </w:pPr>
+    </w:p>
+    <w:p>
+      <w:pPr>
+        <w:rPr>
+          <w:rFonts w:ascii="Arial" w:hAnsi="Arial" w:cs="Arial"/>
+          <w:sz w:val="20"/>
+          <w:szCs w:val="20"/>
+        </w:rPr>
+      </w:pPr>
+    </w:p>
+    <w:p>
+      <w:pPr>
+        <w:rPr>
+          <w:rFonts w:ascii="Arial" w:hAnsi="Arial" w:cs="Arial"/>
+          <w:sz w:val="20"/>
+          <w:szCs w:val="20"/>
+        </w:rPr>
+      </w:pPr>
+    </w:p>
+    <w:p>
+      <w:pPr>
+        <w:rPr>
+          <w:rFonts w:ascii="Arial" w:hAnsi="Arial" w:cs="Arial"/>
+          <w:sz w:val="20"/>
+          <w:szCs w:val="20"/>
+        </w:rPr>
+      </w:pPr>
+    </w:p>
+    <w:p>
+      <w:pPr>
+        <w:rPr>
+          <w:rFonts w:ascii="Arial" w:hAnsi="Arial" w:cs="Arial"/>
+          <w:sz w:val="20"/>
+          <w:szCs w:val="20"/>
+        </w:rPr>
+      </w:pPr>
       <w:r>
         <w:rPr>
           <w:rFonts w:ascii="Arial" w:hAnsi="Arial" w:cs="Arial"/>
           <w:sz w:val="20"/>
           <w:szCs w:val="20"/>
         </w:rPr>
-        <w:br w:type="page"/>
+        <w:lastRenderedPageBreak/>
+        <w:t>Supplement Table 2</w:t>
+      </w:r>
+      <w:r>
+        <w:rPr>
+          <w:rFonts w:ascii="Arial" w:hAnsi="Arial" w:cs="Arial"/>
+          <w:sz w:val="20"/>
+          <w:szCs w:val="20"/>
+        </w:rPr>
+        <w:t xml:space="preserve">: </w:t>
+      </w:r>
+      <w:r>
+        <w:rPr>
+          <w:rFonts w:ascii="Arial" w:hAnsi="Arial" w:cs="Arial"/>
+          <w:sz w:val="20"/>
+          <w:szCs w:val="20"/>
+        </w:rPr>
+        <w:t xml:space="preserve">Input </w:t>
+      </w:r>
+      <w:r>
+        <w:rPr>
+          <w:rFonts w:ascii="Arial" w:hAnsi="Arial" w:cs="Arial"/>
+          <w:sz w:val="20"/>
+          <w:szCs w:val="20"/>
+        </w:rPr>
+        <w:t>parameters for the dynamic transmission model.</w:t>
       </w:r>
     </w:p>
     <w:tbl>
       <w:tblPr>
         <w:tblStyle w:val="TableGrid"/>
-        <w:tblW w:w="8505" w:type="dxa"/>
+        <w:tblW w:w="9186" w:type="dxa"/>
         <w:tblBorders>
           <w:top w:val="none" w:sz="0" w:space="0" w:color="auto"/>
           <w:left w:val="none" w:sz="0" w:space="0" w:color="auto"/>
@@ -3390,20 +4306,22 @@
           <w:insideH w:val="none" w:sz="0" w:space="0" w:color="auto"/>
           <w:insideV w:val="none" w:sz="0" w:space="0" w:color="auto"/>
         </w:tblBorders>
-        <w:tblLayout w:type="fixed"/>
         <w:tblLook w:val="04A0" w:firstRow="1" w:lastRow="0" w:firstColumn="1" w:lastColumn="0" w:noHBand="0" w:noVBand="1"/>
       </w:tblPr>
       <w:tblGrid>
-        <w:gridCol w:w="2250"/>
-        <w:gridCol w:w="1240"/>
-        <w:gridCol w:w="1613"/>
-        <w:gridCol w:w="1985"/>
+        <w:gridCol w:w="3093"/>
+        <w:gridCol w:w="1869"/>
         <w:gridCol w:w="1417"/>
+        <w:gridCol w:w="1957"/>
+        <w:gridCol w:w="850"/>
       </w:tblGrid>
       <w:tr>
-        <w:tc>
-          <w:tcPr>
-            <w:tcW w:w="2250" w:type="dxa"/>
+        <w:trPr>
+          <w:trHeight w:val="567"/>
+        </w:trPr>
+        <w:tc>
+          <w:tcPr>
+            <w:tcW w:w="3093" w:type="dxa"/>
             <w:tcBorders>
               <w:top w:val="single" w:sz="4" w:space="0" w:color="auto"/>
               <w:bottom w:val="single" w:sz="4" w:space="0" w:color="auto"/>
@@ -3411,26 +4329,26 @@
           </w:tcPr>
           <w:p>
             <w:pPr>
-              <w:rPr>
-                <w:rFonts w:ascii="Arial" w:hAnsi="Arial" w:cs="Arial"/>
-                <w:sz w:val="20"/>
-                <w:szCs w:val="20"/>
-              </w:rPr>
-            </w:pPr>
-            <w:r>
-              <w:rPr>
-                <w:rFonts w:ascii="Arial" w:hAnsi="Arial" w:cs="Arial"/>
-                <w:sz w:val="20"/>
-                <w:szCs w:val="20"/>
-              </w:rPr>
-              <w:lastRenderedPageBreak/>
+              <w:contextualSpacing/>
+              <w:rPr>
+                <w:rFonts w:ascii="Arial" w:hAnsi="Arial" w:cs="Arial"/>
+                <w:sz w:val="20"/>
+                <w:szCs w:val="20"/>
+              </w:rPr>
+            </w:pPr>
+            <w:r>
+              <w:rPr>
+                <w:rFonts w:ascii="Arial" w:hAnsi="Arial" w:cs="Arial"/>
+                <w:sz w:val="20"/>
+                <w:szCs w:val="20"/>
+              </w:rPr>
               <w:t>Parameter</w:t>
             </w:r>
           </w:p>
         </w:tc>
         <w:tc>
           <w:tcPr>
-            <w:tcW w:w="1240" w:type="dxa"/>
+            <w:tcW w:w="1869" w:type="dxa"/>
             <w:tcBorders>
               <w:top w:val="single" w:sz="4" w:space="0" w:color="auto"/>
               <w:bottom w:val="single" w:sz="4" w:space="0" w:color="auto"/>
@@ -3438,71 +4356,38 @@
           </w:tcPr>
           <w:p>
             <w:pPr>
-              <w:rPr>
-                <w:rFonts w:ascii="Arial" w:hAnsi="Arial" w:cs="Arial"/>
-                <w:sz w:val="20"/>
-                <w:szCs w:val="20"/>
-              </w:rPr>
-            </w:pPr>
-            <w:r>
-              <w:rPr>
-                <w:rFonts w:ascii="Arial" w:hAnsi="Arial" w:cs="Arial"/>
-                <w:sz w:val="20"/>
-                <w:szCs w:val="20"/>
-              </w:rPr>
-              <w:t>Health utility (mean)</w:t>
-            </w:r>
-          </w:p>
-        </w:tc>
-        <w:tc>
-          <w:tcPr>
-            <w:tcW w:w="1613" w:type="dxa"/>
-            <w:tcBorders>
-              <w:top w:val="single" w:sz="4" w:space="0" w:color="auto"/>
-              <w:bottom w:val="single" w:sz="4" w:space="0" w:color="auto"/>
-            </w:tcBorders>
-          </w:tcPr>
-          <w:p>
-            <w:pPr>
-              <w:rPr>
-                <w:rFonts w:ascii="Arial" w:hAnsi="Arial" w:cs="Arial"/>
-                <w:sz w:val="20"/>
-                <w:szCs w:val="20"/>
-              </w:rPr>
-            </w:pPr>
-            <w:r>
-              <w:rPr>
-                <w:rFonts w:ascii="Arial" w:hAnsi="Arial" w:cs="Arial"/>
-                <w:sz w:val="20"/>
-                <w:szCs w:val="20"/>
-              </w:rPr>
-              <w:t>Range</w:t>
-            </w:r>
-          </w:p>
-        </w:tc>
-        <w:tc>
-          <w:tcPr>
-            <w:tcW w:w="1985" w:type="dxa"/>
-            <w:tcBorders>
-              <w:top w:val="single" w:sz="4" w:space="0" w:color="auto"/>
-              <w:bottom w:val="single" w:sz="4" w:space="0" w:color="auto"/>
-            </w:tcBorders>
-          </w:tcPr>
-          <w:p>
-            <w:pPr>
-              <w:rPr>
-                <w:rFonts w:ascii="Arial" w:hAnsi="Arial" w:cs="Arial"/>
-                <w:sz w:val="20"/>
-                <w:szCs w:val="20"/>
-              </w:rPr>
-            </w:pPr>
-            <w:r>
-              <w:rPr>
-                <w:rFonts w:ascii="Arial" w:hAnsi="Arial" w:cs="Arial"/>
-                <w:sz w:val="20"/>
-                <w:szCs w:val="20"/>
-              </w:rPr>
-              <w:t>Distribution</w:t>
+              <w:contextualSpacing/>
+              <w:rPr>
+                <w:rFonts w:ascii="Arial" w:hAnsi="Arial" w:cs="Arial"/>
+                <w:sz w:val="20"/>
+                <w:szCs w:val="20"/>
+              </w:rPr>
+            </w:pPr>
+            <w:r>
+              <w:rPr>
+                <w:rFonts w:ascii="Arial" w:hAnsi="Arial" w:cs="Arial"/>
+                <w:sz w:val="20"/>
+                <w:szCs w:val="20"/>
+              </w:rPr>
+              <w:t>Input value</w:t>
+            </w:r>
+          </w:p>
+          <w:p>
+            <w:pPr>
+              <w:contextualSpacing/>
+              <w:rPr>
+                <w:rFonts w:ascii="Arial" w:hAnsi="Arial" w:cs="Arial"/>
+                <w:sz w:val="20"/>
+                <w:szCs w:val="20"/>
+              </w:rPr>
+            </w:pPr>
+            <w:r>
+              <w:rPr>
+                <w:rFonts w:ascii="Arial" w:hAnsi="Arial" w:cs="Arial"/>
+                <w:sz w:val="20"/>
+                <w:szCs w:val="20"/>
+              </w:rPr>
+              <w:t>(mean)</w:t>
             </w:r>
           </w:p>
         </w:tc>
@@ -3516,6 +4401,61 @@
           </w:tcPr>
           <w:p>
             <w:pPr>
+              <w:contextualSpacing/>
+              <w:rPr>
+                <w:rFonts w:ascii="Arial" w:hAnsi="Arial" w:cs="Arial"/>
+                <w:sz w:val="20"/>
+                <w:szCs w:val="20"/>
+              </w:rPr>
+            </w:pPr>
+            <w:r>
+              <w:rPr>
+                <w:rFonts w:ascii="Arial" w:hAnsi="Arial" w:cs="Arial"/>
+                <w:sz w:val="20"/>
+                <w:szCs w:val="20"/>
+              </w:rPr>
+              <w:t>95% CI</w:t>
+            </w:r>
+          </w:p>
+        </w:tc>
+        <w:tc>
+          <w:tcPr>
+            <w:tcW w:w="1957" w:type="dxa"/>
+            <w:tcBorders>
+              <w:top w:val="single" w:sz="4" w:space="0" w:color="auto"/>
+              <w:bottom w:val="single" w:sz="4" w:space="0" w:color="auto"/>
+            </w:tcBorders>
+          </w:tcPr>
+          <w:p>
+            <w:pPr>
+              <w:contextualSpacing/>
+              <w:rPr>
+                <w:rFonts w:ascii="Arial" w:hAnsi="Arial" w:cs="Arial"/>
+                <w:sz w:val="20"/>
+                <w:szCs w:val="20"/>
+              </w:rPr>
+            </w:pPr>
+            <w:r>
+              <w:rPr>
+                <w:rFonts w:ascii="Arial" w:hAnsi="Arial" w:cs="Arial"/>
+                <w:sz w:val="20"/>
+                <w:szCs w:val="20"/>
+              </w:rPr>
+              <w:t>Distribution</w:t>
+            </w:r>
+          </w:p>
+        </w:tc>
+        <w:tc>
+          <w:tcPr>
+            <w:tcW w:w="850" w:type="dxa"/>
+            <w:tcBorders>
+              <w:top w:val="single" w:sz="4" w:space="0" w:color="auto"/>
+              <w:bottom w:val="single" w:sz="4" w:space="0" w:color="auto"/>
+            </w:tcBorders>
+          </w:tcPr>
+          <w:p>
+            <w:pPr>
+              <w:contextualSpacing/>
               <w:rPr>
                 <w:rFonts w:ascii="Arial" w:hAnsi="Arial" w:cs="Arial"/>
                 <w:sz w:val="20"/>
@@ -3534,80 +4474,61 @@
         </w:tc>
       </w:tr>
       <w:tr>
-        <w:tc>
-          <w:tcPr>
-            <w:tcW w:w="2250" w:type="dxa"/>
+        <w:trPr>
+          <w:trHeight w:val="567"/>
+        </w:trPr>
+        <w:tc>
+          <w:tcPr>
+            <w:tcW w:w="3093" w:type="dxa"/>
             <w:tcBorders>
               <w:top w:val="single" w:sz="4" w:space="0" w:color="auto"/>
             </w:tcBorders>
           </w:tcPr>
           <w:p>
             <w:pPr>
-              <w:rPr>
-                <w:rFonts w:ascii="Arial" w:hAnsi="Arial" w:cs="Arial"/>
-                <w:sz w:val="20"/>
-                <w:szCs w:val="20"/>
-              </w:rPr>
-            </w:pPr>
-            <w:r>
-              <w:rPr>
-                <w:rFonts w:ascii="Arial" w:hAnsi="Arial" w:cs="Arial"/>
-                <w:sz w:val="20"/>
-                <w:szCs w:val="20"/>
-              </w:rPr>
-              <w:t>Norovirus GP attendance*</w:t>
-            </w:r>
-          </w:p>
-        </w:tc>
-        <w:tc>
-          <w:tcPr>
-            <w:tcW w:w="1240" w:type="dxa"/>
+              <w:contextualSpacing/>
+              <w:rPr>
+                <w:rFonts w:ascii="Arial" w:hAnsi="Arial" w:cs="Arial"/>
+                <w:b/>
+                <w:bCs/>
+                <w:sz w:val="20"/>
+                <w:szCs w:val="20"/>
+              </w:rPr>
+            </w:pPr>
+            <w:r>
+              <w:rPr>
+                <w:rFonts w:ascii="Arial" w:hAnsi="Arial" w:cs="Arial"/>
+                <w:sz w:val="20"/>
+                <w:szCs w:val="20"/>
+              </w:rPr>
+              <w:t>Duration of symptoms (days)</w:t>
+            </w:r>
+          </w:p>
+        </w:tc>
+        <w:tc>
+          <w:tcPr>
+            <w:tcW w:w="1869" w:type="dxa"/>
             <w:tcBorders>
               <w:top w:val="single" w:sz="4" w:space="0" w:color="auto"/>
             </w:tcBorders>
           </w:tcPr>
           <w:p>
             <w:pPr>
-              <w:rPr>
-                <w:rFonts w:ascii="Arial" w:hAnsi="Arial" w:cs="Arial"/>
-                <w:sz w:val="20"/>
-                <w:szCs w:val="20"/>
-              </w:rPr>
-            </w:pPr>
-          </w:p>
-        </w:tc>
-        <w:tc>
-          <w:tcPr>
-            <w:tcW w:w="1613" w:type="dxa"/>
-            <w:tcBorders>
-              <w:top w:val="single" w:sz="4" w:space="0" w:color="auto"/>
-            </w:tcBorders>
-          </w:tcPr>
-          <w:p>
-            <w:pPr>
-              <w:rPr>
-                <w:rFonts w:ascii="Arial" w:hAnsi="Arial" w:cs="Arial"/>
-                <w:sz w:val="20"/>
-                <w:szCs w:val="20"/>
-              </w:rPr>
-            </w:pPr>
-          </w:p>
-        </w:tc>
-        <w:tc>
-          <w:tcPr>
-            <w:tcW w:w="1985" w:type="dxa"/>
-            <w:tcBorders>
-              <w:top w:val="single" w:sz="4" w:space="0" w:color="auto"/>
-            </w:tcBorders>
-          </w:tcPr>
-          <w:p>
-            <w:pPr>
-              <w:rPr>
-                <w:rFonts w:ascii="Arial" w:hAnsi="Arial" w:cs="Arial"/>
-                <w:sz w:val="20"/>
-                <w:szCs w:val="20"/>
-              </w:rPr>
-            </w:pPr>
+              <w:contextualSpacing/>
+              <w:rPr>
+                <w:rFonts w:ascii="Arial" w:hAnsi="Arial" w:cs="Arial"/>
+                <w:sz w:val="20"/>
+                <w:szCs w:val="20"/>
+              </w:rPr>
+            </w:pPr>
+            <w:r>
+              <w:rPr>
+                <w:rFonts w:ascii="Arial" w:hAnsi="Arial" w:cs="Arial"/>
+                <w:sz w:val="20"/>
+                <w:szCs w:val="20"/>
+              </w:rPr>
+              <w:t>2 days</w:t>
+            </w:r>
           </w:p>
         </w:tc>
         <w:tc>
@@ -3619,112 +4540,157 @@
           </w:tcPr>
           <w:p>
             <w:pPr>
-              <w:rPr>
-                <w:rFonts w:ascii="Arial" w:hAnsi="Arial" w:cs="Arial"/>
-                <w:sz w:val="20"/>
-                <w:szCs w:val="20"/>
-              </w:rPr>
-            </w:pPr>
+              <w:contextualSpacing/>
+              <w:rPr>
+                <w:rFonts w:ascii="Arial" w:hAnsi="Arial" w:cs="Arial"/>
+                <w:sz w:val="20"/>
+                <w:szCs w:val="20"/>
+              </w:rPr>
+            </w:pPr>
+            <w:r>
+              <w:rPr>
+                <w:rFonts w:ascii="Arial" w:hAnsi="Arial" w:cs="Arial"/>
+                <w:sz w:val="20"/>
+                <w:szCs w:val="20"/>
+              </w:rPr>
+              <w:t>-</w:t>
+            </w:r>
+          </w:p>
+        </w:tc>
+        <w:tc>
+          <w:tcPr>
+            <w:tcW w:w="1957" w:type="dxa"/>
+            <w:tcBorders>
+              <w:top w:val="single" w:sz="4" w:space="0" w:color="auto"/>
+            </w:tcBorders>
+          </w:tcPr>
+          <w:p>
+            <w:pPr>
+              <w:contextualSpacing/>
+              <w:rPr>
+                <w:rFonts w:ascii="Arial" w:hAnsi="Arial" w:cs="Arial"/>
+                <w:sz w:val="20"/>
+                <w:szCs w:val="20"/>
+              </w:rPr>
+            </w:pPr>
+            <w:r>
+              <w:rPr>
+                <w:rFonts w:ascii="Arial" w:hAnsi="Arial" w:cs="Arial"/>
+                <w:sz w:val="20"/>
+                <w:szCs w:val="20"/>
+              </w:rPr>
+              <w:t>Fixed value</w:t>
+            </w:r>
+          </w:p>
+        </w:tc>
+        <w:tc>
+          <w:tcPr>
+            <w:tcW w:w="850" w:type="dxa"/>
+            <w:tcBorders>
+              <w:top w:val="single" w:sz="4" w:space="0" w:color="auto"/>
+            </w:tcBorders>
+          </w:tcPr>
+          <w:p>
+            <w:pPr>
+              <w:contextualSpacing/>
+              <w:rPr>
+                <w:rFonts w:ascii="Arial" w:hAnsi="Arial" w:cs="Arial"/>
+                <w:sz w:val="20"/>
+                <w:szCs w:val="20"/>
+              </w:rPr>
+            </w:pPr>
+            <w:r>
+              <w:rPr>
+                <w:rFonts w:ascii="Arial" w:hAnsi="Arial" w:cs="Arial"/>
+                <w:sz w:val="20"/>
+                <w:szCs w:val="20"/>
+              </w:rPr>
+              <w:fldChar w:fldCharType="begin"/>
+            </w:r>
+            <w:r>
+              <w:rPr>
+                <w:rFonts w:ascii="Arial" w:hAnsi="Arial" w:cs="Arial"/>
+                <w:sz w:val="20"/>
+                <w:szCs w:val="20"/>
+              </w:rPr>
+              <w:instrText xml:space="preserve"> ADDIN ZOTERO_ITEM CSL_CITATION {"citationID":"Ek01O316","properties":{"formattedCitation":"(6\\uc0\\u8211{}8)","plainCitation":"(6–8)","noteIndex":0},"citationItems":[{"id":144,"uris":["http://zotero.org/users/10269583/items/2HVTL6CU"],"itemData":{"id":144,"type":"article-journal","container-title":"Emerging Infectious Diseases","DOI":"10.3201/eid1908.130472","ISSN":"1080-6040, 1080-6059","issue":"8","journalAbbreviation":"Emerg. Infect. Dis.","page":"1260-1267","source":"DOI.org (Crossref)","title":"Duration of Immunity to Norovirus Gastroenteritis","volume":"19","author":[{"family":"Simmons","given":"Kirsten"},{"family":"Gambhir","given":"Manoj"},{"family":"Leon","given":"Juan"},{"family":"Lopman","given":"Ben"}],"issued":{"date-parts":[["2013",8]]}}},{"id":134,"uris":["http://zotero.org/users/10269583/items/HW2KFVKU"],"itemData":{"id":134,"type":"article-journal","container-title":"New England Journal of Medicine","DOI":"10.1056/NEJMra0804575","ISSN":"0028-4793, 1533-4406","issue":"18","journalAbbreviation":"N Engl J Med","language":"en","page":"1776-1785","source":"DOI.org (Crossref)","title":"Norovirus Gastroenteritis","volume":"361","author":[{"family":"Glass","given":"Roger I."},{"family":"Parashar","given":"Umesh D."},{"family":"Estes","given":"Mary K."}],"issued":{"date-parts":[["2009",10,29]]}}},{"id":182,"uris":["http://zotero.org/users/10269583/items/E8FDVFGD"],"itemData":{"id":182,"type":"article-journal","container-title":"Emerging Infectious Diseases","DOI":"10.3201/eid1410.080117","ISSN":"1080-6040, 1080-6059","issue":"10","journalAbbreviation":"Emerg. Infect. Dis.","page":"1553-1557","source":"DOI.org (Crossref)","title":"Norwalk Virus Shedding after Experimental Human Infection","volume":"14","author":[{"family":"Atmar","given":"Robert L."},{"family":"Opekun","given":"Antone R."},{"family":"Gilger","given":"Mark A."},{"family":"Estes","given":"Mary K."},{"family":"Crawford","given":"Sue E."},{"family":"Neill","given":"Frederick H."},{"family":"Graham","given":"David Y."}],"issued":{"date-parts":[["2008",10]]}}}],"schema":"https://github.com/citation-style-language/schema/raw/master/csl-citation.json"} </w:instrText>
+            </w:r>
+            <w:r>
+              <w:rPr>
+                <w:rFonts w:ascii="Arial" w:hAnsi="Arial" w:cs="Arial"/>
+                <w:sz w:val="20"/>
+                <w:szCs w:val="20"/>
+              </w:rPr>
+              <w:fldChar w:fldCharType="separate"/>
+            </w:r>
+            <w:r>
+              <w:rPr>
+                <w:rFonts w:ascii="Arial" w:hAnsi="Arial" w:cs="Arial"/>
+                <w:kern w:val="0"/>
+                <w:sz w:val="20"/>
+              </w:rPr>
+              <w:t>(6–8)</w:t>
+            </w:r>
+            <w:r>
+              <w:rPr>
+                <w:rFonts w:ascii="Arial" w:hAnsi="Arial" w:cs="Arial"/>
+                <w:sz w:val="20"/>
+                <w:szCs w:val="20"/>
+              </w:rPr>
+              <w:fldChar w:fldCharType="end"/>
+            </w:r>
           </w:p>
         </w:tc>
       </w:tr>
       <w:tr>
-        <w:tc>
-          <w:tcPr>
-            <w:tcW w:w="2250" w:type="dxa"/>
-          </w:tcPr>
-          <w:p>
-            <w:pPr>
-              <w:jc w:val="right"/>
-              <w:rPr>
-                <w:rFonts w:ascii="Arial" w:hAnsi="Arial" w:cs="Arial"/>
-                <w:sz w:val="20"/>
-                <w:szCs w:val="20"/>
-              </w:rPr>
-            </w:pPr>
-            <w:r>
-              <w:rPr>
-                <w:rFonts w:ascii="Arial" w:hAnsi="Arial" w:cs="Arial"/>
-                <w:sz w:val="20"/>
-                <w:szCs w:val="20"/>
-              </w:rPr>
-              <w:t>0-4</w:t>
-            </w:r>
-          </w:p>
-        </w:tc>
-        <w:tc>
-          <w:tcPr>
-            <w:tcW w:w="1240" w:type="dxa"/>
-          </w:tcPr>
-          <w:p>
-            <w:pPr>
-              <w:rPr>
-                <w:rFonts w:ascii="Arial" w:hAnsi="Arial" w:cs="Arial"/>
-                <w:sz w:val="20"/>
-                <w:szCs w:val="20"/>
-              </w:rPr>
-            </w:pPr>
-            <w:r>
-              <w:rPr>
-                <w:rFonts w:ascii="Arial" w:hAnsi="Arial" w:cs="Arial"/>
-                <w:sz w:val="20"/>
-                <w:szCs w:val="20"/>
-              </w:rPr>
-              <w:t>0.688</w:t>
-            </w:r>
-          </w:p>
-        </w:tc>
-        <w:tc>
-          <w:tcPr>
-            <w:tcW w:w="1613" w:type="dxa"/>
-          </w:tcPr>
-          <w:p>
-            <w:pPr>
-              <w:rPr>
-                <w:rFonts w:ascii="Arial" w:hAnsi="Arial" w:cs="Arial"/>
-                <w:sz w:val="20"/>
-                <w:szCs w:val="20"/>
-              </w:rPr>
-            </w:pPr>
-            <w:r>
-              <w:rPr>
-                <w:rFonts w:ascii="Arial" w:hAnsi="Arial" w:cs="Arial"/>
-                <w:sz w:val="20"/>
-                <w:szCs w:val="20"/>
-              </w:rPr>
-              <w:t>0.553-0.824</w:t>
-            </w:r>
-          </w:p>
-        </w:tc>
-        <w:tc>
-          <w:tcPr>
-            <w:tcW w:w="1985" w:type="dxa"/>
-          </w:tcPr>
-          <w:p>
-            <w:pPr>
-              <w:rPr>
-                <w:rFonts w:ascii="Arial" w:hAnsi="Arial" w:cs="Arial"/>
-                <w:sz w:val="20"/>
-                <w:szCs w:val="20"/>
-              </w:rPr>
-            </w:pPr>
-            <w:proofErr w:type="gramStart"/>
-            <w:r>
-              <w:rPr>
-                <w:rFonts w:ascii="Arial" w:hAnsi="Arial" w:cs="Arial"/>
-                <w:sz w:val="20"/>
-                <w:szCs w:val="20"/>
-              </w:rPr>
-              <w:t>Beta(</w:t>
-            </w:r>
-            <w:proofErr w:type="gramEnd"/>
-            <w:r>
-              <w:rPr>
-                <w:rFonts w:ascii="Arial" w:hAnsi="Arial" w:cs="Arial"/>
-                <w:sz w:val="20"/>
-                <w:szCs w:val="20"/>
-              </w:rPr>
-              <w:t>18.7,8.5)</w:t>
+        <w:trPr>
+          <w:trHeight w:val="567"/>
+        </w:trPr>
+        <w:tc>
+          <w:tcPr>
+            <w:tcW w:w="3093" w:type="dxa"/>
+          </w:tcPr>
+          <w:p>
+            <w:pPr>
+              <w:contextualSpacing/>
+              <w:rPr>
+                <w:rFonts w:ascii="Arial" w:hAnsi="Arial" w:cs="Arial"/>
+                <w:b/>
+                <w:bCs/>
+                <w:sz w:val="20"/>
+                <w:szCs w:val="20"/>
+              </w:rPr>
+            </w:pPr>
+            <w:r>
+              <w:rPr>
+                <w:rFonts w:ascii="Arial" w:hAnsi="Arial" w:cs="Arial"/>
+                <w:sz w:val="20"/>
+                <w:szCs w:val="20"/>
+              </w:rPr>
+              <w:t>Duration of asymptomatic shedding (days)</w:t>
+            </w:r>
+          </w:p>
+        </w:tc>
+        <w:tc>
+          <w:tcPr>
+            <w:tcW w:w="1869" w:type="dxa"/>
+          </w:tcPr>
+          <w:p>
+            <w:pPr>
+              <w:contextualSpacing/>
+              <w:rPr>
+                <w:rFonts w:ascii="Arial" w:hAnsi="Arial" w:cs="Arial"/>
+                <w:sz w:val="20"/>
+                <w:szCs w:val="20"/>
+              </w:rPr>
+            </w:pPr>
+            <w:r>
+              <w:rPr>
+                <w:rFonts w:ascii="Arial" w:hAnsi="Arial" w:cs="Arial"/>
+                <w:sz w:val="20"/>
+                <w:szCs w:val="20"/>
+              </w:rPr>
+              <w:t>10 days</w:t>
             </w:r>
           </w:p>
         </w:tc>
@@ -3734,120 +4700,155 @@
           </w:tcPr>
           <w:p>
             <w:pPr>
-              <w:rPr>
-                <w:rFonts w:ascii="Arial" w:hAnsi="Arial" w:cs="Arial"/>
-                <w:sz w:val="20"/>
-                <w:szCs w:val="20"/>
-              </w:rPr>
-            </w:pPr>
-            <w:r>
-              <w:rPr>
-                <w:rFonts w:ascii="Arial" w:hAnsi="Arial" w:cs="Arial"/>
-                <w:sz w:val="20"/>
-                <w:szCs w:val="20"/>
-              </w:rPr>
-              <w:t>Martin et al.</w:t>
+              <w:contextualSpacing/>
+              <w:rPr>
+                <w:rFonts w:ascii="Arial" w:hAnsi="Arial" w:cs="Arial"/>
+                <w:sz w:val="20"/>
+                <w:szCs w:val="20"/>
+              </w:rPr>
+            </w:pPr>
+            <w:r>
+              <w:rPr>
+                <w:rFonts w:ascii="Arial" w:hAnsi="Arial" w:cs="Arial"/>
+                <w:sz w:val="20"/>
+                <w:szCs w:val="20"/>
+              </w:rPr>
+              <w:t>-</w:t>
+            </w:r>
+          </w:p>
+        </w:tc>
+        <w:tc>
+          <w:tcPr>
+            <w:tcW w:w="1957" w:type="dxa"/>
+          </w:tcPr>
+          <w:p>
+            <w:pPr>
+              <w:contextualSpacing/>
+              <w:rPr>
+                <w:rFonts w:ascii="Arial" w:hAnsi="Arial" w:cs="Arial"/>
+                <w:sz w:val="20"/>
+                <w:szCs w:val="20"/>
+              </w:rPr>
+            </w:pPr>
+            <w:r>
+              <w:rPr>
+                <w:rFonts w:ascii="Arial" w:hAnsi="Arial" w:cs="Arial"/>
+                <w:sz w:val="20"/>
+                <w:szCs w:val="20"/>
+              </w:rPr>
+              <w:t>Fixed value</w:t>
+            </w:r>
+          </w:p>
+        </w:tc>
+        <w:tc>
+          <w:tcPr>
+            <w:tcW w:w="850" w:type="dxa"/>
+          </w:tcPr>
+          <w:p>
+            <w:pPr>
+              <w:contextualSpacing/>
+              <w:rPr>
+                <w:rFonts w:ascii="Arial" w:hAnsi="Arial" w:cs="Arial"/>
+                <w:color w:val="000000"/>
+                <w:sz w:val="20"/>
+                <w:szCs w:val="20"/>
+              </w:rPr>
+            </w:pPr>
+            <w:r>
+              <w:rPr>
+                <w:rFonts w:ascii="Arial" w:hAnsi="Arial" w:cs="Arial"/>
+                <w:color w:val="000000"/>
+                <w:sz w:val="20"/>
+                <w:szCs w:val="20"/>
+              </w:rPr>
+              <w:fldChar w:fldCharType="begin"/>
+            </w:r>
+            <w:r>
+              <w:rPr>
+                <w:rFonts w:ascii="Arial" w:hAnsi="Arial" w:cs="Arial"/>
+                <w:color w:val="000000"/>
+                <w:sz w:val="20"/>
+                <w:szCs w:val="20"/>
+              </w:rPr>
+              <w:instrText xml:space="preserve"> ADDIN ZOTERO_ITEM CSL_CITATION {"citationID":"vWIqmsal","properties":{"formattedCitation":"(6,8,9)","plainCitation":"(6,8,9)","noteIndex":0},"citationItems":[{"id":144,"uris":["http://zotero.org/users/10269583/items/2HVTL6CU"],"itemData":{"id":144,"type":"article-journal","container-title":"Emerging Infectious Diseases","DOI":"10.3201/eid1908.130472","ISSN":"1080-6040, 1080-6059","issue":"8","journalAbbreviation":"Emerg. Infect. Dis.","page":"1260-1267","source":"DOI.org (Crossref)","title":"Duration of Immunity to Norovirus Gastroenteritis","volume":"19","author":[{"family":"Simmons","given":"Kirsten"},{"family":"Gambhir","given":"Manoj"},{"family":"Leon","given":"Juan"},{"family":"Lopman","given":"Ben"}],"issued":{"date-parts":[["2013",8]]}}},{"id":182,"uris":["http://zotero.org/users/10269583/items/E8FDVFGD"],"itemData":{"id":182,"type":"article-journal","container-title":"Emerging Infectious Diseases","DOI":"10.3201/eid1410.080117","ISSN":"1080-6040, 1080-6059","issue":"10","journalAbbreviation":"Emerg. Infect. Dis.","page":"1553-1557","source":"DOI.org (Crossref)","title":"Norwalk Virus Shedding after Experimental Human Infection","volume":"14","author":[{"family":"Atmar","given":"Robert L."},{"family":"Opekun","given":"Antone R."},{"family":"Gilger","given":"Mark A."},{"family":"Estes","given":"Mary K."},{"family":"Crawford","given":"Sue E."},{"family":"Neill","given":"Frederick H."},{"family":"Graham","given":"David Y."}],"issued":{"date-parts":[["2008",10]]}}},{"id":184,"uris":["http://zotero.org/users/10269583/items/TKBHFWFS"],"itemData":{"id":184,"type":"article-journal","container-title":"BMC Infectious Diseases","DOI":"10.1186/s12879-019-4205-y","ISSN":"1471-2334","issue":"1","journalAbbreviation":"BMC Infect Dis","language":"en","page":"592","source":"DOI.org (Crossref)","title":"Norovirus shedding among symptomatic and asymptomatic employees in outbreak settings in Shanghai, China","volume":"19","author":[{"family":"Wu","given":"Qiang-song"},{"family":"Xuan","given":"Ze-liang"},{"family":"Liu","given":"Jing-yi"},{"family":"Zhao","given":"Xue-tao"},{"family":"Chen","given":"Yuan-fang"},{"family":"Wang","given":"Chen-xi"},{"family":"Shen","given":"Xiao-ting"},{"family":"Wang","given":"Ya-xin"},{"family":"Wang","given":"Lan"},{"family":"Hu","given":"Yi"}],"issued":{"date-parts":[["2019",12]]}}}],"schema":"https://github.com/citation-style-language/schema/raw/master/csl-citation.json"} </w:instrText>
+            </w:r>
+            <w:r>
+              <w:rPr>
+                <w:rFonts w:ascii="Arial" w:hAnsi="Arial" w:cs="Arial"/>
+                <w:color w:val="000000"/>
+                <w:sz w:val="20"/>
+                <w:szCs w:val="20"/>
+              </w:rPr>
+              <w:fldChar w:fldCharType="separate"/>
+            </w:r>
+            <w:r>
+              <w:rPr>
+                <w:rFonts w:ascii="Arial" w:hAnsi="Arial" w:cs="Arial"/>
+                <w:sz w:val="20"/>
+              </w:rPr>
+              <w:t>(6,8,9)</w:t>
+            </w:r>
+            <w:r>
+              <w:rPr>
+                <w:rFonts w:ascii="Arial" w:hAnsi="Arial" w:cs="Arial"/>
+                <w:color w:val="000000"/>
+                <w:sz w:val="20"/>
+                <w:szCs w:val="20"/>
+              </w:rPr>
+              <w:fldChar w:fldCharType="end"/>
             </w:r>
           </w:p>
         </w:tc>
       </w:tr>
       <w:tr>
-        <w:tc>
-          <w:tcPr>
-            <w:tcW w:w="2250" w:type="dxa"/>
-          </w:tcPr>
-          <w:p>
-            <w:pPr>
-              <w:jc w:val="right"/>
-              <w:rPr>
-                <w:rFonts w:ascii="Arial" w:hAnsi="Arial" w:cs="Arial"/>
-                <w:sz w:val="20"/>
-                <w:szCs w:val="20"/>
-              </w:rPr>
-            </w:pPr>
-            <w:r>
-              <w:rPr>
-                <w:rFonts w:ascii="Arial" w:hAnsi="Arial" w:cs="Arial"/>
-                <w:sz w:val="20"/>
-                <w:szCs w:val="20"/>
-              </w:rPr>
-              <w:t>5-14</w:t>
-            </w:r>
-          </w:p>
-        </w:tc>
-        <w:tc>
-          <w:tcPr>
-            <w:tcW w:w="1240" w:type="dxa"/>
-          </w:tcPr>
-          <w:p>
-            <w:pPr>
-              <w:rPr>
-                <w:rFonts w:ascii="Arial" w:hAnsi="Arial" w:cs="Arial"/>
-                <w:sz w:val="20"/>
-                <w:szCs w:val="20"/>
-              </w:rPr>
-            </w:pPr>
-            <w:r>
-              <w:rPr>
-                <w:rFonts w:ascii="Arial" w:hAnsi="Arial" w:cs="Arial"/>
-                <w:sz w:val="20"/>
-                <w:szCs w:val="20"/>
-              </w:rPr>
-              <w:t>0.688</w:t>
-            </w:r>
-          </w:p>
-        </w:tc>
-        <w:tc>
-          <w:tcPr>
-            <w:tcW w:w="1613" w:type="dxa"/>
-          </w:tcPr>
-          <w:p>
-            <w:pPr>
-              <w:rPr>
-                <w:rFonts w:ascii="Arial" w:hAnsi="Arial" w:cs="Arial"/>
-                <w:sz w:val="20"/>
-                <w:szCs w:val="20"/>
-              </w:rPr>
-            </w:pPr>
-            <w:r>
-              <w:rPr>
-                <w:rFonts w:ascii="Arial" w:hAnsi="Arial" w:cs="Arial"/>
-                <w:sz w:val="20"/>
-                <w:szCs w:val="20"/>
-              </w:rPr>
-              <w:t>0.553-0.824</w:t>
-            </w:r>
-          </w:p>
-        </w:tc>
-        <w:tc>
-          <w:tcPr>
-            <w:tcW w:w="1985" w:type="dxa"/>
-          </w:tcPr>
-          <w:p>
-            <w:pPr>
-              <w:rPr>
-                <w:rFonts w:ascii="Arial" w:hAnsi="Arial" w:cs="Arial"/>
-                <w:sz w:val="20"/>
-                <w:szCs w:val="20"/>
-              </w:rPr>
-            </w:pPr>
-            <w:proofErr w:type="gramStart"/>
-            <w:r>
-              <w:rPr>
-                <w:rFonts w:ascii="Arial" w:hAnsi="Arial" w:cs="Arial"/>
-                <w:sz w:val="20"/>
-                <w:szCs w:val="20"/>
-              </w:rPr>
-              <w:t>Beta(</w:t>
-            </w:r>
-            <w:proofErr w:type="gramEnd"/>
-            <w:r>
-              <w:rPr>
-                <w:rFonts w:ascii="Arial" w:hAnsi="Arial" w:cs="Arial"/>
-                <w:sz w:val="20"/>
-                <w:szCs w:val="20"/>
-              </w:rPr>
-              <w:t>18.7,8.5)</w:t>
+        <w:trPr>
+          <w:trHeight w:val="567"/>
+        </w:trPr>
+        <w:tc>
+          <w:tcPr>
+            <w:tcW w:w="3093" w:type="dxa"/>
+          </w:tcPr>
+          <w:p>
+            <w:pPr>
+              <w:contextualSpacing/>
+              <w:rPr>
+                <w:rFonts w:ascii="Arial" w:hAnsi="Arial" w:cs="Arial"/>
+                <w:b/>
+                <w:bCs/>
+                <w:sz w:val="20"/>
+                <w:szCs w:val="20"/>
+              </w:rPr>
+            </w:pPr>
+            <w:r>
+              <w:rPr>
+                <w:rFonts w:ascii="Arial" w:hAnsi="Arial" w:cs="Arial"/>
+                <w:sz w:val="20"/>
+                <w:szCs w:val="20"/>
+              </w:rPr>
+              <w:t>Incubation period</w:t>
+            </w:r>
+          </w:p>
+        </w:tc>
+        <w:tc>
+          <w:tcPr>
+            <w:tcW w:w="1869" w:type="dxa"/>
+          </w:tcPr>
+          <w:p>
+            <w:pPr>
+              <w:contextualSpacing/>
+              <w:rPr>
+                <w:rFonts w:ascii="Arial" w:hAnsi="Arial" w:cs="Arial"/>
+                <w:sz w:val="20"/>
+                <w:szCs w:val="20"/>
+              </w:rPr>
+            </w:pPr>
+            <w:r>
+              <w:rPr>
+                <w:rFonts w:ascii="Arial" w:hAnsi="Arial" w:cs="Arial"/>
+                <w:sz w:val="20"/>
+                <w:szCs w:val="20"/>
+              </w:rPr>
+              <w:t>1 day</w:t>
             </w:r>
           </w:p>
         </w:tc>
@@ -3857,120 +4858,156 @@
           </w:tcPr>
           <w:p>
             <w:pPr>
-              <w:rPr>
-                <w:rFonts w:ascii="Arial" w:hAnsi="Arial" w:cs="Arial"/>
-                <w:sz w:val="20"/>
-                <w:szCs w:val="20"/>
-              </w:rPr>
-            </w:pPr>
-            <w:r>
-              <w:rPr>
-                <w:rFonts w:ascii="Arial" w:hAnsi="Arial" w:cs="Arial"/>
-                <w:sz w:val="20"/>
-                <w:szCs w:val="20"/>
-              </w:rPr>
-              <w:t>Martin et al.</w:t>
+              <w:contextualSpacing/>
+              <w:rPr>
+                <w:rFonts w:ascii="Arial" w:hAnsi="Arial" w:cs="Arial"/>
+                <w:sz w:val="20"/>
+                <w:szCs w:val="20"/>
+              </w:rPr>
+            </w:pPr>
+            <w:r>
+              <w:rPr>
+                <w:rFonts w:ascii="Arial" w:hAnsi="Arial" w:cs="Arial"/>
+                <w:sz w:val="20"/>
+                <w:szCs w:val="20"/>
+              </w:rPr>
+              <w:t>-</w:t>
+            </w:r>
+          </w:p>
+        </w:tc>
+        <w:tc>
+          <w:tcPr>
+            <w:tcW w:w="1957" w:type="dxa"/>
+          </w:tcPr>
+          <w:p>
+            <w:pPr>
+              <w:contextualSpacing/>
+              <w:rPr>
+                <w:rFonts w:ascii="Arial" w:hAnsi="Arial" w:cs="Arial"/>
+                <w:sz w:val="20"/>
+                <w:szCs w:val="20"/>
+              </w:rPr>
+            </w:pPr>
+            <w:r>
+              <w:rPr>
+                <w:rFonts w:ascii="Arial" w:hAnsi="Arial" w:cs="Arial"/>
+                <w:sz w:val="20"/>
+                <w:szCs w:val="20"/>
+              </w:rPr>
+              <w:t>Fixed value</w:t>
+            </w:r>
+          </w:p>
+        </w:tc>
+        <w:tc>
+          <w:tcPr>
+            <w:tcW w:w="850" w:type="dxa"/>
+          </w:tcPr>
+          <w:p>
+            <w:pPr>
+              <w:contextualSpacing/>
+              <w:rPr>
+                <w:rFonts w:ascii="Arial" w:hAnsi="Arial" w:cs="Arial"/>
+                <w:color w:val="000000"/>
+                <w:sz w:val="20"/>
+                <w:szCs w:val="20"/>
+              </w:rPr>
+            </w:pPr>
+            <w:r>
+              <w:rPr>
+                <w:rFonts w:ascii="Arial" w:hAnsi="Arial" w:cs="Arial"/>
+                <w:color w:val="000000"/>
+                <w:sz w:val="20"/>
+                <w:szCs w:val="20"/>
+              </w:rPr>
+              <w:fldChar w:fldCharType="begin"/>
+            </w:r>
+            <w:r>
+              <w:rPr>
+                <w:rFonts w:ascii="Arial" w:hAnsi="Arial" w:cs="Arial"/>
+                <w:color w:val="000000"/>
+                <w:sz w:val="20"/>
+                <w:szCs w:val="20"/>
+              </w:rPr>
+              <w:instrText xml:space="preserve"> ADDIN ZOTERO_ITEM CSL_CITATION {"citationID":"K290t1J5","properties":{"formattedCitation":"(6\\uc0\\u8211{}8)","plainCitation":"(6–8)","noteIndex":0},"citationItems":[{"id":144,"uris":["http://zotero.org/users/10269583/items/2HVTL6CU"],"itemData":{"id":144,"type":"article-journal","container-title":"Emerging Infectious Diseases","DOI":"10.3201/eid1908.130472","ISSN":"1080-6040, 1080-6059","issue":"8","journalAbbreviation":"Emerg. Infect. Dis.","page":"1260-1267","source":"DOI.org (Crossref)","title":"Duration of Immunity to Norovirus Gastroenteritis","volume":"19","author":[{"family":"Simmons","given":"Kirsten"},{"family":"Gambhir","given":"Manoj"},{"family":"Leon","given":"Juan"},{"family":"Lopman","given":"Ben"}],"issued":{"date-parts":[["2013",8]]}}},{"id":134,"uris":["http://zotero.org/users/10269583/items/HW2KFVKU"],"itemData":{"id":134,"type":"article-journal","container-title":"New England Journal of Medicine","DOI":"10.1056/NEJMra0804575","ISSN":"0028-4793, 1533-4406","issue":"18","journalAbbreviation":"N Engl J Med","language":"en","page":"1776-1785","source":"DOI.org (Crossref)","title":"Norovirus Gastroenteritis","volume":"361","author":[{"family":"Glass","given":"Roger I."},{"family":"Parashar","given":"Umesh D."},{"family":"Estes","given":"Mary K."}],"issued":{"date-parts":[["2009",10,29]]}}},{"id":182,"uris":["http://zotero.org/users/10269583/items/E8FDVFGD"],"itemData":{"id":182,"type":"article-journal","container-title":"Emerging Infectious Diseases","DOI":"10.3201/eid1410.080117","ISSN":"1080-6040, 1080-6059","issue":"10","journalAbbreviation":"Emerg. Infect. Dis.","page":"1553-1557","source":"DOI.org (Crossref)","title":"Norwalk Virus Shedding after Experimental Human Infection","volume":"14","author":[{"family":"Atmar","given":"Robert L."},{"family":"Opekun","given":"Antone R."},{"family":"Gilger","given":"Mark A."},{"family":"Estes","given":"Mary K."},{"family":"Crawford","given":"Sue E."},{"family":"Neill","given":"Frederick H."},{"family":"Graham","given":"David Y."}],"issued":{"date-parts":[["2008",10]]}}}],"schema":"https://github.com/citation-style-language/schema/raw/master/csl-citation.json"} </w:instrText>
+            </w:r>
+            <w:r>
+              <w:rPr>
+                <w:rFonts w:ascii="Arial" w:hAnsi="Arial" w:cs="Arial"/>
+                <w:color w:val="000000"/>
+                <w:sz w:val="20"/>
+                <w:szCs w:val="20"/>
+              </w:rPr>
+              <w:fldChar w:fldCharType="separate"/>
+            </w:r>
+            <w:r>
+              <w:rPr>
+                <w:rFonts w:ascii="Arial" w:hAnsi="Arial" w:cs="Arial"/>
+                <w:kern w:val="0"/>
+                <w:sz w:val="20"/>
+              </w:rPr>
+              <w:t>(6–8)</w:t>
+            </w:r>
+            <w:r>
+              <w:rPr>
+                <w:rFonts w:ascii="Arial" w:hAnsi="Arial" w:cs="Arial"/>
+                <w:color w:val="000000"/>
+                <w:sz w:val="20"/>
+                <w:szCs w:val="20"/>
+              </w:rPr>
+              <w:fldChar w:fldCharType="end"/>
             </w:r>
           </w:p>
         </w:tc>
       </w:tr>
       <w:tr>
-        <w:tc>
-          <w:tcPr>
-            <w:tcW w:w="2250" w:type="dxa"/>
-          </w:tcPr>
-          <w:p>
-            <w:pPr>
-              <w:jc w:val="right"/>
-              <w:rPr>
-                <w:rFonts w:ascii="Arial" w:hAnsi="Arial" w:cs="Arial"/>
-                <w:sz w:val="20"/>
-                <w:szCs w:val="20"/>
-              </w:rPr>
-            </w:pPr>
-            <w:r>
-              <w:rPr>
-                <w:rFonts w:ascii="Arial" w:hAnsi="Arial" w:cs="Arial"/>
-                <w:sz w:val="20"/>
-                <w:szCs w:val="20"/>
-              </w:rPr>
-              <w:t>15-64</w:t>
-            </w:r>
-          </w:p>
-        </w:tc>
-        <w:tc>
-          <w:tcPr>
-            <w:tcW w:w="1240" w:type="dxa"/>
-          </w:tcPr>
-          <w:p>
-            <w:pPr>
-              <w:rPr>
-                <w:rFonts w:ascii="Arial" w:hAnsi="Arial" w:cs="Arial"/>
-                <w:sz w:val="20"/>
-                <w:szCs w:val="20"/>
-              </w:rPr>
-            </w:pPr>
-            <w:r>
-              <w:rPr>
-                <w:rFonts w:ascii="Arial" w:hAnsi="Arial" w:cs="Arial"/>
-                <w:sz w:val="20"/>
-                <w:szCs w:val="20"/>
-              </w:rPr>
-              <w:t>0.688</w:t>
-            </w:r>
-          </w:p>
-        </w:tc>
-        <w:tc>
-          <w:tcPr>
-            <w:tcW w:w="1613" w:type="dxa"/>
-          </w:tcPr>
-          <w:p>
-            <w:pPr>
-              <w:rPr>
-                <w:rFonts w:ascii="Arial" w:hAnsi="Arial" w:cs="Arial"/>
-                <w:sz w:val="20"/>
-                <w:szCs w:val="20"/>
-              </w:rPr>
-            </w:pPr>
-            <w:r>
-              <w:rPr>
-                <w:rFonts w:ascii="Arial" w:hAnsi="Arial" w:cs="Arial"/>
-                <w:sz w:val="20"/>
-                <w:szCs w:val="20"/>
-              </w:rPr>
-              <w:t>0.553-0.824</w:t>
-            </w:r>
-          </w:p>
-        </w:tc>
-        <w:tc>
-          <w:tcPr>
-            <w:tcW w:w="1985" w:type="dxa"/>
-          </w:tcPr>
-          <w:p>
-            <w:pPr>
-              <w:rPr>
-                <w:rFonts w:ascii="Arial" w:hAnsi="Arial" w:cs="Arial"/>
-                <w:sz w:val="20"/>
-                <w:szCs w:val="20"/>
-              </w:rPr>
-            </w:pPr>
-            <w:proofErr w:type="gramStart"/>
-            <w:r>
-              <w:rPr>
-                <w:rFonts w:ascii="Arial" w:hAnsi="Arial" w:cs="Arial"/>
-                <w:sz w:val="20"/>
-                <w:szCs w:val="20"/>
-              </w:rPr>
-              <w:t>Beta(</w:t>
-            </w:r>
-            <w:proofErr w:type="gramEnd"/>
-            <w:r>
-              <w:rPr>
-                <w:rFonts w:ascii="Arial" w:hAnsi="Arial" w:cs="Arial"/>
-                <w:sz w:val="20"/>
-                <w:szCs w:val="20"/>
-              </w:rPr>
-              <w:t>18.7,8.5)</w:t>
+        <w:trPr>
+          <w:trHeight w:val="567"/>
+        </w:trPr>
+        <w:tc>
+          <w:tcPr>
+            <w:tcW w:w="3093" w:type="dxa"/>
+          </w:tcPr>
+          <w:p>
+            <w:pPr>
+              <w:contextualSpacing/>
+              <w:rPr>
+                <w:rFonts w:ascii="Arial" w:hAnsi="Arial" w:cs="Arial"/>
+                <w:b/>
+                <w:bCs/>
+                <w:sz w:val="20"/>
+                <w:szCs w:val="20"/>
+              </w:rPr>
+            </w:pPr>
+            <w:r>
+              <w:rPr>
+                <w:rFonts w:ascii="Arial" w:hAnsi="Arial" w:cs="Arial"/>
+                <w:sz w:val="20"/>
+                <w:szCs w:val="20"/>
+              </w:rPr>
+              <w:t>Aging</w:t>
+            </w:r>
+          </w:p>
+        </w:tc>
+        <w:tc>
+          <w:tcPr>
+            <w:tcW w:w="1869" w:type="dxa"/>
+          </w:tcPr>
+          <w:p>
+            <w:pPr>
+              <w:contextualSpacing/>
+              <w:rPr>
+                <w:rFonts w:ascii="Arial" w:hAnsi="Arial" w:cs="Arial"/>
+                <w:sz w:val="20"/>
+                <w:szCs w:val="20"/>
+              </w:rPr>
+            </w:pPr>
+            <w:r>
+              <w:rPr>
+                <w:rFonts w:ascii="Arial" w:hAnsi="Arial" w:cs="Arial"/>
+                <w:sz w:val="20"/>
+                <w:szCs w:val="20"/>
+              </w:rPr>
+              <w:t>1/365</w:t>
             </w:r>
           </w:p>
         </w:tc>
@@ -3980,120 +5017,150 @@
           </w:tcPr>
           <w:p>
             <w:pPr>
-              <w:rPr>
-                <w:rFonts w:ascii="Arial" w:hAnsi="Arial" w:cs="Arial"/>
-                <w:sz w:val="20"/>
-                <w:szCs w:val="20"/>
-              </w:rPr>
-            </w:pPr>
-            <w:r>
-              <w:rPr>
-                <w:rFonts w:ascii="Arial" w:hAnsi="Arial" w:cs="Arial"/>
-                <w:sz w:val="20"/>
-                <w:szCs w:val="20"/>
-              </w:rPr>
-              <w:t>Martin et al.</w:t>
+              <w:contextualSpacing/>
+              <w:rPr>
+                <w:rFonts w:ascii="Arial" w:hAnsi="Arial" w:cs="Arial"/>
+                <w:sz w:val="20"/>
+                <w:szCs w:val="20"/>
+              </w:rPr>
+            </w:pPr>
+            <w:r>
+              <w:rPr>
+                <w:rFonts w:ascii="Arial" w:hAnsi="Arial" w:cs="Arial"/>
+                <w:sz w:val="20"/>
+                <w:szCs w:val="20"/>
+              </w:rPr>
+              <w:t>-</w:t>
+            </w:r>
+          </w:p>
+        </w:tc>
+        <w:tc>
+          <w:tcPr>
+            <w:tcW w:w="1957" w:type="dxa"/>
+          </w:tcPr>
+          <w:p>
+            <w:pPr>
+              <w:contextualSpacing/>
+              <w:rPr>
+                <w:rFonts w:ascii="Arial" w:hAnsi="Arial" w:cs="Arial"/>
+                <w:sz w:val="20"/>
+                <w:szCs w:val="20"/>
+              </w:rPr>
+            </w:pPr>
+            <w:r>
+              <w:rPr>
+                <w:rFonts w:ascii="Arial" w:hAnsi="Arial" w:cs="Arial"/>
+                <w:sz w:val="20"/>
+                <w:szCs w:val="20"/>
+              </w:rPr>
+              <w:t>Fixed value</w:t>
+            </w:r>
+          </w:p>
+        </w:tc>
+        <w:tc>
+          <w:tcPr>
+            <w:tcW w:w="850" w:type="dxa"/>
+          </w:tcPr>
+          <w:p>
+            <w:pPr>
+              <w:contextualSpacing/>
+              <w:rPr>
+                <w:rFonts w:ascii="Arial" w:hAnsi="Arial" w:cs="Arial"/>
+                <w:sz w:val="20"/>
+                <w:szCs w:val="20"/>
+              </w:rPr>
+            </w:pPr>
+            <w:r>
+              <w:rPr>
+                <w:rFonts w:ascii="Arial" w:hAnsi="Arial" w:cs="Arial"/>
+                <w:sz w:val="20"/>
+                <w:szCs w:val="20"/>
+              </w:rPr>
+              <w:fldChar w:fldCharType="begin"/>
+            </w:r>
+            <w:r>
+              <w:rPr>
+                <w:rFonts w:ascii="Arial" w:hAnsi="Arial" w:cs="Arial"/>
+                <w:sz w:val="20"/>
+                <w:szCs w:val="20"/>
+              </w:rPr>
+              <w:instrText xml:space="preserve"> ADDIN ZOTERO_ITEM CSL_CITATION {"citationID":"N51L9XKq","properties":{"formattedCitation":"(1)","plainCitation":"(1)","noteIndex":0},"citationItems":[{"id":206,"uris":["http://zotero.org/users/10269583/items/ZLBK2T5Z"],"itemData":{"id":206,"type":"article","abstract":"Norovirus is one of the most common gastrointestinal pathogens and causes substantial morbidity and mortality worldwide. A serious consequence can be acute kidney injury (AKI), characterised by a rapid deterioration of kidney function. A quarter of all inpatients have AKI, which is associated with an increased risk of mortality. This study aimed to quantify the contribution of norovirus community transmission to AKI hospitalisations in England and its attributable cost. We developed an age-structured deterministic compartmental dynamic transmission model for norovirus. We used a Bayesian approach to fit the model to multiple electronic health data sources, including hospitalisations and primary care records for AKI and gastroenteritis, as well as laboratory-confirmed norovirus surveillance data in England, from 2013-2019. We used Markov Chain Monte Carlo to estimate the effect of norovirus incidence on community-acquired AKI hospitalisations. We estimate 25.4% (95% CrI: 17.9-36.3%) of norovirus infections in people aged 65 years and above were linked to community-acquired AKI hospitalisations, amounting to 793,229 (95% CrI: 557,125-1,130,593) hospitalisations between 2013-2019. This represents 16.3% (95% CrI: 11.4-23.2%) of community acquired AKI hospitalisations in people aged 65 years and above over this period. The economic healthcare cost associated with norovirus-linked AKI admissions was estimated to be on average £343 million annually. Gastroenteritis has previously been identified as an important risk factor for AKI in vulnerable patients. Our results suggest norovirus incidence in the community plays an important role in driving AKI hospitalisations in individuals aged 65 years and above. This is the first population-level estimate of the prevalence of norovirus infections linked to hospitalisations for AKI, and the comparable seasonal patterns between the two. This presents a substantial economic burden on the healthcare system and AKI hospitalisation should be an important consideration when evaluating future norovirus vaccines.","DOI":"10.1101/2024.10.24.24316053","language":"en","license":"http://creativecommons.org/licenses/by/4.0/","source":"Infectious Diseases (except HIV/AIDS)","title":"Quantifying the impact of norovirus transmission in the community on acute kidney injury hospitalisations in England: a mathematical modelling study","title-short":"Quantifying the impact of norovirus transmission in the community on acute kidney injury hospitalisations in England","URL":"http://medrxiv.org/lookup/doi/10.1101/2024.10.24.24316053","author":[{"family":"Bolt","given":"Hikaru"},{"family":"Gupte","given":"Pratik R"},{"family":"Douglas","given":"Amy"},{"family":"Sadmann","given":"Frank G"},{"family":"Tomlinson","given":"Laurie A"},{"family":"Eggo","given":"Rosalind M"}],"accessed":{"date-parts":[["2024",11,11]]},"issued":{"date-parts":[["2024",10,24]]}}}],"schema":"https://github.com/citation-style-language/schema/raw/master/csl-citation.json"} </w:instrText>
+            </w:r>
+            <w:r>
+              <w:rPr>
+                <w:rFonts w:ascii="Arial" w:hAnsi="Arial" w:cs="Arial"/>
+                <w:sz w:val="20"/>
+                <w:szCs w:val="20"/>
+              </w:rPr>
+              <w:fldChar w:fldCharType="separate"/>
+            </w:r>
+            <w:r>
+              <w:rPr>
+                <w:rFonts w:ascii="Arial" w:hAnsi="Arial" w:cs="Arial"/>
+                <w:sz w:val="20"/>
+              </w:rPr>
+              <w:t>(1)</w:t>
+            </w:r>
+            <w:r>
+              <w:rPr>
+                <w:rFonts w:ascii="Arial" w:hAnsi="Arial" w:cs="Arial"/>
+                <w:sz w:val="20"/>
+                <w:szCs w:val="20"/>
+              </w:rPr>
+              <w:fldChar w:fldCharType="end"/>
             </w:r>
           </w:p>
         </w:tc>
       </w:tr>
       <w:tr>
-        <w:tc>
-          <w:tcPr>
-            <w:tcW w:w="2250" w:type="dxa"/>
-          </w:tcPr>
-          <w:p>
-            <w:pPr>
-              <w:jc w:val="right"/>
-              <w:rPr>
-                <w:rFonts w:ascii="Arial" w:hAnsi="Arial" w:cs="Arial"/>
-                <w:sz w:val="20"/>
-                <w:szCs w:val="20"/>
-              </w:rPr>
-            </w:pPr>
-            <w:r>
-              <w:rPr>
-                <w:rFonts w:ascii="Arial" w:hAnsi="Arial" w:cs="Arial"/>
-                <w:sz w:val="20"/>
-                <w:szCs w:val="20"/>
-              </w:rPr>
-              <w:t>65+</w:t>
-            </w:r>
-          </w:p>
-        </w:tc>
-        <w:tc>
-          <w:tcPr>
-            <w:tcW w:w="1240" w:type="dxa"/>
-          </w:tcPr>
-          <w:p>
-            <w:pPr>
-              <w:rPr>
-                <w:rFonts w:ascii="Arial" w:hAnsi="Arial" w:cs="Arial"/>
-                <w:sz w:val="20"/>
-                <w:szCs w:val="20"/>
-              </w:rPr>
-            </w:pPr>
-            <w:r>
-              <w:rPr>
-                <w:rFonts w:ascii="Arial" w:hAnsi="Arial" w:cs="Arial"/>
-                <w:sz w:val="20"/>
-                <w:szCs w:val="20"/>
-              </w:rPr>
-              <w:t>0.688</w:t>
-            </w:r>
-          </w:p>
-        </w:tc>
-        <w:tc>
-          <w:tcPr>
-            <w:tcW w:w="1613" w:type="dxa"/>
-          </w:tcPr>
-          <w:p>
-            <w:pPr>
-              <w:rPr>
-                <w:rFonts w:ascii="Arial" w:hAnsi="Arial" w:cs="Arial"/>
-                <w:sz w:val="20"/>
-                <w:szCs w:val="20"/>
-              </w:rPr>
-            </w:pPr>
-            <w:r>
-              <w:rPr>
-                <w:rFonts w:ascii="Arial" w:hAnsi="Arial" w:cs="Arial"/>
-                <w:sz w:val="20"/>
-                <w:szCs w:val="20"/>
-              </w:rPr>
-              <w:t>0.553-0.824</w:t>
-            </w:r>
-          </w:p>
-        </w:tc>
-        <w:tc>
-          <w:tcPr>
-            <w:tcW w:w="1985" w:type="dxa"/>
-          </w:tcPr>
-          <w:p>
-            <w:pPr>
-              <w:rPr>
-                <w:rFonts w:ascii="Arial" w:hAnsi="Arial" w:cs="Arial"/>
-                <w:sz w:val="20"/>
-                <w:szCs w:val="20"/>
-              </w:rPr>
-            </w:pPr>
-            <w:proofErr w:type="gramStart"/>
-            <w:r>
-              <w:rPr>
-                <w:rFonts w:ascii="Arial" w:hAnsi="Arial" w:cs="Arial"/>
-                <w:sz w:val="20"/>
-                <w:szCs w:val="20"/>
-              </w:rPr>
-              <w:t>Beta(</w:t>
-            </w:r>
-            <w:proofErr w:type="gramEnd"/>
-            <w:r>
-              <w:rPr>
-                <w:rFonts w:ascii="Arial" w:hAnsi="Arial" w:cs="Arial"/>
-                <w:sz w:val="20"/>
-                <w:szCs w:val="20"/>
-              </w:rPr>
-              <w:t>18.7,8.5)</w:t>
+        <w:trPr>
+          <w:trHeight w:val="567"/>
+        </w:trPr>
+        <w:tc>
+          <w:tcPr>
+            <w:tcW w:w="3093" w:type="dxa"/>
+          </w:tcPr>
+          <w:p>
+            <w:pPr>
+              <w:contextualSpacing/>
+              <w:rPr>
+                <w:rFonts w:ascii="Arial" w:hAnsi="Arial" w:cs="Arial"/>
+                <w:b/>
+                <w:bCs/>
+                <w:sz w:val="20"/>
+                <w:szCs w:val="20"/>
+              </w:rPr>
+            </w:pPr>
+            <w:r>
+              <w:rPr>
+                <w:rFonts w:ascii="Arial" w:hAnsi="Arial" w:cs="Arial"/>
+                <w:sz w:val="20"/>
+                <w:szCs w:val="20"/>
+              </w:rPr>
+              <w:t>Birth rate</w:t>
+            </w:r>
+          </w:p>
+        </w:tc>
+        <w:tc>
+          <w:tcPr>
+            <w:tcW w:w="1869" w:type="dxa"/>
+          </w:tcPr>
+          <w:p>
+            <w:pPr>
+              <w:contextualSpacing/>
+              <w:rPr>
+                <w:rFonts w:ascii="Arial" w:hAnsi="Arial" w:cs="Arial"/>
+                <w:sz w:val="20"/>
+                <w:szCs w:val="20"/>
+              </w:rPr>
+            </w:pPr>
+            <w:r>
+              <w:rPr>
+                <w:rFonts w:ascii="Arial" w:hAnsi="Arial" w:cs="Arial"/>
+                <w:sz w:val="20"/>
+                <w:szCs w:val="20"/>
+              </w:rPr>
+              <w:t>11.4 per 1000</w:t>
             </w:r>
           </w:p>
         </w:tc>
@@ -4103,95 +5170,151 @@
           </w:tcPr>
           <w:p>
             <w:pPr>
-              <w:rPr>
-                <w:rFonts w:ascii="Arial" w:hAnsi="Arial" w:cs="Arial"/>
-                <w:sz w:val="20"/>
-                <w:szCs w:val="20"/>
-              </w:rPr>
-            </w:pPr>
-            <w:r>
-              <w:rPr>
-                <w:rFonts w:ascii="Arial" w:hAnsi="Arial" w:cs="Arial"/>
-                <w:sz w:val="20"/>
-                <w:szCs w:val="20"/>
-              </w:rPr>
-              <w:t>Martin et al.</w:t>
+              <w:contextualSpacing/>
+              <w:rPr>
+                <w:rFonts w:ascii="Arial" w:hAnsi="Arial" w:cs="Arial"/>
+                <w:sz w:val="20"/>
+                <w:szCs w:val="20"/>
+              </w:rPr>
+            </w:pPr>
+            <w:r>
+              <w:rPr>
+                <w:rFonts w:ascii="Arial" w:hAnsi="Arial" w:cs="Arial"/>
+                <w:sz w:val="20"/>
+                <w:szCs w:val="20"/>
+              </w:rPr>
+              <w:t>-</w:t>
+            </w:r>
+          </w:p>
+        </w:tc>
+        <w:tc>
+          <w:tcPr>
+            <w:tcW w:w="1957" w:type="dxa"/>
+          </w:tcPr>
+          <w:p>
+            <w:pPr>
+              <w:contextualSpacing/>
+              <w:rPr>
+                <w:rFonts w:ascii="Arial" w:hAnsi="Arial" w:cs="Arial"/>
+                <w:sz w:val="20"/>
+                <w:szCs w:val="20"/>
+              </w:rPr>
+            </w:pPr>
+            <w:r>
+              <w:rPr>
+                <w:rFonts w:ascii="Arial" w:hAnsi="Arial" w:cs="Arial"/>
+                <w:sz w:val="20"/>
+                <w:szCs w:val="20"/>
+              </w:rPr>
+              <w:t>Fixed value</w:t>
+            </w:r>
+          </w:p>
+        </w:tc>
+        <w:tc>
+          <w:tcPr>
+            <w:tcW w:w="850" w:type="dxa"/>
+          </w:tcPr>
+          <w:p>
+            <w:pPr>
+              <w:contextualSpacing/>
+              <w:rPr>
+                <w:rFonts w:ascii="Arial" w:hAnsi="Arial" w:cs="Arial"/>
+                <w:sz w:val="20"/>
+                <w:szCs w:val="20"/>
+              </w:rPr>
+            </w:pPr>
+            <w:r>
+              <w:rPr>
+                <w:rFonts w:ascii="Arial" w:hAnsi="Arial" w:cs="Arial"/>
+                <w:sz w:val="20"/>
+                <w:szCs w:val="20"/>
+              </w:rPr>
+              <w:fldChar w:fldCharType="begin"/>
+            </w:r>
+            <w:r>
+              <w:rPr>
+                <w:rFonts w:ascii="Arial" w:hAnsi="Arial" w:cs="Arial"/>
+                <w:sz w:val="20"/>
+                <w:szCs w:val="20"/>
+              </w:rPr>
+              <w:instrText xml:space="preserve"> ADDIN ZOTERO_ITEM CSL_CITATION {"citationID":"EVadL6uy","properties":{"formattedCitation":"(10)","plainCitation":"(10)","noteIndex":0},"citationItems":[{"id":181,"uris":["http://zotero.org/users/10269583/items/Y8MDHSCB"],"itemData":{"id":181,"type":"dataset","title":"Vital statistics in the UK: births, deaths and marriages","URL":"https://www.ons.gov.uk/peoplepopulationandcommunity/populationandmigration/populationestimates/datasets/vitalstatisticspopulationandhealthreferencetables","author":[{"family":"Office for National Statistics","given":""}]}}],"schema":"https://github.com/citation-style-language/schema/raw/master/csl-citation.json"} </w:instrText>
+            </w:r>
+            <w:r>
+              <w:rPr>
+                <w:rFonts w:ascii="Arial" w:hAnsi="Arial" w:cs="Arial"/>
+                <w:sz w:val="20"/>
+                <w:szCs w:val="20"/>
+              </w:rPr>
+              <w:fldChar w:fldCharType="separate"/>
+            </w:r>
+            <w:r>
+              <w:rPr>
+                <w:rFonts w:ascii="Arial" w:hAnsi="Arial" w:cs="Arial"/>
+                <w:sz w:val="20"/>
+              </w:rPr>
+              <w:t>(10)</w:t>
+            </w:r>
+            <w:r>
+              <w:rPr>
+                <w:rFonts w:ascii="Arial" w:hAnsi="Arial" w:cs="Arial"/>
+                <w:sz w:val="20"/>
+                <w:szCs w:val="20"/>
+              </w:rPr>
+              <w:fldChar w:fldCharType="end"/>
             </w:r>
           </w:p>
         </w:tc>
       </w:tr>
       <w:tr>
-        <w:tc>
-          <w:tcPr>
-            <w:tcW w:w="2250" w:type="dxa"/>
-          </w:tcPr>
-          <w:p>
-            <w:pPr>
-              <w:rPr>
-                <w:rFonts w:ascii="Arial" w:hAnsi="Arial" w:cs="Arial"/>
-                <w:sz w:val="20"/>
-                <w:szCs w:val="20"/>
-              </w:rPr>
-            </w:pPr>
-            <w:r>
-              <w:rPr>
-                <w:rFonts w:ascii="Arial" w:hAnsi="Arial" w:cs="Arial"/>
-                <w:sz w:val="20"/>
-                <w:szCs w:val="20"/>
-              </w:rPr>
-              <w:t>Norovirus hospitalisation</w:t>
-            </w:r>
-            <w:r>
-              <w:rPr>
-                <w:rFonts w:ascii="Arial" w:hAnsi="Arial" w:cs="Arial"/>
-                <w:sz w:val="20"/>
-                <w:szCs w:val="20"/>
-                <w:vertAlign w:val="superscript"/>
-              </w:rPr>
-              <w:t>†</w:t>
-            </w:r>
-          </w:p>
-        </w:tc>
-        <w:tc>
-          <w:tcPr>
-            <w:tcW w:w="1240" w:type="dxa"/>
-          </w:tcPr>
-          <w:p>
-            <w:pPr>
-              <w:rPr>
-                <w:rFonts w:ascii="Arial" w:hAnsi="Arial" w:cs="Arial"/>
-                <w:sz w:val="20"/>
-                <w:szCs w:val="20"/>
-              </w:rPr>
-            </w:pPr>
-          </w:p>
-        </w:tc>
-        <w:tc>
-          <w:tcPr>
-            <w:tcW w:w="1613" w:type="dxa"/>
-          </w:tcPr>
-          <w:p>
-            <w:pPr>
-              <w:rPr>
-                <w:rFonts w:ascii="Arial" w:hAnsi="Arial" w:cs="Arial"/>
-                <w:sz w:val="20"/>
-                <w:szCs w:val="20"/>
-              </w:rPr>
-            </w:pPr>
-          </w:p>
-        </w:tc>
-        <w:tc>
-          <w:tcPr>
-            <w:tcW w:w="1985" w:type="dxa"/>
-          </w:tcPr>
-          <w:p>
-            <w:pPr>
-              <w:rPr>
-                <w:rFonts w:ascii="Arial" w:hAnsi="Arial" w:cs="Arial"/>
-                <w:sz w:val="20"/>
-                <w:szCs w:val="20"/>
-              </w:rPr>
-            </w:pPr>
+        <w:trPr>
+          <w:trHeight w:val="567"/>
+        </w:trPr>
+        <w:tc>
+          <w:tcPr>
+            <w:tcW w:w="3093" w:type="dxa"/>
+          </w:tcPr>
+          <w:p>
+            <w:pPr>
+              <w:contextualSpacing/>
+              <w:rPr>
+                <w:rFonts w:ascii="Arial" w:hAnsi="Arial" w:cs="Arial"/>
+                <w:b/>
+                <w:bCs/>
+                <w:sz w:val="20"/>
+                <w:szCs w:val="20"/>
+              </w:rPr>
+            </w:pPr>
+            <w:r>
+              <w:rPr>
+                <w:rFonts w:ascii="Arial" w:hAnsi="Arial" w:cs="Arial"/>
+                <w:sz w:val="20"/>
+                <w:szCs w:val="20"/>
+              </w:rPr>
+              <w:t>Contact rate</w:t>
+            </w:r>
+          </w:p>
+        </w:tc>
+        <w:tc>
+          <w:tcPr>
+            <w:tcW w:w="1869" w:type="dxa"/>
+          </w:tcPr>
+          <w:p>
+            <w:pPr>
+              <w:contextualSpacing/>
+              <w:rPr>
+                <w:rFonts w:ascii="Arial" w:hAnsi="Arial" w:cs="Arial"/>
+                <w:sz w:val="20"/>
+                <w:szCs w:val="20"/>
+              </w:rPr>
+            </w:pPr>
+            <w:r>
+              <w:rPr>
+                <w:rFonts w:ascii="Arial" w:hAnsi="Arial" w:cs="Arial"/>
+                <w:sz w:val="20"/>
+                <w:szCs w:val="20"/>
+              </w:rPr>
+              <w:t>Supplement Figure 5</w:t>
+            </w:r>
           </w:p>
         </w:tc>
         <w:tc>
@@ -4200,120 +5323,150 @@
           </w:tcPr>
           <w:p>
             <w:pPr>
-              <w:rPr>
-                <w:rFonts w:ascii="Arial" w:hAnsi="Arial" w:cs="Arial"/>
-                <w:sz w:val="20"/>
-                <w:szCs w:val="20"/>
-              </w:rPr>
-            </w:pPr>
+              <w:contextualSpacing/>
+              <w:rPr>
+                <w:rFonts w:ascii="Arial" w:hAnsi="Arial" w:cs="Arial"/>
+                <w:sz w:val="20"/>
+                <w:szCs w:val="20"/>
+              </w:rPr>
+            </w:pPr>
+            <w:r>
+              <w:rPr>
+                <w:rFonts w:ascii="Arial" w:hAnsi="Arial" w:cs="Arial"/>
+                <w:sz w:val="20"/>
+                <w:szCs w:val="20"/>
+              </w:rPr>
+              <w:t>-</w:t>
+            </w:r>
+          </w:p>
+        </w:tc>
+        <w:tc>
+          <w:tcPr>
+            <w:tcW w:w="1957" w:type="dxa"/>
+          </w:tcPr>
+          <w:p>
+            <w:pPr>
+              <w:contextualSpacing/>
+              <w:rPr>
+                <w:rFonts w:ascii="Arial" w:hAnsi="Arial" w:cs="Arial"/>
+                <w:sz w:val="20"/>
+                <w:szCs w:val="20"/>
+              </w:rPr>
+            </w:pPr>
+            <w:r>
+              <w:rPr>
+                <w:rFonts w:ascii="Arial" w:hAnsi="Arial" w:cs="Arial"/>
+                <w:sz w:val="20"/>
+                <w:szCs w:val="20"/>
+              </w:rPr>
+              <w:t>Fixed value</w:t>
+            </w:r>
+          </w:p>
+        </w:tc>
+        <w:tc>
+          <w:tcPr>
+            <w:tcW w:w="850" w:type="dxa"/>
+          </w:tcPr>
+          <w:p>
+            <w:pPr>
+              <w:contextualSpacing/>
+              <w:rPr>
+                <w:rFonts w:ascii="Arial" w:hAnsi="Arial" w:cs="Arial"/>
+                <w:sz w:val="20"/>
+                <w:szCs w:val="20"/>
+              </w:rPr>
+            </w:pPr>
+            <w:r>
+              <w:rPr>
+                <w:rFonts w:ascii="Arial" w:hAnsi="Arial" w:cs="Arial"/>
+                <w:sz w:val="20"/>
+                <w:szCs w:val="20"/>
+              </w:rPr>
+              <w:fldChar w:fldCharType="begin"/>
+            </w:r>
+            <w:r>
+              <w:rPr>
+                <w:rFonts w:ascii="Arial" w:hAnsi="Arial" w:cs="Arial"/>
+                <w:sz w:val="20"/>
+                <w:szCs w:val="20"/>
+              </w:rPr>
+              <w:instrText xml:space="preserve"> ADDIN ZOTERO_ITEM CSL_CITATION {"citationID":"o5kjyLwj","properties":{"formattedCitation":"(11)","plainCitation":"(11)","noteIndex":0},"citationItems":[{"id":152,"uris":["http://zotero.org/users/10269583/items/QBGPNBE6"],"itemData":{"id":152,"type":"article-journal","container-title":"PLoS Medicine","DOI":"10.1371/journal.pmed.0050074","ISSN":"1549-1676","issue":"3","journalAbbreviation":"PLoS Med","language":"en","page":"e74","source":"DOI.org (Crossref)","title":"Social Contacts and Mixing Patterns Relevant to the Spread of Infectious Diseases","volume":"5","author":[{"family":"Mossong","given":"Joël"},{"family":"Hens","given":"Niel"},{"family":"Jit","given":"Mark"},{"family":"Beutels","given":"Philippe"},{"family":"Auranen","given":"Kari"},{"family":"Mikolajczyk","given":"Rafael"},{"family":"Massari","given":"Marco"},{"family":"Salmaso","given":"Stefania"},{"family":"Tomba","given":"Gianpaolo Scalia"},{"family":"Wallinga","given":"Jacco"},{"family":"Heijne","given":"Janneke"},{"family":"Sadkowska-Todys","given":"Malgorzata"},{"family":"Rosinska","given":"Magdalena"},{"family":"Edmunds","given":"W. John"}],"editor":[{"family":"Riley","given":"Steven"}],"issued":{"date-parts":[["2008",3,25]]}}}],"schema":"https://github.com/citation-style-language/schema/raw/master/csl-citation.json"} </w:instrText>
+            </w:r>
+            <w:r>
+              <w:rPr>
+                <w:rFonts w:ascii="Arial" w:hAnsi="Arial" w:cs="Arial"/>
+                <w:sz w:val="20"/>
+                <w:szCs w:val="20"/>
+              </w:rPr>
+              <w:fldChar w:fldCharType="separate"/>
+            </w:r>
+            <w:r>
+              <w:rPr>
+                <w:rFonts w:ascii="Arial" w:hAnsi="Arial" w:cs="Arial"/>
+                <w:sz w:val="20"/>
+              </w:rPr>
+              <w:t>(11)</w:t>
+            </w:r>
+            <w:r>
+              <w:rPr>
+                <w:rFonts w:ascii="Arial" w:hAnsi="Arial" w:cs="Arial"/>
+                <w:sz w:val="20"/>
+                <w:szCs w:val="20"/>
+              </w:rPr>
+              <w:fldChar w:fldCharType="end"/>
+            </w:r>
           </w:p>
         </w:tc>
       </w:tr>
       <w:tr>
-        <w:tc>
-          <w:tcPr>
-            <w:tcW w:w="2250" w:type="dxa"/>
-          </w:tcPr>
-          <w:p>
-            <w:pPr>
-              <w:jc w:val="right"/>
-              <w:rPr>
-                <w:rFonts w:ascii="Arial" w:hAnsi="Arial" w:cs="Arial"/>
-                <w:sz w:val="20"/>
-                <w:szCs w:val="20"/>
-              </w:rPr>
-            </w:pPr>
-            <w:r>
-              <w:rPr>
-                <w:rFonts w:ascii="Arial" w:hAnsi="Arial" w:cs="Arial"/>
-                <w:sz w:val="20"/>
-                <w:szCs w:val="20"/>
-              </w:rPr>
-              <w:t>0-4</w:t>
-            </w:r>
-          </w:p>
-        </w:tc>
-        <w:tc>
-          <w:tcPr>
-            <w:tcW w:w="1240" w:type="dxa"/>
-          </w:tcPr>
-          <w:p>
-            <w:pPr>
-              <w:rPr>
-                <w:rFonts w:ascii="Arial" w:hAnsi="Arial" w:cs="Arial"/>
-                <w:sz w:val="20"/>
-                <w:szCs w:val="20"/>
-              </w:rPr>
-            </w:pPr>
-            <w:r>
-              <w:rPr>
-                <w:rFonts w:ascii="Arial" w:hAnsi="Arial" w:cs="Arial"/>
-                <w:sz w:val="20"/>
-                <w:szCs w:val="20"/>
-              </w:rPr>
-              <w:t>0.542</w:t>
-            </w:r>
-          </w:p>
-        </w:tc>
-        <w:tc>
-          <w:tcPr>
-            <w:tcW w:w="1613" w:type="dxa"/>
-          </w:tcPr>
-          <w:p>
-            <w:pPr>
-              <w:rPr>
-                <w:rFonts w:ascii="Arial" w:hAnsi="Arial" w:cs="Arial"/>
-                <w:sz w:val="20"/>
-                <w:szCs w:val="20"/>
-              </w:rPr>
-            </w:pPr>
-            <w:r>
-              <w:rPr>
-                <w:rFonts w:ascii="Arial" w:hAnsi="Arial" w:cs="Arial"/>
-                <w:sz w:val="20"/>
-                <w:szCs w:val="20"/>
-              </w:rPr>
-              <w:t>0.445-0.638</w:t>
-            </w:r>
-          </w:p>
-        </w:tc>
-        <w:tc>
-          <w:tcPr>
-            <w:tcW w:w="1985" w:type="dxa"/>
-          </w:tcPr>
-          <w:p>
-            <w:pPr>
-              <w:rPr>
-                <w:rFonts w:ascii="Arial" w:hAnsi="Arial" w:cs="Arial"/>
-                <w:sz w:val="20"/>
-                <w:szCs w:val="20"/>
-              </w:rPr>
-            </w:pPr>
-            <w:proofErr w:type="gramStart"/>
-            <w:r>
-              <w:rPr>
-                <w:rFonts w:ascii="Arial" w:hAnsi="Arial" w:cs="Arial"/>
-                <w:sz w:val="20"/>
-                <w:szCs w:val="20"/>
-              </w:rPr>
-              <w:t>Beta</w:t>
-            </w:r>
-            <w:r>
-              <w:rPr>
-                <w:rFonts w:ascii="Arial" w:hAnsi="Arial" w:cs="Arial"/>
-                <w:sz w:val="20"/>
-                <w:szCs w:val="20"/>
-              </w:rPr>
-              <w:t>(</w:t>
-            </w:r>
-            <w:proofErr w:type="gramEnd"/>
-            <w:r>
-              <w:rPr>
-                <w:rFonts w:ascii="Arial" w:hAnsi="Arial" w:cs="Arial"/>
-                <w:sz w:val="20"/>
-                <w:szCs w:val="20"/>
-              </w:rPr>
-              <w:t>24.8,21.0)</w:t>
+        <w:trPr>
+          <w:trHeight w:val="567"/>
+        </w:trPr>
+        <w:tc>
+          <w:tcPr>
+            <w:tcW w:w="3093" w:type="dxa"/>
+          </w:tcPr>
+          <w:p>
+            <w:pPr>
+              <w:contextualSpacing/>
+              <w:rPr>
+                <w:rFonts w:ascii="Arial" w:hAnsi="Arial" w:cs="Arial"/>
+                <w:b/>
+                <w:bCs/>
+                <w:sz w:val="20"/>
+                <w:szCs w:val="20"/>
+              </w:rPr>
+            </w:pPr>
+            <w:r>
+              <w:rPr>
+                <w:rFonts w:ascii="Arial" w:hAnsi="Arial" w:cs="Arial"/>
+                <w:sz w:val="20"/>
+                <w:szCs w:val="20"/>
+              </w:rPr>
+              <w:t xml:space="preserve">Relative infectiousness during asymptomatic period </w:t>
+            </w:r>
+          </w:p>
+        </w:tc>
+        <w:tc>
+          <w:tcPr>
+            <w:tcW w:w="1869" w:type="dxa"/>
+          </w:tcPr>
+          <w:p>
+            <w:pPr>
+              <w:contextualSpacing/>
+              <w:rPr>
+                <w:rFonts w:ascii="Arial" w:hAnsi="Arial" w:cs="Arial"/>
+                <w:sz w:val="20"/>
+                <w:szCs w:val="20"/>
+              </w:rPr>
+            </w:pPr>
+            <w:r>
+              <w:rPr>
+                <w:rFonts w:ascii="Arial" w:hAnsi="Arial" w:cs="Arial"/>
+                <w:sz w:val="20"/>
+                <w:szCs w:val="20"/>
+              </w:rPr>
+              <w:t>0.05</w:t>
             </w:r>
           </w:p>
         </w:tc>
@@ -4323,97 +5476,188 @@
           </w:tcPr>
           <w:p>
             <w:pPr>
-              <w:rPr>
-                <w:rFonts w:ascii="Arial" w:hAnsi="Arial" w:cs="Arial"/>
-                <w:sz w:val="20"/>
-                <w:szCs w:val="20"/>
-              </w:rPr>
-            </w:pPr>
-            <w:r>
-              <w:rPr>
-                <w:rFonts w:ascii="Arial" w:hAnsi="Arial" w:cs="Arial"/>
-                <w:sz w:val="20"/>
-                <w:szCs w:val="20"/>
-              </w:rPr>
-              <w:t>Martin et al.</w:t>
+              <w:contextualSpacing/>
+              <w:rPr>
+                <w:rFonts w:ascii="Arial" w:hAnsi="Arial" w:cs="Arial"/>
+                <w:sz w:val="20"/>
+                <w:szCs w:val="20"/>
+              </w:rPr>
+            </w:pPr>
+            <w:r>
+              <w:rPr>
+                <w:rFonts w:ascii="Arial" w:hAnsi="Arial" w:cs="Arial"/>
+                <w:sz w:val="20"/>
+                <w:szCs w:val="20"/>
+              </w:rPr>
+              <w:t>-</w:t>
+            </w:r>
+          </w:p>
+        </w:tc>
+        <w:tc>
+          <w:tcPr>
+            <w:tcW w:w="1957" w:type="dxa"/>
+          </w:tcPr>
+          <w:p>
+            <w:pPr>
+              <w:contextualSpacing/>
+              <w:rPr>
+                <w:rFonts w:ascii="Arial" w:hAnsi="Arial" w:cs="Arial"/>
+                <w:sz w:val="20"/>
+                <w:szCs w:val="20"/>
+              </w:rPr>
+            </w:pPr>
+            <w:r>
+              <w:rPr>
+                <w:rFonts w:ascii="Arial" w:hAnsi="Arial" w:cs="Arial"/>
+                <w:sz w:val="20"/>
+                <w:szCs w:val="20"/>
+              </w:rPr>
+              <w:t>Fixed value</w:t>
+            </w:r>
+          </w:p>
+        </w:tc>
+        <w:tc>
+          <w:tcPr>
+            <w:tcW w:w="850" w:type="dxa"/>
+          </w:tcPr>
+          <w:p>
+            <w:pPr>
+              <w:contextualSpacing/>
+              <w:rPr>
+                <w:rFonts w:ascii="Arial" w:hAnsi="Arial" w:cs="Arial"/>
+                <w:sz w:val="20"/>
+                <w:szCs w:val="20"/>
+                <w:lang w:val="de-DE"/>
+              </w:rPr>
+            </w:pPr>
+            <w:r>
+              <w:rPr>
+                <w:rFonts w:ascii="Arial" w:hAnsi="Arial" w:cs="Arial"/>
+                <w:sz w:val="20"/>
+                <w:szCs w:val="20"/>
+                <w:lang w:val="de-DE"/>
+              </w:rPr>
+              <w:fldChar w:fldCharType="begin"/>
+            </w:r>
+            <w:r>
+              <w:rPr>
+                <w:rFonts w:ascii="Arial" w:hAnsi="Arial" w:cs="Arial"/>
+                <w:sz w:val="20"/>
+                <w:szCs w:val="20"/>
+                <w:lang w:val="de-DE"/>
+              </w:rPr>
+              <w:instrText xml:space="preserve"> ADDIN ZOTERO_ITEM CSL_CITATION {"citationID":"nqcq3TVy","properties":{"formattedCitation":"(6,12)","plainCitation":"(6,12)","noteIndex":0},"citationItems":[{"id":144,"uris":["http://zotero.org/users/10269583/items/2HVTL6CU"],"itemData":{"id":144,"type":"article-journal","container-title":"Emerging Infectious Diseases","DOI":"10.3201/eid1908.130472","ISSN":"1080-6040, 1080-6059","issue":"8","journalAbbreviation":"Emerg. Infect. Dis.","page":"1260-1267","source":"DOI.org (Crossref)","title":"Duration of Immunity to Norovirus Gastroenteritis","volume":"19","author":[{"family":"Simmons","given":"Kirsten"},{"family":"Gambhir","given":"Manoj"},{"family":"Leon","given":"Juan"},{"family":"Lopman","given":"Ben"}],"issued":{"date-parts":[["2013",8]]}}},{"id":150,"uris":["http://zotero.org/users/10269583/items/FURVDJ5F"],"itemData":{"id":150,"type":"article-journal","container-title":"Clinical Infectious Diseases","DOI":"10.1093/cid/cir971","ISSN":"1537-6591, 1058-4838","issue":"7","language":"en","page":"931-937","source":"DOI.org (Crossref)","title":"Nosocomial Transmission of Norovirus Is Mainly Caused by Symptomatic Cases","volume":"54","author":[{"family":"Sukhrie","given":"Faizel H. A."},{"family":"Teunis","given":"Peter"},{"family":"Vennema","given":"Harry"},{"family":"Copra","given":"Cedrick"},{"family":"Thijs Beersma","given":"Matthias F. C."},{"family":"Bogerman","given":"Jolanda"},{"family":"Koopmans","given":"Marion"}],"issued":{"date-parts":[["2012",4,1]]}}}],"schema":"https://github.com/citation-style-language/schema/raw/master/csl-citation.json"} </w:instrText>
+            </w:r>
+            <w:r>
+              <w:rPr>
+                <w:rFonts w:ascii="Arial" w:hAnsi="Arial" w:cs="Arial"/>
+                <w:sz w:val="20"/>
+                <w:szCs w:val="20"/>
+                <w:lang w:val="de-DE"/>
+              </w:rPr>
+              <w:fldChar w:fldCharType="separate"/>
+            </w:r>
+            <w:r>
+              <w:rPr>
+                <w:rFonts w:ascii="Arial" w:hAnsi="Arial" w:cs="Arial"/>
+                <w:sz w:val="20"/>
+              </w:rPr>
+              <w:t>(6,12)</w:t>
+            </w:r>
+            <w:r>
+              <w:rPr>
+                <w:rFonts w:ascii="Arial" w:hAnsi="Arial" w:cs="Arial"/>
+                <w:sz w:val="20"/>
+                <w:szCs w:val="20"/>
+                <w:lang w:val="de-DE"/>
+              </w:rPr>
+              <w:fldChar w:fldCharType="end"/>
             </w:r>
           </w:p>
         </w:tc>
       </w:tr>
       <w:tr>
-        <w:tc>
-          <w:tcPr>
-            <w:tcW w:w="2250" w:type="dxa"/>
-          </w:tcPr>
-          <w:p>
-            <w:pPr>
-              <w:jc w:val="right"/>
-              <w:rPr>
-                <w:rFonts w:ascii="Arial" w:hAnsi="Arial" w:cs="Arial"/>
-                <w:sz w:val="20"/>
-                <w:szCs w:val="20"/>
-              </w:rPr>
-            </w:pPr>
-            <w:r>
-              <w:rPr>
-                <w:rFonts w:ascii="Arial" w:hAnsi="Arial" w:cs="Arial"/>
-                <w:sz w:val="20"/>
-                <w:szCs w:val="20"/>
-              </w:rPr>
-              <w:t>5-14</w:t>
-            </w:r>
-          </w:p>
-        </w:tc>
-        <w:tc>
-          <w:tcPr>
-            <w:tcW w:w="1240" w:type="dxa"/>
-          </w:tcPr>
-          <w:p>
-            <w:pPr>
-              <w:rPr>
-                <w:rFonts w:ascii="Arial" w:hAnsi="Arial" w:cs="Arial"/>
-                <w:sz w:val="20"/>
-                <w:szCs w:val="20"/>
-              </w:rPr>
-            </w:pPr>
-            <w:r>
-              <w:rPr>
-                <w:rFonts w:ascii="Arial" w:hAnsi="Arial" w:cs="Arial"/>
-                <w:sz w:val="20"/>
-                <w:szCs w:val="20"/>
-              </w:rPr>
-              <w:t>0.542</w:t>
-            </w:r>
-          </w:p>
-        </w:tc>
-        <w:tc>
-          <w:tcPr>
-            <w:tcW w:w="1613" w:type="dxa"/>
-          </w:tcPr>
-          <w:p>
-            <w:pPr>
-              <w:rPr>
-                <w:rFonts w:ascii="Arial" w:hAnsi="Arial" w:cs="Arial"/>
-                <w:sz w:val="20"/>
-                <w:szCs w:val="20"/>
-              </w:rPr>
-            </w:pPr>
-            <w:r>
-              <w:rPr>
-                <w:rFonts w:ascii="Arial" w:hAnsi="Arial" w:cs="Arial"/>
-                <w:sz w:val="20"/>
-                <w:szCs w:val="20"/>
-              </w:rPr>
-              <w:t>0.445-0.638</w:t>
-            </w:r>
-          </w:p>
-        </w:tc>
-        <w:tc>
-          <w:tcPr>
-            <w:tcW w:w="1985" w:type="dxa"/>
-          </w:tcPr>
-          <w:p>
-            <w:pPr>
+        <w:trPr>
+          <w:trHeight w:val="567"/>
+        </w:trPr>
+        <w:tc>
+          <w:tcPr>
+            <w:tcW w:w="3093" w:type="dxa"/>
+          </w:tcPr>
+          <w:p>
+            <w:pPr>
+              <w:contextualSpacing/>
+              <w:rPr>
+                <w:rFonts w:ascii="Arial" w:hAnsi="Arial" w:cs="Arial"/>
+                <w:b/>
+                <w:bCs/>
+                <w:sz w:val="20"/>
+                <w:szCs w:val="20"/>
+              </w:rPr>
+            </w:pPr>
+            <w:r>
+              <w:rPr>
+                <w:rFonts w:ascii="Arial" w:hAnsi="Arial" w:cs="Arial"/>
+                <w:sz w:val="20"/>
+                <w:szCs w:val="20"/>
+              </w:rPr>
+              <w:t>Proportion of infections symptomatic</w:t>
+            </w:r>
+          </w:p>
+        </w:tc>
+        <w:tc>
+          <w:tcPr>
+            <w:tcW w:w="1869" w:type="dxa"/>
+          </w:tcPr>
+          <w:p>
+            <w:pPr>
+              <w:contextualSpacing/>
+              <w:rPr>
+                <w:rFonts w:ascii="Arial" w:hAnsi="Arial" w:cs="Arial"/>
+                <w:sz w:val="20"/>
+                <w:szCs w:val="20"/>
+              </w:rPr>
+            </w:pPr>
+            <w:r>
+              <w:rPr>
+                <w:rFonts w:ascii="Arial" w:hAnsi="Arial" w:cs="Arial"/>
+                <w:sz w:val="20"/>
+                <w:szCs w:val="20"/>
+              </w:rPr>
+              <w:t>0.86</w:t>
+            </w:r>
+          </w:p>
+        </w:tc>
+        <w:tc>
+          <w:tcPr>
+            <w:tcW w:w="1417" w:type="dxa"/>
+          </w:tcPr>
+          <w:p>
+            <w:pPr>
+              <w:contextualSpacing/>
+              <w:rPr>
+                <w:rFonts w:ascii="Arial" w:hAnsi="Arial" w:cs="Arial"/>
+                <w:sz w:val="20"/>
+                <w:szCs w:val="20"/>
+              </w:rPr>
+            </w:pPr>
+            <w:r>
+              <w:rPr>
+                <w:rFonts w:ascii="Arial" w:hAnsi="Arial" w:cs="Arial"/>
+                <w:sz w:val="20"/>
+                <w:szCs w:val="20"/>
+              </w:rPr>
+              <w:t>0.77-0.90</w:t>
+            </w:r>
+          </w:p>
+        </w:tc>
+        <w:tc>
+          <w:tcPr>
+            <w:tcW w:w="1957" w:type="dxa"/>
+          </w:tcPr>
+          <w:p>
+            <w:pPr>
+              <w:contextualSpacing/>
               <w:rPr>
                 <w:rFonts w:ascii="Arial" w:hAnsi="Arial" w:cs="Arial"/>
                 <w:sz w:val="20"/>
@@ -4436,130 +5680,114 @@
                 <w:sz w:val="20"/>
                 <w:szCs w:val="20"/>
               </w:rPr>
-              <w:t>24.8,21.0)</w:t>
-            </w:r>
-          </w:p>
-        </w:tc>
-        <w:tc>
-          <w:tcPr>
-            <w:tcW w:w="1417" w:type="dxa"/>
-          </w:tcPr>
-          <w:p>
-            <w:pPr>
-              <w:rPr>
-                <w:rFonts w:ascii="Arial" w:hAnsi="Arial" w:cs="Arial"/>
-                <w:sz w:val="20"/>
-                <w:szCs w:val="20"/>
-              </w:rPr>
-            </w:pPr>
-            <w:r>
-              <w:rPr>
-                <w:rFonts w:ascii="Arial" w:hAnsi="Arial" w:cs="Arial"/>
-                <w:sz w:val="20"/>
-                <w:szCs w:val="20"/>
-              </w:rPr>
-              <w:t>Martin et al.</w:t>
+              <w:t>94.1, 15.3)</w:t>
+            </w:r>
+          </w:p>
+        </w:tc>
+        <w:tc>
+          <w:tcPr>
+            <w:tcW w:w="850" w:type="dxa"/>
+          </w:tcPr>
+          <w:p>
+            <w:pPr>
+              <w:contextualSpacing/>
+              <w:rPr>
+                <w:rFonts w:ascii="Arial" w:hAnsi="Arial" w:cs="Arial"/>
+                <w:sz w:val="20"/>
+                <w:szCs w:val="20"/>
+              </w:rPr>
+            </w:pPr>
+            <w:r>
+              <w:rPr>
+                <w:rFonts w:ascii="Arial" w:hAnsi="Arial" w:cs="Arial"/>
+                <w:sz w:val="20"/>
+                <w:szCs w:val="20"/>
+              </w:rPr>
+              <w:fldChar w:fldCharType="begin"/>
+            </w:r>
+            <w:r>
+              <w:rPr>
+                <w:rFonts w:ascii="Arial" w:hAnsi="Arial" w:cs="Arial"/>
+                <w:sz w:val="20"/>
+                <w:szCs w:val="20"/>
+              </w:rPr>
+              <w:instrText xml:space="preserve"> ADDIN ZOTERO_ITEM CSL_CITATION {"citationID":"tmfzgqux","properties":{"formattedCitation":"(1)","plainCitation":"(1)","noteIndex":0},"citationItems":[{"id":206,"uris":["http://zotero.org/users/10269583/items/ZLBK2T5Z"],"itemData":{"id":206,"type":"article","abstract":"Norovirus is one of the most common gastrointestinal pathogens and causes substantial morbidity and mortality worldwide. A serious consequence can be acute kidney injury (AKI), characterised by a rapid deterioration of kidney function. A quarter of all inpatients have AKI, which is associated with an increased risk of mortality. This study aimed to quantify the contribution of norovirus community transmission to AKI hospitalisations in England and its attributable cost. We developed an age-structured deterministic compartmental dynamic transmission model for norovirus. We used a Bayesian approach to fit the model to multiple electronic health data sources, including hospitalisations and primary care records for AKI and gastroenteritis, as well as laboratory-confirmed norovirus surveillance data in England, from 2013-2019. We used Markov Chain Monte Carlo to estimate the effect of norovirus incidence on community-acquired AKI hospitalisations. We estimate 25.4% (95% CrI: 17.9-36.3%) of norovirus infections in people aged 65 years and above were linked to community-acquired AKI hospitalisations, amounting to 793,229 (95% CrI: 557,125-1,130,593) hospitalisations between 2013-2019. This represents 16.3% (95% CrI: 11.4-23.2%) of community acquired AKI hospitalisations in people aged 65 years and above over this period. The economic healthcare cost associated with norovirus-linked AKI admissions was estimated to be on average £343 million annually. Gastroenteritis has previously been identified as an important risk factor for AKI in vulnerable patients. Our results suggest norovirus incidence in the community plays an important role in driving AKI hospitalisations in individuals aged 65 years and above. This is the first population-level estimate of the prevalence of norovirus infections linked to hospitalisations for AKI, and the comparable seasonal patterns between the two. This presents a substantial economic burden on the healthcare system and AKI hospitalisation should be an important consideration when evaluating future norovirus vaccines.","DOI":"10.1101/2024.10.24.24316053","language":"en","license":"http://creativecommons.org/licenses/by/4.0/","source":"Infectious Diseases (except HIV/AIDS)","title":"Quantifying the impact of norovirus transmission in the community on acute kidney injury hospitalisations in England: a mathematical modelling study","title-short":"Quantifying the impact of norovirus transmission in the community on acute kidney injury hospitalisations in England","URL":"http://medrxiv.org/lookup/doi/10.1101/2024.10.24.24316053","author":[{"family":"Bolt","given":"Hikaru"},{"family":"Gupte","given":"Pratik R"},{"family":"Douglas","given":"Amy"},{"family":"Sadmann","given":"Frank G"},{"family":"Tomlinson","given":"Laurie A"},{"family":"Eggo","given":"Rosalind M"}],"accessed":{"date-parts":[["2024",11,11]]},"issued":{"date-parts":[["2024",10,24]]}}}],"schema":"https://github.com/citation-style-language/schema/raw/master/csl-citation.json"} </w:instrText>
+            </w:r>
+            <w:r>
+              <w:rPr>
+                <w:rFonts w:ascii="Arial" w:hAnsi="Arial" w:cs="Arial"/>
+                <w:sz w:val="20"/>
+                <w:szCs w:val="20"/>
+              </w:rPr>
+              <w:fldChar w:fldCharType="separate"/>
+            </w:r>
+            <w:r>
+              <w:rPr>
+                <w:rFonts w:ascii="Arial" w:hAnsi="Arial" w:cs="Arial"/>
+                <w:sz w:val="20"/>
+              </w:rPr>
+              <w:t>(1)</w:t>
+            </w:r>
+            <w:r>
+              <w:rPr>
+                <w:rFonts w:ascii="Arial" w:hAnsi="Arial" w:cs="Arial"/>
+                <w:sz w:val="20"/>
+                <w:szCs w:val="20"/>
+              </w:rPr>
+              <w:fldChar w:fldCharType="end"/>
             </w:r>
           </w:p>
         </w:tc>
       </w:tr>
       <w:tr>
-        <w:tc>
-          <w:tcPr>
-            <w:tcW w:w="2250" w:type="dxa"/>
-          </w:tcPr>
-          <w:p>
-            <w:pPr>
-              <w:jc w:val="right"/>
-              <w:rPr>
-                <w:rFonts w:ascii="Arial" w:hAnsi="Arial" w:cs="Arial"/>
-                <w:sz w:val="20"/>
-                <w:szCs w:val="20"/>
-              </w:rPr>
-            </w:pPr>
-            <w:r>
-              <w:rPr>
-                <w:rFonts w:ascii="Arial" w:hAnsi="Arial" w:cs="Arial"/>
-                <w:sz w:val="20"/>
-                <w:szCs w:val="20"/>
-              </w:rPr>
-              <w:t>15-64</w:t>
-            </w:r>
-          </w:p>
-        </w:tc>
-        <w:tc>
-          <w:tcPr>
-            <w:tcW w:w="1240" w:type="dxa"/>
-          </w:tcPr>
-          <w:p>
-            <w:pPr>
-              <w:rPr>
-                <w:rFonts w:ascii="Arial" w:hAnsi="Arial" w:cs="Arial"/>
-                <w:sz w:val="20"/>
-                <w:szCs w:val="20"/>
-              </w:rPr>
-            </w:pPr>
-            <w:r>
-              <w:rPr>
-                <w:rFonts w:ascii="Arial" w:hAnsi="Arial" w:cs="Arial"/>
-                <w:sz w:val="20"/>
-                <w:szCs w:val="20"/>
-              </w:rPr>
-              <w:t>0.542</w:t>
-            </w:r>
-          </w:p>
-        </w:tc>
-        <w:tc>
-          <w:tcPr>
-            <w:tcW w:w="1613" w:type="dxa"/>
-          </w:tcPr>
-          <w:p>
-            <w:pPr>
-              <w:rPr>
-                <w:rFonts w:ascii="Arial" w:hAnsi="Arial" w:cs="Arial"/>
-                <w:sz w:val="20"/>
-                <w:szCs w:val="20"/>
-              </w:rPr>
-            </w:pPr>
-            <w:r>
-              <w:rPr>
-                <w:rFonts w:ascii="Arial" w:hAnsi="Arial" w:cs="Arial"/>
-                <w:sz w:val="20"/>
-                <w:szCs w:val="20"/>
-              </w:rPr>
-              <w:t>0.445-0.638</w:t>
-            </w:r>
-          </w:p>
-        </w:tc>
-        <w:tc>
-          <w:tcPr>
-            <w:tcW w:w="1985" w:type="dxa"/>
-          </w:tcPr>
-          <w:p>
-            <w:pPr>
-              <w:rPr>
-                <w:rFonts w:ascii="Arial" w:hAnsi="Arial" w:cs="Arial"/>
-                <w:sz w:val="20"/>
-                <w:szCs w:val="20"/>
-              </w:rPr>
-            </w:pPr>
-            <w:proofErr w:type="gramStart"/>
-            <w:r>
-              <w:rPr>
-                <w:rFonts w:ascii="Arial" w:hAnsi="Arial" w:cs="Arial"/>
-                <w:sz w:val="20"/>
-                <w:szCs w:val="20"/>
-              </w:rPr>
-              <w:t>Beta(</w:t>
-            </w:r>
-            <w:proofErr w:type="gramEnd"/>
-            <w:r>
-              <w:rPr>
-                <w:rFonts w:ascii="Arial" w:hAnsi="Arial" w:cs="Arial"/>
-                <w:sz w:val="20"/>
-                <w:szCs w:val="20"/>
-              </w:rPr>
-              <w:t>24.8,21.0)</w:t>
+        <w:trPr>
+          <w:trHeight w:val="567"/>
+        </w:trPr>
+        <w:tc>
+          <w:tcPr>
+            <w:tcW w:w="3093" w:type="dxa"/>
+          </w:tcPr>
+          <w:p>
+            <w:pPr>
+              <w:contextualSpacing/>
+              <w:rPr>
+                <w:rFonts w:ascii="Arial" w:hAnsi="Arial" w:cs="Arial"/>
+                <w:b/>
+                <w:bCs/>
+                <w:sz w:val="20"/>
+                <w:szCs w:val="20"/>
+              </w:rPr>
+            </w:pPr>
+            <w:r>
+              <w:rPr>
+                <w:rFonts w:ascii="Arial" w:hAnsi="Arial" w:cs="Arial"/>
+                <w:sz w:val="20"/>
+                <w:szCs w:val="20"/>
+              </w:rPr>
+              <w:t>Duration of immunity (years)</w:t>
+            </w:r>
+          </w:p>
+        </w:tc>
+        <w:tc>
+          <w:tcPr>
+            <w:tcW w:w="1869" w:type="dxa"/>
+          </w:tcPr>
+          <w:p>
+            <w:pPr>
+              <w:contextualSpacing/>
+              <w:rPr>
+                <w:rFonts w:ascii="Arial" w:hAnsi="Arial" w:cs="Arial"/>
+                <w:sz w:val="20"/>
+                <w:szCs w:val="20"/>
+              </w:rPr>
+            </w:pPr>
+            <w:r>
+              <w:rPr>
+                <w:rFonts w:ascii="Arial" w:hAnsi="Arial" w:cs="Arial"/>
+                <w:sz w:val="20"/>
+                <w:szCs w:val="20"/>
+              </w:rPr>
+              <w:t>8.89</w:t>
             </w:r>
           </w:p>
         </w:tc>
@@ -4569,120 +5797,158 @@
           </w:tcPr>
           <w:p>
             <w:pPr>
-              <w:rPr>
-                <w:rFonts w:ascii="Arial" w:hAnsi="Arial" w:cs="Arial"/>
-                <w:sz w:val="20"/>
-                <w:szCs w:val="20"/>
-              </w:rPr>
-            </w:pPr>
-            <w:r>
-              <w:rPr>
-                <w:rFonts w:ascii="Arial" w:hAnsi="Arial" w:cs="Arial"/>
-                <w:sz w:val="20"/>
-                <w:szCs w:val="20"/>
-              </w:rPr>
-              <w:t>Martin et al.</w:t>
+              <w:contextualSpacing/>
+              <w:rPr>
+                <w:rFonts w:ascii="Arial" w:hAnsi="Arial" w:cs="Arial"/>
+                <w:sz w:val="20"/>
+                <w:szCs w:val="20"/>
+              </w:rPr>
+            </w:pPr>
+            <w:r>
+              <w:rPr>
+                <w:rFonts w:ascii="Arial" w:hAnsi="Arial" w:cs="Arial"/>
+                <w:sz w:val="20"/>
+                <w:szCs w:val="20"/>
+              </w:rPr>
+              <w:t>5.84-11.8</w:t>
+            </w:r>
+          </w:p>
+        </w:tc>
+        <w:tc>
+          <w:tcPr>
+            <w:tcW w:w="1957" w:type="dxa"/>
+          </w:tcPr>
+          <w:p>
+            <w:pPr>
+              <w:contextualSpacing/>
+              <w:rPr>
+                <w:rFonts w:ascii="Arial" w:hAnsi="Arial" w:cs="Arial"/>
+                <w:sz w:val="20"/>
+                <w:szCs w:val="20"/>
+              </w:rPr>
+            </w:pPr>
+            <w:r>
+              <w:rPr>
+                <w:rFonts w:ascii="Arial" w:hAnsi="Arial" w:cs="Arial"/>
+                <w:sz w:val="20"/>
+                <w:szCs w:val="20"/>
+              </w:rPr>
+              <w:t>Gaussian</w:t>
+            </w:r>
+          </w:p>
+        </w:tc>
+        <w:tc>
+          <w:tcPr>
+            <w:tcW w:w="850" w:type="dxa"/>
+          </w:tcPr>
+          <w:p>
+            <w:pPr>
+              <w:contextualSpacing/>
+              <w:rPr>
+                <w:rFonts w:ascii="Arial" w:hAnsi="Arial" w:cs="Arial"/>
+                <w:sz w:val="20"/>
+                <w:szCs w:val="20"/>
+              </w:rPr>
+            </w:pPr>
+            <w:r>
+              <w:rPr>
+                <w:rFonts w:ascii="Arial" w:hAnsi="Arial" w:cs="Arial"/>
+                <w:sz w:val="20"/>
+                <w:szCs w:val="20"/>
+              </w:rPr>
+              <w:fldChar w:fldCharType="begin"/>
+            </w:r>
+            <w:r>
+              <w:rPr>
+                <w:rFonts w:ascii="Arial" w:hAnsi="Arial" w:cs="Arial"/>
+                <w:sz w:val="20"/>
+                <w:szCs w:val="20"/>
+              </w:rPr>
+              <w:instrText xml:space="preserve"> ADDIN ZOTERO_ITEM CSL_CITATION {"citationID":"eUNcNyPH","properties":{"formattedCitation":"(1)","plainCitation":"(1)","noteIndex":0},"citationItems":[{"id":206,"uris":["http://zotero.org/users/10269583/items/ZLBK2T5Z"],"itemData":{"id":206,"type":"article","abstract":"Norovirus is one of the most common gastrointestinal pathogens and causes substantial morbidity and mortality worldwide. A serious consequence can be acute kidney injury (AKI), characterised by a rapid deterioration of kidney function. A quarter of all inpatients have AKI, which is associated with an increased risk of mortality. This study aimed to quantify the contribution of norovirus community transmission to AKI hospitalisations in England and its attributable cost. We developed an age-structured deterministic compartmental dynamic transmission model for norovirus. We used a Bayesian approach to fit the model to multiple electronic health data sources, including hospitalisations and primary care records for AKI and gastroenteritis, as well as laboratory-confirmed norovirus surveillance data in England, from 2013-2019. We used Markov Chain Monte Carlo to estimate the effect of norovirus incidence on community-acquired AKI hospitalisations. We estimate 25.4% (95% CrI: 17.9-36.3%) of norovirus infections in people aged 65 years and above were linked to community-acquired AKI hospitalisations, amounting to 793,229 (95% CrI: 557,125-1,130,593) hospitalisations between 2013-2019. This represents 16.3% (95% CrI: 11.4-23.2%) of community acquired AKI hospitalisations in people aged 65 years and above over this period. The economic healthcare cost associated with norovirus-linked AKI admissions was estimated to be on average £343 million annually. Gastroenteritis has previously been identified as an important risk factor for AKI in vulnerable patients. Our results suggest norovirus incidence in the community plays an important role in driving AKI hospitalisations in individuals aged 65 years and above. This is the first population-level estimate of the prevalence of norovirus infections linked to hospitalisations for AKI, and the comparable seasonal patterns between the two. This presents a substantial economic burden on the healthcare system and AKI hospitalisation should be an important consideration when evaluating future norovirus vaccines.","DOI":"10.1101/2024.10.24.24316053","language":"en","license":"http://creativecommons.org/licenses/by/4.0/","source":"Infectious Diseases (except HIV/AIDS)","title":"Quantifying the impact of norovirus transmission in the community on acute kidney injury hospitalisations in England: a mathematical modelling study","title-short":"Quantifying the impact of norovirus transmission in the community on acute kidney injury hospitalisations in England","URL":"http://medrxiv.org/lookup/doi/10.1101/2024.10.24.24316053","author":[{"family":"Bolt","given":"Hikaru"},{"family":"Gupte","given":"Pratik R"},{"family":"Douglas","given":"Amy"},{"family":"Sadmann","given":"Frank G"},{"family":"Tomlinson","given":"Laurie A"},{"family":"Eggo","given":"Rosalind M"}],"accessed":{"date-parts":[["2024",11,11]]},"issued":{"date-parts":[["2024",10,24]]}}}],"schema":"https://github.com/citation-style-language/schema/raw/master/csl-citation.json"} </w:instrText>
+            </w:r>
+            <w:r>
+              <w:rPr>
+                <w:rFonts w:ascii="Arial" w:hAnsi="Arial" w:cs="Arial"/>
+                <w:sz w:val="20"/>
+                <w:szCs w:val="20"/>
+              </w:rPr>
+              <w:fldChar w:fldCharType="separate"/>
+            </w:r>
+            <w:r>
+              <w:rPr>
+                <w:rFonts w:ascii="Arial" w:hAnsi="Arial" w:cs="Arial"/>
+                <w:sz w:val="20"/>
+              </w:rPr>
+              <w:t>(1)</w:t>
+            </w:r>
+            <w:r>
+              <w:rPr>
+                <w:rFonts w:ascii="Arial" w:hAnsi="Arial" w:cs="Arial"/>
+                <w:sz w:val="20"/>
+                <w:szCs w:val="20"/>
+              </w:rPr>
+              <w:fldChar w:fldCharType="end"/>
             </w:r>
           </w:p>
         </w:tc>
       </w:tr>
       <w:tr>
-        <w:tc>
-          <w:tcPr>
-            <w:tcW w:w="2250" w:type="dxa"/>
-          </w:tcPr>
-          <w:p>
-            <w:pPr>
-              <w:jc w:val="right"/>
-              <w:rPr>
-                <w:rFonts w:ascii="Arial" w:hAnsi="Arial" w:cs="Arial"/>
-                <w:sz w:val="20"/>
-                <w:szCs w:val="20"/>
-              </w:rPr>
-            </w:pPr>
-            <w:r>
-              <w:rPr>
-                <w:rFonts w:ascii="Arial" w:hAnsi="Arial" w:cs="Arial"/>
-                <w:sz w:val="20"/>
-                <w:szCs w:val="20"/>
-              </w:rPr>
-              <w:t>65+</w:t>
-            </w:r>
-          </w:p>
-        </w:tc>
-        <w:tc>
-          <w:tcPr>
-            <w:tcW w:w="1240" w:type="dxa"/>
-          </w:tcPr>
-          <w:p>
-            <w:pPr>
-              <w:rPr>
-                <w:rFonts w:ascii="Arial" w:hAnsi="Arial" w:cs="Arial"/>
-                <w:sz w:val="20"/>
-                <w:szCs w:val="20"/>
-              </w:rPr>
-            </w:pPr>
-            <w:r>
-              <w:rPr>
-                <w:rFonts w:ascii="Arial" w:hAnsi="Arial" w:cs="Arial"/>
-                <w:sz w:val="20"/>
-                <w:szCs w:val="20"/>
-              </w:rPr>
-              <w:t>0.542</w:t>
-            </w:r>
-          </w:p>
-        </w:tc>
-        <w:tc>
-          <w:tcPr>
-            <w:tcW w:w="1613" w:type="dxa"/>
-          </w:tcPr>
-          <w:p>
-            <w:pPr>
-              <w:rPr>
-                <w:rFonts w:ascii="Arial" w:hAnsi="Arial" w:cs="Arial"/>
-                <w:sz w:val="20"/>
-                <w:szCs w:val="20"/>
-              </w:rPr>
-            </w:pPr>
-            <w:r>
-              <w:rPr>
-                <w:rFonts w:ascii="Arial" w:hAnsi="Arial" w:cs="Arial"/>
-                <w:sz w:val="20"/>
-                <w:szCs w:val="20"/>
-              </w:rPr>
-              <w:t>0.445-0.638</w:t>
-            </w:r>
-          </w:p>
-        </w:tc>
-        <w:tc>
-          <w:tcPr>
-            <w:tcW w:w="1985" w:type="dxa"/>
-          </w:tcPr>
-          <w:p>
-            <w:pPr>
-              <w:rPr>
-                <w:rFonts w:ascii="Arial" w:hAnsi="Arial" w:cs="Arial"/>
-                <w:sz w:val="20"/>
-                <w:szCs w:val="20"/>
-              </w:rPr>
-            </w:pPr>
-            <w:proofErr w:type="gramStart"/>
-            <w:r>
-              <w:rPr>
-                <w:rFonts w:ascii="Arial" w:hAnsi="Arial" w:cs="Arial"/>
-                <w:sz w:val="20"/>
-                <w:szCs w:val="20"/>
-              </w:rPr>
-              <w:t>Beta(</w:t>
-            </w:r>
-            <w:proofErr w:type="gramEnd"/>
-            <w:r>
-              <w:rPr>
-                <w:rFonts w:ascii="Arial" w:hAnsi="Arial" w:cs="Arial"/>
-                <w:sz w:val="20"/>
-                <w:szCs w:val="20"/>
-              </w:rPr>
-              <w:t>24.8,21.0)</w:t>
+        <w:trPr>
+          <w:trHeight w:val="567"/>
+        </w:trPr>
+        <w:tc>
+          <w:tcPr>
+            <w:tcW w:w="3093" w:type="dxa"/>
+          </w:tcPr>
+          <w:p>
+            <w:pPr>
+              <w:contextualSpacing/>
+              <w:rPr>
+                <w:rFonts w:ascii="Arial" w:hAnsi="Arial" w:cs="Arial"/>
+                <w:b/>
+                <w:bCs/>
+                <w:sz w:val="20"/>
+                <w:szCs w:val="20"/>
+              </w:rPr>
+            </w:pPr>
+            <w:r>
+              <w:rPr>
+                <w:rFonts w:ascii="Arial" w:hAnsi="Arial" w:cs="Arial"/>
+                <w:sz w:val="20"/>
+                <w:szCs w:val="20"/>
+              </w:rPr>
+              <w:t>Seasonal amplitude term</w:t>
+            </w:r>
+          </w:p>
+        </w:tc>
+        <w:tc>
+          <w:tcPr>
+            <w:tcW w:w="1869" w:type="dxa"/>
+          </w:tcPr>
+          <w:p>
+            <w:pPr>
+              <w:contextualSpacing/>
+              <w:rPr>
+                <w:rFonts w:ascii="Arial" w:hAnsi="Arial" w:cs="Arial"/>
+                <w:sz w:val="20"/>
+                <w:szCs w:val="20"/>
+              </w:rPr>
+            </w:pPr>
+            <w:r>
+              <w:rPr>
+                <w:rFonts w:ascii="Arial" w:hAnsi="Arial" w:cs="Arial"/>
+                <w:sz w:val="20"/>
+                <w:szCs w:val="20"/>
+              </w:rPr>
+              <w:t>0.01</w:t>
+            </w:r>
+            <w:r>
+              <w:rPr>
+                <w:rFonts w:ascii="Arial" w:hAnsi="Arial" w:cs="Arial"/>
+                <w:sz w:val="20"/>
+                <w:szCs w:val="20"/>
+              </w:rPr>
+              <w:t>9</w:t>
             </w:r>
           </w:p>
         </w:tc>
@@ -4692,95 +5958,151 @@
           </w:tcPr>
           <w:p>
             <w:pPr>
-              <w:rPr>
-                <w:rFonts w:ascii="Arial" w:hAnsi="Arial" w:cs="Arial"/>
-                <w:sz w:val="20"/>
-                <w:szCs w:val="20"/>
-              </w:rPr>
-            </w:pPr>
-            <w:r>
-              <w:rPr>
-                <w:rFonts w:ascii="Arial" w:hAnsi="Arial" w:cs="Arial"/>
-                <w:sz w:val="20"/>
-                <w:szCs w:val="20"/>
-              </w:rPr>
-              <w:t>Martin et al.</w:t>
+              <w:contextualSpacing/>
+              <w:rPr>
+                <w:rFonts w:ascii="Arial" w:hAnsi="Arial" w:cs="Arial"/>
+                <w:sz w:val="20"/>
+                <w:szCs w:val="20"/>
+              </w:rPr>
+            </w:pPr>
+            <w:r>
+              <w:rPr>
+                <w:rFonts w:ascii="Arial" w:hAnsi="Arial" w:cs="Arial"/>
+                <w:sz w:val="20"/>
+                <w:szCs w:val="20"/>
+              </w:rPr>
+              <w:t>0.016-0.021</w:t>
+            </w:r>
+          </w:p>
+        </w:tc>
+        <w:tc>
+          <w:tcPr>
+            <w:tcW w:w="1957" w:type="dxa"/>
+          </w:tcPr>
+          <w:p>
+            <w:pPr>
+              <w:contextualSpacing/>
+              <w:rPr>
+                <w:rFonts w:ascii="Arial" w:hAnsi="Arial" w:cs="Arial"/>
+                <w:sz w:val="20"/>
+                <w:szCs w:val="20"/>
+              </w:rPr>
+            </w:pPr>
+            <w:r>
+              <w:rPr>
+                <w:rFonts w:ascii="Arial" w:hAnsi="Arial" w:cs="Arial"/>
+                <w:sz w:val="20"/>
+                <w:szCs w:val="20"/>
+              </w:rPr>
+              <w:t>Gaussian</w:t>
+            </w:r>
+          </w:p>
+        </w:tc>
+        <w:tc>
+          <w:tcPr>
+            <w:tcW w:w="850" w:type="dxa"/>
+          </w:tcPr>
+          <w:p>
+            <w:pPr>
+              <w:contextualSpacing/>
+              <w:rPr>
+                <w:rFonts w:ascii="Arial" w:hAnsi="Arial" w:cs="Arial"/>
+                <w:sz w:val="20"/>
+                <w:szCs w:val="20"/>
+              </w:rPr>
+            </w:pPr>
+            <w:r>
+              <w:rPr>
+                <w:rFonts w:ascii="Arial" w:hAnsi="Arial" w:cs="Arial"/>
+                <w:sz w:val="20"/>
+                <w:szCs w:val="20"/>
+              </w:rPr>
+              <w:fldChar w:fldCharType="begin"/>
+            </w:r>
+            <w:r>
+              <w:rPr>
+                <w:rFonts w:ascii="Arial" w:hAnsi="Arial" w:cs="Arial"/>
+                <w:sz w:val="20"/>
+                <w:szCs w:val="20"/>
+              </w:rPr>
+              <w:instrText xml:space="preserve"> ADDIN ZOTERO_ITEM CSL_CITATION {"citationID":"rWM5sEd8","properties":{"formattedCitation":"(1)","plainCitation":"(1)","noteIndex":0},"citationItems":[{"id":206,"uris":["http://zotero.org/users/10269583/items/ZLBK2T5Z"],"itemData":{"id":206,"type":"article","abstract":"Norovirus is one of the most common gastrointestinal pathogens and causes substantial morbidity and mortality worldwide. A serious consequence can be acute kidney injury (AKI), characterised by a rapid deterioration of kidney function. A quarter of all inpatients have AKI, which is associated with an increased risk of mortality. This study aimed to quantify the contribution of norovirus community transmission to AKI hospitalisations in England and its attributable cost. We developed an age-structured deterministic compartmental dynamic transmission model for norovirus. We used a Bayesian approach to fit the model to multiple electronic health data sources, including hospitalisations and primary care records for AKI and gastroenteritis, as well as laboratory-confirmed norovirus surveillance data in England, from 2013-2019. We used Markov Chain Monte Carlo to estimate the effect of norovirus incidence on community-acquired AKI hospitalisations. We estimate 25.4% (95% CrI: 17.9-36.3%) of norovirus infections in people aged 65 years and above were linked to community-acquired AKI hospitalisations, amounting to 793,229 (95% CrI: 557,125-1,130,593) hospitalisations between 2013-2019. This represents 16.3% (95% CrI: 11.4-23.2%) of community acquired AKI hospitalisations in people aged 65 years and above over this period. The economic healthcare cost associated with norovirus-linked AKI admissions was estimated to be on average £343 million annually. Gastroenteritis has previously been identified as an important risk factor for AKI in vulnerable patients. Our results suggest norovirus incidence in the community plays an important role in driving AKI hospitalisations in individuals aged 65 years and above. This is the first population-level estimate of the prevalence of norovirus infections linked to hospitalisations for AKI, and the comparable seasonal patterns between the two. This presents a substantial economic burden on the healthcare system and AKI hospitalisation should be an important consideration when evaluating future norovirus vaccines.","DOI":"10.1101/2024.10.24.24316053","language":"en","license":"http://creativecommons.org/licenses/by/4.0/","source":"Infectious Diseases (except HIV/AIDS)","title":"Quantifying the impact of norovirus transmission in the community on acute kidney injury hospitalisations in England: a mathematical modelling study","title-short":"Quantifying the impact of norovirus transmission in the community on acute kidney injury hospitalisations in England","URL":"http://medrxiv.org/lookup/doi/10.1101/2024.10.24.24316053","author":[{"family":"Bolt","given":"Hikaru"},{"family":"Gupte","given":"Pratik R"},{"family":"Douglas","given":"Amy"},{"family":"Sadmann","given":"Frank G"},{"family":"Tomlinson","given":"Laurie A"},{"family":"Eggo","given":"Rosalind M"}],"accessed":{"date-parts":[["2024",11,11]]},"issued":{"date-parts":[["2024",10,24]]}}}],"schema":"https://github.com/citation-style-language/schema/raw/master/csl-citation.json"} </w:instrText>
+            </w:r>
+            <w:r>
+              <w:rPr>
+                <w:rFonts w:ascii="Arial" w:hAnsi="Arial" w:cs="Arial"/>
+                <w:sz w:val="20"/>
+                <w:szCs w:val="20"/>
+              </w:rPr>
+              <w:fldChar w:fldCharType="separate"/>
+            </w:r>
+            <w:r>
+              <w:rPr>
+                <w:rFonts w:ascii="Arial" w:hAnsi="Arial" w:cs="Arial"/>
+                <w:sz w:val="20"/>
+              </w:rPr>
+              <w:t>(1)</w:t>
+            </w:r>
+            <w:r>
+              <w:rPr>
+                <w:rFonts w:ascii="Arial" w:hAnsi="Arial" w:cs="Arial"/>
+                <w:sz w:val="20"/>
+                <w:szCs w:val="20"/>
+              </w:rPr>
+              <w:fldChar w:fldCharType="end"/>
             </w:r>
           </w:p>
         </w:tc>
       </w:tr>
       <w:tr>
-        <w:tc>
-          <w:tcPr>
-            <w:tcW w:w="2250" w:type="dxa"/>
-          </w:tcPr>
-          <w:p>
-            <w:pPr>
-              <w:rPr>
-                <w:rFonts w:ascii="Arial" w:hAnsi="Arial" w:cs="Arial"/>
-                <w:sz w:val="20"/>
-                <w:szCs w:val="20"/>
-              </w:rPr>
-            </w:pPr>
-            <w:r>
-              <w:rPr>
-                <w:rFonts w:ascii="Arial" w:hAnsi="Arial" w:cs="Arial"/>
-                <w:sz w:val="20"/>
-                <w:szCs w:val="20"/>
-              </w:rPr>
-              <w:t>Acute kidney injury hospitalisation</w:t>
-            </w:r>
-            <w:r>
-              <w:rPr>
-                <w:rFonts w:ascii="Arial" w:hAnsi="Arial" w:cs="Arial"/>
-                <w:sz w:val="20"/>
-                <w:szCs w:val="20"/>
-                <w:vertAlign w:val="superscript"/>
-              </w:rPr>
-              <w:t>‡</w:t>
-            </w:r>
-          </w:p>
-        </w:tc>
-        <w:tc>
-          <w:tcPr>
-            <w:tcW w:w="1240" w:type="dxa"/>
-          </w:tcPr>
-          <w:p>
-            <w:pPr>
-              <w:rPr>
-                <w:rFonts w:ascii="Arial" w:hAnsi="Arial" w:cs="Arial"/>
-                <w:sz w:val="20"/>
-                <w:szCs w:val="20"/>
-              </w:rPr>
-            </w:pPr>
-          </w:p>
-        </w:tc>
-        <w:tc>
-          <w:tcPr>
-            <w:tcW w:w="1613" w:type="dxa"/>
-          </w:tcPr>
-          <w:p>
-            <w:pPr>
-              <w:rPr>
-                <w:rFonts w:ascii="Arial" w:hAnsi="Arial" w:cs="Arial"/>
-                <w:sz w:val="20"/>
-                <w:szCs w:val="20"/>
-              </w:rPr>
-            </w:pPr>
-          </w:p>
-        </w:tc>
-        <w:tc>
-          <w:tcPr>
-            <w:tcW w:w="1985" w:type="dxa"/>
-          </w:tcPr>
-          <w:p>
-            <w:pPr>
-              <w:rPr>
-                <w:rFonts w:ascii="Arial" w:hAnsi="Arial" w:cs="Arial"/>
-                <w:sz w:val="20"/>
-                <w:szCs w:val="20"/>
-              </w:rPr>
-            </w:pPr>
+        <w:trPr>
+          <w:trHeight w:val="567"/>
+        </w:trPr>
+        <w:tc>
+          <w:tcPr>
+            <w:tcW w:w="3093" w:type="dxa"/>
+          </w:tcPr>
+          <w:p>
+            <w:pPr>
+              <w:contextualSpacing/>
+              <w:rPr>
+                <w:rFonts w:ascii="Arial" w:hAnsi="Arial" w:cs="Arial"/>
+                <w:b/>
+                <w:bCs/>
+                <w:sz w:val="20"/>
+                <w:szCs w:val="20"/>
+              </w:rPr>
+            </w:pPr>
+            <w:r>
+              <w:rPr>
+                <w:rFonts w:ascii="Arial" w:hAnsi="Arial" w:cs="Arial"/>
+                <w:sz w:val="20"/>
+                <w:szCs w:val="20"/>
+              </w:rPr>
+              <w:t>Seasonal offset term</w:t>
+            </w:r>
+          </w:p>
+        </w:tc>
+        <w:tc>
+          <w:tcPr>
+            <w:tcW w:w="1869" w:type="dxa"/>
+          </w:tcPr>
+          <w:p>
+            <w:pPr>
+              <w:contextualSpacing/>
+              <w:rPr>
+                <w:rFonts w:ascii="Arial" w:hAnsi="Arial" w:cs="Arial"/>
+                <w:sz w:val="20"/>
+                <w:szCs w:val="20"/>
+              </w:rPr>
+            </w:pPr>
+            <w:r>
+              <w:rPr>
+                <w:rFonts w:ascii="Arial" w:hAnsi="Arial" w:cs="Arial"/>
+                <w:sz w:val="20"/>
+                <w:szCs w:val="20"/>
+              </w:rPr>
+              <w:t>0.211</w:t>
+            </w:r>
           </w:p>
         </w:tc>
         <w:tc>
@@ -4789,89 +6111,183 @@
           </w:tcPr>
           <w:p>
             <w:pPr>
-              <w:rPr>
-                <w:rFonts w:ascii="Arial" w:hAnsi="Arial" w:cs="Arial"/>
-                <w:sz w:val="20"/>
-                <w:szCs w:val="20"/>
-              </w:rPr>
-            </w:pPr>
+              <w:contextualSpacing/>
+              <w:rPr>
+                <w:rFonts w:ascii="Arial" w:hAnsi="Arial" w:cs="Arial"/>
+                <w:sz w:val="20"/>
+                <w:szCs w:val="20"/>
+              </w:rPr>
+            </w:pPr>
+            <w:r>
+              <w:rPr>
+                <w:rFonts w:ascii="Arial" w:hAnsi="Arial" w:cs="Arial"/>
+                <w:sz w:val="20"/>
+                <w:szCs w:val="20"/>
+              </w:rPr>
+              <w:t>0.080-0.340</w:t>
+            </w:r>
+          </w:p>
+        </w:tc>
+        <w:tc>
+          <w:tcPr>
+            <w:tcW w:w="1957" w:type="dxa"/>
+          </w:tcPr>
+          <w:p>
+            <w:pPr>
+              <w:contextualSpacing/>
+              <w:rPr>
+                <w:rFonts w:ascii="Arial" w:hAnsi="Arial" w:cs="Arial"/>
+                <w:sz w:val="20"/>
+                <w:szCs w:val="20"/>
+              </w:rPr>
+            </w:pPr>
+            <w:r>
+              <w:rPr>
+                <w:rFonts w:ascii="Arial" w:hAnsi="Arial" w:cs="Arial"/>
+                <w:sz w:val="20"/>
+                <w:szCs w:val="20"/>
+              </w:rPr>
+              <w:t>Gaussian</w:t>
+            </w:r>
+          </w:p>
+        </w:tc>
+        <w:tc>
+          <w:tcPr>
+            <w:tcW w:w="850" w:type="dxa"/>
+          </w:tcPr>
+          <w:p>
+            <w:pPr>
+              <w:contextualSpacing/>
+              <w:rPr>
+                <w:rFonts w:ascii="Arial" w:hAnsi="Arial" w:cs="Arial"/>
+                <w:sz w:val="20"/>
+                <w:szCs w:val="20"/>
+              </w:rPr>
+            </w:pPr>
+            <w:r>
+              <w:rPr>
+                <w:rFonts w:ascii="Arial" w:hAnsi="Arial" w:cs="Arial"/>
+                <w:sz w:val="20"/>
+                <w:szCs w:val="20"/>
+              </w:rPr>
+              <w:fldChar w:fldCharType="begin"/>
+            </w:r>
+            <w:r>
+              <w:rPr>
+                <w:rFonts w:ascii="Arial" w:hAnsi="Arial" w:cs="Arial"/>
+                <w:sz w:val="20"/>
+                <w:szCs w:val="20"/>
+              </w:rPr>
+              <w:instrText xml:space="preserve"> ADDIN ZOTERO_ITEM CSL_CITATION {"citationID":"2c6B2X2R","properties":{"formattedCitation":"(1)","plainCitation":"(1)","noteIndex":0},"citationItems":[{"id":206,"uris":["http://zotero.org/users/10269583/items/ZLBK2T5Z"],"itemData":{"id":206,"type":"article","abstract":"Norovirus is one of the most common gastrointestinal pathogens and causes substantial morbidity and mortality worldwide. A serious consequence can be acute kidney injury (AKI), characterised by a rapid deterioration of kidney function. A quarter of all inpatients have AKI, which is associated with an increased risk of mortality. This study aimed to quantify the contribution of norovirus community transmission to AKI hospitalisations in England and its attributable cost. We developed an age-structured deterministic compartmental dynamic transmission model for norovirus. We used a Bayesian approach to fit the model to multiple electronic health data sources, including hospitalisations and primary care records for AKI and gastroenteritis, as well as laboratory-confirmed norovirus surveillance data in England, from 2013-2019. We used Markov Chain Monte Carlo to estimate the effect of norovirus incidence on community-acquired AKI hospitalisations. We estimate 25.4% (95% CrI: 17.9-36.3%) of norovirus infections in people aged 65 years and above were linked to community-acquired AKI hospitalisations, amounting to 793,229 (95% CrI: 557,125-1,130,593) hospitalisations between 2013-2019. This represents 16.3% (95% CrI: 11.4-23.2%) of community acquired AKI hospitalisations in people aged 65 years and above over this period. The economic healthcare cost associated with norovirus-linked AKI admissions was estimated to be on average £343 million annually. Gastroenteritis has previously been identified as an important risk factor for AKI in vulnerable patients. Our results suggest norovirus incidence in the community plays an important role in driving AKI hospitalisations in individuals aged 65 years and above. This is the first population-level estimate of the prevalence of norovirus infections linked to hospitalisations for AKI, and the comparable seasonal patterns between the two. This presents a substantial economic burden on the healthcare system and AKI hospitalisation should be an important consideration when evaluating future norovirus vaccines.","DOI":"10.1101/2024.10.24.24316053","language":"en","license":"http://creativecommons.org/licenses/by/4.0/","source":"Infectious Diseases (except HIV/AIDS)","title":"Quantifying the impact of norovirus transmission in the community on acute kidney injury hospitalisations in England: a mathematical modelling study","title-short":"Quantifying the impact of norovirus transmission in the community on acute kidney injury hospitalisations in England","URL":"http://medrxiv.org/lookup/doi/10.1101/2024.10.24.24316053","author":[{"family":"Bolt","given":"Hikaru"},{"family":"Gupte","given":"Pratik R"},{"family":"Douglas","given":"Amy"},{"family":"Sadmann","given":"Frank G"},{"family":"Tomlinson","given":"Laurie A"},{"family":"Eggo","given":"Rosalind M"}],"accessed":{"date-parts":[["2024",11,11]]},"issued":{"date-parts":[["2024",10,24]]}}}],"schema":"https://github.com/citation-style-language/schema/raw/master/csl-citation.json"} </w:instrText>
+            </w:r>
+            <w:r>
+              <w:rPr>
+                <w:rFonts w:ascii="Arial" w:hAnsi="Arial" w:cs="Arial"/>
+                <w:sz w:val="20"/>
+                <w:szCs w:val="20"/>
+              </w:rPr>
+              <w:fldChar w:fldCharType="separate"/>
+            </w:r>
+            <w:r>
+              <w:rPr>
+                <w:rFonts w:ascii="Arial" w:hAnsi="Arial" w:cs="Arial"/>
+                <w:sz w:val="20"/>
+              </w:rPr>
+              <w:t>(1)</w:t>
+            </w:r>
+            <w:r>
+              <w:rPr>
+                <w:rFonts w:ascii="Arial" w:hAnsi="Arial" w:cs="Arial"/>
+                <w:sz w:val="20"/>
+                <w:szCs w:val="20"/>
+              </w:rPr>
+              <w:fldChar w:fldCharType="end"/>
+            </w:r>
           </w:p>
         </w:tc>
       </w:tr>
       <w:tr>
-        <w:tc>
-          <w:tcPr>
-            <w:tcW w:w="2250" w:type="dxa"/>
-          </w:tcPr>
-          <w:p>
-            <w:pPr>
-              <w:jc w:val="right"/>
-              <w:rPr>
-                <w:rFonts w:ascii="Arial" w:hAnsi="Arial" w:cs="Arial"/>
-                <w:sz w:val="20"/>
-                <w:szCs w:val="20"/>
-              </w:rPr>
-            </w:pPr>
-            <w:r>
-              <w:rPr>
-                <w:rFonts w:ascii="Arial" w:hAnsi="Arial" w:cs="Arial"/>
-                <w:sz w:val="20"/>
-                <w:szCs w:val="20"/>
-              </w:rPr>
-              <w:t>0-4</w:t>
-            </w:r>
-          </w:p>
-        </w:tc>
-        <w:tc>
-          <w:tcPr>
-            <w:tcW w:w="1240" w:type="dxa"/>
-          </w:tcPr>
-          <w:p>
-            <w:pPr>
-              <w:rPr>
-                <w:rFonts w:ascii="Arial" w:hAnsi="Arial" w:cs="Arial"/>
-                <w:sz w:val="20"/>
-                <w:szCs w:val="20"/>
-              </w:rPr>
-            </w:pPr>
-            <w:r>
-              <w:rPr>
-                <w:rFonts w:ascii="Arial" w:hAnsi="Arial" w:cs="Arial"/>
-                <w:sz w:val="20"/>
-                <w:szCs w:val="20"/>
-              </w:rPr>
-              <w:t>0.676</w:t>
-            </w:r>
-          </w:p>
-        </w:tc>
-        <w:tc>
-          <w:tcPr>
-            <w:tcW w:w="1613" w:type="dxa"/>
-          </w:tcPr>
-          <w:p>
-            <w:pPr>
-              <w:rPr>
-                <w:rFonts w:ascii="Arial" w:hAnsi="Arial" w:cs="Arial"/>
-                <w:sz w:val="20"/>
-                <w:szCs w:val="20"/>
-              </w:rPr>
-            </w:pPr>
-            <w:r>
-              <w:rPr>
-                <w:rFonts w:ascii="Arial" w:hAnsi="Arial" w:cs="Arial"/>
-                <w:sz w:val="20"/>
-                <w:szCs w:val="20"/>
-              </w:rPr>
-              <w:t>0.520-1.00</w:t>
-            </w:r>
-          </w:p>
-        </w:tc>
-        <w:tc>
-          <w:tcPr>
-            <w:tcW w:w="1985" w:type="dxa"/>
-          </w:tcPr>
-          <w:p>
-            <w:pPr>
+        <w:trPr>
+          <w:trHeight w:val="567"/>
+        </w:trPr>
+        <w:tc>
+          <w:tcPr>
+            <w:tcW w:w="3093" w:type="dxa"/>
+          </w:tcPr>
+          <w:p>
+            <w:pPr>
+              <w:contextualSpacing/>
+              <w:rPr>
+                <w:rFonts w:ascii="Arial" w:hAnsi="Arial" w:cs="Arial"/>
+                <w:b/>
+                <w:bCs/>
+                <w:sz w:val="20"/>
+                <w:szCs w:val="20"/>
+              </w:rPr>
+            </w:pPr>
+            <w:r>
+              <w:rPr>
+                <w:rFonts w:ascii="Arial" w:hAnsi="Arial" w:cs="Arial"/>
+                <w:sz w:val="20"/>
+                <w:szCs w:val="20"/>
+              </w:rPr>
+              <w:t>Probability of infection between under 5s</w:t>
+            </w:r>
+          </w:p>
+        </w:tc>
+        <w:tc>
+          <w:tcPr>
+            <w:tcW w:w="1869" w:type="dxa"/>
+          </w:tcPr>
+          <w:p>
+            <w:pPr>
+              <w:contextualSpacing/>
+              <w:rPr>
+                <w:rFonts w:ascii="Arial" w:hAnsi="Arial" w:cs="Arial"/>
+                <w:sz w:val="20"/>
+                <w:szCs w:val="20"/>
+              </w:rPr>
+            </w:pPr>
+            <w:r>
+              <w:rPr>
+                <w:rFonts w:ascii="Arial" w:hAnsi="Arial" w:cs="Arial"/>
+                <w:sz w:val="20"/>
+                <w:szCs w:val="20"/>
+              </w:rPr>
+              <w:t>0.18</w:t>
+            </w:r>
+          </w:p>
+        </w:tc>
+        <w:tc>
+          <w:tcPr>
+            <w:tcW w:w="1417" w:type="dxa"/>
+          </w:tcPr>
+          <w:p>
+            <w:pPr>
+              <w:contextualSpacing/>
+              <w:rPr>
+                <w:rFonts w:ascii="Arial" w:hAnsi="Arial" w:cs="Arial"/>
+                <w:sz w:val="20"/>
+                <w:szCs w:val="20"/>
+              </w:rPr>
+            </w:pPr>
+            <w:r>
+              <w:rPr>
+                <w:rFonts w:ascii="Arial" w:hAnsi="Arial" w:cs="Arial"/>
+                <w:sz w:val="20"/>
+                <w:szCs w:val="20"/>
+              </w:rPr>
+              <w:t>0.15-0.21</w:t>
+            </w:r>
+          </w:p>
+        </w:tc>
+        <w:tc>
+          <w:tcPr>
+            <w:tcW w:w="1957" w:type="dxa"/>
+          </w:tcPr>
+          <w:p>
+            <w:pPr>
+              <w:contextualSpacing/>
               <w:rPr>
                 <w:rFonts w:ascii="Arial" w:hAnsi="Arial" w:cs="Arial"/>
                 <w:sz w:val="20"/>
@@ -4885,15 +6301,7 @@
                 <w:sz w:val="20"/>
                 <w:szCs w:val="20"/>
               </w:rPr>
-              <w:t>Beta</w:t>
-            </w:r>
-            <w:r>
-              <w:rPr>
-                <w:rFonts w:ascii="Arial" w:hAnsi="Arial" w:cs="Arial"/>
-                <w:sz w:val="20"/>
-                <w:szCs w:val="20"/>
-              </w:rPr>
-              <w:t>(</w:t>
+              <w:t>Beta(</w:t>
             </w:r>
             <w:proofErr w:type="gramEnd"/>
             <w:r>
@@ -4902,388 +6310,120 @@
                 <w:sz w:val="20"/>
                 <w:szCs w:val="20"/>
               </w:rPr>
-              <w:t>2.2,1.0)</w:t>
-            </w:r>
-          </w:p>
-        </w:tc>
-        <w:tc>
-          <w:tcPr>
-            <w:tcW w:w="1417" w:type="dxa"/>
-          </w:tcPr>
-          <w:p>
-            <w:pPr>
-              <w:rPr>
-                <w:rFonts w:ascii="Arial" w:hAnsi="Arial" w:cs="Arial"/>
-                <w:sz w:val="20"/>
-                <w:szCs w:val="20"/>
-              </w:rPr>
-            </w:pPr>
-            <w:r>
-              <w:rPr>
-                <w:rFonts w:ascii="Arial" w:hAnsi="Arial" w:cs="Arial"/>
-                <w:sz w:val="20"/>
-                <w:szCs w:val="20"/>
-              </w:rPr>
-              <w:t>Nisula et al.</w:t>
+              <w:t>146.1-665.4)</w:t>
+            </w:r>
+          </w:p>
+        </w:tc>
+        <w:tc>
+          <w:tcPr>
+            <w:tcW w:w="850" w:type="dxa"/>
+          </w:tcPr>
+          <w:p>
+            <w:pPr>
+              <w:contextualSpacing/>
+              <w:rPr>
+                <w:rFonts w:ascii="Arial" w:hAnsi="Arial" w:cs="Arial"/>
+                <w:sz w:val="20"/>
+                <w:szCs w:val="20"/>
+              </w:rPr>
+            </w:pPr>
+            <w:r>
+              <w:rPr>
+                <w:rFonts w:ascii="Arial" w:hAnsi="Arial" w:cs="Arial"/>
+                <w:sz w:val="20"/>
+                <w:szCs w:val="20"/>
+              </w:rPr>
+              <w:fldChar w:fldCharType="begin"/>
+            </w:r>
+            <w:r>
+              <w:rPr>
+                <w:rFonts w:ascii="Arial" w:hAnsi="Arial" w:cs="Arial"/>
+                <w:sz w:val="20"/>
+                <w:szCs w:val="20"/>
+              </w:rPr>
+              <w:instrText xml:space="preserve"> ADDIN ZOTERO_ITEM CSL_CITATION {"citationID":"UgxCx61b","properties":{"formattedCitation":"(1)","plainCitation":"(1)","noteIndex":0},"citationItems":[{"id":206,"uris":["http://zotero.org/users/10269583/items/ZLBK2T5Z"],"itemData":{"id":206,"type":"article","abstract":"Norovirus is one of the most common gastrointestinal pathogens and causes substantial morbidity and mortality worldwide. A serious consequence can be acute kidney injury (AKI), characterised by a rapid deterioration of kidney function. A quarter of all inpatients have AKI, which is associated with an increased risk of mortality. This study aimed to quantify the contribution of norovirus community transmission to AKI hospitalisations in England and its attributable cost. We developed an age-structured deterministic compartmental dynamic transmission model for norovirus. We used a Bayesian approach to fit the model to multiple electronic health data sources, including hospitalisations and primary care records for AKI and gastroenteritis, as well as laboratory-confirmed norovirus surveillance data in England, from 2013-2019. We used Markov Chain Monte Carlo to estimate the effect of norovirus incidence on community-acquired AKI hospitalisations. We estimate 25.4% (95% CrI: 17.9-36.3%) of norovirus infections in people aged 65 years and above were linked to community-acquired AKI hospitalisations, amounting to 793,229 (95% CrI: 557,125-1,130,593) hospitalisations between 2013-2019. This represents 16.3% (95% CrI: 11.4-23.2%) of community acquired AKI hospitalisations in people aged 65 years and above over this period. The economic healthcare cost associated with norovirus-linked AKI admissions was estimated to be on average £343 million annually. Gastroenteritis has previously been identified as an important risk factor for AKI in vulnerable patients. Our results suggest norovirus incidence in the community plays an important role in driving AKI hospitalisations in individuals aged 65 years and above. This is the first population-level estimate of the prevalence of norovirus infections linked to hospitalisations for AKI, and the comparable seasonal patterns between the two. This presents a substantial economic burden on the healthcare system and AKI hospitalisation should be an important consideration when evaluating future norovirus vaccines.","DOI":"10.1101/2024.10.24.24316053","language":"en","license":"http://creativecommons.org/licenses/by/4.0/","source":"Infectious Diseases (except HIV/AIDS)","title":"Quantifying the impact of norovirus transmission in the community on acute kidney injury hospitalisations in England: a mathematical modelling study","title-short":"Quantifying the impact of norovirus transmission in the community on acute kidney injury hospitalisations in England","URL":"http://medrxiv.org/lookup/doi/10.1101/2024.10.24.24316053","author":[{"family":"Bolt","given":"Hikaru"},{"family":"Gupte","given":"Pratik R"},{"family":"Douglas","given":"Amy"},{"family":"Sadmann","given":"Frank G"},{"family":"Tomlinson","given":"Laurie A"},{"family":"Eggo","given":"Rosalind M"}],"accessed":{"date-parts":[["2024",11,11]]},"issued":{"date-parts":[["2024",10,24]]}}}],"schema":"https://github.com/citation-style-language/schema/raw/master/csl-citation.json"} </w:instrText>
+            </w:r>
+            <w:r>
+              <w:rPr>
+                <w:rFonts w:ascii="Arial" w:hAnsi="Arial" w:cs="Arial"/>
+                <w:sz w:val="20"/>
+                <w:szCs w:val="20"/>
+              </w:rPr>
+              <w:fldChar w:fldCharType="separate"/>
+            </w:r>
+            <w:r>
+              <w:rPr>
+                <w:rFonts w:ascii="Arial" w:hAnsi="Arial" w:cs="Arial"/>
+                <w:sz w:val="20"/>
+              </w:rPr>
+              <w:t>(1)</w:t>
+            </w:r>
+            <w:r>
+              <w:rPr>
+                <w:rFonts w:ascii="Arial" w:hAnsi="Arial" w:cs="Arial"/>
+                <w:sz w:val="20"/>
+                <w:szCs w:val="20"/>
+              </w:rPr>
+              <w:fldChar w:fldCharType="end"/>
             </w:r>
           </w:p>
         </w:tc>
       </w:tr>
       <w:tr>
-        <w:tc>
-          <w:tcPr>
-            <w:tcW w:w="2250" w:type="dxa"/>
-          </w:tcPr>
-          <w:p>
-            <w:pPr>
-              <w:jc w:val="right"/>
-              <w:rPr>
-                <w:rFonts w:ascii="Arial" w:hAnsi="Arial" w:cs="Arial"/>
-                <w:sz w:val="20"/>
-                <w:szCs w:val="20"/>
-              </w:rPr>
-            </w:pPr>
-            <w:r>
-              <w:rPr>
-                <w:rFonts w:ascii="Arial" w:hAnsi="Arial" w:cs="Arial"/>
-                <w:sz w:val="20"/>
-                <w:szCs w:val="20"/>
-              </w:rPr>
-              <w:t>5-14</w:t>
-            </w:r>
-          </w:p>
-        </w:tc>
-        <w:tc>
-          <w:tcPr>
-            <w:tcW w:w="1240" w:type="dxa"/>
-          </w:tcPr>
-          <w:p>
-            <w:pPr>
-              <w:rPr>
-                <w:rFonts w:ascii="Arial" w:hAnsi="Arial" w:cs="Arial"/>
-                <w:sz w:val="20"/>
-                <w:szCs w:val="20"/>
-              </w:rPr>
-            </w:pPr>
-            <w:r>
-              <w:rPr>
-                <w:rFonts w:ascii="Arial" w:hAnsi="Arial" w:cs="Arial"/>
-                <w:sz w:val="20"/>
-                <w:szCs w:val="20"/>
-              </w:rPr>
-              <w:t>0.676</w:t>
-            </w:r>
-          </w:p>
-        </w:tc>
-        <w:tc>
-          <w:tcPr>
-            <w:tcW w:w="1613" w:type="dxa"/>
-          </w:tcPr>
-          <w:p>
-            <w:pPr>
-              <w:rPr>
-                <w:rFonts w:ascii="Arial" w:hAnsi="Arial" w:cs="Arial"/>
-                <w:sz w:val="20"/>
-                <w:szCs w:val="20"/>
-              </w:rPr>
-            </w:pPr>
-            <w:r>
-              <w:rPr>
-                <w:rFonts w:ascii="Arial" w:hAnsi="Arial" w:cs="Arial"/>
-                <w:sz w:val="20"/>
-                <w:szCs w:val="20"/>
-              </w:rPr>
-              <w:t>0.520-1.00</w:t>
-            </w:r>
-          </w:p>
-        </w:tc>
-        <w:tc>
-          <w:tcPr>
-            <w:tcW w:w="1985" w:type="dxa"/>
-          </w:tcPr>
-          <w:p>
-            <w:pPr>
-              <w:rPr>
-                <w:rFonts w:ascii="Arial" w:hAnsi="Arial" w:cs="Arial"/>
-                <w:sz w:val="20"/>
-                <w:szCs w:val="20"/>
-              </w:rPr>
-            </w:pPr>
-            <w:proofErr w:type="gramStart"/>
-            <w:r>
-              <w:rPr>
-                <w:rFonts w:ascii="Arial" w:hAnsi="Arial" w:cs="Arial"/>
-                <w:sz w:val="20"/>
-                <w:szCs w:val="20"/>
-              </w:rPr>
-              <w:t>Beta(</w:t>
-            </w:r>
-            <w:proofErr w:type="gramEnd"/>
-            <w:r>
-              <w:rPr>
-                <w:rFonts w:ascii="Arial" w:hAnsi="Arial" w:cs="Arial"/>
-                <w:sz w:val="20"/>
-                <w:szCs w:val="20"/>
-              </w:rPr>
-              <w:t>2.2,1.0)</w:t>
-            </w:r>
-          </w:p>
-        </w:tc>
-        <w:tc>
-          <w:tcPr>
-            <w:tcW w:w="1417" w:type="dxa"/>
-          </w:tcPr>
-          <w:p>
-            <w:pPr>
-              <w:rPr>
-                <w:rFonts w:ascii="Arial" w:hAnsi="Arial" w:cs="Arial"/>
-                <w:sz w:val="20"/>
-                <w:szCs w:val="20"/>
-              </w:rPr>
-            </w:pPr>
-            <w:r>
-              <w:rPr>
-                <w:rFonts w:ascii="Arial" w:hAnsi="Arial" w:cs="Arial"/>
-                <w:sz w:val="20"/>
-                <w:szCs w:val="20"/>
-              </w:rPr>
-              <w:t>Nisula et al.</w:t>
-            </w:r>
-          </w:p>
-        </w:tc>
-      </w:tr>
-      <w:tr>
-        <w:tc>
-          <w:tcPr>
-            <w:tcW w:w="2250" w:type="dxa"/>
-          </w:tcPr>
-          <w:p>
-            <w:pPr>
-              <w:jc w:val="right"/>
-              <w:rPr>
-                <w:rFonts w:ascii="Arial" w:hAnsi="Arial" w:cs="Arial"/>
-                <w:sz w:val="20"/>
-                <w:szCs w:val="20"/>
-              </w:rPr>
-            </w:pPr>
-            <w:r>
-              <w:rPr>
-                <w:rFonts w:ascii="Arial" w:hAnsi="Arial" w:cs="Arial"/>
-                <w:sz w:val="20"/>
-                <w:szCs w:val="20"/>
-              </w:rPr>
-              <w:t>15-64</w:t>
-            </w:r>
-          </w:p>
-        </w:tc>
-        <w:tc>
-          <w:tcPr>
-            <w:tcW w:w="1240" w:type="dxa"/>
-          </w:tcPr>
-          <w:p>
-            <w:pPr>
-              <w:rPr>
-                <w:rFonts w:ascii="Arial" w:hAnsi="Arial" w:cs="Arial"/>
-                <w:sz w:val="20"/>
-                <w:szCs w:val="20"/>
-              </w:rPr>
-            </w:pPr>
-            <w:r>
-              <w:rPr>
-                <w:rFonts w:ascii="Arial" w:hAnsi="Arial" w:cs="Arial"/>
-                <w:sz w:val="20"/>
-                <w:szCs w:val="20"/>
-              </w:rPr>
-              <w:t>0.676</w:t>
-            </w:r>
-          </w:p>
-        </w:tc>
-        <w:tc>
-          <w:tcPr>
-            <w:tcW w:w="1613" w:type="dxa"/>
-          </w:tcPr>
-          <w:p>
-            <w:pPr>
-              <w:rPr>
-                <w:rFonts w:ascii="Arial" w:hAnsi="Arial" w:cs="Arial"/>
-                <w:sz w:val="20"/>
-                <w:szCs w:val="20"/>
-              </w:rPr>
-            </w:pPr>
-            <w:r>
-              <w:rPr>
-                <w:rFonts w:ascii="Arial" w:hAnsi="Arial" w:cs="Arial"/>
-                <w:sz w:val="20"/>
-                <w:szCs w:val="20"/>
-              </w:rPr>
-              <w:t>0.520-1.00</w:t>
-            </w:r>
-          </w:p>
-        </w:tc>
-        <w:tc>
-          <w:tcPr>
-            <w:tcW w:w="1985" w:type="dxa"/>
-          </w:tcPr>
-          <w:p>
-            <w:pPr>
-              <w:rPr>
-                <w:rFonts w:ascii="Arial" w:hAnsi="Arial" w:cs="Arial"/>
-                <w:sz w:val="20"/>
-                <w:szCs w:val="20"/>
-              </w:rPr>
-            </w:pPr>
-            <w:proofErr w:type="gramStart"/>
-            <w:r>
-              <w:rPr>
-                <w:rFonts w:ascii="Arial" w:hAnsi="Arial" w:cs="Arial"/>
-                <w:sz w:val="20"/>
-                <w:szCs w:val="20"/>
-              </w:rPr>
-              <w:t>Beta(</w:t>
-            </w:r>
-            <w:proofErr w:type="gramEnd"/>
-            <w:r>
-              <w:rPr>
-                <w:rFonts w:ascii="Arial" w:hAnsi="Arial" w:cs="Arial"/>
-                <w:sz w:val="20"/>
-                <w:szCs w:val="20"/>
-              </w:rPr>
-              <w:t>2.2,1.0)</w:t>
-            </w:r>
-          </w:p>
-        </w:tc>
-        <w:tc>
-          <w:tcPr>
-            <w:tcW w:w="1417" w:type="dxa"/>
-          </w:tcPr>
-          <w:p>
-            <w:pPr>
-              <w:rPr>
-                <w:rFonts w:ascii="Arial" w:hAnsi="Arial" w:cs="Arial"/>
-                <w:sz w:val="20"/>
-                <w:szCs w:val="20"/>
-              </w:rPr>
-            </w:pPr>
-            <w:r>
-              <w:rPr>
-                <w:rFonts w:ascii="Arial" w:hAnsi="Arial" w:cs="Arial"/>
-                <w:sz w:val="20"/>
-                <w:szCs w:val="20"/>
-              </w:rPr>
-              <w:t>Nisula et al.</w:t>
-            </w:r>
-          </w:p>
-        </w:tc>
-      </w:tr>
-      <w:tr>
-        <w:tc>
-          <w:tcPr>
-            <w:tcW w:w="2250" w:type="dxa"/>
+        <w:trPr>
+          <w:trHeight w:val="567"/>
+        </w:trPr>
+        <w:tc>
+          <w:tcPr>
+            <w:tcW w:w="3093" w:type="dxa"/>
             <w:tcBorders>
               <w:bottom w:val="single" w:sz="4" w:space="0" w:color="auto"/>
             </w:tcBorders>
           </w:tcPr>
           <w:p>
             <w:pPr>
-              <w:jc w:val="right"/>
-              <w:rPr>
-                <w:rFonts w:ascii="Arial" w:hAnsi="Arial" w:cs="Arial"/>
-                <w:sz w:val="20"/>
-                <w:szCs w:val="20"/>
-              </w:rPr>
-            </w:pPr>
-            <w:r>
-              <w:rPr>
-                <w:rFonts w:ascii="Arial" w:hAnsi="Arial" w:cs="Arial"/>
-                <w:sz w:val="20"/>
-                <w:szCs w:val="20"/>
-              </w:rPr>
-              <w:t>65+</w:t>
-            </w:r>
-          </w:p>
-        </w:tc>
-        <w:tc>
-          <w:tcPr>
-            <w:tcW w:w="1240" w:type="dxa"/>
+              <w:contextualSpacing/>
+              <w:rPr>
+                <w:rFonts w:ascii="Arial" w:hAnsi="Arial" w:cs="Arial"/>
+                <w:b/>
+                <w:bCs/>
+                <w:sz w:val="20"/>
+                <w:szCs w:val="20"/>
+              </w:rPr>
+            </w:pPr>
+            <w:r>
+              <w:rPr>
+                <w:rFonts w:ascii="Arial" w:hAnsi="Arial" w:cs="Arial"/>
+                <w:sz w:val="20"/>
+                <w:szCs w:val="20"/>
+              </w:rPr>
+              <w:t>Probability of infection to over 5s</w:t>
+            </w:r>
+          </w:p>
+        </w:tc>
+        <w:tc>
+          <w:tcPr>
+            <w:tcW w:w="1869" w:type="dxa"/>
             <w:tcBorders>
               <w:bottom w:val="single" w:sz="4" w:space="0" w:color="auto"/>
             </w:tcBorders>
           </w:tcPr>
           <w:p>
             <w:pPr>
-              <w:rPr>
-                <w:rFonts w:ascii="Arial" w:hAnsi="Arial" w:cs="Arial"/>
-                <w:sz w:val="20"/>
-                <w:szCs w:val="20"/>
-              </w:rPr>
-            </w:pPr>
-            <w:r>
-              <w:rPr>
-                <w:rFonts w:ascii="Arial" w:hAnsi="Arial" w:cs="Arial"/>
-                <w:sz w:val="20"/>
-                <w:szCs w:val="20"/>
-              </w:rPr>
-              <w:t>0.676</w:t>
-            </w:r>
-          </w:p>
-        </w:tc>
-        <w:tc>
-          <w:tcPr>
-            <w:tcW w:w="1613" w:type="dxa"/>
-            <w:tcBorders>
-              <w:bottom w:val="single" w:sz="4" w:space="0" w:color="auto"/>
-            </w:tcBorders>
-          </w:tcPr>
-          <w:p>
-            <w:pPr>
-              <w:rPr>
-                <w:rFonts w:ascii="Arial" w:hAnsi="Arial" w:cs="Arial"/>
-                <w:sz w:val="20"/>
-                <w:szCs w:val="20"/>
-              </w:rPr>
-            </w:pPr>
-            <w:r>
-              <w:rPr>
-                <w:rFonts w:ascii="Arial" w:hAnsi="Arial" w:cs="Arial"/>
-                <w:sz w:val="20"/>
-                <w:szCs w:val="20"/>
-              </w:rPr>
-              <w:t>0.520-1.00</w:t>
-            </w:r>
-          </w:p>
-        </w:tc>
-        <w:tc>
-          <w:tcPr>
-            <w:tcW w:w="1985" w:type="dxa"/>
-            <w:tcBorders>
-              <w:bottom w:val="single" w:sz="4" w:space="0" w:color="auto"/>
-            </w:tcBorders>
-          </w:tcPr>
-          <w:p>
-            <w:pPr>
-              <w:rPr>
-                <w:rFonts w:ascii="Arial" w:hAnsi="Arial" w:cs="Arial"/>
-                <w:sz w:val="20"/>
-                <w:szCs w:val="20"/>
-              </w:rPr>
-            </w:pPr>
-            <w:proofErr w:type="gramStart"/>
-            <w:r>
-              <w:rPr>
-                <w:rFonts w:ascii="Arial" w:hAnsi="Arial" w:cs="Arial"/>
-                <w:sz w:val="20"/>
-                <w:szCs w:val="20"/>
-              </w:rPr>
-              <w:t>Beta(</w:t>
-            </w:r>
-            <w:proofErr w:type="gramEnd"/>
-            <w:r>
-              <w:rPr>
-                <w:rFonts w:ascii="Arial" w:hAnsi="Arial" w:cs="Arial"/>
-                <w:sz w:val="20"/>
-                <w:szCs w:val="20"/>
-              </w:rPr>
-              <w:t>2.2,1.0)</w:t>
+              <w:contextualSpacing/>
+              <w:rPr>
+                <w:rFonts w:ascii="Arial" w:hAnsi="Arial" w:cs="Arial"/>
+                <w:sz w:val="20"/>
+                <w:szCs w:val="20"/>
+              </w:rPr>
+            </w:pPr>
+            <w:r>
+              <w:rPr>
+                <w:rFonts w:ascii="Arial" w:hAnsi="Arial" w:cs="Arial"/>
+                <w:sz w:val="20"/>
+                <w:szCs w:val="20"/>
+              </w:rPr>
+              <w:t>0.04</w:t>
             </w:r>
           </w:p>
         </w:tc>
@@ -5296,19 +6436,113 @@
           </w:tcPr>
           <w:p>
             <w:pPr>
-              <w:rPr>
-                <w:rFonts w:ascii="Arial" w:hAnsi="Arial" w:cs="Arial"/>
-                <w:sz w:val="20"/>
-                <w:szCs w:val="20"/>
-              </w:rPr>
-            </w:pPr>
-            <w:r>
-              <w:rPr>
-                <w:rFonts w:ascii="Arial" w:hAnsi="Arial" w:cs="Arial"/>
-                <w:sz w:val="20"/>
-                <w:szCs w:val="20"/>
-              </w:rPr>
-              <w:t>Nisula et al.</w:t>
+              <w:contextualSpacing/>
+              <w:rPr>
+                <w:rFonts w:ascii="Arial" w:hAnsi="Arial" w:cs="Arial"/>
+                <w:sz w:val="20"/>
+                <w:szCs w:val="20"/>
+              </w:rPr>
+            </w:pPr>
+            <w:r>
+              <w:rPr>
+                <w:rFonts w:ascii="Arial" w:hAnsi="Arial" w:cs="Arial"/>
+                <w:sz w:val="20"/>
+                <w:szCs w:val="20"/>
+              </w:rPr>
+              <w:t>0.037-0.047</w:t>
+            </w:r>
+          </w:p>
+        </w:tc>
+        <w:tc>
+          <w:tcPr>
+            <w:tcW w:w="1957" w:type="dxa"/>
+            <w:tcBorders>
+              <w:bottom w:val="single" w:sz="4" w:space="0" w:color="auto"/>
+            </w:tcBorders>
+          </w:tcPr>
+          <w:p>
+            <w:pPr>
+              <w:contextualSpacing/>
+              <w:rPr>
+                <w:rFonts w:ascii="Arial" w:hAnsi="Arial" w:cs="Arial"/>
+                <w:sz w:val="20"/>
+                <w:szCs w:val="20"/>
+              </w:rPr>
+            </w:pPr>
+            <w:proofErr w:type="gramStart"/>
+            <w:r>
+              <w:rPr>
+                <w:rFonts w:ascii="Arial" w:hAnsi="Arial" w:cs="Arial"/>
+                <w:sz w:val="20"/>
+                <w:szCs w:val="20"/>
+              </w:rPr>
+              <w:t>Beta(</w:t>
+            </w:r>
+            <w:proofErr w:type="gramEnd"/>
+            <w:r>
+              <w:rPr>
+                <w:rFonts w:ascii="Arial" w:hAnsi="Arial" w:cs="Arial"/>
+                <w:sz w:val="20"/>
+                <w:szCs w:val="20"/>
+              </w:rPr>
+              <w:t>247.9-5793.8)</w:t>
+            </w:r>
+          </w:p>
+        </w:tc>
+        <w:tc>
+          <w:tcPr>
+            <w:tcW w:w="850" w:type="dxa"/>
+            <w:tcBorders>
+              <w:bottom w:val="single" w:sz="4" w:space="0" w:color="auto"/>
+            </w:tcBorders>
+          </w:tcPr>
+          <w:p>
+            <w:pPr>
+              <w:contextualSpacing/>
+              <w:rPr>
+                <w:rFonts w:ascii="Arial" w:hAnsi="Arial" w:cs="Arial"/>
+                <w:sz w:val="20"/>
+                <w:szCs w:val="20"/>
+              </w:rPr>
+            </w:pPr>
+            <w:r>
+              <w:rPr>
+                <w:rFonts w:ascii="Arial" w:hAnsi="Arial" w:cs="Arial"/>
+                <w:sz w:val="20"/>
+                <w:szCs w:val="20"/>
+              </w:rPr>
+              <w:fldChar w:fldCharType="begin"/>
+            </w:r>
+            <w:r>
+              <w:rPr>
+                <w:rFonts w:ascii="Arial" w:hAnsi="Arial" w:cs="Arial"/>
+                <w:sz w:val="20"/>
+                <w:szCs w:val="20"/>
+              </w:rPr>
+              <w:instrText xml:space="preserve"> ADDIN ZOTERO_ITEM CSL_CITATION {"citationID":"zPWuAncn","properties":{"formattedCitation":"(1)","plainCitation":"(1)","noteIndex":0},"citationItems":[{"id":206,"uris":["http://zotero.org/users/10269583/items/ZLBK2T5Z"],"itemData":{"id":206,"type":"article","abstract":"Norovirus is one of the most common gastrointestinal pathogens and causes substantial morbidity and mortality worldwide. A serious consequence can be acute kidney injury (AKI), characterised by a rapid deterioration of kidney function. A quarter of all inpatients have AKI, which is associated with an increased risk of mortality. This study aimed to quantify the contribution of norovirus community transmission to AKI hospitalisations in England and its attributable cost. We developed an age-structured deterministic compartmental dynamic transmission model for norovirus. We used a Bayesian approach to fit the model to multiple electronic health data sources, including hospitalisations and primary care records for AKI and gastroenteritis, as well as laboratory-confirmed norovirus surveillance data in England, from 2013-2019. We used Markov Chain Monte Carlo to estimate the effect of norovirus incidence on community-acquired AKI hospitalisations. We estimate 25.4% (95% CrI: 17.9-36.3%) of norovirus infections in people aged 65 years and above were linked to community-acquired AKI hospitalisations, amounting to 793,229 (95% CrI: 557,125-1,130,593) hospitalisations between 2013-2019. This represents 16.3% (95% CrI: 11.4-23.2%) of community acquired AKI hospitalisations in people aged 65 years and above over this period. The economic healthcare cost associated with norovirus-linked AKI admissions was estimated to be on average £343 million annually. Gastroenteritis has previously been identified as an important risk factor for AKI in vulnerable patients. Our results suggest norovirus incidence in the community plays an important role in driving AKI hospitalisations in individuals aged 65 years and above. This is the first population-level estimate of the prevalence of norovirus infections linked to hospitalisations for AKI, and the comparable seasonal patterns between the two. This presents a substantial economic burden on the healthcare system and AKI hospitalisation should be an important consideration when evaluating future norovirus vaccines.","DOI":"10.1101/2024.10.24.24316053","language":"en","license":"http://creativecommons.org/licenses/by/4.0/","source":"Infectious Diseases (except HIV/AIDS)","title":"Quantifying the impact of norovirus transmission in the community on acute kidney injury hospitalisations in England: a mathematical modelling study","title-short":"Quantifying the impact of norovirus transmission in the community on acute kidney injury hospitalisations in England","URL":"http://medrxiv.org/lookup/doi/10.1101/2024.10.24.24316053","author":[{"family":"Bolt","given":"Hikaru"},{"family":"Gupte","given":"Pratik R"},{"family":"Douglas","given":"Amy"},{"family":"Sadmann","given":"Frank G"},{"family":"Tomlinson","given":"Laurie A"},{"family":"Eggo","given":"Rosalind M"}],"accessed":{"date-parts":[["2024",11,11]]},"issued":{"date-parts":[["2024",10,24]]}}}],"schema":"https://github.com/citation-style-language/schema/raw/master/csl-citation.json"} </w:instrText>
+            </w:r>
+            <w:r>
+              <w:rPr>
+                <w:rFonts w:ascii="Arial" w:hAnsi="Arial" w:cs="Arial"/>
+                <w:sz w:val="20"/>
+                <w:szCs w:val="20"/>
+              </w:rPr>
+              <w:fldChar w:fldCharType="separate"/>
+            </w:r>
+            <w:r>
+              <w:rPr>
+                <w:rFonts w:ascii="Arial" w:hAnsi="Arial" w:cs="Arial"/>
+                <w:sz w:val="20"/>
+              </w:rPr>
+              <w:t>(1)</w:t>
+            </w:r>
+            <w:r>
+              <w:rPr>
+                <w:rFonts w:ascii="Arial" w:hAnsi="Arial" w:cs="Arial"/>
+                <w:sz w:val="20"/>
+                <w:szCs w:val="20"/>
+              </w:rPr>
+              <w:fldChar w:fldCharType="end"/>
             </w:r>
           </w:p>
         </w:tc>
@@ -5322,57 +6556,13 @@
           <w:szCs w:val="20"/>
         </w:rPr>
       </w:pPr>
-    </w:p>
-    <w:p>
-      <w:pPr>
+      <w:r>
         <w:rPr>
           <w:rFonts w:ascii="Arial" w:hAnsi="Arial" w:cs="Arial"/>
           <w:sz w:val="20"/>
           <w:szCs w:val="20"/>
         </w:rPr>
-      </w:pPr>
-      <w:r>
-        <w:rPr>
-          <w:rFonts w:ascii="Arial" w:hAnsi="Arial" w:cs="Arial"/>
-          <w:sz w:val="20"/>
-          <w:szCs w:val="20"/>
-        </w:rPr>
-        <w:t xml:space="preserve">* </w:t>
-      </w:r>
-      <w:proofErr w:type="gramStart"/>
-      <w:r>
-        <w:rPr>
-          <w:rFonts w:ascii="Arial" w:hAnsi="Arial" w:cs="Arial"/>
-          <w:sz w:val="20"/>
-          <w:szCs w:val="20"/>
-        </w:rPr>
-        <w:t>quarter</w:t>
-      </w:r>
-      <w:proofErr w:type="gramEnd"/>
-      <w:r>
-        <w:rPr>
-          <w:rFonts w:ascii="Arial" w:hAnsi="Arial" w:cs="Arial"/>
-          <w:sz w:val="20"/>
-          <w:szCs w:val="20"/>
-        </w:rPr>
-        <w:t xml:space="preserve"> of the range of values</w:t>
-      </w:r>
-    </w:p>
-    <w:p>
-      <w:pPr>
-        <w:rPr>
-          <w:rFonts w:ascii="Arial" w:hAnsi="Arial" w:cs="Arial"/>
-          <w:sz w:val="20"/>
-          <w:szCs w:val="20"/>
-        </w:rPr>
-      </w:pPr>
-      <w:r>
-        <w:rPr>
-          <w:rFonts w:ascii="Arial" w:hAnsi="Arial" w:cs="Arial"/>
-          <w:sz w:val="20"/>
-          <w:szCs w:val="20"/>
-        </w:rPr>
-        <w:t xml:space="preserve">* General </w:t>
+        <w:br w:type="page"/>
       </w:r>
       <w:r>
         <w:rPr>
@@ -5380,25 +6570,8 @@
           <w:sz w:val="20"/>
           <w:szCs w:val="20"/>
         </w:rPr>
-        <w:t>practitioner utility scores age 18 months to 5 years</w:t>
-      </w:r>
-    </w:p>
-    <w:p>
-      <w:pPr>
-        <w:rPr>
-          <w:rFonts w:ascii="Arial" w:hAnsi="Arial" w:cs="Arial"/>
-          <w:sz w:val="20"/>
-          <w:szCs w:val="20"/>
-        </w:rPr>
-      </w:pPr>
-      <w:r>
-        <w:rPr>
-          <w:rFonts w:ascii="Arial" w:hAnsi="Arial" w:cs="Arial"/>
-          <w:sz w:val="20"/>
-          <w:szCs w:val="20"/>
-          <w:vertAlign w:val="superscript"/>
-        </w:rPr>
-        <w:t xml:space="preserve">† </w:t>
+        <w:lastRenderedPageBreak/>
+        <w:t xml:space="preserve">Supplement Table </w:t>
       </w:r>
       <w:r>
         <w:rPr>
@@ -5406,25 +6579,7 @@
           <w:sz w:val="20"/>
           <w:szCs w:val="20"/>
         </w:rPr>
-        <w:t>Pediatricitan utility score age 18 months to 5 tears</w:t>
-      </w:r>
-    </w:p>
-    <w:p>
-      <w:pPr>
-        <w:rPr>
-          <w:rFonts w:ascii="Arial" w:hAnsi="Arial" w:cs="Arial"/>
-          <w:sz w:val="20"/>
-          <w:szCs w:val="20"/>
-        </w:rPr>
-      </w:pPr>
-      <w:r>
-        <w:rPr>
-          <w:rFonts w:ascii="Arial" w:hAnsi="Arial" w:cs="Arial"/>
-          <w:sz w:val="20"/>
-          <w:szCs w:val="20"/>
-          <w:vertAlign w:val="superscript"/>
-        </w:rPr>
-        <w:t xml:space="preserve">‡ </w:t>
+        <w:t>3</w:t>
       </w:r>
       <w:r>
         <w:rPr>
@@ -5432,86 +6587,47 @@
           <w:sz w:val="20"/>
           <w:szCs w:val="20"/>
         </w:rPr>
-        <w:t>Stage 1 AKI patient health utility score, compared to general population score of 0.826 (0.812-0.876)</w:t>
+        <w:t xml:space="preserve">: </w:t>
       </w:r>
-    </w:p>
-    <w:p>
-      <w:pPr>
+      <w:r>
         <w:rPr>
           <w:rFonts w:ascii="Arial" w:hAnsi="Arial" w:cs="Arial"/>
           <w:sz w:val="20"/>
           <w:szCs w:val="20"/>
         </w:rPr>
-      </w:pPr>
-    </w:p>
-    <w:p>
-      <w:pPr>
+        <w:t>Input parameter for</w:t>
+      </w:r>
+      <w:r>
         <w:rPr>
           <w:rFonts w:ascii="Arial" w:hAnsi="Arial" w:cs="Arial"/>
           <w:sz w:val="20"/>
           <w:szCs w:val="20"/>
         </w:rPr>
-      </w:pPr>
-    </w:p>
-    <w:p>
-      <w:pPr>
+        <w:t xml:space="preserve"> quality-of-life loss per episode of GP attendance, </w:t>
+      </w:r>
+      <w:r>
         <w:rPr>
           <w:rFonts w:ascii="Arial" w:hAnsi="Arial" w:cs="Arial"/>
           <w:sz w:val="20"/>
           <w:szCs w:val="20"/>
         </w:rPr>
-      </w:pPr>
-    </w:p>
-    <w:p>
-      <w:pPr>
+        <w:t>hospitalisation due to norovirus, hospitalisation due to norovirus induced AKI</w:t>
+      </w:r>
+      <w:r>
         <w:rPr>
           <w:rFonts w:ascii="Arial" w:hAnsi="Arial" w:cs="Arial"/>
           <w:sz w:val="20"/>
           <w:szCs w:val="20"/>
         </w:rPr>
-      </w:pPr>
-    </w:p>
-    <w:p>
-      <w:pPr>
+        <w:t>, stratified by age.</w:t>
+      </w:r>
+      <w:r>
         <w:rPr>
           <w:rFonts w:ascii="Arial" w:hAnsi="Arial" w:cs="Arial"/>
           <w:sz w:val="20"/>
           <w:szCs w:val="20"/>
         </w:rPr>
-      </w:pPr>
-      <w:r>
-        <w:rPr>
-          <w:rFonts w:ascii="Arial" w:hAnsi="Arial" w:cs="Arial"/>
-          <w:sz w:val="20"/>
-          <w:szCs w:val="20"/>
-        </w:rPr>
-        <w:br w:type="page"/>
-      </w:r>
-    </w:p>
-    <w:p>
-      <w:pPr>
-        <w:rPr>
-          <w:rFonts w:ascii="Arial" w:hAnsi="Arial" w:cs="Arial"/>
-          <w:sz w:val="20"/>
-          <w:szCs w:val="20"/>
-        </w:rPr>
-      </w:pPr>
-    </w:p>
-    <w:p>
-      <w:pPr>
-        <w:rPr>
-          <w:rFonts w:ascii="Arial" w:hAnsi="Arial" w:cs="Arial"/>
-          <w:sz w:val="20"/>
-          <w:szCs w:val="20"/>
-        </w:rPr>
-      </w:pPr>
-      <w:r>
-        <w:rPr>
-          <w:rFonts w:ascii="Arial" w:hAnsi="Arial" w:cs="Arial"/>
-          <w:sz w:val="20"/>
-          <w:szCs w:val="20"/>
-        </w:rPr>
-        <w:t>QALY loss distributions</w:t>
+        <w:t xml:space="preserve"> </w:t>
       </w:r>
     </w:p>
     <w:tbl>
@@ -5805,15 +6921,15 @@
                 <w:sz w:val="20"/>
                 <w:szCs w:val="20"/>
               </w:rPr>
-              <w:t>0.000021</w:t>
-            </w:r>
-            <w:r>
-              <w:rPr>
-                <w:rFonts w:ascii="Arial" w:hAnsi="Arial" w:cs="Arial"/>
-                <w:sz w:val="20"/>
-                <w:szCs w:val="20"/>
-              </w:rPr>
-              <w:t>1</w:t>
+              <w:t>0.00</w:t>
+            </w:r>
+            <w:r>
+              <w:rPr>
+                <w:rFonts w:ascii="Arial" w:hAnsi="Arial" w:cs="Arial"/>
+                <w:sz w:val="20"/>
+                <w:szCs w:val="20"/>
+              </w:rPr>
+              <w:t>257</w:t>
             </w:r>
           </w:p>
         </w:tc>
@@ -5835,7 +6951,23 @@
                 <w:sz w:val="20"/>
                 <w:szCs w:val="20"/>
               </w:rPr>
-              <w:t>0.0000119-0.000031</w:t>
+              <w:t>0.00144</w:t>
+            </w:r>
+            <w:r>
+              <w:rPr>
+                <w:rFonts w:ascii="Arial" w:hAnsi="Arial" w:cs="Arial"/>
+                <w:sz w:val="20"/>
+                <w:szCs w:val="20"/>
+              </w:rPr>
+              <w:t>-</w:t>
+            </w:r>
+            <w:r>
+              <w:rPr>
+                <w:rFonts w:ascii="Arial" w:hAnsi="Arial" w:cs="Arial"/>
+                <w:sz w:val="20"/>
+                <w:szCs w:val="20"/>
+              </w:rPr>
+              <w:t>0.00367</w:t>
             </w:r>
           </w:p>
         </w:tc>
@@ -5889,7 +7021,38 @@
                 <w:sz w:val="20"/>
                 <w:szCs w:val="20"/>
               </w:rPr>
-              <w:t>Martin et al.</w:t>
+              <w:fldChar w:fldCharType="begin"/>
+            </w:r>
+            <w:r>
+              <w:rPr>
+                <w:rFonts w:ascii="Arial" w:hAnsi="Arial" w:cs="Arial"/>
+                <w:sz w:val="20"/>
+                <w:szCs w:val="20"/>
+              </w:rPr>
+              <w:instrText xml:space="preserve"> ADDIN ZOTERO_ITEM CSL_CITATION {"citationID":"JJM0KxOJ","properties":{"formattedCitation":"(13)","plainCitation":"(13)","noteIndex":0},"citationItems":[{"id":253,"uris":["http://zotero.org/users/10269583/items/K25AVKT5"],"itemData":{"id":253,"type":"article-journal","container-title":"Journal of Medical Economics","DOI":"10.3111/13696990802321047","ISSN":"1369-6998, 1941-837X","issue":"3","journalAbbreviation":"Journal of Medical Economics","language":"en","page":"471-484","source":"DOI.org (Crossref)","title":"Estimating utility scores in young children with acute rotavirus gastroenteritis in the UK","volume":"11","author":[{"family":"Martin","given":"Alan"},{"family":"Cottrell","given":"Suzanne"},{"family":"Standaert","given":"Baudouin"}],"issued":{"date-parts":[["2008",1]]}}}],"schema":"https://github.com/citation-style-language/schema/raw/master/csl-citation.json"} </w:instrText>
+            </w:r>
+            <w:r>
+              <w:rPr>
+                <w:rFonts w:ascii="Arial" w:hAnsi="Arial" w:cs="Arial"/>
+                <w:sz w:val="20"/>
+                <w:szCs w:val="20"/>
+              </w:rPr>
+              <w:fldChar w:fldCharType="separate"/>
+            </w:r>
+            <w:r>
+              <w:rPr>
+                <w:rFonts w:ascii="Arial" w:hAnsi="Arial" w:cs="Arial"/>
+                <w:sz w:val="20"/>
+              </w:rPr>
+              <w:t>(13)</w:t>
+            </w:r>
+            <w:r>
+              <w:rPr>
+                <w:rFonts w:ascii="Arial" w:hAnsi="Arial" w:cs="Arial"/>
+                <w:sz w:val="20"/>
+                <w:szCs w:val="20"/>
+              </w:rPr>
+              <w:fldChar w:fldCharType="end"/>
             </w:r>
           </w:p>
         </w:tc>
@@ -5936,15 +7099,15 @@
                 <w:sz w:val="20"/>
                 <w:szCs w:val="20"/>
               </w:rPr>
-              <w:t>0.000021</w:t>
-            </w:r>
-            <w:r>
-              <w:rPr>
-                <w:rFonts w:ascii="Arial" w:hAnsi="Arial" w:cs="Arial"/>
-                <w:sz w:val="20"/>
-                <w:szCs w:val="20"/>
-              </w:rPr>
-              <w:t>1</w:t>
+              <w:t>0.00</w:t>
+            </w:r>
+            <w:r>
+              <w:rPr>
+                <w:rFonts w:ascii="Arial" w:hAnsi="Arial" w:cs="Arial"/>
+                <w:sz w:val="20"/>
+                <w:szCs w:val="20"/>
+              </w:rPr>
+              <w:t>257</w:t>
             </w:r>
           </w:p>
         </w:tc>
@@ -5966,7 +7129,23 @@
                 <w:sz w:val="20"/>
                 <w:szCs w:val="20"/>
               </w:rPr>
-              <w:t>0.0000119-0.000031</w:t>
+              <w:t>0.00144</w:t>
+            </w:r>
+            <w:r>
+              <w:rPr>
+                <w:rFonts w:ascii="Arial" w:hAnsi="Arial" w:cs="Arial"/>
+                <w:sz w:val="20"/>
+                <w:szCs w:val="20"/>
+              </w:rPr>
+              <w:t>-</w:t>
+            </w:r>
+            <w:r>
+              <w:rPr>
+                <w:rFonts w:ascii="Arial" w:hAnsi="Arial" w:cs="Arial"/>
+                <w:sz w:val="20"/>
+                <w:szCs w:val="20"/>
+              </w:rPr>
+              <w:t>0.00367</w:t>
             </w:r>
           </w:p>
         </w:tc>
@@ -6020,7 +7199,38 @@
                 <w:sz w:val="20"/>
                 <w:szCs w:val="20"/>
               </w:rPr>
-              <w:t>Martin et al.</w:t>
+              <w:fldChar w:fldCharType="begin"/>
+            </w:r>
+            <w:r>
+              <w:rPr>
+                <w:rFonts w:ascii="Arial" w:hAnsi="Arial" w:cs="Arial"/>
+                <w:sz w:val="20"/>
+                <w:szCs w:val="20"/>
+              </w:rPr>
+              <w:instrText xml:space="preserve"> ADDIN ZOTERO_ITEM CSL_CITATION {"citationID":"KcCgZmhW","properties":{"formattedCitation":"(13)","plainCitation":"(13)","noteIndex":0},"citationItems":[{"id":253,"uris":["http://zotero.org/users/10269583/items/K25AVKT5"],"itemData":{"id":253,"type":"article-journal","container-title":"Journal of Medical Economics","DOI":"10.3111/13696990802321047","ISSN":"1369-6998, 1941-837X","issue":"3","journalAbbreviation":"Journal of Medical Economics","language":"en","page":"471-484","source":"DOI.org (Crossref)","title":"Estimating utility scores in young children with acute rotavirus gastroenteritis in the UK","volume":"11","author":[{"family":"Martin","given":"Alan"},{"family":"Cottrell","given":"Suzanne"},{"family":"Standaert","given":"Baudouin"}],"issued":{"date-parts":[["2008",1]]}}}],"schema":"https://github.com/citation-style-language/schema/raw/master/csl-citation.json"} </w:instrText>
+            </w:r>
+            <w:r>
+              <w:rPr>
+                <w:rFonts w:ascii="Arial" w:hAnsi="Arial" w:cs="Arial"/>
+                <w:sz w:val="20"/>
+                <w:szCs w:val="20"/>
+              </w:rPr>
+              <w:fldChar w:fldCharType="separate"/>
+            </w:r>
+            <w:r>
+              <w:rPr>
+                <w:rFonts w:ascii="Arial" w:hAnsi="Arial" w:cs="Arial"/>
+                <w:sz w:val="20"/>
+              </w:rPr>
+              <w:t>(13)</w:t>
+            </w:r>
+            <w:r>
+              <w:rPr>
+                <w:rFonts w:ascii="Arial" w:hAnsi="Arial" w:cs="Arial"/>
+                <w:sz w:val="20"/>
+                <w:szCs w:val="20"/>
+              </w:rPr>
+              <w:fldChar w:fldCharType="end"/>
             </w:r>
           </w:p>
         </w:tc>
@@ -6067,15 +7277,15 @@
                 <w:sz w:val="20"/>
                 <w:szCs w:val="20"/>
               </w:rPr>
-              <w:t>0.000021</w:t>
-            </w:r>
-            <w:r>
-              <w:rPr>
-                <w:rFonts w:ascii="Arial" w:hAnsi="Arial" w:cs="Arial"/>
-                <w:sz w:val="20"/>
-                <w:szCs w:val="20"/>
-              </w:rPr>
-              <w:t>1</w:t>
+              <w:t>0.00</w:t>
+            </w:r>
+            <w:r>
+              <w:rPr>
+                <w:rFonts w:ascii="Arial" w:hAnsi="Arial" w:cs="Arial"/>
+                <w:sz w:val="20"/>
+                <w:szCs w:val="20"/>
+              </w:rPr>
+              <w:t>257</w:t>
             </w:r>
           </w:p>
         </w:tc>
@@ -6097,7 +7307,23 @@
                 <w:sz w:val="20"/>
                 <w:szCs w:val="20"/>
               </w:rPr>
-              <w:t>0.0000119-0.000031</w:t>
+              <w:t>0.00144</w:t>
+            </w:r>
+            <w:r>
+              <w:rPr>
+                <w:rFonts w:ascii="Arial" w:hAnsi="Arial" w:cs="Arial"/>
+                <w:sz w:val="20"/>
+                <w:szCs w:val="20"/>
+              </w:rPr>
+              <w:t>-</w:t>
+            </w:r>
+            <w:r>
+              <w:rPr>
+                <w:rFonts w:ascii="Arial" w:hAnsi="Arial" w:cs="Arial"/>
+                <w:sz w:val="20"/>
+                <w:szCs w:val="20"/>
+              </w:rPr>
+              <w:t>0.00367</w:t>
             </w:r>
           </w:p>
         </w:tc>
@@ -6151,7 +7377,38 @@
                 <w:sz w:val="20"/>
                 <w:szCs w:val="20"/>
               </w:rPr>
-              <w:t>Martin et al.</w:t>
+              <w:fldChar w:fldCharType="begin"/>
+            </w:r>
+            <w:r>
+              <w:rPr>
+                <w:rFonts w:ascii="Arial" w:hAnsi="Arial" w:cs="Arial"/>
+                <w:sz w:val="20"/>
+                <w:szCs w:val="20"/>
+              </w:rPr>
+              <w:instrText xml:space="preserve"> ADDIN ZOTERO_ITEM CSL_CITATION {"citationID":"Mnquddfa","properties":{"formattedCitation":"(13)","plainCitation":"(13)","noteIndex":0},"citationItems":[{"id":253,"uris":["http://zotero.org/users/10269583/items/K25AVKT5"],"itemData":{"id":253,"type":"article-journal","container-title":"Journal of Medical Economics","DOI":"10.3111/13696990802321047","ISSN":"1369-6998, 1941-837X","issue":"3","journalAbbreviation":"Journal of Medical Economics","language":"en","page":"471-484","source":"DOI.org (Crossref)","title":"Estimating utility scores in young children with acute rotavirus gastroenteritis in the UK","volume":"11","author":[{"family":"Martin","given":"Alan"},{"family":"Cottrell","given":"Suzanne"},{"family":"Standaert","given":"Baudouin"}],"issued":{"date-parts":[["2008",1]]}}}],"schema":"https://github.com/citation-style-language/schema/raw/master/csl-citation.json"} </w:instrText>
+            </w:r>
+            <w:r>
+              <w:rPr>
+                <w:rFonts w:ascii="Arial" w:hAnsi="Arial" w:cs="Arial"/>
+                <w:sz w:val="20"/>
+                <w:szCs w:val="20"/>
+              </w:rPr>
+              <w:fldChar w:fldCharType="separate"/>
+            </w:r>
+            <w:r>
+              <w:rPr>
+                <w:rFonts w:ascii="Arial" w:hAnsi="Arial" w:cs="Arial"/>
+                <w:sz w:val="20"/>
+              </w:rPr>
+              <w:t>(13)</w:t>
+            </w:r>
+            <w:r>
+              <w:rPr>
+                <w:rFonts w:ascii="Arial" w:hAnsi="Arial" w:cs="Arial"/>
+                <w:sz w:val="20"/>
+                <w:szCs w:val="20"/>
+              </w:rPr>
+              <w:fldChar w:fldCharType="end"/>
             </w:r>
           </w:p>
         </w:tc>
@@ -6198,15 +7455,15 @@
                 <w:sz w:val="20"/>
                 <w:szCs w:val="20"/>
               </w:rPr>
-              <w:t>0.000021</w:t>
-            </w:r>
-            <w:r>
-              <w:rPr>
-                <w:rFonts w:ascii="Arial" w:hAnsi="Arial" w:cs="Arial"/>
-                <w:sz w:val="20"/>
-                <w:szCs w:val="20"/>
-              </w:rPr>
-              <w:t>1</w:t>
+              <w:t>0.00</w:t>
+            </w:r>
+            <w:r>
+              <w:rPr>
+                <w:rFonts w:ascii="Arial" w:hAnsi="Arial" w:cs="Arial"/>
+                <w:sz w:val="20"/>
+                <w:szCs w:val="20"/>
+              </w:rPr>
+              <w:t>257</w:t>
             </w:r>
           </w:p>
         </w:tc>
@@ -6228,7 +7485,23 @@
                 <w:sz w:val="20"/>
                 <w:szCs w:val="20"/>
               </w:rPr>
-              <w:t>0.0000119-0.000031</w:t>
+              <w:t>0.00144</w:t>
+            </w:r>
+            <w:r>
+              <w:rPr>
+                <w:rFonts w:ascii="Arial" w:hAnsi="Arial" w:cs="Arial"/>
+                <w:sz w:val="20"/>
+                <w:szCs w:val="20"/>
+              </w:rPr>
+              <w:t>-</w:t>
+            </w:r>
+            <w:r>
+              <w:rPr>
+                <w:rFonts w:ascii="Arial" w:hAnsi="Arial" w:cs="Arial"/>
+                <w:sz w:val="20"/>
+                <w:szCs w:val="20"/>
+              </w:rPr>
+              <w:t>0.00367</w:t>
             </w:r>
           </w:p>
         </w:tc>
@@ -6282,7 +7555,38 @@
                 <w:sz w:val="20"/>
                 <w:szCs w:val="20"/>
               </w:rPr>
-              <w:t>Martin et al.</w:t>
+              <w:fldChar w:fldCharType="begin"/>
+            </w:r>
+            <w:r>
+              <w:rPr>
+                <w:rFonts w:ascii="Arial" w:hAnsi="Arial" w:cs="Arial"/>
+                <w:sz w:val="20"/>
+                <w:szCs w:val="20"/>
+              </w:rPr>
+              <w:instrText xml:space="preserve"> ADDIN ZOTERO_ITEM CSL_CITATION {"citationID":"RnuYBndC","properties":{"formattedCitation":"(13)","plainCitation":"(13)","noteIndex":0},"citationItems":[{"id":253,"uris":["http://zotero.org/users/10269583/items/K25AVKT5"],"itemData":{"id":253,"type":"article-journal","container-title":"Journal of Medical Economics","DOI":"10.3111/13696990802321047","ISSN":"1369-6998, 1941-837X","issue":"3","journalAbbreviation":"Journal of Medical Economics","language":"en","page":"471-484","source":"DOI.org (Crossref)","title":"Estimating utility scores in young children with acute rotavirus gastroenteritis in the UK","volume":"11","author":[{"family":"Martin","given":"Alan"},{"family":"Cottrell","given":"Suzanne"},{"family":"Standaert","given":"Baudouin"}],"issued":{"date-parts":[["2008",1]]}}}],"schema":"https://github.com/citation-style-language/schema/raw/master/csl-citation.json"} </w:instrText>
+            </w:r>
+            <w:r>
+              <w:rPr>
+                <w:rFonts w:ascii="Arial" w:hAnsi="Arial" w:cs="Arial"/>
+                <w:sz w:val="20"/>
+                <w:szCs w:val="20"/>
+              </w:rPr>
+              <w:fldChar w:fldCharType="separate"/>
+            </w:r>
+            <w:r>
+              <w:rPr>
+                <w:rFonts w:ascii="Arial" w:hAnsi="Arial" w:cs="Arial"/>
+                <w:sz w:val="20"/>
+              </w:rPr>
+              <w:t>(13)</w:t>
+            </w:r>
+            <w:r>
+              <w:rPr>
+                <w:rFonts w:ascii="Arial" w:hAnsi="Arial" w:cs="Arial"/>
+                <w:sz w:val="20"/>
+                <w:szCs w:val="20"/>
+              </w:rPr>
+              <w:fldChar w:fldCharType="end"/>
             </w:r>
           </w:p>
         </w:tc>
@@ -6542,7 +7846,38 @@
                 <w:sz w:val="20"/>
                 <w:szCs w:val="20"/>
               </w:rPr>
-              <w:t>Martin et al.</w:t>
+              <w:fldChar w:fldCharType="begin"/>
+            </w:r>
+            <w:r>
+              <w:rPr>
+                <w:rFonts w:ascii="Arial" w:hAnsi="Arial" w:cs="Arial"/>
+                <w:sz w:val="20"/>
+                <w:szCs w:val="20"/>
+              </w:rPr>
+              <w:instrText xml:space="preserve"> ADDIN ZOTERO_ITEM CSL_CITATION {"citationID":"Dfcj9aUl","properties":{"formattedCitation":"(13)","plainCitation":"(13)","noteIndex":0},"citationItems":[{"id":253,"uris":["http://zotero.org/users/10269583/items/K25AVKT5"],"itemData":{"id":253,"type":"article-journal","container-title":"Journal of Medical Economics","DOI":"10.3111/13696990802321047","ISSN":"1369-6998, 1941-837X","issue":"3","journalAbbreviation":"Journal of Medical Economics","language":"en","page":"471-484","source":"DOI.org (Crossref)","title":"Estimating utility scores in young children with acute rotavirus gastroenteritis in the UK","volume":"11","author":[{"family":"Martin","given":"Alan"},{"family":"Cottrell","given":"Suzanne"},{"family":"Standaert","given":"Baudouin"}],"issued":{"date-parts":[["2008",1]]}}}],"schema":"https://github.com/citation-style-language/schema/raw/master/csl-citation.json"} </w:instrText>
+            </w:r>
+            <w:r>
+              <w:rPr>
+                <w:rFonts w:ascii="Arial" w:hAnsi="Arial" w:cs="Arial"/>
+                <w:sz w:val="20"/>
+                <w:szCs w:val="20"/>
+              </w:rPr>
+              <w:fldChar w:fldCharType="separate"/>
+            </w:r>
+            <w:r>
+              <w:rPr>
+                <w:rFonts w:ascii="Arial" w:hAnsi="Arial" w:cs="Arial"/>
+                <w:sz w:val="20"/>
+              </w:rPr>
+              <w:t>(13)</w:t>
+            </w:r>
+            <w:r>
+              <w:rPr>
+                <w:rFonts w:ascii="Arial" w:hAnsi="Arial" w:cs="Arial"/>
+                <w:sz w:val="20"/>
+                <w:szCs w:val="20"/>
+              </w:rPr>
+              <w:fldChar w:fldCharType="end"/>
             </w:r>
           </w:p>
         </w:tc>
@@ -6665,7 +8000,38 @@
                 <w:sz w:val="20"/>
                 <w:szCs w:val="20"/>
               </w:rPr>
-              <w:t>Martin et al.</w:t>
+              <w:fldChar w:fldCharType="begin"/>
+            </w:r>
+            <w:r>
+              <w:rPr>
+                <w:rFonts w:ascii="Arial" w:hAnsi="Arial" w:cs="Arial"/>
+                <w:sz w:val="20"/>
+                <w:szCs w:val="20"/>
+              </w:rPr>
+              <w:instrText xml:space="preserve"> ADDIN ZOTERO_ITEM CSL_CITATION {"citationID":"VMdt0a1z","properties":{"formattedCitation":"(13)","plainCitation":"(13)","noteIndex":0},"citationItems":[{"id":253,"uris":["http://zotero.org/users/10269583/items/K25AVKT5"],"itemData":{"id":253,"type":"article-journal","container-title":"Journal of Medical Economics","DOI":"10.3111/13696990802321047","ISSN":"1369-6998, 1941-837X","issue":"3","journalAbbreviation":"Journal of Medical Economics","language":"en","page":"471-484","source":"DOI.org (Crossref)","title":"Estimating utility scores in young children with acute rotavirus gastroenteritis in the UK","volume":"11","author":[{"family":"Martin","given":"Alan"},{"family":"Cottrell","given":"Suzanne"},{"family":"Standaert","given":"Baudouin"}],"issued":{"date-parts":[["2008",1]]}}}],"schema":"https://github.com/citation-style-language/schema/raw/master/csl-citation.json"} </w:instrText>
+            </w:r>
+            <w:r>
+              <w:rPr>
+                <w:rFonts w:ascii="Arial" w:hAnsi="Arial" w:cs="Arial"/>
+                <w:sz w:val="20"/>
+                <w:szCs w:val="20"/>
+              </w:rPr>
+              <w:fldChar w:fldCharType="separate"/>
+            </w:r>
+            <w:r>
+              <w:rPr>
+                <w:rFonts w:ascii="Arial" w:hAnsi="Arial" w:cs="Arial"/>
+                <w:sz w:val="20"/>
+              </w:rPr>
+              <w:t>(13)</w:t>
+            </w:r>
+            <w:r>
+              <w:rPr>
+                <w:rFonts w:ascii="Arial" w:hAnsi="Arial" w:cs="Arial"/>
+                <w:sz w:val="20"/>
+                <w:szCs w:val="20"/>
+              </w:rPr>
+              <w:fldChar w:fldCharType="end"/>
             </w:r>
           </w:p>
         </w:tc>
@@ -6788,7 +8154,38 @@
                 <w:sz w:val="20"/>
                 <w:szCs w:val="20"/>
               </w:rPr>
-              <w:t>Martin et al.</w:t>
+              <w:fldChar w:fldCharType="begin"/>
+            </w:r>
+            <w:r>
+              <w:rPr>
+                <w:rFonts w:ascii="Arial" w:hAnsi="Arial" w:cs="Arial"/>
+                <w:sz w:val="20"/>
+                <w:szCs w:val="20"/>
+              </w:rPr>
+              <w:instrText xml:space="preserve"> ADDIN ZOTERO_ITEM CSL_CITATION {"citationID":"yXVnOlft","properties":{"formattedCitation":"(13)","plainCitation":"(13)","noteIndex":0},"citationItems":[{"id":253,"uris":["http://zotero.org/users/10269583/items/K25AVKT5"],"itemData":{"id":253,"type":"article-journal","container-title":"Journal of Medical Economics","DOI":"10.3111/13696990802321047","ISSN":"1369-6998, 1941-837X","issue":"3","journalAbbreviation":"Journal of Medical Economics","language":"en","page":"471-484","source":"DOI.org (Crossref)","title":"Estimating utility scores in young children with acute rotavirus gastroenteritis in the UK","volume":"11","author":[{"family":"Martin","given":"Alan"},{"family":"Cottrell","given":"Suzanne"},{"family":"Standaert","given":"Baudouin"}],"issued":{"date-parts":[["2008",1]]}}}],"schema":"https://github.com/citation-style-language/schema/raw/master/csl-citation.json"} </w:instrText>
+            </w:r>
+            <w:r>
+              <w:rPr>
+                <w:rFonts w:ascii="Arial" w:hAnsi="Arial" w:cs="Arial"/>
+                <w:sz w:val="20"/>
+                <w:szCs w:val="20"/>
+              </w:rPr>
+              <w:fldChar w:fldCharType="separate"/>
+            </w:r>
+            <w:r>
+              <w:rPr>
+                <w:rFonts w:ascii="Arial" w:hAnsi="Arial" w:cs="Arial"/>
+                <w:sz w:val="20"/>
+              </w:rPr>
+              <w:t>(13)</w:t>
+            </w:r>
+            <w:r>
+              <w:rPr>
+                <w:rFonts w:ascii="Arial" w:hAnsi="Arial" w:cs="Arial"/>
+                <w:sz w:val="20"/>
+                <w:szCs w:val="20"/>
+              </w:rPr>
+              <w:fldChar w:fldCharType="end"/>
             </w:r>
           </w:p>
         </w:tc>
@@ -6911,7 +8308,38 @@
                 <w:sz w:val="20"/>
                 <w:szCs w:val="20"/>
               </w:rPr>
-              <w:t>Martin et al.</w:t>
+              <w:fldChar w:fldCharType="begin"/>
+            </w:r>
+            <w:r>
+              <w:rPr>
+                <w:rFonts w:ascii="Arial" w:hAnsi="Arial" w:cs="Arial"/>
+                <w:sz w:val="20"/>
+                <w:szCs w:val="20"/>
+              </w:rPr>
+              <w:instrText xml:space="preserve"> ADDIN ZOTERO_ITEM CSL_CITATION {"citationID":"6vL8vF0p","properties":{"formattedCitation":"(13)","plainCitation":"(13)","noteIndex":0},"citationItems":[{"id":253,"uris":["http://zotero.org/users/10269583/items/K25AVKT5"],"itemData":{"id":253,"type":"article-journal","container-title":"Journal of Medical Economics","DOI":"10.3111/13696990802321047","ISSN":"1369-6998, 1941-837X","issue":"3","journalAbbreviation":"Journal of Medical Economics","language":"en","page":"471-484","source":"DOI.org (Crossref)","title":"Estimating utility scores in young children with acute rotavirus gastroenteritis in the UK","volume":"11","author":[{"family":"Martin","given":"Alan"},{"family":"Cottrell","given":"Suzanne"},{"family":"Standaert","given":"Baudouin"}],"issued":{"date-parts":[["2008",1]]}}}],"schema":"https://github.com/citation-style-language/schema/raw/master/csl-citation.json"} </w:instrText>
+            </w:r>
+            <w:r>
+              <w:rPr>
+                <w:rFonts w:ascii="Arial" w:hAnsi="Arial" w:cs="Arial"/>
+                <w:sz w:val="20"/>
+                <w:szCs w:val="20"/>
+              </w:rPr>
+              <w:fldChar w:fldCharType="separate"/>
+            </w:r>
+            <w:r>
+              <w:rPr>
+                <w:rFonts w:ascii="Arial" w:hAnsi="Arial" w:cs="Arial"/>
+                <w:sz w:val="20"/>
+              </w:rPr>
+              <w:t>(13)</w:t>
+            </w:r>
+            <w:r>
+              <w:rPr>
+                <w:rFonts w:ascii="Arial" w:hAnsi="Arial" w:cs="Arial"/>
+                <w:sz w:val="20"/>
+                <w:szCs w:val="20"/>
+              </w:rPr>
+              <w:fldChar w:fldCharType="end"/>
             </w:r>
           </w:p>
         </w:tc>
@@ -7163,7 +8591,38 @@
                 <w:sz w:val="20"/>
                 <w:szCs w:val="20"/>
               </w:rPr>
-              <w:t>Nisula et al.</w:t>
+              <w:fldChar w:fldCharType="begin"/>
+            </w:r>
+            <w:r>
+              <w:rPr>
+                <w:rFonts w:ascii="Arial" w:hAnsi="Arial" w:cs="Arial"/>
+                <w:sz w:val="20"/>
+                <w:szCs w:val="20"/>
+              </w:rPr>
+              <w:instrText xml:space="preserve"> ADDIN ZOTERO_ITEM CSL_CITATION {"citationID":"fdUeqDF7","properties":{"formattedCitation":"(14)","plainCitation":"(14)","noteIndex":0},"citationItems":[{"id":255,"uris":["http://zotero.org/users/10269583/items/7FKYXZ9T"],"itemData":{"id":255,"type":"article-journal","abstract":"Abstract\n            \n              Introduction\n              Acute kidney injury (AKI) has high incidence among the critically ill and associates with dismal outcome. Not only the long-term survival, but also the quality of life (QOL) of patients with AKI is relevant due to substantial burden of care regarding these patients. We aimed to study the long-term outcome and QOL of patients with AKI treated in intensive care units.\n            \n            \n              Methods\n              We conducted a predefined six-month follow-up of adult intensive care unit (ICU) patients from the prospective, observational, multi-centre FINNAKI study. We evaluated the QOL of survivors with the EuroQol (EQ-5D) questionnaire. We included all participating sites with at least 70% rate of QOL measurements in the analysis.\n            \n            \n              Results\n              \n                Of the 1,568 study patients, 635 (40.5%, 95% confidence interval (CI) 38.0-43.0%) had AKI according to the Kidney Disease Improving Global Outcomes (KDIGO) criteria. Of the 635 AKI patients, 224 (35.3%), as compared to 154/933 (16.5%) patients without AKI, died within six months. Of the 1,190 survivors, 959 (80.6%) answered the EQ-5D questionnaire at six months. The QOL (median with Interquartile range, IQR) measured with the EQ-5D index and compared to age- and sex-matched general population was: 0.676 (0.520-1.00) versus 0.826 (0.812-0.859) for AKI patients, and 0.690 (0.533-1.00) versus 0.845 (0.812-0.882) for patients without AKI (\n                P\n                 &lt;0.001 in both). The EQ-5D at the time of ICU admission was available for 774 (80.7%) of the six-month respondents. We detected a mean increase of 0.017 for non-AKI and of 0.024 for AKI patients in the EQ-5D index (\n                P\n                 = 0.728). The EQ-5D visual analogue scores (median with IQR) of patients with AKI (70 (50–83)) and patients without AKI (75 (60–87)) were not different from the age- and sex-matched general population (69 (68–73) and 70 (68–77)).\n              \n            \n            \n              Conclusions\n              The health-related quality of life of patients with and without AKI was already lower on ICU admission than that of the age- and sex-matched general population, and did not change significantly during critical illness. Patients with and without AKI rate their subjective health to be as good as age and sex-matched general population despite statistically significantly lower QOL indexes measured by EQ-5D.","container-title":"Critical Care","DOI":"10.1186/cc13076","ISSN":"1364-8535","issue":"5","journalAbbreviation":"Crit Care","language":"en","page":"R250","source":"DOI.org (Crossref)","title":"Six-month survival and quality of life of intensive care patients with acute kidney injury","volume":"17","author":[{"family":"Nisula","given":"Sara"},{"family":"Vaara","given":"Suvi T"},{"family":"Kaukonen","given":"Kirsi-Maija"},{"family":"Reinikainen","given":"Matti"},{"family":"Koivisto","given":"Simo-Pekka"},{"family":"Inkinen","given":"Outi"},{"family":"Poukkanen","given":"Meri"},{"family":"Tiainen","given":"Pekka"},{"family":"Pettilä","given":"Ville"},{"family":"Korhonen","given":"Anna-Maija"},{"literal":"the FINNAKI-QOL Study Group"}],"issued":{"date-parts":[["2013",10,22]]}}}],"schema":"https://github.com/citation-style-language/schema/raw/master/csl-citation.json"} </w:instrText>
+            </w:r>
+            <w:r>
+              <w:rPr>
+                <w:rFonts w:ascii="Arial" w:hAnsi="Arial" w:cs="Arial"/>
+                <w:sz w:val="20"/>
+                <w:szCs w:val="20"/>
+              </w:rPr>
+              <w:fldChar w:fldCharType="separate"/>
+            </w:r>
+            <w:r>
+              <w:rPr>
+                <w:rFonts w:ascii="Arial" w:hAnsi="Arial" w:cs="Arial"/>
+                <w:sz w:val="20"/>
+              </w:rPr>
+              <w:t>(14)</w:t>
+            </w:r>
+            <w:r>
+              <w:rPr>
+                <w:rFonts w:ascii="Arial" w:hAnsi="Arial" w:cs="Arial"/>
+                <w:sz w:val="20"/>
+                <w:szCs w:val="20"/>
+              </w:rPr>
+              <w:fldChar w:fldCharType="end"/>
             </w:r>
           </w:p>
         </w:tc>
@@ -7294,7 +8753,38 @@
                 <w:sz w:val="20"/>
                 <w:szCs w:val="20"/>
               </w:rPr>
-              <w:t>Nisula et al.</w:t>
+              <w:fldChar w:fldCharType="begin"/>
+            </w:r>
+            <w:r>
+              <w:rPr>
+                <w:rFonts w:ascii="Arial" w:hAnsi="Arial" w:cs="Arial"/>
+                <w:sz w:val="20"/>
+                <w:szCs w:val="20"/>
+              </w:rPr>
+              <w:instrText xml:space="preserve"> ADDIN ZOTERO_ITEM CSL_CITATION {"citationID":"u3rAsATr","properties":{"formattedCitation":"(14)","plainCitation":"(14)","noteIndex":0},"citationItems":[{"id":255,"uris":["http://zotero.org/users/10269583/items/7FKYXZ9T"],"itemData":{"id":255,"type":"article-journal","abstract":"Abstract\n            \n              Introduction\n              Acute kidney injury (AKI) has high incidence among the critically ill and associates with dismal outcome. Not only the long-term survival, but also the quality of life (QOL) of patients with AKI is relevant due to substantial burden of care regarding these patients. We aimed to study the long-term outcome and QOL of patients with AKI treated in intensive care units.\n            \n            \n              Methods\n              We conducted a predefined six-month follow-up of adult intensive care unit (ICU) patients from the prospective, observational, multi-centre FINNAKI study. We evaluated the QOL of survivors with the EuroQol (EQ-5D) questionnaire. We included all participating sites with at least 70% rate of QOL measurements in the analysis.\n            \n            \n              Results\n              \n                Of the 1,568 study patients, 635 (40.5%, 95% confidence interval (CI) 38.0-43.0%) had AKI according to the Kidney Disease Improving Global Outcomes (KDIGO) criteria. Of the 635 AKI patients, 224 (35.3%), as compared to 154/933 (16.5%) patients without AKI, died within six months. Of the 1,190 survivors, 959 (80.6%) answered the EQ-5D questionnaire at six months. The QOL (median with Interquartile range, IQR) measured with the EQ-5D index and compared to age- and sex-matched general population was: 0.676 (0.520-1.00) versus 0.826 (0.812-0.859) for AKI patients, and 0.690 (0.533-1.00) versus 0.845 (0.812-0.882) for patients without AKI (\n                P\n                 &lt;0.001 in both). The EQ-5D at the time of ICU admission was available for 774 (80.7%) of the six-month respondents. We detected a mean increase of 0.017 for non-AKI and of 0.024 for AKI patients in the EQ-5D index (\n                P\n                 = 0.728). The EQ-5D visual analogue scores (median with IQR) of patients with AKI (70 (50–83)) and patients without AKI (75 (60–87)) were not different from the age- and sex-matched general population (69 (68–73) and 70 (68–77)).\n              \n            \n            \n              Conclusions\n              The health-related quality of life of patients with and without AKI was already lower on ICU admission than that of the age- and sex-matched general population, and did not change significantly during critical illness. Patients with and without AKI rate their subjective health to be as good as age and sex-matched general population despite statistically significantly lower QOL indexes measured by EQ-5D.","container-title":"Critical Care","DOI":"10.1186/cc13076","ISSN":"1364-8535","issue":"5","journalAbbreviation":"Crit Care","language":"en","page":"R250","source":"DOI.org (Crossref)","title":"Six-month survival and quality of life of intensive care patients with acute kidney injury","volume":"17","author":[{"family":"Nisula","given":"Sara"},{"family":"Vaara","given":"Suvi T"},{"family":"Kaukonen","given":"Kirsi-Maija"},{"family":"Reinikainen","given":"Matti"},{"family":"Koivisto","given":"Simo-Pekka"},{"family":"Inkinen","given":"Outi"},{"family":"Poukkanen","given":"Meri"},{"family":"Tiainen","given":"Pekka"},{"family":"Pettilä","given":"Ville"},{"family":"Korhonen","given":"Anna-Maija"},{"literal":"the FINNAKI-QOL Study Group"}],"issued":{"date-parts":[["2013",10,22]]}}}],"schema":"https://github.com/citation-style-language/schema/raw/master/csl-citation.json"} </w:instrText>
+            </w:r>
+            <w:r>
+              <w:rPr>
+                <w:rFonts w:ascii="Arial" w:hAnsi="Arial" w:cs="Arial"/>
+                <w:sz w:val="20"/>
+                <w:szCs w:val="20"/>
+              </w:rPr>
+              <w:fldChar w:fldCharType="separate"/>
+            </w:r>
+            <w:r>
+              <w:rPr>
+                <w:rFonts w:ascii="Arial" w:hAnsi="Arial" w:cs="Arial"/>
+                <w:sz w:val="20"/>
+              </w:rPr>
+              <w:t>(14)</w:t>
+            </w:r>
+            <w:r>
+              <w:rPr>
+                <w:rFonts w:ascii="Arial" w:hAnsi="Arial" w:cs="Arial"/>
+                <w:sz w:val="20"/>
+                <w:szCs w:val="20"/>
+              </w:rPr>
+              <w:fldChar w:fldCharType="end"/>
             </w:r>
           </w:p>
         </w:tc>
@@ -7425,7 +8915,38 @@
                 <w:sz w:val="20"/>
                 <w:szCs w:val="20"/>
               </w:rPr>
-              <w:t>Nisula et al.</w:t>
+              <w:fldChar w:fldCharType="begin"/>
+            </w:r>
+            <w:r>
+              <w:rPr>
+                <w:rFonts w:ascii="Arial" w:hAnsi="Arial" w:cs="Arial"/>
+                <w:sz w:val="20"/>
+                <w:szCs w:val="20"/>
+              </w:rPr>
+              <w:instrText xml:space="preserve"> ADDIN ZOTERO_ITEM CSL_CITATION {"citationID":"OLpz85ou","properties":{"formattedCitation":"(14)","plainCitation":"(14)","noteIndex":0},"citationItems":[{"id":255,"uris":["http://zotero.org/users/10269583/items/7FKYXZ9T"],"itemData":{"id":255,"type":"article-journal","abstract":"Abstract\n            \n              Introduction\n              Acute kidney injury (AKI) has high incidence among the critically ill and associates with dismal outcome. Not only the long-term survival, but also the quality of life (QOL) of patients with AKI is relevant due to substantial burden of care regarding these patients. We aimed to study the long-term outcome and QOL of patients with AKI treated in intensive care units.\n            \n            \n              Methods\n              We conducted a predefined six-month follow-up of adult intensive care unit (ICU) patients from the prospective, observational, multi-centre FINNAKI study. We evaluated the QOL of survivors with the EuroQol (EQ-5D) questionnaire. We included all participating sites with at least 70% rate of QOL measurements in the analysis.\n            \n            \n              Results\n              \n                Of the 1,568 study patients, 635 (40.5%, 95% confidence interval (CI) 38.0-43.0%) had AKI according to the Kidney Disease Improving Global Outcomes (KDIGO) criteria. Of the 635 AKI patients, 224 (35.3%), as compared to 154/933 (16.5%) patients without AKI, died within six months. Of the 1,190 survivors, 959 (80.6%) answered the EQ-5D questionnaire at six months. The QOL (median with Interquartile range, IQR) measured with the EQ-5D index and compared to age- and sex-matched general population was: 0.676 (0.520-1.00) versus 0.826 (0.812-0.859) for AKI patients, and 0.690 (0.533-1.00) versus 0.845 (0.812-0.882) for patients without AKI (\n                P\n                 &lt;0.001 in both). The EQ-5D at the time of ICU admission was available for 774 (80.7%) of the six-month respondents. We detected a mean increase of 0.017 for non-AKI and of 0.024 for AKI patients in the EQ-5D index (\n                P\n                 = 0.728). The EQ-5D visual analogue scores (median with IQR) of patients with AKI (70 (50–83)) and patients without AKI (75 (60–87)) were not different from the age- and sex-matched general population (69 (68–73) and 70 (68–77)).\n              \n            \n            \n              Conclusions\n              The health-related quality of life of patients with and without AKI was already lower on ICU admission than that of the age- and sex-matched general population, and did not change significantly during critical illness. Patients with and without AKI rate their subjective health to be as good as age and sex-matched general population despite statistically significantly lower QOL indexes measured by EQ-5D.","container-title":"Critical Care","DOI":"10.1186/cc13076","ISSN":"1364-8535","issue":"5","journalAbbreviation":"Crit Care","language":"en","page":"R250","source":"DOI.org (Crossref)","title":"Six-month survival and quality of life of intensive care patients with acute kidney injury","volume":"17","author":[{"family":"Nisula","given":"Sara"},{"family":"Vaara","given":"Suvi T"},{"family":"Kaukonen","given":"Kirsi-Maija"},{"family":"Reinikainen","given":"Matti"},{"family":"Koivisto","given":"Simo-Pekka"},{"family":"Inkinen","given":"Outi"},{"family":"Poukkanen","given":"Meri"},{"family":"Tiainen","given":"Pekka"},{"family":"Pettilä","given":"Ville"},{"family":"Korhonen","given":"Anna-Maija"},{"literal":"the FINNAKI-QOL Study Group"}],"issued":{"date-parts":[["2013",10,22]]}}}],"schema":"https://github.com/citation-style-language/schema/raw/master/csl-citation.json"} </w:instrText>
+            </w:r>
+            <w:r>
+              <w:rPr>
+                <w:rFonts w:ascii="Arial" w:hAnsi="Arial" w:cs="Arial"/>
+                <w:sz w:val="20"/>
+                <w:szCs w:val="20"/>
+              </w:rPr>
+              <w:fldChar w:fldCharType="separate"/>
+            </w:r>
+            <w:r>
+              <w:rPr>
+                <w:rFonts w:ascii="Arial" w:hAnsi="Arial" w:cs="Arial"/>
+                <w:sz w:val="20"/>
+              </w:rPr>
+              <w:t>(14)</w:t>
+            </w:r>
+            <w:r>
+              <w:rPr>
+                <w:rFonts w:ascii="Arial" w:hAnsi="Arial" w:cs="Arial"/>
+                <w:sz w:val="20"/>
+                <w:szCs w:val="20"/>
+              </w:rPr>
+              <w:fldChar w:fldCharType="end"/>
             </w:r>
           </w:p>
         </w:tc>
@@ -7571,12 +9092,260 @@
                 <w:sz w:val="20"/>
                 <w:szCs w:val="20"/>
               </w:rPr>
-              <w:t>Nisula et al.</w:t>
+              <w:fldChar w:fldCharType="begin"/>
+            </w:r>
+            <w:r>
+              <w:rPr>
+                <w:rFonts w:ascii="Arial" w:hAnsi="Arial" w:cs="Arial"/>
+                <w:sz w:val="20"/>
+                <w:szCs w:val="20"/>
+              </w:rPr>
+              <w:instrText xml:space="preserve"> ADDIN ZOTERO_ITEM CSL_CITATION {"citationID":"kasESTxZ","properties":{"formattedCitation":"(14)","plainCitation":"(14)","noteIndex":0},"citationItems":[{"id":255,"uris":["http://zotero.org/users/10269583/items/7FKYXZ9T"],"itemData":{"id":255,"type":"article-journal","abstract":"Abstract\n            \n              Introduction\n              Acute kidney injury (AKI) has high incidence among the critically ill and associates with dismal outcome. Not only the long-term survival, but also the quality of life (QOL) of patients with AKI is relevant due to substantial burden of care regarding these patients. We aimed to study the long-term outcome and QOL of patients with AKI treated in intensive care units.\n            \n            \n              Methods\n              We conducted a predefined six-month follow-up of adult intensive care unit (ICU) patients from the prospective, observational, multi-centre FINNAKI study. We evaluated the QOL of survivors with the EuroQol (EQ-5D) questionnaire. We included all participating sites with at least 70% rate of QOL measurements in the analysis.\n            \n            \n              Results\n              \n                Of the 1,568 study patients, 635 (40.5%, 95% confidence interval (CI) 38.0-43.0%) had AKI according to the Kidney Disease Improving Global Outcomes (KDIGO) criteria. Of the 635 AKI patients, 224 (35.3%), as compared to 154/933 (16.5%) patients without AKI, died within six months. Of the 1,190 survivors, 959 (80.6%) answered the EQ-5D questionnaire at six months. The QOL (median with Interquartile range, IQR) measured with the EQ-5D index and compared to age- and sex-matched general population was: 0.676 (0.520-1.00) versus 0.826 (0.812-0.859) for AKI patients, and 0.690 (0.533-1.00) versus 0.845 (0.812-0.882) for patients without AKI (\n                P\n                 &lt;0.001 in both). The EQ-5D at the time of ICU admission was available for 774 (80.7%) of the six-month respondents. We detected a mean increase of 0.017 for non-AKI and of 0.024 for AKI patients in the EQ-5D index (\n                P\n                 = 0.728). The EQ-5D visual analogue scores (median with IQR) of patients with AKI (70 (50–83)) and patients without AKI (75 (60–87)) were not different from the age- and sex-matched general population (69 (68–73) and 70 (68–77)).\n              \n            \n            \n              Conclusions\n              The health-related quality of life of patients with and without AKI was already lower on ICU admission than that of the age- and sex-matched general population, and did not change significantly during critical illness. Patients with and without AKI rate their subjective health to be as good as age and sex-matched general population despite statistically significantly lower QOL indexes measured by EQ-5D.","container-title":"Critical Care","DOI":"10.1186/cc13076","ISSN":"1364-8535","issue":"5","journalAbbreviation":"Crit Care","language":"en","page":"R250","source":"DOI.org (Crossref)","title":"Six-month survival and quality of life of intensive care patients with acute kidney injury","volume":"17","author":[{"family":"Nisula","given":"Sara"},{"family":"Vaara","given":"Suvi T"},{"family":"Kaukonen","given":"Kirsi-Maija"},{"family":"Reinikainen","given":"Matti"},{"family":"Koivisto","given":"Simo-Pekka"},{"family":"Inkinen","given":"Outi"},{"family":"Poukkanen","given":"Meri"},{"family":"Tiainen","given":"Pekka"},{"family":"Pettilä","given":"Ville"},{"family":"Korhonen","given":"Anna-Maija"},{"literal":"the FINNAKI-QOL Study Group"}],"issued":{"date-parts":[["2013",10,22]]}}}],"schema":"https://github.com/citation-style-language/schema/raw/master/csl-citation.json"} </w:instrText>
+            </w:r>
+            <w:r>
+              <w:rPr>
+                <w:rFonts w:ascii="Arial" w:hAnsi="Arial" w:cs="Arial"/>
+                <w:sz w:val="20"/>
+                <w:szCs w:val="20"/>
+              </w:rPr>
+              <w:fldChar w:fldCharType="separate"/>
+            </w:r>
+            <w:r>
+              <w:rPr>
+                <w:rFonts w:ascii="Arial" w:hAnsi="Arial" w:cs="Arial"/>
+                <w:sz w:val="20"/>
+              </w:rPr>
+              <w:t>(14)</w:t>
+            </w:r>
+            <w:r>
+              <w:rPr>
+                <w:rFonts w:ascii="Arial" w:hAnsi="Arial" w:cs="Arial"/>
+                <w:sz w:val="20"/>
+                <w:szCs w:val="20"/>
+              </w:rPr>
+              <w:fldChar w:fldCharType="end"/>
             </w:r>
           </w:p>
         </w:tc>
       </w:tr>
     </w:tbl>
+    <w:p>
+      <w:pPr>
+        <w:rPr>
+          <w:rFonts w:ascii="Arial" w:hAnsi="Arial" w:cs="Arial"/>
+          <w:sz w:val="20"/>
+          <w:szCs w:val="20"/>
+        </w:rPr>
+      </w:pPr>
+    </w:p>
+    <w:p>
+      <w:pPr>
+        <w:rPr>
+          <w:rFonts w:ascii="Arial" w:hAnsi="Arial" w:cs="Arial"/>
+          <w:sz w:val="20"/>
+          <w:szCs w:val="20"/>
+        </w:rPr>
+      </w:pPr>
+      <w:r>
+        <w:rPr>
+          <w:rFonts w:ascii="Arial" w:hAnsi="Arial" w:cs="Arial"/>
+          <w:sz w:val="20"/>
+          <w:szCs w:val="20"/>
+        </w:rPr>
+        <w:t xml:space="preserve">* Based on </w:t>
+      </w:r>
+      <w:r>
+        <w:rPr>
+          <w:rFonts w:ascii="Arial" w:hAnsi="Arial" w:cs="Arial"/>
+          <w:sz w:val="20"/>
+          <w:szCs w:val="20"/>
+        </w:rPr>
+        <w:t xml:space="preserve">general practitioner </w:t>
+      </w:r>
+      <w:r>
+        <w:rPr>
+          <w:rFonts w:ascii="Arial" w:hAnsi="Arial" w:cs="Arial"/>
+          <w:sz w:val="20"/>
+          <w:szCs w:val="20"/>
+        </w:rPr>
+        <w:t xml:space="preserve">health utility score of 0.688 (0.553-0.824) for age 18 months to 5 years. Duration of </w:t>
+      </w:r>
+      <w:r>
+        <w:rPr>
+          <w:rFonts w:ascii="Arial" w:hAnsi="Arial" w:cs="Arial"/>
+          <w:sz w:val="20"/>
+          <w:szCs w:val="20"/>
+        </w:rPr>
+        <w:t xml:space="preserve">an </w:t>
+      </w:r>
+      <w:r>
+        <w:rPr>
+          <w:rFonts w:ascii="Arial" w:hAnsi="Arial" w:cs="Arial"/>
+          <w:sz w:val="20"/>
+          <w:szCs w:val="20"/>
+        </w:rPr>
+        <w:t xml:space="preserve">episode </w:t>
+      </w:r>
+      <w:r>
+        <w:rPr>
+          <w:rFonts w:ascii="Arial" w:hAnsi="Arial" w:cs="Arial"/>
+          <w:sz w:val="20"/>
+          <w:szCs w:val="20"/>
+        </w:rPr>
+        <w:t xml:space="preserve">was </w:t>
+      </w:r>
+      <w:r>
+        <w:rPr>
+          <w:rFonts w:ascii="Arial" w:hAnsi="Arial" w:cs="Arial"/>
+          <w:sz w:val="20"/>
+          <w:szCs w:val="20"/>
+        </w:rPr>
+        <w:t xml:space="preserve">assumed </w:t>
+      </w:r>
+      <w:r>
+        <w:rPr>
+          <w:rFonts w:ascii="Arial" w:hAnsi="Arial" w:cs="Arial"/>
+          <w:sz w:val="20"/>
+          <w:szCs w:val="20"/>
+        </w:rPr>
+        <w:t xml:space="preserve">to be </w:t>
+      </w:r>
+      <w:r>
+        <w:rPr>
+          <w:rFonts w:ascii="Arial" w:hAnsi="Arial" w:cs="Arial"/>
+          <w:sz w:val="20"/>
+          <w:szCs w:val="20"/>
+        </w:rPr>
+        <w:t>3 days.</w:t>
+      </w:r>
+    </w:p>
+    <w:p>
+      <w:pPr>
+        <w:rPr>
+          <w:rFonts w:ascii="Arial" w:hAnsi="Arial" w:cs="Arial"/>
+          <w:sz w:val="20"/>
+          <w:szCs w:val="20"/>
+        </w:rPr>
+      </w:pPr>
+      <w:r>
+        <w:rPr>
+          <w:rFonts w:ascii="Arial" w:hAnsi="Arial" w:cs="Arial"/>
+          <w:sz w:val="20"/>
+          <w:szCs w:val="20"/>
+          <w:vertAlign w:val="superscript"/>
+        </w:rPr>
+        <w:t xml:space="preserve">† </w:t>
+      </w:r>
+      <w:r>
+        <w:rPr>
+          <w:rFonts w:ascii="Arial" w:hAnsi="Arial" w:cs="Arial"/>
+          <w:sz w:val="20"/>
+          <w:szCs w:val="20"/>
+        </w:rPr>
+        <w:t>Based on p</w:t>
+      </w:r>
+      <w:r>
+        <w:rPr>
+          <w:rFonts w:ascii="Arial" w:hAnsi="Arial" w:cs="Arial"/>
+          <w:sz w:val="20"/>
+          <w:szCs w:val="20"/>
+        </w:rPr>
+        <w:t>aediatrician</w:t>
+      </w:r>
+      <w:r>
+        <w:rPr>
+          <w:rFonts w:ascii="Arial" w:hAnsi="Arial" w:cs="Arial"/>
+          <w:sz w:val="20"/>
+          <w:szCs w:val="20"/>
+        </w:rPr>
+        <w:t xml:space="preserve"> utility score </w:t>
+      </w:r>
+      <w:r>
+        <w:rPr>
+          <w:rFonts w:ascii="Arial" w:hAnsi="Arial" w:cs="Arial"/>
+          <w:sz w:val="20"/>
+          <w:szCs w:val="20"/>
+        </w:rPr>
+        <w:t xml:space="preserve">of 0.542 (0.445-0.638) for </w:t>
+      </w:r>
+      <w:r>
+        <w:rPr>
+          <w:rFonts w:ascii="Arial" w:hAnsi="Arial" w:cs="Arial"/>
+          <w:sz w:val="20"/>
+          <w:szCs w:val="20"/>
+        </w:rPr>
+        <w:t xml:space="preserve">age 18 months to 5 </w:t>
+      </w:r>
+      <w:r>
+        <w:rPr>
+          <w:rFonts w:ascii="Arial" w:hAnsi="Arial" w:cs="Arial"/>
+          <w:sz w:val="20"/>
+          <w:szCs w:val="20"/>
+        </w:rPr>
+        <w:t>years. Duration of episode was assumed to be 5.7 days.</w:t>
+      </w:r>
+    </w:p>
+    <w:p>
+      <w:pPr>
+        <w:rPr>
+          <w:rFonts w:ascii="Arial" w:hAnsi="Arial" w:cs="Arial"/>
+          <w:sz w:val="20"/>
+          <w:szCs w:val="20"/>
+        </w:rPr>
+      </w:pPr>
+      <w:r>
+        <w:rPr>
+          <w:rFonts w:ascii="Arial" w:hAnsi="Arial" w:cs="Arial"/>
+          <w:sz w:val="20"/>
+          <w:szCs w:val="20"/>
+          <w:vertAlign w:val="superscript"/>
+        </w:rPr>
+        <w:t xml:space="preserve">‡ </w:t>
+      </w:r>
+      <w:r>
+        <w:rPr>
+          <w:rFonts w:ascii="Arial" w:hAnsi="Arial" w:cs="Arial"/>
+          <w:sz w:val="20"/>
+          <w:szCs w:val="20"/>
+        </w:rPr>
+        <w:t>AKI patient health utility score</w:t>
+      </w:r>
+      <w:r>
+        <w:rPr>
+          <w:rFonts w:ascii="Arial" w:hAnsi="Arial" w:cs="Arial"/>
+          <w:sz w:val="20"/>
+          <w:szCs w:val="20"/>
+        </w:rPr>
+        <w:t xml:space="preserve"> of 0.676 (0.520-1.00) for all AKI stages for mean age 65 (IQR 53-74). Duration of episode was assumed to be 12 days.</w:t>
+      </w:r>
+    </w:p>
+    <w:p>
+      <w:pPr>
+        <w:rPr>
+          <w:rFonts w:ascii="Arial" w:hAnsi="Arial" w:cs="Arial"/>
+          <w:sz w:val="20"/>
+          <w:szCs w:val="20"/>
+        </w:rPr>
+      </w:pPr>
+    </w:p>
+    <w:p>
+      <w:pPr>
+        <w:rPr>
+          <w:rFonts w:ascii="Arial" w:hAnsi="Arial" w:cs="Arial"/>
+          <w:sz w:val="20"/>
+          <w:szCs w:val="20"/>
+        </w:rPr>
+      </w:pPr>
+    </w:p>
+    <w:p>
+      <w:pPr>
+        <w:rPr>
+          <w:rFonts w:ascii="Arial" w:hAnsi="Arial" w:cs="Arial"/>
+          <w:sz w:val="20"/>
+          <w:szCs w:val="20"/>
+        </w:rPr>
+      </w:pPr>
+    </w:p>
     <w:p>
       <w:pPr>
         <w:rPr>
@@ -7602,6 +9371,39 @@
           <w:szCs w:val="20"/>
         </w:rPr>
       </w:pPr>
+      <w:r>
+        <w:rPr>
+          <w:rFonts w:ascii="Arial" w:hAnsi="Arial" w:cs="Arial"/>
+          <w:sz w:val="20"/>
+          <w:szCs w:val="20"/>
+        </w:rPr>
+        <w:lastRenderedPageBreak/>
+        <w:t xml:space="preserve">Supplement Table </w:t>
+      </w:r>
+      <w:r>
+        <w:rPr>
+          <w:rFonts w:ascii="Arial" w:hAnsi="Arial" w:cs="Arial"/>
+          <w:sz w:val="20"/>
+          <w:szCs w:val="20"/>
+        </w:rPr>
+        <w:t>4</w:t>
+      </w:r>
+      <w:r>
+        <w:rPr>
+          <w:rFonts w:ascii="Arial" w:hAnsi="Arial" w:cs="Arial"/>
+          <w:sz w:val="20"/>
+          <w:szCs w:val="20"/>
+        </w:rPr>
+        <w:t xml:space="preserve">: </w:t>
+      </w:r>
+      <w:r>
+        <w:rPr>
+          <w:rFonts w:ascii="Arial" w:hAnsi="Arial" w:cs="Arial"/>
+          <w:sz w:val="20"/>
+          <w:szCs w:val="20"/>
+        </w:rPr>
+        <w:t>Input parameters for costs of GP attendance, hospitalisation due to norovirus, hospitalisation due to norovirus induced AKI, and vaccine administration cost stratified by age. Costs inflated by 2% per year over the time horizon.</w:t>
+      </w:r>
     </w:p>
     <w:tbl>
       <w:tblPr>
@@ -8006,7 +9808,15 @@
                 <w:sz w:val="20"/>
                 <w:szCs w:val="20"/>
               </w:rPr>
-              <w:t>6.25</w:t>
+              <w:t>6.</w:t>
+            </w:r>
+            <w:r>
+              <w:rPr>
+                <w:rFonts w:ascii="Arial" w:hAnsi="Arial" w:cs="Arial"/>
+                <w:sz w:val="20"/>
+                <w:szCs w:val="20"/>
+              </w:rPr>
+              <w:t>41</w:t>
             </w:r>
           </w:p>
         </w:tc>
@@ -8050,7 +9860,38 @@
                 <w:sz w:val="20"/>
                 <w:szCs w:val="20"/>
               </w:rPr>
-              <w:t>Unit Costs of Health and Social Care 2023.</w:t>
+              <w:fldChar w:fldCharType="begin"/>
+            </w:r>
+            <w:r>
+              <w:rPr>
+                <w:rFonts w:ascii="Arial" w:hAnsi="Arial" w:cs="Arial"/>
+                <w:sz w:val="20"/>
+                <w:szCs w:val="20"/>
+              </w:rPr>
+              <w:instrText xml:space="preserve"> ADDIN ZOTERO_ITEM CSL_CITATION {"citationID":"KqVE9d8F","properties":{"formattedCitation":"(15)","plainCitation":"(15)","noteIndex":0},"citationItems":[{"id":257,"uris":["http://zotero.org/users/10269583/items/DFYCAX26"],"itemData":{"id":257,"type":"book","abstract":"Knowing the cost of specific health and social care services is crucial information for making decisions about what support is provided to those who need help, assisting service providers to plan for the future of their services, and more generally for allocating scarce resources and budgets. To support resourcing decisions, the Unit Cost Programme has been carried out by the Personal Social Services Research Unit (PSSRU) at the University of Kent. They produced the annual cost estimates for the delivery of health and social care services for 29 years. Lesley Curtis, a Senior Research Fellow at PSSRU led the Unit Costs of Health and Social Care programme, alongside Jennifer Beecham, Ann Netten and Amanda Burns. In 2020, Karen Jones, Co-Director of PSSRU, led the programme for two years. \n \nThe annual publication is freely available online. The work is underpinned by three key principles: \n \n1. The provision of robust, consistent estimates of costs based on economic theory and reflecting the long-run marginal opportunity cost. \n \n2. Comprehensive coverage of available health and social care services, reflective of new service developments. \n \n3. Clarity and accessibility in the presentation of cost estimates. \n \nThe annual volume included nationally-applicable costs for around 80 health and adult social care services (NHS, local authority, private and voluntary) as well as at least three articles by academics and practitioners each year. Unit costs represents the total expenditure incurred to produce one unit of output in health and social care. For example, the cost of one hour of a nurse or GP’s time, or a face-to-face appointment with a social worker or perhaps a speech therapist. It could also be a week in a residential care or nursing home or the cost of a day care attendance. \n \nThe consistency, comprehensiveness and robustness of what was produced over time has seen the volumes become a cornerstone of economic evaluations and a resource to inform deliberations among decision-makers.","note":"DOI: 10.22024/UNIKENT/01.02.105685","publisher":"Personal Social Services Research Unit (University of Kent) &amp; Centre for Health Economics (University of York)","source":"DOI.org (Datacite)","title":"Unit Costs of Health and Social Care 2023 Manual","URL":"https://kar.kent.ac.uk/id/eprint/105685","author":[{"family":"Jones","given":"Karen C."},{"family":"Weatherly","given":"Helen"},{"family":"Birch","given":"Sarah"},{"family":"Castelli","given":"Adriana"},{"family":"Chalkley","given":"Martin"},{"family":"Dargan","given":"Alan"},{"family":"Forder","given":"Julien E."},{"family":"Gao","given":"Minyue"},{"family":"Hinde","given":"Seb"},{"family":"Markham","given":"Sarah"},{"family":"Premji","given":"Shainur"},{"family":"Findlay","given":"D."},{"family":"Teo","given":"H."}],"accessed":{"date-parts":[["2025",6,28]]},"issued":{"date-parts":[["2024"]]}}}],"schema":"https://github.com/citation-style-language/schema/raw/master/csl-citation.json"} </w:instrText>
+            </w:r>
+            <w:r>
+              <w:rPr>
+                <w:rFonts w:ascii="Arial" w:hAnsi="Arial" w:cs="Arial"/>
+                <w:sz w:val="20"/>
+                <w:szCs w:val="20"/>
+              </w:rPr>
+              <w:fldChar w:fldCharType="separate"/>
+            </w:r>
+            <w:r>
+              <w:rPr>
+                <w:rFonts w:ascii="Arial" w:hAnsi="Arial" w:cs="Arial"/>
+                <w:sz w:val="20"/>
+              </w:rPr>
+              <w:t>(15)</w:t>
+            </w:r>
+            <w:r>
+              <w:rPr>
+                <w:rFonts w:ascii="Arial" w:hAnsi="Arial" w:cs="Arial"/>
+                <w:sz w:val="20"/>
+                <w:szCs w:val="20"/>
+              </w:rPr>
+              <w:fldChar w:fldCharType="end"/>
             </w:r>
           </w:p>
         </w:tc>
@@ -8141,7 +9982,15 @@
                 <w:sz w:val="20"/>
                 <w:szCs w:val="20"/>
               </w:rPr>
-              <w:t>6.25</w:t>
+              <w:t>6.</w:t>
+            </w:r>
+            <w:r>
+              <w:rPr>
+                <w:rFonts w:ascii="Arial" w:hAnsi="Arial" w:cs="Arial"/>
+                <w:sz w:val="20"/>
+                <w:szCs w:val="20"/>
+              </w:rPr>
+              <w:t>41</w:t>
             </w:r>
           </w:p>
         </w:tc>
@@ -8185,7 +10034,38 @@
                 <w:sz w:val="20"/>
                 <w:szCs w:val="20"/>
               </w:rPr>
-              <w:t>Unit Costs of Health and Social Care 2023.</w:t>
+              <w:fldChar w:fldCharType="begin"/>
+            </w:r>
+            <w:r>
+              <w:rPr>
+                <w:rFonts w:ascii="Arial" w:hAnsi="Arial" w:cs="Arial"/>
+                <w:sz w:val="20"/>
+                <w:szCs w:val="20"/>
+              </w:rPr>
+              <w:instrText xml:space="preserve"> ADDIN ZOTERO_ITEM CSL_CITATION {"citationID":"W2wZyoqm","properties":{"formattedCitation":"(15)","plainCitation":"(15)","noteIndex":0},"citationItems":[{"id":257,"uris":["http://zotero.org/users/10269583/items/DFYCAX26"],"itemData":{"id":257,"type":"book","abstract":"Knowing the cost of specific health and social care services is crucial information for making decisions about what support is provided to those who need help, assisting service providers to plan for the future of their services, and more generally for allocating scarce resources and budgets. To support resourcing decisions, the Unit Cost Programme has been carried out by the Personal Social Services Research Unit (PSSRU) at the University of Kent. They produced the annual cost estimates for the delivery of health and social care services for 29 years. Lesley Curtis, a Senior Research Fellow at PSSRU led the Unit Costs of Health and Social Care programme, alongside Jennifer Beecham, Ann Netten and Amanda Burns. In 2020, Karen Jones, Co-Director of PSSRU, led the programme for two years. \n \nThe annual publication is freely available online. The work is underpinned by three key principles: \n \n1. The provision of robust, consistent estimates of costs based on economic theory and reflecting the long-run marginal opportunity cost. \n \n2. Comprehensive coverage of available health and social care services, reflective of new service developments. \n \n3. Clarity and accessibility in the presentation of cost estimates. \n \nThe annual volume included nationally-applicable costs for around 80 health and adult social care services (NHS, local authority, private and voluntary) as well as at least three articles by academics and practitioners each year. Unit costs represents the total expenditure incurred to produce one unit of output in health and social care. For example, the cost of one hour of a nurse or GP’s time, or a face-to-face appointment with a social worker or perhaps a speech therapist. It could also be a week in a residential care or nursing home or the cost of a day care attendance. \n \nThe consistency, comprehensiveness and robustness of what was produced over time has seen the volumes become a cornerstone of economic evaluations and a resource to inform deliberations among decision-makers.","note":"DOI: 10.22024/UNIKENT/01.02.105685","publisher":"Personal Social Services Research Unit (University of Kent) &amp; Centre for Health Economics (University of York)","source":"DOI.org (Datacite)","title":"Unit Costs of Health and Social Care 2023 Manual","URL":"https://kar.kent.ac.uk/id/eprint/105685","author":[{"family":"Jones","given":"Karen C."},{"family":"Weatherly","given":"Helen"},{"family":"Birch","given":"Sarah"},{"family":"Castelli","given":"Adriana"},{"family":"Chalkley","given":"Martin"},{"family":"Dargan","given":"Alan"},{"family":"Forder","given":"Julien E."},{"family":"Gao","given":"Minyue"},{"family":"Hinde","given":"Seb"},{"family":"Markham","given":"Sarah"},{"family":"Premji","given":"Shainur"},{"family":"Findlay","given":"D."},{"family":"Teo","given":"H."}],"accessed":{"date-parts":[["2025",6,28]]},"issued":{"date-parts":[["2024"]]}}}],"schema":"https://github.com/citation-style-language/schema/raw/master/csl-citation.json"} </w:instrText>
+            </w:r>
+            <w:r>
+              <w:rPr>
+                <w:rFonts w:ascii="Arial" w:hAnsi="Arial" w:cs="Arial"/>
+                <w:sz w:val="20"/>
+                <w:szCs w:val="20"/>
+              </w:rPr>
+              <w:fldChar w:fldCharType="separate"/>
+            </w:r>
+            <w:r>
+              <w:rPr>
+                <w:rFonts w:ascii="Arial" w:hAnsi="Arial" w:cs="Arial"/>
+                <w:sz w:val="20"/>
+              </w:rPr>
+              <w:t>(15)</w:t>
+            </w:r>
+            <w:r>
+              <w:rPr>
+                <w:rFonts w:ascii="Arial" w:hAnsi="Arial" w:cs="Arial"/>
+                <w:sz w:val="20"/>
+                <w:szCs w:val="20"/>
+              </w:rPr>
+              <w:fldChar w:fldCharType="end"/>
             </w:r>
           </w:p>
         </w:tc>
@@ -8276,7 +10156,15 @@
                 <w:sz w:val="20"/>
                 <w:szCs w:val="20"/>
               </w:rPr>
-              <w:t>6.25</w:t>
+              <w:t>6.</w:t>
+            </w:r>
+            <w:r>
+              <w:rPr>
+                <w:rFonts w:ascii="Arial" w:hAnsi="Arial" w:cs="Arial"/>
+                <w:sz w:val="20"/>
+                <w:szCs w:val="20"/>
+              </w:rPr>
+              <w:t>41</w:t>
             </w:r>
           </w:p>
         </w:tc>
@@ -8320,7 +10208,38 @@
                 <w:sz w:val="20"/>
                 <w:szCs w:val="20"/>
               </w:rPr>
-              <w:t>Unit Costs of Health and Social Care 2023.</w:t>
+              <w:fldChar w:fldCharType="begin"/>
+            </w:r>
+            <w:r>
+              <w:rPr>
+                <w:rFonts w:ascii="Arial" w:hAnsi="Arial" w:cs="Arial"/>
+                <w:sz w:val="20"/>
+                <w:szCs w:val="20"/>
+              </w:rPr>
+              <w:instrText xml:space="preserve"> ADDIN ZOTERO_ITEM CSL_CITATION {"citationID":"xv3jhyKW","properties":{"formattedCitation":"(15)","plainCitation":"(15)","noteIndex":0},"citationItems":[{"id":257,"uris":["http://zotero.org/users/10269583/items/DFYCAX26"],"itemData":{"id":257,"type":"book","abstract":"Knowing the cost of specific health and social care services is crucial information for making decisions about what support is provided to those who need help, assisting service providers to plan for the future of their services, and more generally for allocating scarce resources and budgets. To support resourcing decisions, the Unit Cost Programme has been carried out by the Personal Social Services Research Unit (PSSRU) at the University of Kent. They produced the annual cost estimates for the delivery of health and social care services for 29 years. Lesley Curtis, a Senior Research Fellow at PSSRU led the Unit Costs of Health and Social Care programme, alongside Jennifer Beecham, Ann Netten and Amanda Burns. In 2020, Karen Jones, Co-Director of PSSRU, led the programme for two years. \n \nThe annual publication is freely available online. The work is underpinned by three key principles: \n \n1. The provision of robust, consistent estimates of costs based on economic theory and reflecting the long-run marginal opportunity cost. \n \n2. Comprehensive coverage of available health and social care services, reflective of new service developments. \n \n3. Clarity and accessibility in the presentation of cost estimates. \n \nThe annual volume included nationally-applicable costs for around 80 health and adult social care services (NHS, local authority, private and voluntary) as well as at least three articles by academics and practitioners each year. Unit costs represents the total expenditure incurred to produce one unit of output in health and social care. For example, the cost of one hour of a nurse or GP’s time, or a face-to-face appointment with a social worker or perhaps a speech therapist. It could also be a week in a residential care or nursing home or the cost of a day care attendance. \n \nThe consistency, comprehensiveness and robustness of what was produced over time has seen the volumes become a cornerstone of economic evaluations and a resource to inform deliberations among decision-makers.","note":"DOI: 10.22024/UNIKENT/01.02.105685","publisher":"Personal Social Services Research Unit (University of Kent) &amp; Centre for Health Economics (University of York)","source":"DOI.org (Datacite)","title":"Unit Costs of Health and Social Care 2023 Manual","URL":"https://kar.kent.ac.uk/id/eprint/105685","author":[{"family":"Jones","given":"Karen C."},{"family":"Weatherly","given":"Helen"},{"family":"Birch","given":"Sarah"},{"family":"Castelli","given":"Adriana"},{"family":"Chalkley","given":"Martin"},{"family":"Dargan","given":"Alan"},{"family":"Forder","given":"Julien E."},{"family":"Gao","given":"Minyue"},{"family":"Hinde","given":"Seb"},{"family":"Markham","given":"Sarah"},{"family":"Premji","given":"Shainur"},{"family":"Findlay","given":"D."},{"family":"Teo","given":"H."}],"accessed":{"date-parts":[["2025",6,28]]},"issued":{"date-parts":[["2024"]]}}}],"schema":"https://github.com/citation-style-language/schema/raw/master/csl-citation.json"} </w:instrText>
+            </w:r>
+            <w:r>
+              <w:rPr>
+                <w:rFonts w:ascii="Arial" w:hAnsi="Arial" w:cs="Arial"/>
+                <w:sz w:val="20"/>
+                <w:szCs w:val="20"/>
+              </w:rPr>
+              <w:fldChar w:fldCharType="separate"/>
+            </w:r>
+            <w:r>
+              <w:rPr>
+                <w:rFonts w:ascii="Arial" w:hAnsi="Arial" w:cs="Arial"/>
+                <w:sz w:val="20"/>
+              </w:rPr>
+              <w:t>(15)</w:t>
+            </w:r>
+            <w:r>
+              <w:rPr>
+                <w:rFonts w:ascii="Arial" w:hAnsi="Arial" w:cs="Arial"/>
+                <w:sz w:val="20"/>
+                <w:szCs w:val="20"/>
+              </w:rPr>
+              <w:fldChar w:fldCharType="end"/>
             </w:r>
           </w:p>
         </w:tc>
@@ -8411,7 +10330,15 @@
                 <w:sz w:val="20"/>
                 <w:szCs w:val="20"/>
               </w:rPr>
-              <w:t>6.25</w:t>
+              <w:t>6.</w:t>
+            </w:r>
+            <w:r>
+              <w:rPr>
+                <w:rFonts w:ascii="Arial" w:hAnsi="Arial" w:cs="Arial"/>
+                <w:sz w:val="20"/>
+                <w:szCs w:val="20"/>
+              </w:rPr>
+              <w:t>41</w:t>
             </w:r>
           </w:p>
         </w:tc>
@@ -8455,7 +10382,38 @@
                 <w:sz w:val="20"/>
                 <w:szCs w:val="20"/>
               </w:rPr>
-              <w:t>Unit Costs of Health and Social Care 2023.</w:t>
+              <w:fldChar w:fldCharType="begin"/>
+            </w:r>
+            <w:r>
+              <w:rPr>
+                <w:rFonts w:ascii="Arial" w:hAnsi="Arial" w:cs="Arial"/>
+                <w:sz w:val="20"/>
+                <w:szCs w:val="20"/>
+              </w:rPr>
+              <w:instrText xml:space="preserve"> ADDIN ZOTERO_ITEM CSL_CITATION {"citationID":"Jb2XfdoK","properties":{"formattedCitation":"(15)","plainCitation":"(15)","noteIndex":0},"citationItems":[{"id":257,"uris":["http://zotero.org/users/10269583/items/DFYCAX26"],"itemData":{"id":257,"type":"book","abstract":"Knowing the cost of specific health and social care services is crucial information for making decisions about what support is provided to those who need help, assisting service providers to plan for the future of their services, and more generally for allocating scarce resources and budgets. To support resourcing decisions, the Unit Cost Programme has been carried out by the Personal Social Services Research Unit (PSSRU) at the University of Kent. They produced the annual cost estimates for the delivery of health and social care services for 29 years. Lesley Curtis, a Senior Research Fellow at PSSRU led the Unit Costs of Health and Social Care programme, alongside Jennifer Beecham, Ann Netten and Amanda Burns. In 2020, Karen Jones, Co-Director of PSSRU, led the programme for two years. \n \nThe annual publication is freely available online. The work is underpinned by three key principles: \n \n1. The provision of robust, consistent estimates of costs based on economic theory and reflecting the long-run marginal opportunity cost. \n \n2. Comprehensive coverage of available health and social care services, reflective of new service developments. \n \n3. Clarity and accessibility in the presentation of cost estimates. \n \nThe annual volume included nationally-applicable costs for around 80 health and adult social care services (NHS, local authority, private and voluntary) as well as at least three articles by academics and practitioners each year. Unit costs represents the total expenditure incurred to produce one unit of output in health and social care. For example, the cost of one hour of a nurse or GP’s time, or a face-to-face appointment with a social worker or perhaps a speech therapist. It could also be a week in a residential care or nursing home or the cost of a day care attendance. \n \nThe consistency, comprehensiveness and robustness of what was produced over time has seen the volumes become a cornerstone of economic evaluations and a resource to inform deliberations among decision-makers.","note":"DOI: 10.22024/UNIKENT/01.02.105685","publisher":"Personal Social Services Research Unit (University of Kent) &amp; Centre for Health Economics (University of York)","source":"DOI.org (Datacite)","title":"Unit Costs of Health and Social Care 2023 Manual","URL":"https://kar.kent.ac.uk/id/eprint/105685","author":[{"family":"Jones","given":"Karen C."},{"family":"Weatherly","given":"Helen"},{"family":"Birch","given":"Sarah"},{"family":"Castelli","given":"Adriana"},{"family":"Chalkley","given":"Martin"},{"family":"Dargan","given":"Alan"},{"family":"Forder","given":"Julien E."},{"family":"Gao","given":"Minyue"},{"family":"Hinde","given":"Seb"},{"family":"Markham","given":"Sarah"},{"family":"Premji","given":"Shainur"},{"family":"Findlay","given":"D."},{"family":"Teo","given":"H."}],"accessed":{"date-parts":[["2025",6,28]]},"issued":{"date-parts":[["2024"]]}}}],"schema":"https://github.com/citation-style-language/schema/raw/master/csl-citation.json"} </w:instrText>
+            </w:r>
+            <w:r>
+              <w:rPr>
+                <w:rFonts w:ascii="Arial" w:hAnsi="Arial" w:cs="Arial"/>
+                <w:sz w:val="20"/>
+                <w:szCs w:val="20"/>
+              </w:rPr>
+              <w:fldChar w:fldCharType="separate"/>
+            </w:r>
+            <w:r>
+              <w:rPr>
+                <w:rFonts w:ascii="Arial" w:hAnsi="Arial" w:cs="Arial"/>
+                <w:sz w:val="20"/>
+              </w:rPr>
+              <w:t>(15)</w:t>
+            </w:r>
+            <w:r>
+              <w:rPr>
+                <w:rFonts w:ascii="Arial" w:hAnsi="Arial" w:cs="Arial"/>
+                <w:sz w:val="20"/>
+                <w:szCs w:val="20"/>
+              </w:rPr>
+              <w:fldChar w:fldCharType="end"/>
             </w:r>
           </w:p>
         </w:tc>
@@ -8664,7 +10622,7 @@
                 <w:sz w:val="20"/>
                 <w:szCs w:val="20"/>
               </w:rPr>
-              <w:t>779</w:t>
+              <w:t>535</w:t>
             </w:r>
           </w:p>
         </w:tc>
@@ -8708,7 +10666,38 @@
                 <w:sz w:val="20"/>
                 <w:szCs w:val="20"/>
               </w:rPr>
-              <w:t>National schedule of NHS costs 2021/2022</w:t>
+              <w:fldChar w:fldCharType="begin"/>
+            </w:r>
+            <w:r>
+              <w:rPr>
+                <w:rFonts w:ascii="Arial" w:hAnsi="Arial" w:cs="Arial"/>
+                <w:sz w:val="20"/>
+                <w:szCs w:val="20"/>
+              </w:rPr>
+              <w:instrText xml:space="preserve"> ADDIN ZOTERO_ITEM CSL_CITATION {"citationID":"1eDAhsCo","properties":{"formattedCitation":"(16)","plainCitation":"(16)","noteIndex":0},"citationItems":[{"id":260,"uris":["http://zotero.org/users/10269583/items/GV6AHZXU"],"itemData":{"id":260,"type":"dataset","title":"2021/22 National Cost Collection Data Publication","URL":"https://www.england.nhs.uk/publication/2021-22-national-cost-collection-data-publication/","author":[{"family":"NHS England","given":""}],"issued":{"date-parts":[["2023"]]}}}],"schema":"https://github.com/citation-style-language/schema/raw/master/csl-citation.json"} </w:instrText>
+            </w:r>
+            <w:r>
+              <w:rPr>
+                <w:rFonts w:ascii="Arial" w:hAnsi="Arial" w:cs="Arial"/>
+                <w:sz w:val="20"/>
+                <w:szCs w:val="20"/>
+              </w:rPr>
+              <w:fldChar w:fldCharType="separate"/>
+            </w:r>
+            <w:r>
+              <w:rPr>
+                <w:rFonts w:ascii="Arial" w:hAnsi="Arial" w:cs="Arial"/>
+                <w:sz w:val="20"/>
+              </w:rPr>
+              <w:t>(16)</w:t>
+            </w:r>
+            <w:r>
+              <w:rPr>
+                <w:rFonts w:ascii="Arial" w:hAnsi="Arial" w:cs="Arial"/>
+                <w:sz w:val="20"/>
+                <w:szCs w:val="20"/>
+              </w:rPr>
+              <w:fldChar w:fldCharType="end"/>
             </w:r>
           </w:p>
         </w:tc>
@@ -8807,7 +10796,7 @@
                 <w:sz w:val="20"/>
                 <w:szCs w:val="20"/>
               </w:rPr>
-              <w:t>779</w:t>
+              <w:t>535</w:t>
             </w:r>
           </w:p>
         </w:tc>
@@ -8851,7 +10840,38 @@
                 <w:sz w:val="20"/>
                 <w:szCs w:val="20"/>
               </w:rPr>
-              <w:t>National schedule of NHS costs 2021/2022</w:t>
+              <w:fldChar w:fldCharType="begin"/>
+            </w:r>
+            <w:r>
+              <w:rPr>
+                <w:rFonts w:ascii="Arial" w:hAnsi="Arial" w:cs="Arial"/>
+                <w:sz w:val="20"/>
+                <w:szCs w:val="20"/>
+              </w:rPr>
+              <w:instrText xml:space="preserve"> ADDIN ZOTERO_ITEM CSL_CITATION {"citationID":"jVE8js7E","properties":{"formattedCitation":"(16)","plainCitation":"(16)","noteIndex":0},"citationItems":[{"id":260,"uris":["http://zotero.org/users/10269583/items/GV6AHZXU"],"itemData":{"id":260,"type":"dataset","title":"2021/22 National Cost Collection Data Publication","URL":"https://www.england.nhs.uk/publication/2021-22-national-cost-collection-data-publication/","author":[{"family":"NHS England","given":""}],"issued":{"date-parts":[["2023"]]}}}],"schema":"https://github.com/citation-style-language/schema/raw/master/csl-citation.json"} </w:instrText>
+            </w:r>
+            <w:r>
+              <w:rPr>
+                <w:rFonts w:ascii="Arial" w:hAnsi="Arial" w:cs="Arial"/>
+                <w:sz w:val="20"/>
+                <w:szCs w:val="20"/>
+              </w:rPr>
+              <w:fldChar w:fldCharType="separate"/>
+            </w:r>
+            <w:r>
+              <w:rPr>
+                <w:rFonts w:ascii="Arial" w:hAnsi="Arial" w:cs="Arial"/>
+                <w:sz w:val="20"/>
+              </w:rPr>
+              <w:t>(16)</w:t>
+            </w:r>
+            <w:r>
+              <w:rPr>
+                <w:rFonts w:ascii="Arial" w:hAnsi="Arial" w:cs="Arial"/>
+                <w:sz w:val="20"/>
+                <w:szCs w:val="20"/>
+              </w:rPr>
+              <w:fldChar w:fldCharType="end"/>
             </w:r>
           </w:p>
         </w:tc>
@@ -8966,7 +10986,7 @@
                 <w:sz w:val="20"/>
                 <w:szCs w:val="20"/>
               </w:rPr>
-              <w:t>2157</w:t>
+              <w:t>1623</w:t>
             </w:r>
           </w:p>
         </w:tc>
@@ -9010,7 +11030,38 @@
                 <w:sz w:val="20"/>
                 <w:szCs w:val="20"/>
               </w:rPr>
-              <w:t>National schedule of NHS costs 2021/2022</w:t>
+              <w:fldChar w:fldCharType="begin"/>
+            </w:r>
+            <w:r>
+              <w:rPr>
+                <w:rFonts w:ascii="Arial" w:hAnsi="Arial" w:cs="Arial"/>
+                <w:sz w:val="20"/>
+                <w:szCs w:val="20"/>
+              </w:rPr>
+              <w:instrText xml:space="preserve"> ADDIN ZOTERO_ITEM CSL_CITATION {"citationID":"F4YlQqQU","properties":{"formattedCitation":"(16)","plainCitation":"(16)","noteIndex":0},"citationItems":[{"id":260,"uris":["http://zotero.org/users/10269583/items/GV6AHZXU"],"itemData":{"id":260,"type":"dataset","title":"2021/22 National Cost Collection Data Publication","URL":"https://www.england.nhs.uk/publication/2021-22-national-cost-collection-data-publication/","author":[{"family":"NHS England","given":""}],"issued":{"date-parts":[["2023"]]}}}],"schema":"https://github.com/citation-style-language/schema/raw/master/csl-citation.json"} </w:instrText>
+            </w:r>
+            <w:r>
+              <w:rPr>
+                <w:rFonts w:ascii="Arial" w:hAnsi="Arial" w:cs="Arial"/>
+                <w:sz w:val="20"/>
+                <w:szCs w:val="20"/>
+              </w:rPr>
+              <w:fldChar w:fldCharType="separate"/>
+            </w:r>
+            <w:r>
+              <w:rPr>
+                <w:rFonts w:ascii="Arial" w:hAnsi="Arial" w:cs="Arial"/>
+                <w:sz w:val="20"/>
+              </w:rPr>
+              <w:t>(16)</w:t>
+            </w:r>
+            <w:r>
+              <w:rPr>
+                <w:rFonts w:ascii="Arial" w:hAnsi="Arial" w:cs="Arial"/>
+                <w:sz w:val="20"/>
+                <w:szCs w:val="20"/>
+              </w:rPr>
+              <w:fldChar w:fldCharType="end"/>
             </w:r>
           </w:p>
         </w:tc>
@@ -9125,7 +11176,7 @@
                 <w:sz w:val="20"/>
                 <w:szCs w:val="20"/>
               </w:rPr>
-              <w:t>2157</w:t>
+              <w:t>1623</w:t>
             </w:r>
           </w:p>
         </w:tc>
@@ -9169,7 +11220,38 @@
                 <w:sz w:val="20"/>
                 <w:szCs w:val="20"/>
               </w:rPr>
-              <w:t>National schedule of NHS costs 2021/2022</w:t>
+              <w:fldChar w:fldCharType="begin"/>
+            </w:r>
+            <w:r>
+              <w:rPr>
+                <w:rFonts w:ascii="Arial" w:hAnsi="Arial" w:cs="Arial"/>
+                <w:sz w:val="20"/>
+                <w:szCs w:val="20"/>
+              </w:rPr>
+              <w:instrText xml:space="preserve"> ADDIN ZOTERO_ITEM CSL_CITATION {"citationID":"ecwbq8AI","properties":{"formattedCitation":"(16)","plainCitation":"(16)","noteIndex":0},"citationItems":[{"id":260,"uris":["http://zotero.org/users/10269583/items/GV6AHZXU"],"itemData":{"id":260,"type":"dataset","title":"2021/22 National Cost Collection Data Publication","URL":"https://www.england.nhs.uk/publication/2021-22-national-cost-collection-data-publication/","author":[{"family":"NHS England","given":""}],"issued":{"date-parts":[["2023"]]}}}],"schema":"https://github.com/citation-style-language/schema/raw/master/csl-citation.json"} </w:instrText>
+            </w:r>
+            <w:r>
+              <w:rPr>
+                <w:rFonts w:ascii="Arial" w:hAnsi="Arial" w:cs="Arial"/>
+                <w:sz w:val="20"/>
+                <w:szCs w:val="20"/>
+              </w:rPr>
+              <w:fldChar w:fldCharType="separate"/>
+            </w:r>
+            <w:r>
+              <w:rPr>
+                <w:rFonts w:ascii="Arial" w:hAnsi="Arial" w:cs="Arial"/>
+                <w:sz w:val="20"/>
+              </w:rPr>
+              <w:t>(16)</w:t>
+            </w:r>
+            <w:r>
+              <w:rPr>
+                <w:rFonts w:ascii="Arial" w:hAnsi="Arial" w:cs="Arial"/>
+                <w:sz w:val="20"/>
+                <w:szCs w:val="20"/>
+              </w:rPr>
+              <w:fldChar w:fldCharType="end"/>
             </w:r>
           </w:p>
         </w:tc>
@@ -9398,7 +11480,38 @@
                 <w:sz w:val="20"/>
                 <w:szCs w:val="20"/>
               </w:rPr>
-              <w:t>National schedule of NHS costs 2021/2022</w:t>
+              <w:fldChar w:fldCharType="begin"/>
+            </w:r>
+            <w:r>
+              <w:rPr>
+                <w:rFonts w:ascii="Arial" w:hAnsi="Arial" w:cs="Arial"/>
+                <w:sz w:val="20"/>
+                <w:szCs w:val="20"/>
+              </w:rPr>
+              <w:instrText xml:space="preserve"> ADDIN ZOTERO_ITEM CSL_CITATION {"citationID":"PkppY2Dk","properties":{"formattedCitation":"(16)","plainCitation":"(16)","noteIndex":0},"citationItems":[{"id":260,"uris":["http://zotero.org/users/10269583/items/GV6AHZXU"],"itemData":{"id":260,"type":"dataset","title":"2021/22 National Cost Collection Data Publication","URL":"https://www.england.nhs.uk/publication/2021-22-national-cost-collection-data-publication/","author":[{"family":"NHS England","given":""}],"issued":{"date-parts":[["2023"]]}}}],"schema":"https://github.com/citation-style-language/schema/raw/master/csl-citation.json"} </w:instrText>
+            </w:r>
+            <w:r>
+              <w:rPr>
+                <w:rFonts w:ascii="Arial" w:hAnsi="Arial" w:cs="Arial"/>
+                <w:sz w:val="20"/>
+                <w:szCs w:val="20"/>
+              </w:rPr>
+              <w:fldChar w:fldCharType="separate"/>
+            </w:r>
+            <w:r>
+              <w:rPr>
+                <w:rFonts w:ascii="Arial" w:hAnsi="Arial" w:cs="Arial"/>
+                <w:sz w:val="20"/>
+              </w:rPr>
+              <w:t>(16)</w:t>
+            </w:r>
+            <w:r>
+              <w:rPr>
+                <w:rFonts w:ascii="Arial" w:hAnsi="Arial" w:cs="Arial"/>
+                <w:sz w:val="20"/>
+                <w:szCs w:val="20"/>
+              </w:rPr>
+              <w:fldChar w:fldCharType="end"/>
             </w:r>
           </w:p>
         </w:tc>
@@ -9533,7 +11646,38 @@
                 <w:sz w:val="20"/>
                 <w:szCs w:val="20"/>
               </w:rPr>
-              <w:t>National schedule of NHS costs 2021/2022</w:t>
+              <w:fldChar w:fldCharType="begin"/>
+            </w:r>
+            <w:r>
+              <w:rPr>
+                <w:rFonts w:ascii="Arial" w:hAnsi="Arial" w:cs="Arial"/>
+                <w:sz w:val="20"/>
+                <w:szCs w:val="20"/>
+              </w:rPr>
+              <w:instrText xml:space="preserve"> ADDIN ZOTERO_ITEM CSL_CITATION {"citationID":"r3Ezth21","properties":{"formattedCitation":"(16)","plainCitation":"(16)","noteIndex":0},"citationItems":[{"id":260,"uris":["http://zotero.org/users/10269583/items/GV6AHZXU"],"itemData":{"id":260,"type":"dataset","title":"2021/22 National Cost Collection Data Publication","URL":"https://www.england.nhs.uk/publication/2021-22-national-cost-collection-data-publication/","author":[{"family":"NHS England","given":""}],"issued":{"date-parts":[["2023"]]}}}],"schema":"https://github.com/citation-style-language/schema/raw/master/csl-citation.json"} </w:instrText>
+            </w:r>
+            <w:r>
+              <w:rPr>
+                <w:rFonts w:ascii="Arial" w:hAnsi="Arial" w:cs="Arial"/>
+                <w:sz w:val="20"/>
+                <w:szCs w:val="20"/>
+              </w:rPr>
+              <w:fldChar w:fldCharType="separate"/>
+            </w:r>
+            <w:r>
+              <w:rPr>
+                <w:rFonts w:ascii="Arial" w:hAnsi="Arial" w:cs="Arial"/>
+                <w:sz w:val="20"/>
+              </w:rPr>
+              <w:t>(16)</w:t>
+            </w:r>
+            <w:r>
+              <w:rPr>
+                <w:rFonts w:ascii="Arial" w:hAnsi="Arial" w:cs="Arial"/>
+                <w:sz w:val="20"/>
+                <w:szCs w:val="20"/>
+              </w:rPr>
+              <w:fldChar w:fldCharType="end"/>
             </w:r>
           </w:p>
         </w:tc>
@@ -9668,7 +11812,464 @@
                 <w:sz w:val="20"/>
                 <w:szCs w:val="20"/>
               </w:rPr>
-              <w:t>National schedule of NHS costs 2021/2022</w:t>
+              <w:fldChar w:fldCharType="begin"/>
+            </w:r>
+            <w:r>
+              <w:rPr>
+                <w:rFonts w:ascii="Arial" w:hAnsi="Arial" w:cs="Arial"/>
+                <w:sz w:val="20"/>
+                <w:szCs w:val="20"/>
+              </w:rPr>
+              <w:instrText xml:space="preserve"> ADDIN ZOTERO_ITEM CSL_CITATION {"citationID":"jzE860dw","properties":{"formattedCitation":"(16)","plainCitation":"(16)","noteIndex":0},"citationItems":[{"id":260,"uris":["http://zotero.org/users/10269583/items/GV6AHZXU"],"itemData":{"id":260,"type":"dataset","title":"2021/22 National Cost Collection Data Publication","URL":"https://www.england.nhs.uk/publication/2021-22-national-cost-collection-data-publication/","author":[{"family":"NHS England","given":""}],"issued":{"date-parts":[["2023"]]}}}],"schema":"https://github.com/citation-style-language/schema/raw/master/csl-citation.json"} </w:instrText>
+            </w:r>
+            <w:r>
+              <w:rPr>
+                <w:rFonts w:ascii="Arial" w:hAnsi="Arial" w:cs="Arial"/>
+                <w:sz w:val="20"/>
+                <w:szCs w:val="20"/>
+              </w:rPr>
+              <w:fldChar w:fldCharType="separate"/>
+            </w:r>
+            <w:r>
+              <w:rPr>
+                <w:rFonts w:ascii="Arial" w:hAnsi="Arial" w:cs="Arial"/>
+                <w:sz w:val="20"/>
+              </w:rPr>
+              <w:t>(16)</w:t>
+            </w:r>
+            <w:r>
+              <w:rPr>
+                <w:rFonts w:ascii="Arial" w:hAnsi="Arial" w:cs="Arial"/>
+                <w:sz w:val="20"/>
+                <w:szCs w:val="20"/>
+              </w:rPr>
+              <w:fldChar w:fldCharType="end"/>
+            </w:r>
+          </w:p>
+        </w:tc>
+      </w:tr>
+      <w:tr>
+        <w:tc>
+          <w:tcPr>
+            <w:tcW w:w="2268" w:type="dxa"/>
+          </w:tcPr>
+          <w:p>
+            <w:pPr>
+              <w:jc w:val="right"/>
+              <w:rPr>
+                <w:rFonts w:ascii="Arial" w:hAnsi="Arial" w:cs="Arial"/>
+                <w:sz w:val="20"/>
+                <w:szCs w:val="20"/>
+              </w:rPr>
+            </w:pPr>
+            <w:r>
+              <w:rPr>
+                <w:rFonts w:ascii="Arial" w:hAnsi="Arial" w:cs="Arial"/>
+                <w:sz w:val="20"/>
+                <w:szCs w:val="20"/>
+              </w:rPr>
+              <w:t>65+</w:t>
+            </w:r>
+          </w:p>
+        </w:tc>
+        <w:tc>
+          <w:tcPr>
+            <w:tcW w:w="1134" w:type="dxa"/>
+          </w:tcPr>
+          <w:p>
+            <w:pPr>
+              <w:rPr>
+                <w:rFonts w:ascii="Arial" w:hAnsi="Arial" w:cs="Arial"/>
+                <w:sz w:val="20"/>
+                <w:szCs w:val="20"/>
+              </w:rPr>
+            </w:pPr>
+            <w:r>
+              <w:rPr>
+                <w:rFonts w:ascii="Arial" w:hAnsi="Arial" w:cs="Arial"/>
+                <w:sz w:val="20"/>
+                <w:szCs w:val="20"/>
+              </w:rPr>
+              <w:t>3730</w:t>
+            </w:r>
+          </w:p>
+        </w:tc>
+        <w:tc>
+          <w:tcPr>
+            <w:tcW w:w="1418" w:type="dxa"/>
+          </w:tcPr>
+          <w:p>
+            <w:pPr>
+              <w:rPr>
+                <w:rFonts w:ascii="Arial" w:hAnsi="Arial" w:cs="Arial"/>
+                <w:sz w:val="20"/>
+                <w:szCs w:val="20"/>
+              </w:rPr>
+            </w:pPr>
+            <w:r>
+              <w:rPr>
+                <w:rFonts w:ascii="Arial" w:hAnsi="Arial" w:cs="Arial"/>
+                <w:sz w:val="20"/>
+                <w:szCs w:val="20"/>
+              </w:rPr>
+              <w:t>2434-10787</w:t>
+            </w:r>
+          </w:p>
+        </w:tc>
+        <w:tc>
+          <w:tcPr>
+            <w:tcW w:w="709" w:type="dxa"/>
+          </w:tcPr>
+          <w:p>
+            <w:pPr>
+              <w:rPr>
+                <w:rFonts w:ascii="Arial" w:hAnsi="Arial" w:cs="Arial"/>
+                <w:sz w:val="20"/>
+                <w:szCs w:val="20"/>
+              </w:rPr>
+            </w:pPr>
+            <w:r>
+              <w:rPr>
+                <w:rFonts w:ascii="Arial" w:hAnsi="Arial" w:cs="Arial"/>
+                <w:sz w:val="20"/>
+                <w:szCs w:val="20"/>
+              </w:rPr>
+              <w:t>2131</w:t>
+            </w:r>
+          </w:p>
+        </w:tc>
+        <w:tc>
+          <w:tcPr>
+            <w:tcW w:w="1275" w:type="dxa"/>
+          </w:tcPr>
+          <w:p>
+            <w:pPr>
+              <w:rPr>
+                <w:rFonts w:ascii="Arial" w:hAnsi="Arial" w:cs="Arial"/>
+                <w:sz w:val="20"/>
+                <w:szCs w:val="20"/>
+              </w:rPr>
+            </w:pPr>
+            <w:r>
+              <w:rPr>
+                <w:rFonts w:ascii="Arial" w:hAnsi="Arial" w:cs="Arial"/>
+                <w:sz w:val="20"/>
+                <w:szCs w:val="20"/>
+              </w:rPr>
+              <w:t>Lognormal</w:t>
+            </w:r>
+          </w:p>
+        </w:tc>
+        <w:tc>
+          <w:tcPr>
+            <w:tcW w:w="2268" w:type="dxa"/>
+          </w:tcPr>
+          <w:p>
+            <w:pPr>
+              <w:rPr>
+                <w:rFonts w:ascii="Arial" w:hAnsi="Arial" w:cs="Arial"/>
+                <w:sz w:val="20"/>
+                <w:szCs w:val="20"/>
+              </w:rPr>
+            </w:pPr>
+            <w:r>
+              <w:rPr>
+                <w:rFonts w:ascii="Arial" w:hAnsi="Arial" w:cs="Arial"/>
+                <w:sz w:val="20"/>
+                <w:szCs w:val="20"/>
+              </w:rPr>
+              <w:fldChar w:fldCharType="begin"/>
+            </w:r>
+            <w:r>
+              <w:rPr>
+                <w:rFonts w:ascii="Arial" w:hAnsi="Arial" w:cs="Arial"/>
+                <w:sz w:val="20"/>
+                <w:szCs w:val="20"/>
+              </w:rPr>
+              <w:instrText xml:space="preserve"> ADDIN ZOTERO_ITEM CSL_CITATION {"citationID":"KI3maEoH","properties":{"formattedCitation":"(16)","plainCitation":"(16)","noteIndex":0},"citationItems":[{"id":260,"uris":["http://zotero.org/users/10269583/items/GV6AHZXU"],"itemData":{"id":260,"type":"dataset","title":"2021/22 National Cost Collection Data Publication","URL":"https://www.england.nhs.uk/publication/2021-22-national-cost-collection-data-publication/","author":[{"family":"NHS England","given":""}],"issued":{"date-parts":[["2023"]]}}}],"schema":"https://github.com/citation-style-language/schema/raw/master/csl-citation.json"} </w:instrText>
+            </w:r>
+            <w:r>
+              <w:rPr>
+                <w:rFonts w:ascii="Arial" w:hAnsi="Arial" w:cs="Arial"/>
+                <w:sz w:val="20"/>
+                <w:szCs w:val="20"/>
+              </w:rPr>
+              <w:fldChar w:fldCharType="separate"/>
+            </w:r>
+            <w:r>
+              <w:rPr>
+                <w:rFonts w:ascii="Arial" w:hAnsi="Arial" w:cs="Arial"/>
+                <w:sz w:val="20"/>
+              </w:rPr>
+              <w:t>(16)</w:t>
+            </w:r>
+            <w:r>
+              <w:rPr>
+                <w:rFonts w:ascii="Arial" w:hAnsi="Arial" w:cs="Arial"/>
+                <w:sz w:val="20"/>
+                <w:szCs w:val="20"/>
+              </w:rPr>
+              <w:fldChar w:fldCharType="end"/>
+            </w:r>
+          </w:p>
+        </w:tc>
+      </w:tr>
+      <w:tr>
+        <w:tc>
+          <w:tcPr>
+            <w:tcW w:w="2268" w:type="dxa"/>
+          </w:tcPr>
+          <w:p>
+            <w:pPr>
+              <w:rPr>
+                <w:rFonts w:ascii="Arial" w:hAnsi="Arial" w:cs="Arial"/>
+                <w:sz w:val="20"/>
+                <w:szCs w:val="20"/>
+              </w:rPr>
+            </w:pPr>
+            <w:r>
+              <w:rPr>
+                <w:rFonts w:ascii="Arial" w:hAnsi="Arial" w:cs="Arial"/>
+                <w:sz w:val="20"/>
+                <w:szCs w:val="20"/>
+              </w:rPr>
+              <w:t>Vaccine administration cost</w:t>
+            </w:r>
+          </w:p>
+        </w:tc>
+        <w:tc>
+          <w:tcPr>
+            <w:tcW w:w="1134" w:type="dxa"/>
+          </w:tcPr>
+          <w:p>
+            <w:pPr>
+              <w:rPr>
+                <w:rFonts w:ascii="Arial" w:hAnsi="Arial" w:cs="Arial"/>
+                <w:sz w:val="20"/>
+                <w:szCs w:val="20"/>
+              </w:rPr>
+            </w:pPr>
+          </w:p>
+        </w:tc>
+        <w:tc>
+          <w:tcPr>
+            <w:tcW w:w="1418" w:type="dxa"/>
+          </w:tcPr>
+          <w:p>
+            <w:pPr>
+              <w:rPr>
+                <w:rFonts w:ascii="Arial" w:hAnsi="Arial" w:cs="Arial"/>
+                <w:sz w:val="20"/>
+                <w:szCs w:val="20"/>
+              </w:rPr>
+            </w:pPr>
+          </w:p>
+        </w:tc>
+        <w:tc>
+          <w:tcPr>
+            <w:tcW w:w="709" w:type="dxa"/>
+          </w:tcPr>
+          <w:p>
+            <w:pPr>
+              <w:rPr>
+                <w:rFonts w:ascii="Arial" w:hAnsi="Arial" w:cs="Arial"/>
+                <w:sz w:val="20"/>
+                <w:szCs w:val="20"/>
+              </w:rPr>
+            </w:pPr>
+          </w:p>
+        </w:tc>
+        <w:tc>
+          <w:tcPr>
+            <w:tcW w:w="1275" w:type="dxa"/>
+          </w:tcPr>
+          <w:p>
+            <w:pPr>
+              <w:rPr>
+                <w:rFonts w:ascii="Arial" w:hAnsi="Arial" w:cs="Arial"/>
+                <w:sz w:val="20"/>
+                <w:szCs w:val="20"/>
+              </w:rPr>
+            </w:pPr>
+          </w:p>
+        </w:tc>
+        <w:tc>
+          <w:tcPr>
+            <w:tcW w:w="2268" w:type="dxa"/>
+          </w:tcPr>
+          <w:p>
+            <w:pPr>
+              <w:rPr>
+                <w:rFonts w:ascii="Arial" w:hAnsi="Arial" w:cs="Arial"/>
+                <w:sz w:val="20"/>
+                <w:szCs w:val="20"/>
+              </w:rPr>
+            </w:pPr>
+          </w:p>
+        </w:tc>
+      </w:tr>
+      <w:tr>
+        <w:tc>
+          <w:tcPr>
+            <w:tcW w:w="2268" w:type="dxa"/>
+          </w:tcPr>
+          <w:p>
+            <w:pPr>
+              <w:jc w:val="right"/>
+              <w:rPr>
+                <w:rFonts w:ascii="Arial" w:hAnsi="Arial" w:cs="Arial"/>
+                <w:sz w:val="20"/>
+                <w:szCs w:val="20"/>
+              </w:rPr>
+            </w:pPr>
+            <w:r>
+              <w:rPr>
+                <w:rFonts w:ascii="Arial" w:hAnsi="Arial" w:cs="Arial"/>
+                <w:sz w:val="20"/>
+                <w:szCs w:val="20"/>
+              </w:rPr>
+              <w:t>0-14</w:t>
+            </w:r>
+          </w:p>
+        </w:tc>
+        <w:tc>
+          <w:tcPr>
+            <w:tcW w:w="1134" w:type="dxa"/>
+          </w:tcPr>
+          <w:p>
+            <w:pPr>
+              <w:rPr>
+                <w:rFonts w:ascii="Arial" w:hAnsi="Arial" w:cs="Arial"/>
+                <w:sz w:val="20"/>
+                <w:szCs w:val="20"/>
+              </w:rPr>
+            </w:pPr>
+            <w:r>
+              <w:rPr>
+                <w:rFonts w:ascii="Arial" w:hAnsi="Arial" w:cs="Arial"/>
+                <w:sz w:val="20"/>
+                <w:szCs w:val="20"/>
+              </w:rPr>
+              <w:t>18.20</w:t>
+            </w:r>
+          </w:p>
+        </w:tc>
+        <w:tc>
+          <w:tcPr>
+            <w:tcW w:w="1418" w:type="dxa"/>
+          </w:tcPr>
+          <w:p>
+            <w:pPr>
+              <w:rPr>
+                <w:rFonts w:ascii="Arial" w:hAnsi="Arial" w:cs="Arial"/>
+                <w:sz w:val="20"/>
+                <w:szCs w:val="20"/>
+              </w:rPr>
+            </w:pPr>
+            <w:r>
+              <w:rPr>
+                <w:rFonts w:ascii="Arial" w:hAnsi="Arial" w:cs="Arial"/>
+                <w:sz w:val="20"/>
+                <w:szCs w:val="20"/>
+              </w:rPr>
+              <w:t>9.71-25.97</w:t>
+            </w:r>
+          </w:p>
+        </w:tc>
+        <w:tc>
+          <w:tcPr>
+            <w:tcW w:w="709" w:type="dxa"/>
+          </w:tcPr>
+          <w:p>
+            <w:pPr>
+              <w:rPr>
+                <w:rFonts w:ascii="Arial" w:hAnsi="Arial" w:cs="Arial"/>
+                <w:sz w:val="20"/>
+                <w:szCs w:val="20"/>
+              </w:rPr>
+            </w:pPr>
+            <w:r>
+              <w:rPr>
+                <w:rFonts w:ascii="Arial" w:hAnsi="Arial" w:cs="Arial"/>
+                <w:sz w:val="20"/>
+                <w:szCs w:val="20"/>
+              </w:rPr>
+              <w:t>4.64</w:t>
+            </w:r>
+          </w:p>
+        </w:tc>
+        <w:tc>
+          <w:tcPr>
+            <w:tcW w:w="1275" w:type="dxa"/>
+          </w:tcPr>
+          <w:p>
+            <w:pPr>
+              <w:rPr>
+                <w:rFonts w:ascii="Arial" w:hAnsi="Arial" w:cs="Arial"/>
+                <w:sz w:val="20"/>
+                <w:szCs w:val="20"/>
+              </w:rPr>
+            </w:pPr>
+            <w:r>
+              <w:rPr>
+                <w:rFonts w:ascii="Arial" w:hAnsi="Arial" w:cs="Arial"/>
+                <w:sz w:val="20"/>
+                <w:szCs w:val="20"/>
+              </w:rPr>
+              <w:t>Lognormal</w:t>
+            </w:r>
+          </w:p>
+        </w:tc>
+        <w:tc>
+          <w:tcPr>
+            <w:tcW w:w="2268" w:type="dxa"/>
+          </w:tcPr>
+          <w:p>
+            <w:pPr>
+              <w:rPr>
+                <w:rFonts w:ascii="Arial" w:hAnsi="Arial" w:cs="Arial"/>
+                <w:sz w:val="20"/>
+                <w:szCs w:val="20"/>
+              </w:rPr>
+            </w:pPr>
+            <w:r>
+              <w:rPr>
+                <w:rFonts w:ascii="Arial" w:hAnsi="Arial" w:cs="Arial"/>
+                <w:sz w:val="20"/>
+                <w:szCs w:val="20"/>
+              </w:rPr>
+              <w:fldChar w:fldCharType="begin"/>
+            </w:r>
+            <w:r>
+              <w:rPr>
+                <w:rFonts w:ascii="Arial" w:hAnsi="Arial" w:cs="Arial"/>
+                <w:sz w:val="20"/>
+                <w:szCs w:val="20"/>
+              </w:rPr>
+              <w:instrText xml:space="preserve"> ADDIN ZOTERO_ITEM CSL_CITATION {"citationID":"x96oEQPg","properties":{"formattedCitation":"(17)","plainCitation":"(17)","noteIndex":0},"citationItems":[{"id":258,"uris":["http://zotero.org/users/10269583/items/SVW39F3E"],"itemData":{"id":258,"type":"article-journal","container-title":"Human Vaccines &amp; Immunotherapeutics","DOI":"10.1080/21645515.2019.1619403","ISSN":"2164-5515, 2164-554X","issue":"12","journalAbbreviation":"Human Vaccines &amp; Immunotherapeutics","language":"en","page":"3016-3023","source":"DOI.org (Crossref)","title":"What is the cost of delivering routine vaccinations at GP practices in England? A comparative time-driven activity-based costing analysis","title-short":"What is the cost of delivering routine vaccinations at GP practices in England?","volume":"15","author":[{"family":"Crocker-Buque","given":"Tim"},{"family":"Mohan","given":"Kitty"},{"family":"Ramsay","given":"Mary"},{"family":"Edelstein","given":"Michael"},{"family":"Mounier-Jack","given":"Sandra"}],"issued":{"date-parts":[["2019",12,2]]}}}],"schema":"https://github.com/citation-style-language/schema/raw/master/csl-citation.json"} </w:instrText>
+            </w:r>
+            <w:r>
+              <w:rPr>
+                <w:rFonts w:ascii="Arial" w:hAnsi="Arial" w:cs="Arial"/>
+                <w:sz w:val="20"/>
+                <w:szCs w:val="20"/>
+              </w:rPr>
+              <w:fldChar w:fldCharType="separate"/>
+            </w:r>
+            <w:r>
+              <w:rPr>
+                <w:rFonts w:ascii="Arial" w:hAnsi="Arial" w:cs="Arial"/>
+                <w:sz w:val="20"/>
+              </w:rPr>
+              <w:t>(17)</w:t>
+            </w:r>
+            <w:r>
+              <w:rPr>
+                <w:rFonts w:ascii="Arial" w:hAnsi="Arial" w:cs="Arial"/>
+                <w:sz w:val="20"/>
+                <w:szCs w:val="20"/>
+              </w:rPr>
+              <w:fldChar w:fldCharType="end"/>
             </w:r>
           </w:p>
         </w:tc>
@@ -9696,7 +12297,7 @@
                 <w:sz w:val="20"/>
                 <w:szCs w:val="20"/>
               </w:rPr>
-              <w:t>65+</w:t>
+              <w:t>15+</w:t>
             </w:r>
           </w:p>
         </w:tc>
@@ -9721,7 +12322,7 @@
                 <w:sz w:val="20"/>
                 <w:szCs w:val="20"/>
               </w:rPr>
-              <w:t>3730</w:t>
+              <w:t>14.05</w:t>
             </w:r>
           </w:p>
         </w:tc>
@@ -9746,7 +12347,7 @@
                 <w:sz w:val="20"/>
                 <w:szCs w:val="20"/>
               </w:rPr>
-              <w:t>2434-10787</w:t>
+              <w:t>7.59-20.88</w:t>
             </w:r>
           </w:p>
         </w:tc>
@@ -9771,7 +12372,7 @@
                 <w:sz w:val="20"/>
                 <w:szCs w:val="20"/>
               </w:rPr>
-              <w:t>2131</w:t>
+              <w:t>3.69</w:t>
             </w:r>
           </w:p>
         </w:tc>
@@ -9821,7 +12422,38 @@
                 <w:sz w:val="20"/>
                 <w:szCs w:val="20"/>
               </w:rPr>
-              <w:t>National schedule of NHS costs 2021/2022</w:t>
+              <w:fldChar w:fldCharType="begin"/>
+            </w:r>
+            <w:r>
+              <w:rPr>
+                <w:rFonts w:ascii="Arial" w:hAnsi="Arial" w:cs="Arial"/>
+                <w:sz w:val="20"/>
+                <w:szCs w:val="20"/>
+              </w:rPr>
+              <w:instrText xml:space="preserve"> ADDIN ZOTERO_ITEM CSL_CITATION {"citationID":"jCUL89k8","properties":{"formattedCitation":"(17)","plainCitation":"(17)","noteIndex":0},"citationItems":[{"id":258,"uris":["http://zotero.org/users/10269583/items/SVW39F3E"],"itemData":{"id":258,"type":"article-journal","container-title":"Human Vaccines &amp; Immunotherapeutics","DOI":"10.1080/21645515.2019.1619403","ISSN":"2164-5515, 2164-554X","issue":"12","journalAbbreviation":"Human Vaccines &amp; Immunotherapeutics","language":"en","page":"3016-3023","source":"DOI.org (Crossref)","title":"What is the cost of delivering routine vaccinations at GP practices in England? A comparative time-driven activity-based costing analysis","title-short":"What is the cost of delivering routine vaccinations at GP practices in England?","volume":"15","author":[{"family":"Crocker-Buque","given":"Tim"},{"family":"Mohan","given":"Kitty"},{"family":"Ramsay","given":"Mary"},{"family":"Edelstein","given":"Michael"},{"family":"Mounier-Jack","given":"Sandra"}],"issued":{"date-parts":[["2019",12,2]]}}}],"schema":"https://github.com/citation-style-language/schema/raw/master/csl-citation.json"} </w:instrText>
+            </w:r>
+            <w:r>
+              <w:rPr>
+                <w:rFonts w:ascii="Arial" w:hAnsi="Arial" w:cs="Arial"/>
+                <w:sz w:val="20"/>
+                <w:szCs w:val="20"/>
+              </w:rPr>
+              <w:fldChar w:fldCharType="separate"/>
+            </w:r>
+            <w:r>
+              <w:rPr>
+                <w:rFonts w:ascii="Arial" w:hAnsi="Arial" w:cs="Arial"/>
+                <w:sz w:val="20"/>
+              </w:rPr>
+              <w:t>(17)</w:t>
+            </w:r>
+            <w:r>
+              <w:rPr>
+                <w:rFonts w:ascii="Arial" w:hAnsi="Arial" w:cs="Arial"/>
+                <w:sz w:val="20"/>
+                <w:szCs w:val="20"/>
+              </w:rPr>
+              <w:fldChar w:fldCharType="end"/>
             </w:r>
           </w:p>
         </w:tc>
@@ -9831,8 +12463,6 @@
       <w:pPr>
         <w:rPr>
           <w:rFonts w:ascii="Arial" w:hAnsi="Arial" w:cs="Arial"/>
-          <w:i/>
-          <w:iCs/>
           <w:sz w:val="20"/>
           <w:szCs w:val="20"/>
         </w:rPr>
@@ -9842,8 +12472,6 @@
       <w:pPr>
         <w:rPr>
           <w:rFonts w:ascii="Arial" w:hAnsi="Arial" w:cs="Arial"/>
-          <w:i/>
-          <w:iCs/>
           <w:sz w:val="20"/>
           <w:szCs w:val="20"/>
         </w:rPr>
@@ -9851,43 +12479,842 @@
       <w:r>
         <w:rPr>
           <w:rFonts w:ascii="Arial" w:hAnsi="Arial" w:cs="Arial"/>
-          <w:i/>
-          <w:iCs/>
           <w:sz w:val="20"/>
           <w:szCs w:val="20"/>
         </w:rPr>
-        <w:t xml:space="preserve">Admin cost child </w:t>
-      </w:r>
-      <w:r>
-        <w:rPr>
-          <w:rFonts w:ascii="Arial" w:hAnsi="Arial" w:cs="Arial"/>
-          <w:i/>
-          <w:iCs/>
-          <w:sz w:val="20"/>
-          <w:szCs w:val="20"/>
-        </w:rPr>
-        <w:t>18.20 (9.71-25.97)</w:t>
+        <w:br w:type="page"/>
       </w:r>
     </w:p>
     <w:p>
       <w:pPr>
-        <w:rPr>
-          <w:rFonts w:ascii="Arial" w:hAnsi="Arial" w:cs="Arial"/>
-          <w:i/>
-          <w:iCs/>
-          <w:sz w:val="20"/>
-          <w:szCs w:val="20"/>
+        <w:pStyle w:val="Bibliography"/>
+        <w:rPr>
+          <w:rFonts w:ascii="Arial" w:hAnsi="Arial" w:cs="Arial"/>
+          <w:sz w:val="20"/>
         </w:rPr>
       </w:pPr>
       <w:r>
         <w:rPr>
           <w:rFonts w:ascii="Arial" w:hAnsi="Arial" w:cs="Arial"/>
-          <w:i/>
-          <w:iCs/>
           <w:sz w:val="20"/>
           <w:szCs w:val="20"/>
         </w:rPr>
-        <w:t>Admin cost adult 14.05 (7.59-20.88)</w:t>
+        <w:lastRenderedPageBreak/>
+        <w:fldChar w:fldCharType="begin"/>
+      </w:r>
+      <w:r>
+        <w:rPr>
+          <w:rFonts w:ascii="Arial" w:hAnsi="Arial" w:cs="Arial"/>
+          <w:sz w:val="20"/>
+          <w:szCs w:val="20"/>
+        </w:rPr>
+        <w:instrText xml:space="preserve"> ADDIN ZOTERO_BIBL {"uncited":[],"omitted":[],"custom":[]} CSL_BIBLIOGRAPHY </w:instrText>
+      </w:r>
+      <w:r>
+        <w:rPr>
+          <w:rFonts w:ascii="Arial" w:hAnsi="Arial" w:cs="Arial"/>
+          <w:sz w:val="20"/>
+          <w:szCs w:val="20"/>
+        </w:rPr>
+        <w:fldChar w:fldCharType="separate"/>
+      </w:r>
+      <w:r>
+        <w:rPr>
+          <w:rFonts w:ascii="Arial" w:hAnsi="Arial" w:cs="Arial"/>
+          <w:sz w:val="20"/>
+        </w:rPr>
+        <w:t>1.</w:t>
+      </w:r>
+      <w:r>
+        <w:rPr>
+          <w:rFonts w:ascii="Arial" w:hAnsi="Arial" w:cs="Arial"/>
+          <w:sz w:val="20"/>
+        </w:rPr>
+        <w:tab/>
+        <w:t xml:space="preserve">Bolt H, Gupte PR, Douglas A, </w:t>
+      </w:r>
+      <w:proofErr w:type="spellStart"/>
+      <w:r>
+        <w:rPr>
+          <w:rFonts w:ascii="Arial" w:hAnsi="Arial" w:cs="Arial"/>
+          <w:sz w:val="20"/>
+        </w:rPr>
+        <w:t>Sadmann</w:t>
+      </w:r>
+      <w:proofErr w:type="spellEnd"/>
+      <w:r>
+        <w:rPr>
+          <w:rFonts w:ascii="Arial" w:hAnsi="Arial" w:cs="Arial"/>
+          <w:sz w:val="20"/>
+        </w:rPr>
+        <w:t xml:space="preserve"> FG, Tomlinson LA, Eggo RM. Quantifying the impact of norovirus transmission in the community on acute kidney injury hospitalisations in England: a mathematical modelling study [Internet]. 2024 [cited 2024 Nov 11]. Available from: http://medrxiv.org/lookup/doi/10.1101/2024.10.24.24316053</w:t>
+      </w:r>
+    </w:p>
+    <w:p>
+      <w:pPr>
+        <w:pStyle w:val="Bibliography"/>
+        <w:rPr>
+          <w:rFonts w:ascii="Arial" w:hAnsi="Arial" w:cs="Arial"/>
+          <w:sz w:val="20"/>
+        </w:rPr>
+      </w:pPr>
+      <w:r>
+        <w:rPr>
+          <w:rFonts w:ascii="Arial" w:hAnsi="Arial" w:cs="Arial"/>
+          <w:sz w:val="20"/>
+        </w:rPr>
+        <w:t>2.</w:t>
+      </w:r>
+      <w:r>
+        <w:rPr>
+          <w:rFonts w:ascii="Arial" w:hAnsi="Arial" w:cs="Arial"/>
+          <w:sz w:val="20"/>
+        </w:rPr>
+        <w:tab/>
+        <w:t xml:space="preserve">O’Brien SJ, Donaldson AL, </w:t>
+      </w:r>
+      <w:proofErr w:type="spellStart"/>
+      <w:r>
+        <w:rPr>
+          <w:rFonts w:ascii="Arial" w:hAnsi="Arial" w:cs="Arial"/>
+          <w:sz w:val="20"/>
+        </w:rPr>
+        <w:t>Iturriza-Gomara</w:t>
+      </w:r>
+      <w:proofErr w:type="spellEnd"/>
+      <w:r>
+        <w:rPr>
+          <w:rFonts w:ascii="Arial" w:hAnsi="Arial" w:cs="Arial"/>
+          <w:sz w:val="20"/>
+        </w:rPr>
+        <w:t xml:space="preserve"> M, Tam CC. Age-Specific Incidence Rates for Norovirus in the Community and Presenting to Primary Healthcare Facilities in the United Kingdom. J Infect Dis. 2016 Feb 1;213(</w:t>
+      </w:r>
+      <w:proofErr w:type="spellStart"/>
+      <w:r>
+        <w:rPr>
+          <w:rFonts w:ascii="Arial" w:hAnsi="Arial" w:cs="Arial"/>
+          <w:sz w:val="20"/>
+        </w:rPr>
+        <w:t>suppl</w:t>
+      </w:r>
+      <w:proofErr w:type="spellEnd"/>
+      <w:r>
+        <w:rPr>
+          <w:rFonts w:ascii="Arial" w:hAnsi="Arial" w:cs="Arial"/>
+          <w:sz w:val="20"/>
+        </w:rPr>
+        <w:t xml:space="preserve"> 1</w:t>
+      </w:r>
+      <w:proofErr w:type="gramStart"/>
+      <w:r>
+        <w:rPr>
+          <w:rFonts w:ascii="Arial" w:hAnsi="Arial" w:cs="Arial"/>
+          <w:sz w:val="20"/>
+        </w:rPr>
+        <w:t>):S</w:t>
+      </w:r>
+      <w:proofErr w:type="gramEnd"/>
+      <w:r>
+        <w:rPr>
+          <w:rFonts w:ascii="Arial" w:hAnsi="Arial" w:cs="Arial"/>
+          <w:sz w:val="20"/>
+        </w:rPr>
+        <w:t xml:space="preserve">15–8. </w:t>
+      </w:r>
+    </w:p>
+    <w:p>
+      <w:pPr>
+        <w:pStyle w:val="Bibliography"/>
+        <w:rPr>
+          <w:rFonts w:ascii="Arial" w:hAnsi="Arial" w:cs="Arial"/>
+          <w:sz w:val="20"/>
+        </w:rPr>
+      </w:pPr>
+      <w:r>
+        <w:rPr>
+          <w:rFonts w:ascii="Arial" w:hAnsi="Arial" w:cs="Arial"/>
+          <w:sz w:val="20"/>
+        </w:rPr>
+        <w:t>3.</w:t>
+      </w:r>
+      <w:r>
+        <w:rPr>
+          <w:rFonts w:ascii="Arial" w:hAnsi="Arial" w:cs="Arial"/>
+          <w:sz w:val="20"/>
+        </w:rPr>
+        <w:tab/>
+      </w:r>
+      <w:proofErr w:type="spellStart"/>
+      <w:r>
+        <w:rPr>
+          <w:rFonts w:ascii="Arial" w:hAnsi="Arial" w:cs="Arial"/>
+          <w:sz w:val="20"/>
+        </w:rPr>
+        <w:t>Verstraeten</w:t>
+      </w:r>
+      <w:proofErr w:type="spellEnd"/>
+      <w:r>
+        <w:rPr>
+          <w:rFonts w:ascii="Arial" w:hAnsi="Arial" w:cs="Arial"/>
+          <w:sz w:val="20"/>
+        </w:rPr>
+        <w:t xml:space="preserve"> T, </w:t>
+      </w:r>
+      <w:proofErr w:type="spellStart"/>
+      <w:r>
+        <w:rPr>
+          <w:rFonts w:ascii="Arial" w:hAnsi="Arial" w:cs="Arial"/>
+          <w:sz w:val="20"/>
+        </w:rPr>
+        <w:t>Cattaert</w:t>
+      </w:r>
+      <w:proofErr w:type="spellEnd"/>
+      <w:r>
+        <w:rPr>
+          <w:rFonts w:ascii="Arial" w:hAnsi="Arial" w:cs="Arial"/>
+          <w:sz w:val="20"/>
+        </w:rPr>
+        <w:t xml:space="preserve"> T, Harris J, </w:t>
+      </w:r>
+      <w:proofErr w:type="spellStart"/>
+      <w:r>
+        <w:rPr>
+          <w:rFonts w:ascii="Arial" w:hAnsi="Arial" w:cs="Arial"/>
+          <w:sz w:val="20"/>
+        </w:rPr>
+        <w:t>Lopman</w:t>
+      </w:r>
+      <w:proofErr w:type="spellEnd"/>
+      <w:r>
+        <w:rPr>
+          <w:rFonts w:ascii="Arial" w:hAnsi="Arial" w:cs="Arial"/>
+          <w:sz w:val="20"/>
+        </w:rPr>
+        <w:t xml:space="preserve"> B, Tam CC, Ferreira G. Estimating the Burden of Medically Attended Norovirus Gastroenteritis: </w:t>
+      </w:r>
+      <w:proofErr w:type="spellStart"/>
+      <w:r>
+        <w:rPr>
+          <w:rFonts w:ascii="Arial" w:hAnsi="Arial" w:cs="Arial"/>
+          <w:sz w:val="20"/>
+        </w:rPr>
+        <w:t>Modeling</w:t>
+      </w:r>
+      <w:proofErr w:type="spellEnd"/>
+      <w:r>
+        <w:rPr>
+          <w:rFonts w:ascii="Arial" w:hAnsi="Arial" w:cs="Arial"/>
+          <w:sz w:val="20"/>
+        </w:rPr>
+        <w:t xml:space="preserve"> Linked Primary Care and Hospitalization Datasets. J Infect Dis. 2017 Nov 15;216(8):957–65. </w:t>
+      </w:r>
+    </w:p>
+    <w:p>
+      <w:pPr>
+        <w:pStyle w:val="Bibliography"/>
+        <w:rPr>
+          <w:rFonts w:ascii="Arial" w:hAnsi="Arial" w:cs="Arial"/>
+          <w:sz w:val="20"/>
+        </w:rPr>
+      </w:pPr>
+      <w:r>
+        <w:rPr>
+          <w:rFonts w:ascii="Arial" w:hAnsi="Arial" w:cs="Arial"/>
+          <w:sz w:val="20"/>
+        </w:rPr>
+        <w:t>4.</w:t>
+      </w:r>
+      <w:r>
+        <w:rPr>
+          <w:rFonts w:ascii="Arial" w:hAnsi="Arial" w:cs="Arial"/>
+          <w:sz w:val="20"/>
+        </w:rPr>
+        <w:tab/>
+        <w:t xml:space="preserve">Bartsch SM, O’Shea KJ, Wedlock PT, Ferguson MC, Siegmund SS, Lee BY. Potential Clinical and Economic Value of Norovirus Vaccination in the Community Setting. Am J Prev Med. 2021 Mar;60(3):360–8. </w:t>
+      </w:r>
+    </w:p>
+    <w:p>
+      <w:pPr>
+        <w:pStyle w:val="Bibliography"/>
+        <w:rPr>
+          <w:rFonts w:ascii="Arial" w:hAnsi="Arial" w:cs="Arial"/>
+          <w:sz w:val="20"/>
+        </w:rPr>
+      </w:pPr>
+      <w:r>
+        <w:rPr>
+          <w:rFonts w:ascii="Arial" w:hAnsi="Arial" w:cs="Arial"/>
+          <w:sz w:val="20"/>
+        </w:rPr>
+        <w:t>5.</w:t>
+      </w:r>
+      <w:r>
+        <w:rPr>
+          <w:rFonts w:ascii="Arial" w:hAnsi="Arial" w:cs="Arial"/>
+          <w:sz w:val="20"/>
+        </w:rPr>
+        <w:tab/>
+        <w:t xml:space="preserve">UK Renal Registry. Acute kidney injury (AKI) in England – a report on the nationwide collection of AKI warning test scores from 2022. 2023. </w:t>
+      </w:r>
+    </w:p>
+    <w:p>
+      <w:pPr>
+        <w:pStyle w:val="Bibliography"/>
+        <w:rPr>
+          <w:rFonts w:ascii="Arial" w:hAnsi="Arial" w:cs="Arial"/>
+          <w:sz w:val="20"/>
+        </w:rPr>
+      </w:pPr>
+      <w:r>
+        <w:rPr>
+          <w:rFonts w:ascii="Arial" w:hAnsi="Arial" w:cs="Arial"/>
+          <w:sz w:val="20"/>
+        </w:rPr>
+        <w:t>6.</w:t>
+      </w:r>
+      <w:r>
+        <w:rPr>
+          <w:rFonts w:ascii="Arial" w:hAnsi="Arial" w:cs="Arial"/>
+          <w:sz w:val="20"/>
+        </w:rPr>
+        <w:tab/>
+        <w:t xml:space="preserve">Simmons K, Gambhir M, Leon J, </w:t>
+      </w:r>
+      <w:proofErr w:type="spellStart"/>
+      <w:r>
+        <w:rPr>
+          <w:rFonts w:ascii="Arial" w:hAnsi="Arial" w:cs="Arial"/>
+          <w:sz w:val="20"/>
+        </w:rPr>
+        <w:t>Lopman</w:t>
+      </w:r>
+      <w:proofErr w:type="spellEnd"/>
+      <w:r>
+        <w:rPr>
+          <w:rFonts w:ascii="Arial" w:hAnsi="Arial" w:cs="Arial"/>
+          <w:sz w:val="20"/>
+        </w:rPr>
+        <w:t xml:space="preserve"> B. Duration of Immunity to Norovirus Gastroenteritis. Emerg Infect Dis. 2013 Aug;19(8):1260–7. </w:t>
+      </w:r>
+    </w:p>
+    <w:p>
+      <w:pPr>
+        <w:pStyle w:val="Bibliography"/>
+        <w:rPr>
+          <w:rFonts w:ascii="Arial" w:hAnsi="Arial" w:cs="Arial"/>
+          <w:sz w:val="20"/>
+        </w:rPr>
+      </w:pPr>
+      <w:r>
+        <w:rPr>
+          <w:rFonts w:ascii="Arial" w:hAnsi="Arial" w:cs="Arial"/>
+          <w:sz w:val="20"/>
+        </w:rPr>
+        <w:t>7.</w:t>
+      </w:r>
+      <w:r>
+        <w:rPr>
+          <w:rFonts w:ascii="Arial" w:hAnsi="Arial" w:cs="Arial"/>
+          <w:sz w:val="20"/>
+        </w:rPr>
+        <w:tab/>
+        <w:t xml:space="preserve">Glass RI, Parashar UD, Estes MK. Norovirus Gastroenteritis. N Engl J Med. 2009 Oct 29;361(18):1776–85. </w:t>
+      </w:r>
+    </w:p>
+    <w:p>
+      <w:pPr>
+        <w:pStyle w:val="Bibliography"/>
+        <w:rPr>
+          <w:rFonts w:ascii="Arial" w:hAnsi="Arial" w:cs="Arial"/>
+          <w:sz w:val="20"/>
+        </w:rPr>
+      </w:pPr>
+      <w:r>
+        <w:rPr>
+          <w:rFonts w:ascii="Arial" w:hAnsi="Arial" w:cs="Arial"/>
+          <w:sz w:val="20"/>
+        </w:rPr>
+        <w:t>8.</w:t>
+      </w:r>
+      <w:r>
+        <w:rPr>
+          <w:rFonts w:ascii="Arial" w:hAnsi="Arial" w:cs="Arial"/>
+          <w:sz w:val="20"/>
+        </w:rPr>
+        <w:tab/>
+        <w:t xml:space="preserve">Atmar RL, </w:t>
+      </w:r>
+      <w:proofErr w:type="spellStart"/>
+      <w:r>
+        <w:rPr>
+          <w:rFonts w:ascii="Arial" w:hAnsi="Arial" w:cs="Arial"/>
+          <w:sz w:val="20"/>
+        </w:rPr>
+        <w:t>Opekun</w:t>
+      </w:r>
+      <w:proofErr w:type="spellEnd"/>
+      <w:r>
+        <w:rPr>
+          <w:rFonts w:ascii="Arial" w:hAnsi="Arial" w:cs="Arial"/>
+          <w:sz w:val="20"/>
+        </w:rPr>
+        <w:t xml:space="preserve"> AR, Gilger MA, Estes MK, Crawford SE, Neill FH, et al. Norwalk Virus Shedding after Experimental Human Infection. Emerg Infect Dis. 2008 Oct;14(10):1553–7. </w:t>
+      </w:r>
+    </w:p>
+    <w:p>
+      <w:pPr>
+        <w:pStyle w:val="Bibliography"/>
+        <w:rPr>
+          <w:rFonts w:ascii="Arial" w:hAnsi="Arial" w:cs="Arial"/>
+          <w:sz w:val="20"/>
+        </w:rPr>
+      </w:pPr>
+      <w:r>
+        <w:rPr>
+          <w:rFonts w:ascii="Arial" w:hAnsi="Arial" w:cs="Arial"/>
+          <w:sz w:val="20"/>
+        </w:rPr>
+        <w:t>9.</w:t>
+      </w:r>
+      <w:r>
+        <w:rPr>
+          <w:rFonts w:ascii="Arial" w:hAnsi="Arial" w:cs="Arial"/>
+          <w:sz w:val="20"/>
+        </w:rPr>
+        <w:tab/>
+        <w:t xml:space="preserve">Wu Q song, Xuan Z liang, Liu J </w:t>
+      </w:r>
+      <w:proofErr w:type="spellStart"/>
+      <w:r>
+        <w:rPr>
+          <w:rFonts w:ascii="Arial" w:hAnsi="Arial" w:cs="Arial"/>
+          <w:sz w:val="20"/>
+        </w:rPr>
+        <w:t>yi</w:t>
+      </w:r>
+      <w:proofErr w:type="spellEnd"/>
+      <w:r>
+        <w:rPr>
+          <w:rFonts w:ascii="Arial" w:hAnsi="Arial" w:cs="Arial"/>
+          <w:sz w:val="20"/>
+        </w:rPr>
+        <w:t xml:space="preserve">, Zhao X </w:t>
+      </w:r>
+      <w:proofErr w:type="spellStart"/>
+      <w:r>
+        <w:rPr>
+          <w:rFonts w:ascii="Arial" w:hAnsi="Arial" w:cs="Arial"/>
+          <w:sz w:val="20"/>
+        </w:rPr>
+        <w:t>tao</w:t>
+      </w:r>
+      <w:proofErr w:type="spellEnd"/>
+      <w:r>
+        <w:rPr>
+          <w:rFonts w:ascii="Arial" w:hAnsi="Arial" w:cs="Arial"/>
+          <w:sz w:val="20"/>
+        </w:rPr>
+        <w:t xml:space="preserve">, Chen Y fang, Wang C xi, et al. Norovirus shedding among symptomatic and asymptomatic employees in outbreak settings in Shanghai, China. BMC Infect Dis. 2019 Dec;19(1):592. </w:t>
+      </w:r>
+    </w:p>
+    <w:p>
+      <w:pPr>
+        <w:pStyle w:val="Bibliography"/>
+        <w:rPr>
+          <w:rFonts w:ascii="Arial" w:hAnsi="Arial" w:cs="Arial"/>
+          <w:sz w:val="20"/>
+        </w:rPr>
+      </w:pPr>
+      <w:r>
+        <w:rPr>
+          <w:rFonts w:ascii="Arial" w:hAnsi="Arial" w:cs="Arial"/>
+          <w:sz w:val="20"/>
+        </w:rPr>
+        <w:t>10.</w:t>
+      </w:r>
+      <w:r>
+        <w:rPr>
+          <w:rFonts w:ascii="Arial" w:hAnsi="Arial" w:cs="Arial"/>
+          <w:sz w:val="20"/>
+        </w:rPr>
+        <w:tab/>
+        <w:t>Office for National Statistics. Vital statistics in the UK: births, deaths and marriages [Internet]. Available from: https://www.ons.gov.uk/peoplepopulationandcommunity/populationandmigration/populationestimates/datasets/vitalstatisticspopulationandhealthreferencetables</w:t>
+      </w:r>
+    </w:p>
+    <w:p>
+      <w:pPr>
+        <w:pStyle w:val="Bibliography"/>
+        <w:rPr>
+          <w:rFonts w:ascii="Arial" w:hAnsi="Arial" w:cs="Arial"/>
+          <w:sz w:val="20"/>
+        </w:rPr>
+      </w:pPr>
+      <w:r>
+        <w:rPr>
+          <w:rFonts w:ascii="Arial" w:hAnsi="Arial" w:cs="Arial"/>
+          <w:sz w:val="20"/>
+        </w:rPr>
+        <w:t>11.</w:t>
+      </w:r>
+      <w:r>
+        <w:rPr>
+          <w:rFonts w:ascii="Arial" w:hAnsi="Arial" w:cs="Arial"/>
+          <w:sz w:val="20"/>
+        </w:rPr>
+        <w:tab/>
+      </w:r>
+      <w:proofErr w:type="spellStart"/>
+      <w:r>
+        <w:rPr>
+          <w:rFonts w:ascii="Arial" w:hAnsi="Arial" w:cs="Arial"/>
+          <w:sz w:val="20"/>
+        </w:rPr>
+        <w:t>Mossong</w:t>
+      </w:r>
+      <w:proofErr w:type="spellEnd"/>
+      <w:r>
+        <w:rPr>
+          <w:rFonts w:ascii="Arial" w:hAnsi="Arial" w:cs="Arial"/>
+          <w:sz w:val="20"/>
+        </w:rPr>
+        <w:t xml:space="preserve"> J, Hens N, Jit M, </w:t>
+      </w:r>
+      <w:proofErr w:type="spellStart"/>
+      <w:r>
+        <w:rPr>
+          <w:rFonts w:ascii="Arial" w:hAnsi="Arial" w:cs="Arial"/>
+          <w:sz w:val="20"/>
+        </w:rPr>
+        <w:t>Beutels</w:t>
+      </w:r>
+      <w:proofErr w:type="spellEnd"/>
+      <w:r>
+        <w:rPr>
+          <w:rFonts w:ascii="Arial" w:hAnsi="Arial" w:cs="Arial"/>
+          <w:sz w:val="20"/>
+        </w:rPr>
+        <w:t xml:space="preserve"> P, </w:t>
+      </w:r>
+      <w:proofErr w:type="spellStart"/>
+      <w:r>
+        <w:rPr>
+          <w:rFonts w:ascii="Arial" w:hAnsi="Arial" w:cs="Arial"/>
+          <w:sz w:val="20"/>
+        </w:rPr>
+        <w:t>Auranen</w:t>
+      </w:r>
+      <w:proofErr w:type="spellEnd"/>
+      <w:r>
+        <w:rPr>
+          <w:rFonts w:ascii="Arial" w:hAnsi="Arial" w:cs="Arial"/>
+          <w:sz w:val="20"/>
+        </w:rPr>
+        <w:t xml:space="preserve"> K, Mikolajczyk R, et al. Social Contacts and Mixing Patterns Relevant to the Spread of Infectious Diseases. Riley S, editor. </w:t>
+      </w:r>
+      <w:proofErr w:type="spellStart"/>
+      <w:r>
+        <w:rPr>
+          <w:rFonts w:ascii="Arial" w:hAnsi="Arial" w:cs="Arial"/>
+          <w:sz w:val="20"/>
+        </w:rPr>
+        <w:t>PLoS</w:t>
+      </w:r>
+      <w:proofErr w:type="spellEnd"/>
+      <w:r>
+        <w:rPr>
+          <w:rFonts w:ascii="Arial" w:hAnsi="Arial" w:cs="Arial"/>
+          <w:sz w:val="20"/>
+        </w:rPr>
+        <w:t xml:space="preserve"> Med. 2008 Mar 25;5(3</w:t>
+      </w:r>
+      <w:proofErr w:type="gramStart"/>
+      <w:r>
+        <w:rPr>
+          <w:rFonts w:ascii="Arial" w:hAnsi="Arial" w:cs="Arial"/>
+          <w:sz w:val="20"/>
+        </w:rPr>
+        <w:t>):e</w:t>
+      </w:r>
+      <w:proofErr w:type="gramEnd"/>
+      <w:r>
+        <w:rPr>
+          <w:rFonts w:ascii="Arial" w:hAnsi="Arial" w:cs="Arial"/>
+          <w:sz w:val="20"/>
+        </w:rPr>
+        <w:t xml:space="preserve">74. </w:t>
+      </w:r>
+    </w:p>
+    <w:p>
+      <w:pPr>
+        <w:pStyle w:val="Bibliography"/>
+        <w:rPr>
+          <w:rFonts w:ascii="Arial" w:hAnsi="Arial" w:cs="Arial"/>
+          <w:sz w:val="20"/>
+        </w:rPr>
+      </w:pPr>
+      <w:r>
+        <w:rPr>
+          <w:rFonts w:ascii="Arial" w:hAnsi="Arial" w:cs="Arial"/>
+          <w:sz w:val="20"/>
+        </w:rPr>
+        <w:t>12.</w:t>
+      </w:r>
+      <w:r>
+        <w:rPr>
+          <w:rFonts w:ascii="Arial" w:hAnsi="Arial" w:cs="Arial"/>
+          <w:sz w:val="20"/>
+        </w:rPr>
+        <w:tab/>
+      </w:r>
+      <w:proofErr w:type="spellStart"/>
+      <w:r>
+        <w:rPr>
+          <w:rFonts w:ascii="Arial" w:hAnsi="Arial" w:cs="Arial"/>
+          <w:sz w:val="20"/>
+        </w:rPr>
+        <w:t>Sukhrie</w:t>
+      </w:r>
+      <w:proofErr w:type="spellEnd"/>
+      <w:r>
+        <w:rPr>
+          <w:rFonts w:ascii="Arial" w:hAnsi="Arial" w:cs="Arial"/>
+          <w:sz w:val="20"/>
+        </w:rPr>
+        <w:t xml:space="preserve"> FHA, Teunis P, </w:t>
+      </w:r>
+      <w:proofErr w:type="spellStart"/>
+      <w:r>
+        <w:rPr>
+          <w:rFonts w:ascii="Arial" w:hAnsi="Arial" w:cs="Arial"/>
+          <w:sz w:val="20"/>
+        </w:rPr>
+        <w:t>Vennema</w:t>
+      </w:r>
+      <w:proofErr w:type="spellEnd"/>
+      <w:r>
+        <w:rPr>
+          <w:rFonts w:ascii="Arial" w:hAnsi="Arial" w:cs="Arial"/>
+          <w:sz w:val="20"/>
+        </w:rPr>
+        <w:t xml:space="preserve"> H, Copra C, Thijs </w:t>
+      </w:r>
+      <w:proofErr w:type="spellStart"/>
+      <w:r>
+        <w:rPr>
+          <w:rFonts w:ascii="Arial" w:hAnsi="Arial" w:cs="Arial"/>
+          <w:sz w:val="20"/>
+        </w:rPr>
+        <w:t>Beersma</w:t>
+      </w:r>
+      <w:proofErr w:type="spellEnd"/>
+      <w:r>
+        <w:rPr>
+          <w:rFonts w:ascii="Arial" w:hAnsi="Arial" w:cs="Arial"/>
+          <w:sz w:val="20"/>
+        </w:rPr>
+        <w:t xml:space="preserve"> MFC, </w:t>
+      </w:r>
+      <w:proofErr w:type="spellStart"/>
+      <w:r>
+        <w:rPr>
+          <w:rFonts w:ascii="Arial" w:hAnsi="Arial" w:cs="Arial"/>
+          <w:sz w:val="20"/>
+        </w:rPr>
+        <w:t>Bogerman</w:t>
+      </w:r>
+      <w:proofErr w:type="spellEnd"/>
+      <w:r>
+        <w:rPr>
+          <w:rFonts w:ascii="Arial" w:hAnsi="Arial" w:cs="Arial"/>
+          <w:sz w:val="20"/>
+        </w:rPr>
+        <w:t xml:space="preserve"> J, et al. Nosocomial Transmission of Norovirus Is Mainly Caused by Symptomatic Cases. Clin Infect Dis. 2012 Apr 1;54(7):931–7. </w:t>
+      </w:r>
+    </w:p>
+    <w:p>
+      <w:pPr>
+        <w:pStyle w:val="Bibliography"/>
+        <w:rPr>
+          <w:rFonts w:ascii="Arial" w:hAnsi="Arial" w:cs="Arial"/>
+          <w:sz w:val="20"/>
+        </w:rPr>
+      </w:pPr>
+      <w:r>
+        <w:rPr>
+          <w:rFonts w:ascii="Arial" w:hAnsi="Arial" w:cs="Arial"/>
+          <w:sz w:val="20"/>
+        </w:rPr>
+        <w:t>13.</w:t>
+      </w:r>
+      <w:r>
+        <w:rPr>
+          <w:rFonts w:ascii="Arial" w:hAnsi="Arial" w:cs="Arial"/>
+          <w:sz w:val="20"/>
+        </w:rPr>
+        <w:tab/>
+        <w:t xml:space="preserve">Martin A, Cottrell S, Standaert B. Estimating utility scores in young children with acute rotavirus gastroenteritis in the UK. J Med Econ. 2008 Jan;11(3):471–84. </w:t>
+      </w:r>
+    </w:p>
+    <w:p>
+      <w:pPr>
+        <w:pStyle w:val="Bibliography"/>
+        <w:rPr>
+          <w:rFonts w:ascii="Arial" w:hAnsi="Arial" w:cs="Arial"/>
+          <w:sz w:val="20"/>
+        </w:rPr>
+      </w:pPr>
+      <w:r>
+        <w:rPr>
+          <w:rFonts w:ascii="Arial" w:hAnsi="Arial" w:cs="Arial"/>
+          <w:sz w:val="20"/>
+        </w:rPr>
+        <w:t>14.</w:t>
+      </w:r>
+      <w:r>
+        <w:rPr>
+          <w:rFonts w:ascii="Arial" w:hAnsi="Arial" w:cs="Arial"/>
+          <w:sz w:val="20"/>
+        </w:rPr>
+        <w:tab/>
+        <w:t>Nisula S, Vaara ST, Kaukonen KM, Reinikainen M, Koivisto SP, Inkinen O, et al. Six-month survival and quality of life of intensive care patients with acute kidney injury. Crit Care. 2013 Oct 22;17(5</w:t>
+      </w:r>
+      <w:proofErr w:type="gramStart"/>
+      <w:r>
+        <w:rPr>
+          <w:rFonts w:ascii="Arial" w:hAnsi="Arial" w:cs="Arial"/>
+          <w:sz w:val="20"/>
+        </w:rPr>
+        <w:t>):R</w:t>
+      </w:r>
+      <w:proofErr w:type="gramEnd"/>
+      <w:r>
+        <w:rPr>
+          <w:rFonts w:ascii="Arial" w:hAnsi="Arial" w:cs="Arial"/>
+          <w:sz w:val="20"/>
+        </w:rPr>
+        <w:t xml:space="preserve">250. </w:t>
+      </w:r>
+    </w:p>
+    <w:p>
+      <w:pPr>
+        <w:pStyle w:val="Bibliography"/>
+        <w:rPr>
+          <w:rFonts w:ascii="Arial" w:hAnsi="Arial" w:cs="Arial"/>
+          <w:sz w:val="20"/>
+        </w:rPr>
+      </w:pPr>
+      <w:r>
+        <w:rPr>
+          <w:rFonts w:ascii="Arial" w:hAnsi="Arial" w:cs="Arial"/>
+          <w:sz w:val="20"/>
+        </w:rPr>
+        <w:t>15.</w:t>
+      </w:r>
+      <w:r>
+        <w:rPr>
+          <w:rFonts w:ascii="Arial" w:hAnsi="Arial" w:cs="Arial"/>
+          <w:sz w:val="20"/>
+        </w:rPr>
+        <w:tab/>
+        <w:t>Jones KC, Weatherly H, Birch S, Castelli A, Chalkley M, Dargan A, et al. Unit Costs of Health and Social Care 2023 Manual [Internet]. Personal Social Services Research Unit (University of Kent) &amp; Centre for Health Economics (University of York); 2024 [cited 2025 Jun 28]. Available from: https://kar.kent.ac.uk/id/eprint/105685</w:t>
+      </w:r>
+    </w:p>
+    <w:p>
+      <w:pPr>
+        <w:pStyle w:val="Bibliography"/>
+        <w:rPr>
+          <w:rFonts w:ascii="Arial" w:hAnsi="Arial" w:cs="Arial"/>
+          <w:sz w:val="20"/>
+        </w:rPr>
+      </w:pPr>
+      <w:r>
+        <w:rPr>
+          <w:rFonts w:ascii="Arial" w:hAnsi="Arial" w:cs="Arial"/>
+          <w:sz w:val="20"/>
+        </w:rPr>
+        <w:t>16.</w:t>
+      </w:r>
+      <w:r>
+        <w:rPr>
+          <w:rFonts w:ascii="Arial" w:hAnsi="Arial" w:cs="Arial"/>
+          <w:sz w:val="20"/>
+        </w:rPr>
+        <w:tab/>
+        <w:t>NHS England. 2021/22 National Cost Collection Data Publication [Internet]. 2023. Available from: https://www.england.nhs.uk/publication/2021-22-national-cost-collection-data-publication/</w:t>
+      </w:r>
+    </w:p>
+    <w:p>
+      <w:pPr>
+        <w:pStyle w:val="Bibliography"/>
+        <w:rPr>
+          <w:rFonts w:ascii="Arial" w:hAnsi="Arial" w:cs="Arial"/>
+          <w:sz w:val="20"/>
+        </w:rPr>
+      </w:pPr>
+      <w:r>
+        <w:rPr>
+          <w:rFonts w:ascii="Arial" w:hAnsi="Arial" w:cs="Arial"/>
+          <w:sz w:val="20"/>
+        </w:rPr>
+        <w:lastRenderedPageBreak/>
+        <w:t>17.</w:t>
+      </w:r>
+      <w:r>
+        <w:rPr>
+          <w:rFonts w:ascii="Arial" w:hAnsi="Arial" w:cs="Arial"/>
+          <w:sz w:val="20"/>
+        </w:rPr>
+        <w:tab/>
+        <w:t>Crocker-</w:t>
+      </w:r>
+      <w:proofErr w:type="spellStart"/>
+      <w:r>
+        <w:rPr>
+          <w:rFonts w:ascii="Arial" w:hAnsi="Arial" w:cs="Arial"/>
+          <w:sz w:val="20"/>
+        </w:rPr>
+        <w:t>Buque</w:t>
+      </w:r>
+      <w:proofErr w:type="spellEnd"/>
+      <w:r>
+        <w:rPr>
+          <w:rFonts w:ascii="Arial" w:hAnsi="Arial" w:cs="Arial"/>
+          <w:sz w:val="20"/>
+        </w:rPr>
+        <w:t xml:space="preserve"> T, Mohan K, Ramsay M, Edelstein M, Mounier-Jack S. What is the cost of delivering routine vaccinations at GP practices in England? A comparative time-driven activity-based costing analysis. Hum Vaccines </w:t>
+      </w:r>
+      <w:proofErr w:type="spellStart"/>
+      <w:r>
+        <w:rPr>
+          <w:rFonts w:ascii="Arial" w:hAnsi="Arial" w:cs="Arial"/>
+          <w:sz w:val="20"/>
+        </w:rPr>
+        <w:t>Immunother</w:t>
+      </w:r>
+      <w:proofErr w:type="spellEnd"/>
+      <w:r>
+        <w:rPr>
+          <w:rFonts w:ascii="Arial" w:hAnsi="Arial" w:cs="Arial"/>
+          <w:sz w:val="20"/>
+        </w:rPr>
+        <w:t xml:space="preserve">. 2019 Dec 2;15(12):3016–23. </w:t>
+      </w:r>
+    </w:p>
+    <w:p>
+      <w:pPr>
+        <w:rPr>
+          <w:rFonts w:ascii="Arial" w:hAnsi="Arial" w:cs="Arial"/>
+          <w:sz w:val="20"/>
+          <w:szCs w:val="20"/>
+        </w:rPr>
+      </w:pPr>
+      <w:r>
+        <w:rPr>
+          <w:rFonts w:ascii="Arial" w:hAnsi="Arial" w:cs="Arial"/>
+          <w:sz w:val="20"/>
+          <w:szCs w:val="20"/>
+        </w:rPr>
+        <w:fldChar w:fldCharType="end"/>
       </w:r>
     </w:p>
     <w:sectPr>
@@ -10014,8 +13441,123 @@
       </w:rPr>
     </w:lvl>
   </w:abstractNum>
+  <w:abstractNum w:abstractNumId="1" w15:restartNumberingAfterBreak="0">
+    <w:nsid w:val="68CE649D"/>
+    <w:multiLevelType w:val="hybridMultilevel"/>
+    <w:tmpl w:val="1E4A8538"/>
+    <w:lvl w:ilvl="0" w:tplc="429481B2">
+      <w:numFmt w:val="bullet"/>
+      <w:lvlText w:val=""/>
+      <w:lvlJc w:val="left"/>
+      <w:pPr>
+        <w:ind w:left="720" w:hanging="360"/>
+      </w:pPr>
+      <w:rPr>
+        <w:rFonts w:ascii="Symbol" w:eastAsiaTheme="minorEastAsia" w:hAnsi="Symbol" w:cs="Arial" w:hint="default"/>
+      </w:rPr>
+    </w:lvl>
+    <w:lvl w:ilvl="1" w:tplc="08090003" w:tentative="1">
+      <w:start w:val="1"/>
+      <w:numFmt w:val="bullet"/>
+      <w:lvlText w:val="o"/>
+      <w:lvlJc w:val="left"/>
+      <w:pPr>
+        <w:ind w:left="1440" w:hanging="360"/>
+      </w:pPr>
+      <w:rPr>
+        <w:rFonts w:ascii="Courier New" w:hAnsi="Courier New" w:cs="Courier New" w:hint="default"/>
+      </w:rPr>
+    </w:lvl>
+    <w:lvl w:ilvl="2" w:tplc="08090005" w:tentative="1">
+      <w:start w:val="1"/>
+      <w:numFmt w:val="bullet"/>
+      <w:lvlText w:val=""/>
+      <w:lvlJc w:val="left"/>
+      <w:pPr>
+        <w:ind w:left="2160" w:hanging="360"/>
+      </w:pPr>
+      <w:rPr>
+        <w:rFonts w:ascii="Wingdings" w:hAnsi="Wingdings" w:hint="default"/>
+      </w:rPr>
+    </w:lvl>
+    <w:lvl w:ilvl="3" w:tplc="08090001" w:tentative="1">
+      <w:start w:val="1"/>
+      <w:numFmt w:val="bullet"/>
+      <w:lvlText w:val=""/>
+      <w:lvlJc w:val="left"/>
+      <w:pPr>
+        <w:ind w:left="2880" w:hanging="360"/>
+      </w:pPr>
+      <w:rPr>
+        <w:rFonts w:ascii="Symbol" w:hAnsi="Symbol" w:hint="default"/>
+      </w:rPr>
+    </w:lvl>
+    <w:lvl w:ilvl="4" w:tplc="08090003" w:tentative="1">
+      <w:start w:val="1"/>
+      <w:numFmt w:val="bullet"/>
+      <w:lvlText w:val="o"/>
+      <w:lvlJc w:val="left"/>
+      <w:pPr>
+        <w:ind w:left="3600" w:hanging="360"/>
+      </w:pPr>
+      <w:rPr>
+        <w:rFonts w:ascii="Courier New" w:hAnsi="Courier New" w:cs="Courier New" w:hint="default"/>
+      </w:rPr>
+    </w:lvl>
+    <w:lvl w:ilvl="5" w:tplc="08090005" w:tentative="1">
+      <w:start w:val="1"/>
+      <w:numFmt w:val="bullet"/>
+      <w:lvlText w:val=""/>
+      <w:lvlJc w:val="left"/>
+      <w:pPr>
+        <w:ind w:left="4320" w:hanging="360"/>
+      </w:pPr>
+      <w:rPr>
+        <w:rFonts w:ascii="Wingdings" w:hAnsi="Wingdings" w:hint="default"/>
+      </w:rPr>
+    </w:lvl>
+    <w:lvl w:ilvl="6" w:tplc="08090001" w:tentative="1">
+      <w:start w:val="1"/>
+      <w:numFmt w:val="bullet"/>
+      <w:lvlText w:val=""/>
+      <w:lvlJc w:val="left"/>
+      <w:pPr>
+        <w:ind w:left="5040" w:hanging="360"/>
+      </w:pPr>
+      <w:rPr>
+        <w:rFonts w:ascii="Symbol" w:hAnsi="Symbol" w:hint="default"/>
+      </w:rPr>
+    </w:lvl>
+    <w:lvl w:ilvl="7" w:tplc="08090003" w:tentative="1">
+      <w:start w:val="1"/>
+      <w:numFmt w:val="bullet"/>
+      <w:lvlText w:val="o"/>
+      <w:lvlJc w:val="left"/>
+      <w:pPr>
+        <w:ind w:left="5760" w:hanging="360"/>
+      </w:pPr>
+      <w:rPr>
+        <w:rFonts w:ascii="Courier New" w:hAnsi="Courier New" w:cs="Courier New" w:hint="default"/>
+      </w:rPr>
+    </w:lvl>
+    <w:lvl w:ilvl="8" w:tplc="08090005" w:tentative="1">
+      <w:start w:val="1"/>
+      <w:numFmt w:val="bullet"/>
+      <w:lvlText w:val=""/>
+      <w:lvlJc w:val="left"/>
+      <w:pPr>
+        <w:ind w:left="6480" w:hanging="360"/>
+      </w:pPr>
+      <w:rPr>
+        <w:rFonts w:ascii="Wingdings" w:hAnsi="Wingdings" w:hint="default"/>
+      </w:rPr>
+    </w:lvl>
+  </w:abstractNum>
   <w:num w:numId="1" w16cid:durableId="2105219186">
     <w:abstractNumId w:val="0"/>
+  </w:num>
+  <w:num w:numId="2" w16cid:durableId="1079139681">
+    <w:abstractNumId w:val="1"/>
   </w:num>
 </w:numbering>
 </file>
@@ -10420,6 +13962,7 @@
   <w:style w:type="paragraph" w:default="1" w:styleId="Normal">
     <w:name w:val="Normal"/>
     <w:qFormat/>
+    <w:rsid w:val="004A366D"/>
   </w:style>
   <w:style w:type="paragraph" w:styleId="Heading1">
     <w:name w:val="heading 1"/>
@@ -10623,7 +14166,6 @@
   <w:style w:type="character" w:default="1" w:styleId="DefaultParagraphFont">
     <w:name w:val="Default Paragraph Font"/>
     <w:uiPriority w:val="1"/>
-    <w:semiHidden/>
     <w:unhideWhenUsed/>
   </w:style>
   <w:style w:type="table" w:default="1" w:styleId="TableNormal">
@@ -10986,6 +14528,316 @@
       <w:szCs w:val="20"/>
     </w:rPr>
   </w:style>
+  <w:style w:type="table" w:styleId="ListTable1Light-Accent3">
+    <w:name w:val="List Table 1 Light Accent 3"/>
+    <w:basedOn w:val="TableNormal"/>
+    <w:uiPriority w:val="46"/>
+    <w:rsid w:val="00FC6A74"/>
+    <w:pPr>
+      <w:spacing w:after="0" w:line="240" w:lineRule="auto"/>
+    </w:pPr>
+    <w:rPr>
+      <w:sz w:val="22"/>
+      <w:szCs w:val="22"/>
+    </w:rPr>
+    <w:tblPr>
+      <w:tblStyleRowBandSize w:val="1"/>
+      <w:tblStyleColBandSize w:val="1"/>
+    </w:tblPr>
+    <w:tblStylePr w:type="firstRow">
+      <w:rPr>
+        <w:b/>
+        <w:bCs/>
+      </w:rPr>
+      <w:tblPr/>
+      <w:tcPr>
+        <w:tcBorders>
+          <w:bottom w:val="single" w:sz="4" w:space="0" w:color="47D459" w:themeColor="accent3" w:themeTint="99"/>
+        </w:tcBorders>
+      </w:tcPr>
+    </w:tblStylePr>
+    <w:tblStylePr w:type="lastRow">
+      <w:rPr>
+        <w:b/>
+        <w:bCs/>
+      </w:rPr>
+      <w:tblPr/>
+      <w:tcPr>
+        <w:tcBorders>
+          <w:top w:val="single" w:sz="4" w:space="0" w:color="47D459" w:themeColor="accent3" w:themeTint="99"/>
+        </w:tcBorders>
+      </w:tcPr>
+    </w:tblStylePr>
+    <w:tblStylePr w:type="firstCol">
+      <w:rPr>
+        <w:b/>
+        <w:bCs/>
+      </w:rPr>
+    </w:tblStylePr>
+    <w:tblStylePr w:type="lastCol">
+      <w:rPr>
+        <w:b/>
+        <w:bCs/>
+      </w:rPr>
+    </w:tblStylePr>
+    <w:tblStylePr w:type="band1Vert">
+      <w:tblPr/>
+      <w:tcPr>
+        <w:shd w:val="clear" w:color="auto" w:fill="C1F0C7" w:themeFill="accent3" w:themeFillTint="33"/>
+      </w:tcPr>
+    </w:tblStylePr>
+    <w:tblStylePr w:type="band1Horz">
+      <w:tblPr/>
+      <w:tcPr>
+        <w:shd w:val="clear" w:color="auto" w:fill="C1F0C7" w:themeFill="accent3" w:themeFillTint="33"/>
+      </w:tcPr>
+    </w:tblStylePr>
+  </w:style>
+  <w:style w:type="table" w:styleId="ListTable1Light">
+    <w:name w:val="List Table 1 Light"/>
+    <w:basedOn w:val="TableNormal"/>
+    <w:uiPriority w:val="46"/>
+    <w:rsid w:val="00FC6A74"/>
+    <w:pPr>
+      <w:spacing w:after="0" w:line="240" w:lineRule="auto"/>
+    </w:pPr>
+    <w:tblPr>
+      <w:tblStyleRowBandSize w:val="1"/>
+      <w:tblStyleColBandSize w:val="1"/>
+    </w:tblPr>
+    <w:tblStylePr w:type="firstRow">
+      <w:rPr>
+        <w:b/>
+        <w:bCs/>
+      </w:rPr>
+      <w:tblPr/>
+      <w:tcPr>
+        <w:tcBorders>
+          <w:bottom w:val="single" w:sz="4" w:space="0" w:color="666666" w:themeColor="text1" w:themeTint="99"/>
+        </w:tcBorders>
+      </w:tcPr>
+    </w:tblStylePr>
+    <w:tblStylePr w:type="lastRow">
+      <w:rPr>
+        <w:b/>
+        <w:bCs/>
+      </w:rPr>
+      <w:tblPr/>
+      <w:tcPr>
+        <w:tcBorders>
+          <w:top w:val="single" w:sz="4" w:space="0" w:color="666666" w:themeColor="text1" w:themeTint="99"/>
+        </w:tcBorders>
+      </w:tcPr>
+    </w:tblStylePr>
+    <w:tblStylePr w:type="firstCol">
+      <w:rPr>
+        <w:b/>
+        <w:bCs/>
+      </w:rPr>
+    </w:tblStylePr>
+    <w:tblStylePr w:type="lastCol">
+      <w:rPr>
+        <w:b/>
+        <w:bCs/>
+      </w:rPr>
+    </w:tblStylePr>
+    <w:tblStylePr w:type="band1Vert">
+      <w:tblPr/>
+      <w:tcPr>
+        <w:shd w:val="clear" w:color="auto" w:fill="CCCCCC" w:themeFill="text1" w:themeFillTint="33"/>
+      </w:tcPr>
+    </w:tblStylePr>
+    <w:tblStylePr w:type="band1Horz">
+      <w:tblPr/>
+      <w:tcPr>
+        <w:shd w:val="clear" w:color="auto" w:fill="CCCCCC" w:themeFill="text1" w:themeFillTint="33"/>
+      </w:tcPr>
+    </w:tblStylePr>
+  </w:style>
+  <w:style w:type="table" w:styleId="PlainTable5">
+    <w:name w:val="Plain Table 5"/>
+    <w:basedOn w:val="TableNormal"/>
+    <w:uiPriority w:val="45"/>
+    <w:rsid w:val="00FC6A74"/>
+    <w:pPr>
+      <w:spacing w:after="0" w:line="240" w:lineRule="auto"/>
+    </w:pPr>
+    <w:tblPr>
+      <w:tblStyleRowBandSize w:val="1"/>
+      <w:tblStyleColBandSize w:val="1"/>
+    </w:tblPr>
+    <w:tblStylePr w:type="firstRow">
+      <w:rPr>
+        <w:rFonts w:asciiTheme="majorHAnsi" w:eastAsiaTheme="majorEastAsia" w:hAnsiTheme="majorHAnsi" w:cstheme="majorBidi"/>
+        <w:i/>
+        <w:iCs/>
+        <w:sz w:val="26"/>
+      </w:rPr>
+      <w:tblPr/>
+      <w:tcPr>
+        <w:tcBorders>
+          <w:bottom w:val="single" w:sz="4" w:space="0" w:color="7F7F7F" w:themeColor="text1" w:themeTint="80"/>
+        </w:tcBorders>
+        <w:shd w:val="clear" w:color="auto" w:fill="FFFFFF" w:themeFill="background1"/>
+      </w:tcPr>
+    </w:tblStylePr>
+    <w:tblStylePr w:type="lastRow">
+      <w:rPr>
+        <w:rFonts w:asciiTheme="majorHAnsi" w:eastAsiaTheme="majorEastAsia" w:hAnsiTheme="majorHAnsi" w:cstheme="majorBidi"/>
+        <w:i/>
+        <w:iCs/>
+        <w:sz w:val="26"/>
+      </w:rPr>
+      <w:tblPr/>
+      <w:tcPr>
+        <w:tcBorders>
+          <w:top w:val="single" w:sz="4" w:space="0" w:color="7F7F7F" w:themeColor="text1" w:themeTint="80"/>
+        </w:tcBorders>
+        <w:shd w:val="clear" w:color="auto" w:fill="FFFFFF" w:themeFill="background1"/>
+      </w:tcPr>
+    </w:tblStylePr>
+    <w:tblStylePr w:type="firstCol">
+      <w:pPr>
+        <w:jc w:val="right"/>
+      </w:pPr>
+      <w:rPr>
+        <w:rFonts w:asciiTheme="majorHAnsi" w:eastAsiaTheme="majorEastAsia" w:hAnsiTheme="majorHAnsi" w:cstheme="majorBidi"/>
+        <w:i/>
+        <w:iCs/>
+        <w:sz w:val="26"/>
+      </w:rPr>
+      <w:tblPr/>
+      <w:tcPr>
+        <w:tcBorders>
+          <w:right w:val="single" w:sz="4" w:space="0" w:color="7F7F7F" w:themeColor="text1" w:themeTint="80"/>
+        </w:tcBorders>
+        <w:shd w:val="clear" w:color="auto" w:fill="FFFFFF" w:themeFill="background1"/>
+      </w:tcPr>
+    </w:tblStylePr>
+    <w:tblStylePr w:type="lastCol">
+      <w:rPr>
+        <w:rFonts w:asciiTheme="majorHAnsi" w:eastAsiaTheme="majorEastAsia" w:hAnsiTheme="majorHAnsi" w:cstheme="majorBidi"/>
+        <w:i/>
+        <w:iCs/>
+        <w:sz w:val="26"/>
+      </w:rPr>
+      <w:tblPr/>
+      <w:tcPr>
+        <w:tcBorders>
+          <w:left w:val="single" w:sz="4" w:space="0" w:color="7F7F7F" w:themeColor="text1" w:themeTint="80"/>
+        </w:tcBorders>
+        <w:shd w:val="clear" w:color="auto" w:fill="FFFFFF" w:themeFill="background1"/>
+      </w:tcPr>
+    </w:tblStylePr>
+    <w:tblStylePr w:type="band1Vert">
+      <w:tblPr/>
+      <w:tcPr>
+        <w:shd w:val="clear" w:color="auto" w:fill="F2F2F2" w:themeFill="background1" w:themeFillShade="F2"/>
+      </w:tcPr>
+    </w:tblStylePr>
+    <w:tblStylePr w:type="band1Horz">
+      <w:tblPr/>
+      <w:tcPr>
+        <w:shd w:val="clear" w:color="auto" w:fill="F2F2F2" w:themeFill="background1" w:themeFillShade="F2"/>
+      </w:tcPr>
+    </w:tblStylePr>
+    <w:tblStylePr w:type="neCell">
+      <w:tblPr/>
+      <w:tcPr>
+        <w:tcBorders>
+          <w:left w:val="nil"/>
+        </w:tcBorders>
+      </w:tcPr>
+    </w:tblStylePr>
+    <w:tblStylePr w:type="nwCell">
+      <w:tblPr/>
+      <w:tcPr>
+        <w:tcBorders>
+          <w:right w:val="nil"/>
+        </w:tcBorders>
+      </w:tcPr>
+    </w:tblStylePr>
+    <w:tblStylePr w:type="seCell">
+      <w:tblPr/>
+      <w:tcPr>
+        <w:tcBorders>
+          <w:left w:val="nil"/>
+        </w:tcBorders>
+      </w:tcPr>
+    </w:tblStylePr>
+    <w:tblStylePr w:type="swCell">
+      <w:tblPr/>
+      <w:tcPr>
+        <w:tcBorders>
+          <w:right w:val="nil"/>
+        </w:tcBorders>
+      </w:tcPr>
+    </w:tblStylePr>
+  </w:style>
+  <w:style w:type="table" w:styleId="PlainTable4">
+    <w:name w:val="Plain Table 4"/>
+    <w:basedOn w:val="TableNormal"/>
+    <w:uiPriority w:val="44"/>
+    <w:rsid w:val="00FC6A74"/>
+    <w:pPr>
+      <w:spacing w:after="0" w:line="240" w:lineRule="auto"/>
+    </w:pPr>
+    <w:tblPr>
+      <w:tblStyleRowBandSize w:val="1"/>
+      <w:tblStyleColBandSize w:val="1"/>
+    </w:tblPr>
+    <w:tblStylePr w:type="firstRow">
+      <w:rPr>
+        <w:b/>
+        <w:bCs/>
+      </w:rPr>
+    </w:tblStylePr>
+    <w:tblStylePr w:type="lastRow">
+      <w:rPr>
+        <w:b/>
+        <w:bCs/>
+      </w:rPr>
+    </w:tblStylePr>
+    <w:tblStylePr w:type="firstCol">
+      <w:rPr>
+        <w:b/>
+        <w:bCs/>
+      </w:rPr>
+    </w:tblStylePr>
+    <w:tblStylePr w:type="lastCol">
+      <w:rPr>
+        <w:b/>
+        <w:bCs/>
+      </w:rPr>
+    </w:tblStylePr>
+    <w:tblStylePr w:type="band1Vert">
+      <w:tblPr/>
+      <w:tcPr>
+        <w:shd w:val="clear" w:color="auto" w:fill="F2F2F2" w:themeFill="background1" w:themeFillShade="F2"/>
+      </w:tcPr>
+    </w:tblStylePr>
+    <w:tblStylePr w:type="band1Horz">
+      <w:tblPr/>
+      <w:tcPr>
+        <w:shd w:val="clear" w:color="auto" w:fill="F2F2F2" w:themeFill="background1" w:themeFillShade="F2"/>
+      </w:tcPr>
+    </w:tblStylePr>
+  </w:style>
+  <w:style w:type="paragraph" w:styleId="Bibliography">
+    <w:name w:val="Bibliography"/>
+    <w:basedOn w:val="Normal"/>
+    <w:next w:val="Normal"/>
+    <w:uiPriority w:val="37"/>
+    <w:unhideWhenUsed/>
+    <w:rsid w:val="00971A0E"/>
+    <w:pPr>
+      <w:tabs>
+        <w:tab w:val="left" w:pos="384"/>
+      </w:tabs>
+      <w:spacing w:after="240" w:line="240" w:lineRule="auto"/>
+      <w:ind w:left="384" w:hanging="384"/>
+    </w:pPr>
+  </w:style>
 </w:styles>
 </file>
 
